--- a/dokumentacia.docx
+++ b/dokumentacia.docx
@@ -1,6 +1,6 @@
 
 <file path=word/document.xml><?xml version="1.0" encoding="utf-8"?>
-<w:document xmlns:wpc="http://schemas.microsoft.com/office/word/2010/wordprocessingCanvas" xmlns:cx="http://schemas.microsoft.com/office/drawing/2014/chartex" xmlns:cx1="http://schemas.microsoft.com/office/drawing/2015/9/8/chartex" xmlns:cx2="http://schemas.microsoft.com/office/drawing/2015/10/21/chartex" xmlns:cx3="http://schemas.microsoft.com/office/drawing/2016/5/9/chartex" xmlns:cx4="http://schemas.microsoft.com/office/drawing/2016/5/10/chartex" xmlns:cx5="http://schemas.microsoft.com/office/drawing/2016/5/11/chartex" xmlns:cx6="http://schemas.microsoft.com/office/drawing/2016/5/12/chartex" xmlns:cx7="http://schemas.microsoft.com/office/drawing/2016/5/13/chartex" xmlns:cx8="http://schemas.microsoft.com/office/drawing/2016/5/14/chartex" xmlns:mc="http://schemas.openxmlformats.org/markup-compatibility/2006" xmlns:aink="http://schemas.microsoft.com/office/drawing/2016/ink" xmlns:am3d="http://schemas.microsoft.com/office/drawing/2017/model3d" xmlns:o="urn:schemas-microsoft-com:office:office" xmlns:oel="http://schemas.microsoft.com/office/2019/extlst" xmlns:r="http://schemas.openxmlformats.org/officeDocument/2006/relationships" xmlns:m="http://schemas.openxmlformats.org/officeDocument/2006/math" xmlns:v="urn:schemas-microsoft-com:vml" xmlns:wp14="http://schemas.microsoft.com/office/word/2010/wordprocessingDrawing" xmlns:wp="http://schemas.openxmlformats.org/drawingml/2006/wordprocessingDrawing" xmlns:w10="urn:schemas-microsoft-com:office:word" xmlns:w="http://schemas.openxmlformats.org/wordprocessingml/2006/main" xmlns:w14="http://schemas.microsoft.com/office/word/2010/wordml" xmlns:w15="http://schemas.microsoft.com/office/word/2012/wordml" xmlns:w16cex="http://schemas.microsoft.com/office/word/2018/wordml/cex" xmlns:w16cid="http://schemas.microsoft.com/office/word/2016/wordml/cid" xmlns:w16="http://schemas.microsoft.com/office/word/2018/wordml" xmlns:w16du="http://schemas.microsoft.com/office/word/2023/wordml/word16du" xmlns:w16sdtdh="http://schemas.microsoft.com/office/word/2020/wordml/sdtdatahash" xmlns:w16sdtfl="http://schemas.microsoft.com/office/word/2024/wordml/sdtformatlock" xmlns:w16se="http://schemas.microsoft.com/office/word/2015/wordml/symex" xmlns:wpg="http://schemas.microsoft.com/office/word/2010/wordprocessingGroup" xmlns:wpi="http://schemas.microsoft.com/office/word/2010/wordprocessingInk" xmlns:wne="http://schemas.microsoft.com/office/word/2006/wordml" xmlns:wps="http://schemas.microsoft.com/office/word/2010/wordprocessingShape" mc:Ignorable="w14 w15 w16se w16cid w16 w16cex w16sdtdh w16sdtfl w16du wp14">
+<w:document xmlns:wpc="http://schemas.microsoft.com/office/word/2010/wordprocessingCanvas" xmlns:cx="http://schemas.microsoft.com/office/drawing/2014/chartex" xmlns:cx1="http://schemas.microsoft.com/office/drawing/2015/9/8/chartex" xmlns:cx2="http://schemas.microsoft.com/office/drawing/2015/10/21/chartex" xmlns:cx3="http://schemas.microsoft.com/office/drawing/2016/5/9/chartex" xmlns:cx4="http://schemas.microsoft.com/office/drawing/2016/5/10/chartex" xmlns:cx5="http://schemas.microsoft.com/office/drawing/2016/5/11/chartex" xmlns:cx6="http://schemas.microsoft.com/office/drawing/2016/5/12/chartex" xmlns:cx7="http://schemas.microsoft.com/office/drawing/2016/5/13/chartex" xmlns:cx8="http://schemas.microsoft.com/office/drawing/2016/5/14/chartex" xmlns:mc="http://schemas.openxmlformats.org/markup-compatibility/2006" xmlns:m="http://schemas.openxmlformats.org/officeDocument/2006/math" xmlns:aink="http://schemas.microsoft.com/office/drawing/2016/ink" xmlns:am3d="http://schemas.microsoft.com/office/drawing/2017/model3d" xmlns:oel="http://schemas.microsoft.com/office/2019/extlst" xmlns:r="http://schemas.openxmlformats.org/officeDocument/2006/relationships" xmlns:wp14="http://schemas.microsoft.com/office/word/2010/wordprocessingDrawing" xmlns:wp="http://schemas.openxmlformats.org/drawingml/2006/wordprocessingDrawing" xmlns:wpg="http://schemas.microsoft.com/office/word/2010/wordprocessingGroup" xmlns:wpi="http://schemas.microsoft.com/office/word/2010/wordprocessingInk" xmlns:wps="http://schemas.microsoft.com/office/word/2010/wordprocessingShape" xmlns:o="urn:schemas-microsoft-com:office:office" xmlns:v="urn:schemas-microsoft-com:vml" xmlns:w10="urn:schemas-microsoft-com:office:word" xmlns:w="http://schemas.openxmlformats.org/wordprocessingml/2006/main" xmlns:w14="http://schemas.microsoft.com/office/word/2010/wordml" xmlns:w15="http://schemas.microsoft.com/office/word/2012/wordml" xmlns:w16cex="http://schemas.microsoft.com/office/word/2018/wordml/cex" xmlns:w16cid="http://schemas.microsoft.com/office/word/2016/wordml/cid" xmlns:w16="http://schemas.microsoft.com/office/word/2018/wordml" xmlns:w16sdtdh="http://schemas.microsoft.com/office/word/2020/wordml/sdtdatahash" xmlns:w16sdtfl="http://schemas.microsoft.com/office/word/2024/wordml/sdtformatlock" xmlns:w16se="http://schemas.microsoft.com/office/word/2015/wordml/symex" xmlns:w16du="http://schemas.microsoft.com/office/word/2023/wordml/word16du" xmlns:wne="http://schemas.microsoft.com/office/word/2006/wordml" mc:Ignorable="w14 w15 w16se w16cid w16 w16cex w16sdtdh w16sdtfl w16du wp14">
   <w:body>
     <w:p>
       <w:pPr>
@@ -202,6 +202,217 @@
         <w:br w:type="page"/>
       </w:r>
     </w:p>
+    <w:p/>
+    <w:p>
+      <w:pPr>
+        <w:pStyle w:val="SPnadpis"/>
+      </w:pPr>
+      <w:r>
+        <w:t xml:space="preserve">Popis modelu </w:t>
+      </w:r>
+    </w:p>
+    <w:p>
+      <w:pPr>
+        <w:pStyle w:val="SPnadpis"/>
+      </w:pPr>
+    </w:p>
+    <w:p>
+      <w:pPr>
+        <w:pStyle w:val="SPtext"/>
+      </w:pPr>
+      <w:r>
+        <w:t xml:space="preserve">Model Pac-Man v knižnici </w:t>
+      </w:r>
+      <w:proofErr w:type="spellStart"/>
+      <w:r>
+        <w:t>Models</w:t>
+      </w:r>
+      <w:proofErr w:type="spellEnd"/>
+      <w:r>
+        <w:t xml:space="preserve"> </w:t>
+      </w:r>
+      <w:proofErr w:type="spellStart"/>
+      <w:r>
+        <w:t>Library</w:t>
+      </w:r>
+      <w:proofErr w:type="spellEnd"/>
+      <w:r>
+        <w:t xml:space="preserve"> v sekcii </w:t>
+      </w:r>
+      <w:proofErr w:type="spellStart"/>
+      <w:r>
+        <w:t>Games</w:t>
+      </w:r>
+      <w:proofErr w:type="spellEnd"/>
+      <w:r>
+        <w:t xml:space="preserve"> je súčasťou </w:t>
+      </w:r>
+      <w:proofErr w:type="spellStart"/>
+      <w:r>
+        <w:t>NetLogo</w:t>
+      </w:r>
+      <w:proofErr w:type="spellEnd"/>
+      <w:r>
+        <w:t xml:space="preserve">. </w:t>
+      </w:r>
+      <w:r>
+        <w:t>Ide o klasickú arkádovú hru Pac-Man, v ktorej prechádzaš cez bludisko a snažíš sa zjesť všetky „</w:t>
+      </w:r>
+      <w:proofErr w:type="spellStart"/>
+      <w:r>
+        <w:t>pellets</w:t>
+      </w:r>
+      <w:proofErr w:type="spellEnd"/>
+      <w:r>
+        <w:t>“ (malé guličky</w:t>
+      </w:r>
+      <w:r>
+        <w:t>). P</w:t>
+      </w:r>
+      <w:r>
+        <w:t xml:space="preserve">opri </w:t>
+      </w:r>
+      <w:r>
+        <w:t>tom</w:t>
+      </w:r>
+      <w:r>
+        <w:t xml:space="preserve"> ťa naháňajú </w:t>
+      </w:r>
+      <w:r>
+        <w:t xml:space="preserve">a chcú zjesť </w:t>
+      </w:r>
+      <w:r>
+        <w:t>duchovia.</w:t>
+      </w:r>
+      <w:r>
+        <w:t xml:space="preserve"> Úspešnosť sa meria v skóre a počtom zostávajúcich </w:t>
+      </w:r>
+      <w:proofErr w:type="spellStart"/>
+      <w:r>
+        <w:t>životou</w:t>
+      </w:r>
+      <w:proofErr w:type="spellEnd"/>
+      <w:r>
+        <w:t>.</w:t>
+      </w:r>
+      <w:r>
+        <w:t xml:space="preserve"> To znamená že nejde o</w:t>
+      </w:r>
+      <w:r>
+        <w:t> </w:t>
+      </w:r>
+      <w:r>
+        <w:t>simuláciu</w:t>
+      </w:r>
+      <w:r>
+        <w:t xml:space="preserve"> na</w:t>
+      </w:r>
+      <w:r>
+        <w:t xml:space="preserve"> sled</w:t>
+      </w:r>
+      <w:r>
+        <w:t>ovanie</w:t>
+      </w:r>
+      <w:r>
+        <w:t xml:space="preserve">, ale o hru ktorú hráš. </w:t>
+      </w:r>
+      <w:r>
+        <w:t>K modelu patrí aj Pac-Man Level Editor, v ktorom sa dajú upravovať a tvoriť levely.</w:t>
+      </w:r>
+    </w:p>
+    <w:p>
+      <w:pPr>
+        <w:pStyle w:val="SPtext"/>
+      </w:pPr>
+      <w:r>
+        <w:t>Pravidlá hry sú:</w:t>
+      </w:r>
+    </w:p>
+    <w:p>
+      <w:pPr>
+        <w:pStyle w:val="SPtext"/>
+        <w:numPr>
+          <w:ilvl w:val="0"/>
+          <w:numId w:val="2"/>
+        </w:numPr>
+      </w:pPr>
+      <w:r>
+        <w:t>Ak ťa duch chytí (zje) tak si prehral a opakuješ level pokiaľ máš dostatočný počet životov</w:t>
+      </w:r>
+    </w:p>
+    <w:p>
+      <w:pPr>
+        <w:pStyle w:val="SPtext"/>
+        <w:numPr>
+          <w:ilvl w:val="0"/>
+          <w:numId w:val="2"/>
+        </w:numPr>
+      </w:pPr>
+      <w:r>
+        <w:t>Keď</w:t>
+      </w:r>
+      <w:r>
+        <w:t xml:space="preserve"> Pac-Man zje „</w:t>
+      </w:r>
+      <w:proofErr w:type="spellStart"/>
+      <w:r>
+        <w:t>Power-pellet</w:t>
+      </w:r>
+      <w:proofErr w:type="spellEnd"/>
+      <w:r>
+        <w:t>“</w:t>
+      </w:r>
+      <w:r>
+        <w:t xml:space="preserve"> (veľká gulička)</w:t>
+      </w:r>
+      <w:r>
+        <w:t xml:space="preserve"> tak môže Pac-Man zjesť duchov, </w:t>
+      </w:r>
+      <w:r>
+        <w:t>tí</w:t>
+      </w:r>
+      <w:r>
+        <w:t xml:space="preserve"> sa ho zľaknú a </w:t>
+      </w:r>
+      <w:r>
+        <w:t>utekajú</w:t>
+      </w:r>
+      <w:r>
+        <w:t xml:space="preserve"> od neho</w:t>
+      </w:r>
+    </w:p>
+    <w:p>
+      <w:pPr>
+        <w:pStyle w:val="SPtext"/>
+        <w:numPr>
+          <w:ilvl w:val="0"/>
+          <w:numId w:val="2"/>
+        </w:numPr>
+      </w:pPr>
+      <w:r>
+        <w:t>Bonus ktorý sa objaví na krátku chvíľu, dáva veľký počet skóre</w:t>
+      </w:r>
+    </w:p>
+    <w:p>
+      <w:pPr>
+        <w:pStyle w:val="SPtext"/>
+        <w:numPr>
+          <w:ilvl w:val="0"/>
+          <w:numId w:val="2"/>
+        </w:numPr>
+      </w:pPr>
+      <w:r>
+        <w:t xml:space="preserve">Po vyzbieraní všetkých </w:t>
+      </w:r>
+      <w:proofErr w:type="spellStart"/>
+      <w:r>
+        <w:t>pellets</w:t>
+      </w:r>
+      <w:proofErr w:type="spellEnd"/>
+      <w:r>
+        <w:t xml:space="preserve"> sa posúvaš do ďalšieho levelu (bludiska)</w:t>
+      </w:r>
+    </w:p>
     <w:sectPr>
       <w:headerReference w:type="default" r:id="rId8"/>
       <w:footerReference w:type="default" r:id="rId9"/>
@@ -216,7 +427,7 @@
 </file>
 
 <file path=word/endnotes.xml><?xml version="1.0" encoding="utf-8"?>
-<w:endnotes xmlns:wpc="http://schemas.microsoft.com/office/word/2010/wordprocessingCanvas" xmlns:cx="http://schemas.microsoft.com/office/drawing/2014/chartex" xmlns:cx1="http://schemas.microsoft.com/office/drawing/2015/9/8/chartex" xmlns:cx2="http://schemas.microsoft.com/office/drawing/2015/10/21/chartex" xmlns:cx3="http://schemas.microsoft.com/office/drawing/2016/5/9/chartex" xmlns:cx4="http://schemas.microsoft.com/office/drawing/2016/5/10/chartex" xmlns:cx5="http://schemas.microsoft.com/office/drawing/2016/5/11/chartex" xmlns:cx6="http://schemas.microsoft.com/office/drawing/2016/5/12/chartex" xmlns:cx7="http://schemas.microsoft.com/office/drawing/2016/5/13/chartex" xmlns:cx8="http://schemas.microsoft.com/office/drawing/2016/5/14/chartex" xmlns:mc="http://schemas.openxmlformats.org/markup-compatibility/2006" xmlns:aink="http://schemas.microsoft.com/office/drawing/2016/ink" xmlns:am3d="http://schemas.microsoft.com/office/drawing/2017/model3d" xmlns:o="urn:schemas-microsoft-com:office:office" xmlns:oel="http://schemas.microsoft.com/office/2019/extlst" xmlns:r="http://schemas.openxmlformats.org/officeDocument/2006/relationships" xmlns:m="http://schemas.openxmlformats.org/officeDocument/2006/math" xmlns:v="urn:schemas-microsoft-com:vml" xmlns:wp14="http://schemas.microsoft.com/office/word/2010/wordprocessingDrawing" xmlns:wp="http://schemas.openxmlformats.org/drawingml/2006/wordprocessingDrawing" xmlns:w10="urn:schemas-microsoft-com:office:word" xmlns:w="http://schemas.openxmlformats.org/wordprocessingml/2006/main" xmlns:w14="http://schemas.microsoft.com/office/word/2010/wordml" xmlns:w15="http://schemas.microsoft.com/office/word/2012/wordml" xmlns:w16cex="http://schemas.microsoft.com/office/word/2018/wordml/cex" xmlns:w16cid="http://schemas.microsoft.com/office/word/2016/wordml/cid" xmlns:w16="http://schemas.microsoft.com/office/word/2018/wordml" xmlns:w16du="http://schemas.microsoft.com/office/word/2023/wordml/word16du" xmlns:w16sdtdh="http://schemas.microsoft.com/office/word/2020/wordml/sdtdatahash" xmlns:w16sdtfl="http://schemas.microsoft.com/office/word/2024/wordml/sdtformatlock" xmlns:w16se="http://schemas.microsoft.com/office/word/2015/wordml/symex" xmlns:wpg="http://schemas.microsoft.com/office/word/2010/wordprocessingGroup" xmlns:wpi="http://schemas.microsoft.com/office/word/2010/wordprocessingInk" xmlns:wne="http://schemas.microsoft.com/office/word/2006/wordml" xmlns:wps="http://schemas.microsoft.com/office/word/2010/wordprocessingShape" mc:Ignorable="w14 w15 w16se w16cid w16 w16cex w16sdtdh w16sdtfl w16du wp14">
+<w:endnotes xmlns:wpc="http://schemas.microsoft.com/office/word/2010/wordprocessingCanvas" xmlns:cx="http://schemas.microsoft.com/office/drawing/2014/chartex" xmlns:cx1="http://schemas.microsoft.com/office/drawing/2015/9/8/chartex" xmlns:cx2="http://schemas.microsoft.com/office/drawing/2015/10/21/chartex" xmlns:cx3="http://schemas.microsoft.com/office/drawing/2016/5/9/chartex" xmlns:cx4="http://schemas.microsoft.com/office/drawing/2016/5/10/chartex" xmlns:cx5="http://schemas.microsoft.com/office/drawing/2016/5/11/chartex" xmlns:cx6="http://schemas.microsoft.com/office/drawing/2016/5/12/chartex" xmlns:cx7="http://schemas.microsoft.com/office/drawing/2016/5/13/chartex" xmlns:cx8="http://schemas.microsoft.com/office/drawing/2016/5/14/chartex" xmlns:mc="http://schemas.openxmlformats.org/markup-compatibility/2006" xmlns:m="http://schemas.openxmlformats.org/officeDocument/2006/math" xmlns:aink="http://schemas.microsoft.com/office/drawing/2016/ink" xmlns:am3d="http://schemas.microsoft.com/office/drawing/2017/model3d" xmlns:oel="http://schemas.microsoft.com/office/2019/extlst" xmlns:r="http://schemas.openxmlformats.org/officeDocument/2006/relationships" xmlns:wp14="http://schemas.microsoft.com/office/word/2010/wordprocessingDrawing" xmlns:wp="http://schemas.openxmlformats.org/drawingml/2006/wordprocessingDrawing" xmlns:wpg="http://schemas.microsoft.com/office/word/2010/wordprocessingGroup" xmlns:wpi="http://schemas.microsoft.com/office/word/2010/wordprocessingInk" xmlns:wps="http://schemas.microsoft.com/office/word/2010/wordprocessingShape" xmlns:o="urn:schemas-microsoft-com:office:office" xmlns:v="urn:schemas-microsoft-com:vml" xmlns:w10="urn:schemas-microsoft-com:office:word" xmlns:w="http://schemas.openxmlformats.org/wordprocessingml/2006/main" xmlns:w14="http://schemas.microsoft.com/office/word/2010/wordml" xmlns:w15="http://schemas.microsoft.com/office/word/2012/wordml" xmlns:w16cex="http://schemas.microsoft.com/office/word/2018/wordml/cex" xmlns:w16cid="http://schemas.microsoft.com/office/word/2016/wordml/cid" xmlns:w16="http://schemas.microsoft.com/office/word/2018/wordml" xmlns:w16sdtdh="http://schemas.microsoft.com/office/word/2020/wordml/sdtdatahash" xmlns:w16sdtfl="http://schemas.microsoft.com/office/word/2024/wordml/sdtformatlock" xmlns:w16se="http://schemas.microsoft.com/office/word/2015/wordml/symex" xmlns:w16du="http://schemas.microsoft.com/office/word/2023/wordml/word16du" xmlns:wne="http://schemas.microsoft.com/office/word/2006/wordml" mc:Ignorable="w14 w15 w16se w16cid w16 w16cex w16sdtdh w16sdtfl w16du wp14">
   <w:endnote w:type="separator" w:id="-1">
     <w:p>
       <w:r>
@@ -235,7 +446,7 @@
 </file>
 
 <file path=word/footer1.xml><?xml version="1.0" encoding="utf-8"?>
-<w:ftr xmlns:wpc="http://schemas.microsoft.com/office/word/2010/wordprocessingCanvas" xmlns:cx="http://schemas.microsoft.com/office/drawing/2014/chartex" xmlns:cx1="http://schemas.microsoft.com/office/drawing/2015/9/8/chartex" xmlns:cx2="http://schemas.microsoft.com/office/drawing/2015/10/21/chartex" xmlns:cx3="http://schemas.microsoft.com/office/drawing/2016/5/9/chartex" xmlns:cx4="http://schemas.microsoft.com/office/drawing/2016/5/10/chartex" xmlns:cx5="http://schemas.microsoft.com/office/drawing/2016/5/11/chartex" xmlns:cx6="http://schemas.microsoft.com/office/drawing/2016/5/12/chartex" xmlns:cx7="http://schemas.microsoft.com/office/drawing/2016/5/13/chartex" xmlns:cx8="http://schemas.microsoft.com/office/drawing/2016/5/14/chartex" xmlns:mc="http://schemas.openxmlformats.org/markup-compatibility/2006" xmlns:aink="http://schemas.microsoft.com/office/drawing/2016/ink" xmlns:am3d="http://schemas.microsoft.com/office/drawing/2017/model3d" xmlns:o="urn:schemas-microsoft-com:office:office" xmlns:oel="http://schemas.microsoft.com/office/2019/extlst" xmlns:r="http://schemas.openxmlformats.org/officeDocument/2006/relationships" xmlns:m="http://schemas.openxmlformats.org/officeDocument/2006/math" xmlns:v="urn:schemas-microsoft-com:vml" xmlns:wp14="http://schemas.microsoft.com/office/word/2010/wordprocessingDrawing" xmlns:wp="http://schemas.openxmlformats.org/drawingml/2006/wordprocessingDrawing" xmlns:w10="urn:schemas-microsoft-com:office:word" xmlns:w="http://schemas.openxmlformats.org/wordprocessingml/2006/main" xmlns:w14="http://schemas.microsoft.com/office/word/2010/wordml" xmlns:w15="http://schemas.microsoft.com/office/word/2012/wordml" xmlns:w16cex="http://schemas.microsoft.com/office/word/2018/wordml/cex" xmlns:w16cid="http://schemas.microsoft.com/office/word/2016/wordml/cid" xmlns:w16="http://schemas.microsoft.com/office/word/2018/wordml" xmlns:w16du="http://schemas.microsoft.com/office/word/2023/wordml/word16du" xmlns:w16sdtdh="http://schemas.microsoft.com/office/word/2020/wordml/sdtdatahash" xmlns:w16sdtfl="http://schemas.microsoft.com/office/word/2024/wordml/sdtformatlock" xmlns:w16se="http://schemas.microsoft.com/office/word/2015/wordml/symex" xmlns:wpg="http://schemas.microsoft.com/office/word/2010/wordprocessingGroup" xmlns:wpi="http://schemas.microsoft.com/office/word/2010/wordprocessingInk" xmlns:wne="http://schemas.microsoft.com/office/word/2006/wordml" xmlns:wps="http://schemas.microsoft.com/office/word/2010/wordprocessingShape" mc:Ignorable="w14 w15 w16se w16cid w16 w16cex w16sdtdh w16sdtfl w16du wp14">
+<w:ftr xmlns:wpc="http://schemas.microsoft.com/office/word/2010/wordprocessingCanvas" xmlns:cx="http://schemas.microsoft.com/office/drawing/2014/chartex" xmlns:cx1="http://schemas.microsoft.com/office/drawing/2015/9/8/chartex" xmlns:cx2="http://schemas.microsoft.com/office/drawing/2015/10/21/chartex" xmlns:cx3="http://schemas.microsoft.com/office/drawing/2016/5/9/chartex" xmlns:cx4="http://schemas.microsoft.com/office/drawing/2016/5/10/chartex" xmlns:cx5="http://schemas.microsoft.com/office/drawing/2016/5/11/chartex" xmlns:cx6="http://schemas.microsoft.com/office/drawing/2016/5/12/chartex" xmlns:cx7="http://schemas.microsoft.com/office/drawing/2016/5/13/chartex" xmlns:cx8="http://schemas.microsoft.com/office/drawing/2016/5/14/chartex" xmlns:mc="http://schemas.openxmlformats.org/markup-compatibility/2006" xmlns:m="http://schemas.openxmlformats.org/officeDocument/2006/math" xmlns:aink="http://schemas.microsoft.com/office/drawing/2016/ink" xmlns:am3d="http://schemas.microsoft.com/office/drawing/2017/model3d" xmlns:oel="http://schemas.microsoft.com/office/2019/extlst" xmlns:r="http://schemas.openxmlformats.org/officeDocument/2006/relationships" xmlns:wp14="http://schemas.microsoft.com/office/word/2010/wordprocessingDrawing" xmlns:wp="http://schemas.openxmlformats.org/drawingml/2006/wordprocessingDrawing" xmlns:wpg="http://schemas.microsoft.com/office/word/2010/wordprocessingGroup" xmlns:wpi="http://schemas.microsoft.com/office/word/2010/wordprocessingInk" xmlns:wps="http://schemas.microsoft.com/office/word/2010/wordprocessingShape" xmlns:o="urn:schemas-microsoft-com:office:office" xmlns:v="urn:schemas-microsoft-com:vml" xmlns:w10="urn:schemas-microsoft-com:office:word" xmlns:w="http://schemas.openxmlformats.org/wordprocessingml/2006/main" xmlns:w14="http://schemas.microsoft.com/office/word/2010/wordml" xmlns:w15="http://schemas.microsoft.com/office/word/2012/wordml" xmlns:w16cex="http://schemas.microsoft.com/office/word/2018/wordml/cex" xmlns:w16cid="http://schemas.microsoft.com/office/word/2016/wordml/cid" xmlns:w16="http://schemas.microsoft.com/office/word/2018/wordml" xmlns:w16sdtdh="http://schemas.microsoft.com/office/word/2020/wordml/sdtdatahash" xmlns:w16sdtfl="http://schemas.microsoft.com/office/word/2024/wordml/sdtformatlock" xmlns:w16se="http://schemas.microsoft.com/office/word/2015/wordml/symex" xmlns:w16du="http://schemas.microsoft.com/office/word/2023/wordml/word16du" xmlns:wne="http://schemas.microsoft.com/office/word/2006/wordml" mc:Ignorable="w14 w15 w16se w16cid w16 w16cex w16sdtdh w16sdtfl w16du wp14">
   <w:sdt>
     <w:sdtPr>
       <w:id w:val="-1555537685"/>
@@ -247,7 +458,7 @@
     <w:sdtContent>
       <w:p>
         <w:pPr>
-          <w:pStyle w:val="Pta"/>
+          <w:pStyle w:val="Footer"/>
           <w:jc w:val="center"/>
         </w:pPr>
         <w:r>
@@ -270,14 +481,14 @@
   </w:sdt>
   <w:p>
     <w:pPr>
-      <w:pStyle w:val="Pta"/>
+      <w:pStyle w:val="Footer"/>
     </w:pPr>
   </w:p>
 </w:ftr>
 </file>
 
 <file path=word/footnotes.xml><?xml version="1.0" encoding="utf-8"?>
-<w:footnotes xmlns:wpc="http://schemas.microsoft.com/office/word/2010/wordprocessingCanvas" xmlns:cx="http://schemas.microsoft.com/office/drawing/2014/chartex" xmlns:cx1="http://schemas.microsoft.com/office/drawing/2015/9/8/chartex" xmlns:cx2="http://schemas.microsoft.com/office/drawing/2015/10/21/chartex" xmlns:cx3="http://schemas.microsoft.com/office/drawing/2016/5/9/chartex" xmlns:cx4="http://schemas.microsoft.com/office/drawing/2016/5/10/chartex" xmlns:cx5="http://schemas.microsoft.com/office/drawing/2016/5/11/chartex" xmlns:cx6="http://schemas.microsoft.com/office/drawing/2016/5/12/chartex" xmlns:cx7="http://schemas.microsoft.com/office/drawing/2016/5/13/chartex" xmlns:cx8="http://schemas.microsoft.com/office/drawing/2016/5/14/chartex" xmlns:mc="http://schemas.openxmlformats.org/markup-compatibility/2006" xmlns:aink="http://schemas.microsoft.com/office/drawing/2016/ink" xmlns:am3d="http://schemas.microsoft.com/office/drawing/2017/model3d" xmlns:o="urn:schemas-microsoft-com:office:office" xmlns:oel="http://schemas.microsoft.com/office/2019/extlst" xmlns:r="http://schemas.openxmlformats.org/officeDocument/2006/relationships" xmlns:m="http://schemas.openxmlformats.org/officeDocument/2006/math" xmlns:v="urn:schemas-microsoft-com:vml" xmlns:wp14="http://schemas.microsoft.com/office/word/2010/wordprocessingDrawing" xmlns:wp="http://schemas.openxmlformats.org/drawingml/2006/wordprocessingDrawing" xmlns:w10="urn:schemas-microsoft-com:office:word" xmlns:w="http://schemas.openxmlformats.org/wordprocessingml/2006/main" xmlns:w14="http://schemas.microsoft.com/office/word/2010/wordml" xmlns:w15="http://schemas.microsoft.com/office/word/2012/wordml" xmlns:w16cex="http://schemas.microsoft.com/office/word/2018/wordml/cex" xmlns:w16cid="http://schemas.microsoft.com/office/word/2016/wordml/cid" xmlns:w16="http://schemas.microsoft.com/office/word/2018/wordml" xmlns:w16du="http://schemas.microsoft.com/office/word/2023/wordml/word16du" xmlns:w16sdtdh="http://schemas.microsoft.com/office/word/2020/wordml/sdtdatahash" xmlns:w16sdtfl="http://schemas.microsoft.com/office/word/2024/wordml/sdtformatlock" xmlns:w16se="http://schemas.microsoft.com/office/word/2015/wordml/symex" xmlns:wpg="http://schemas.microsoft.com/office/word/2010/wordprocessingGroup" xmlns:wpi="http://schemas.microsoft.com/office/word/2010/wordprocessingInk" xmlns:wne="http://schemas.microsoft.com/office/word/2006/wordml" xmlns:wps="http://schemas.microsoft.com/office/word/2010/wordprocessingShape" mc:Ignorable="w14 w15 w16se w16cid w16 w16cex w16sdtdh w16sdtfl w16du wp14">
+<w:footnotes xmlns:wpc="http://schemas.microsoft.com/office/word/2010/wordprocessingCanvas" xmlns:cx="http://schemas.microsoft.com/office/drawing/2014/chartex" xmlns:cx1="http://schemas.microsoft.com/office/drawing/2015/9/8/chartex" xmlns:cx2="http://schemas.microsoft.com/office/drawing/2015/10/21/chartex" xmlns:cx3="http://schemas.microsoft.com/office/drawing/2016/5/9/chartex" xmlns:cx4="http://schemas.microsoft.com/office/drawing/2016/5/10/chartex" xmlns:cx5="http://schemas.microsoft.com/office/drawing/2016/5/11/chartex" xmlns:cx6="http://schemas.microsoft.com/office/drawing/2016/5/12/chartex" xmlns:cx7="http://schemas.microsoft.com/office/drawing/2016/5/13/chartex" xmlns:cx8="http://schemas.microsoft.com/office/drawing/2016/5/14/chartex" xmlns:mc="http://schemas.openxmlformats.org/markup-compatibility/2006" xmlns:m="http://schemas.openxmlformats.org/officeDocument/2006/math" xmlns:aink="http://schemas.microsoft.com/office/drawing/2016/ink" xmlns:am3d="http://schemas.microsoft.com/office/drawing/2017/model3d" xmlns:oel="http://schemas.microsoft.com/office/2019/extlst" xmlns:r="http://schemas.openxmlformats.org/officeDocument/2006/relationships" xmlns:wp14="http://schemas.microsoft.com/office/word/2010/wordprocessingDrawing" xmlns:wp="http://schemas.openxmlformats.org/drawingml/2006/wordprocessingDrawing" xmlns:wpg="http://schemas.microsoft.com/office/word/2010/wordprocessingGroup" xmlns:wpi="http://schemas.microsoft.com/office/word/2010/wordprocessingInk" xmlns:wps="http://schemas.microsoft.com/office/word/2010/wordprocessingShape" xmlns:o="urn:schemas-microsoft-com:office:office" xmlns:v="urn:schemas-microsoft-com:vml" xmlns:w10="urn:schemas-microsoft-com:office:word" xmlns:w="http://schemas.openxmlformats.org/wordprocessingml/2006/main" xmlns:w14="http://schemas.microsoft.com/office/word/2010/wordml" xmlns:w15="http://schemas.microsoft.com/office/word/2012/wordml" xmlns:w16cex="http://schemas.microsoft.com/office/word/2018/wordml/cex" xmlns:w16cid="http://schemas.microsoft.com/office/word/2016/wordml/cid" xmlns:w16="http://schemas.microsoft.com/office/word/2018/wordml" xmlns:w16sdtdh="http://schemas.microsoft.com/office/word/2020/wordml/sdtdatahash" xmlns:w16sdtfl="http://schemas.microsoft.com/office/word/2024/wordml/sdtformatlock" xmlns:w16se="http://schemas.microsoft.com/office/word/2015/wordml/symex" xmlns:w16du="http://schemas.microsoft.com/office/word/2023/wordml/word16du" xmlns:wne="http://schemas.microsoft.com/office/word/2006/wordml" mc:Ignorable="w14 w15 w16se w16cid w16 w16cex w16sdtdh w16sdtfl w16du wp14">
   <w:footnote w:type="separator" w:id="-1">
     <w:p>
       <w:r>
@@ -296,7 +507,7 @@
 </file>
 
 <file path=word/header1.xml><?xml version="1.0" encoding="utf-8"?>
-<w:hdr xmlns:wpc="http://schemas.microsoft.com/office/word/2010/wordprocessingCanvas" xmlns:cx="http://schemas.microsoft.com/office/drawing/2014/chartex" xmlns:cx1="http://schemas.microsoft.com/office/drawing/2015/9/8/chartex" xmlns:cx2="http://schemas.microsoft.com/office/drawing/2015/10/21/chartex" xmlns:cx3="http://schemas.microsoft.com/office/drawing/2016/5/9/chartex" xmlns:cx4="http://schemas.microsoft.com/office/drawing/2016/5/10/chartex" xmlns:cx5="http://schemas.microsoft.com/office/drawing/2016/5/11/chartex" xmlns:cx6="http://schemas.microsoft.com/office/drawing/2016/5/12/chartex" xmlns:cx7="http://schemas.microsoft.com/office/drawing/2016/5/13/chartex" xmlns:cx8="http://schemas.microsoft.com/office/drawing/2016/5/14/chartex" xmlns:mc="http://schemas.openxmlformats.org/markup-compatibility/2006" xmlns:aink="http://schemas.microsoft.com/office/drawing/2016/ink" xmlns:am3d="http://schemas.microsoft.com/office/drawing/2017/model3d" xmlns:o="urn:schemas-microsoft-com:office:office" xmlns:oel="http://schemas.microsoft.com/office/2019/extlst" xmlns:r="http://schemas.openxmlformats.org/officeDocument/2006/relationships" xmlns:m="http://schemas.openxmlformats.org/officeDocument/2006/math" xmlns:v="urn:schemas-microsoft-com:vml" xmlns:wp14="http://schemas.microsoft.com/office/word/2010/wordprocessingDrawing" xmlns:wp="http://schemas.openxmlformats.org/drawingml/2006/wordprocessingDrawing" xmlns:w10="urn:schemas-microsoft-com:office:word" xmlns:w="http://schemas.openxmlformats.org/wordprocessingml/2006/main" xmlns:w14="http://schemas.microsoft.com/office/word/2010/wordml" xmlns:w15="http://schemas.microsoft.com/office/word/2012/wordml" xmlns:w16cex="http://schemas.microsoft.com/office/word/2018/wordml/cex" xmlns:w16cid="http://schemas.microsoft.com/office/word/2016/wordml/cid" xmlns:w16="http://schemas.microsoft.com/office/word/2018/wordml" xmlns:w16du="http://schemas.microsoft.com/office/word/2023/wordml/word16du" xmlns:w16sdtdh="http://schemas.microsoft.com/office/word/2020/wordml/sdtdatahash" xmlns:w16sdtfl="http://schemas.microsoft.com/office/word/2024/wordml/sdtformatlock" xmlns:w16se="http://schemas.microsoft.com/office/word/2015/wordml/symex" xmlns:wpg="http://schemas.microsoft.com/office/word/2010/wordprocessingGroup" xmlns:wpi="http://schemas.microsoft.com/office/word/2010/wordprocessingInk" xmlns:wne="http://schemas.microsoft.com/office/word/2006/wordml" xmlns:wps="http://schemas.microsoft.com/office/word/2010/wordprocessingShape" mc:Ignorable="w14 w15 w16se w16cid w16 w16cex w16sdtdh w16sdtfl w16du wp14">
+<w:hdr xmlns:wpc="http://schemas.microsoft.com/office/word/2010/wordprocessingCanvas" xmlns:cx="http://schemas.microsoft.com/office/drawing/2014/chartex" xmlns:cx1="http://schemas.microsoft.com/office/drawing/2015/9/8/chartex" xmlns:cx2="http://schemas.microsoft.com/office/drawing/2015/10/21/chartex" xmlns:cx3="http://schemas.microsoft.com/office/drawing/2016/5/9/chartex" xmlns:cx4="http://schemas.microsoft.com/office/drawing/2016/5/10/chartex" xmlns:cx5="http://schemas.microsoft.com/office/drawing/2016/5/11/chartex" xmlns:cx6="http://schemas.microsoft.com/office/drawing/2016/5/12/chartex" xmlns:cx7="http://schemas.microsoft.com/office/drawing/2016/5/13/chartex" xmlns:cx8="http://schemas.microsoft.com/office/drawing/2016/5/14/chartex" xmlns:mc="http://schemas.openxmlformats.org/markup-compatibility/2006" xmlns:m="http://schemas.openxmlformats.org/officeDocument/2006/math" xmlns:aink="http://schemas.microsoft.com/office/drawing/2016/ink" xmlns:am3d="http://schemas.microsoft.com/office/drawing/2017/model3d" xmlns:oel="http://schemas.microsoft.com/office/2019/extlst" xmlns:r="http://schemas.openxmlformats.org/officeDocument/2006/relationships" xmlns:wp14="http://schemas.microsoft.com/office/word/2010/wordprocessingDrawing" xmlns:wp="http://schemas.openxmlformats.org/drawingml/2006/wordprocessingDrawing" xmlns:wpg="http://schemas.microsoft.com/office/word/2010/wordprocessingGroup" xmlns:wpi="http://schemas.microsoft.com/office/word/2010/wordprocessingInk" xmlns:wps="http://schemas.microsoft.com/office/word/2010/wordprocessingShape" xmlns:o="urn:schemas-microsoft-com:office:office" xmlns:v="urn:schemas-microsoft-com:vml" xmlns:w10="urn:schemas-microsoft-com:office:word" xmlns:w="http://schemas.openxmlformats.org/wordprocessingml/2006/main" xmlns:w14="http://schemas.microsoft.com/office/word/2010/wordml" xmlns:w15="http://schemas.microsoft.com/office/word/2012/wordml" xmlns:w16cex="http://schemas.microsoft.com/office/word/2018/wordml/cex" xmlns:w16cid="http://schemas.microsoft.com/office/word/2016/wordml/cid" xmlns:w16="http://schemas.microsoft.com/office/word/2018/wordml" xmlns:w16sdtdh="http://schemas.microsoft.com/office/word/2020/wordml/sdtdatahash" xmlns:w16sdtfl="http://schemas.microsoft.com/office/word/2024/wordml/sdtformatlock" xmlns:w16se="http://schemas.microsoft.com/office/word/2015/wordml/symex" xmlns:w16du="http://schemas.microsoft.com/office/word/2023/wordml/word16du" xmlns:wne="http://schemas.microsoft.com/office/word/2006/wordml" mc:Ignorable="w14 w15 w16se w16cid w16 w16cex w16sdtdh w16sdtfl w16du wp14">
   <w:p>
     <w:pPr>
       <w:jc w:val="right"/>
@@ -419,8 +630,121 @@
 </file>
 
 <file path=word/numbering.xml><?xml version="1.0" encoding="utf-8"?>
-<w:numbering xmlns:wpc="http://schemas.microsoft.com/office/word/2010/wordprocessingCanvas" xmlns:cx="http://schemas.microsoft.com/office/drawing/2014/chartex" xmlns:cx1="http://schemas.microsoft.com/office/drawing/2015/9/8/chartex" xmlns:cx2="http://schemas.microsoft.com/office/drawing/2015/10/21/chartex" xmlns:cx3="http://schemas.microsoft.com/office/drawing/2016/5/9/chartex" xmlns:cx4="http://schemas.microsoft.com/office/drawing/2016/5/10/chartex" xmlns:cx5="http://schemas.microsoft.com/office/drawing/2016/5/11/chartex" xmlns:cx6="http://schemas.microsoft.com/office/drawing/2016/5/12/chartex" xmlns:cx7="http://schemas.microsoft.com/office/drawing/2016/5/13/chartex" xmlns:cx8="http://schemas.microsoft.com/office/drawing/2016/5/14/chartex" xmlns:mc="http://schemas.openxmlformats.org/markup-compatibility/2006" xmlns:aink="http://schemas.microsoft.com/office/drawing/2016/ink" xmlns:am3d="http://schemas.microsoft.com/office/drawing/2017/model3d" xmlns:o="urn:schemas-microsoft-com:office:office" xmlns:oel="http://schemas.microsoft.com/office/2019/extlst" xmlns:r="http://schemas.openxmlformats.org/officeDocument/2006/relationships" xmlns:m="http://schemas.openxmlformats.org/officeDocument/2006/math" xmlns:v="urn:schemas-microsoft-com:vml" xmlns:wp14="http://schemas.microsoft.com/office/word/2010/wordprocessingDrawing" xmlns:wp="http://schemas.openxmlformats.org/drawingml/2006/wordprocessingDrawing" xmlns:w10="urn:schemas-microsoft-com:office:word" xmlns:w="http://schemas.openxmlformats.org/wordprocessingml/2006/main" xmlns:w14="http://schemas.microsoft.com/office/word/2010/wordml" xmlns:w15="http://schemas.microsoft.com/office/word/2012/wordml" xmlns:w16cex="http://schemas.microsoft.com/office/word/2018/wordml/cex" xmlns:w16cid="http://schemas.microsoft.com/office/word/2016/wordml/cid" xmlns:w16="http://schemas.microsoft.com/office/word/2018/wordml" xmlns:w16du="http://schemas.microsoft.com/office/word/2023/wordml/word16du" xmlns:w16sdtdh="http://schemas.microsoft.com/office/word/2020/wordml/sdtdatahash" xmlns:w16sdtfl="http://schemas.microsoft.com/office/word/2024/wordml/sdtformatlock" xmlns:w16se="http://schemas.microsoft.com/office/word/2015/wordml/symex" xmlns:wpg="http://schemas.microsoft.com/office/word/2010/wordprocessingGroup" xmlns:wpi="http://schemas.microsoft.com/office/word/2010/wordprocessingInk" xmlns:wne="http://schemas.microsoft.com/office/word/2006/wordml" xmlns:wps="http://schemas.microsoft.com/office/word/2010/wordprocessingShape" mc:Ignorable="w14 w15 w16se w16cid w16 w16cex w16sdtdh w16sdtfl w16du wp14">
+<w:numbering xmlns:wpc="http://schemas.microsoft.com/office/word/2010/wordprocessingCanvas" xmlns:cx="http://schemas.microsoft.com/office/drawing/2014/chartex" xmlns:cx1="http://schemas.microsoft.com/office/drawing/2015/9/8/chartex" xmlns:cx2="http://schemas.microsoft.com/office/drawing/2015/10/21/chartex" xmlns:cx3="http://schemas.microsoft.com/office/drawing/2016/5/9/chartex" xmlns:cx4="http://schemas.microsoft.com/office/drawing/2016/5/10/chartex" xmlns:cx5="http://schemas.microsoft.com/office/drawing/2016/5/11/chartex" xmlns:cx6="http://schemas.microsoft.com/office/drawing/2016/5/12/chartex" xmlns:cx7="http://schemas.microsoft.com/office/drawing/2016/5/13/chartex" xmlns:cx8="http://schemas.microsoft.com/office/drawing/2016/5/14/chartex" xmlns:mc="http://schemas.openxmlformats.org/markup-compatibility/2006" xmlns:m="http://schemas.openxmlformats.org/officeDocument/2006/math" xmlns:aink="http://schemas.microsoft.com/office/drawing/2016/ink" xmlns:am3d="http://schemas.microsoft.com/office/drawing/2017/model3d" xmlns:oel="http://schemas.microsoft.com/office/2019/extlst" xmlns:r="http://schemas.openxmlformats.org/officeDocument/2006/relationships" xmlns:wp14="http://schemas.microsoft.com/office/word/2010/wordprocessingDrawing" xmlns:wp="http://schemas.openxmlformats.org/drawingml/2006/wordprocessingDrawing" xmlns:wpg="http://schemas.microsoft.com/office/word/2010/wordprocessingGroup" xmlns:wpi="http://schemas.microsoft.com/office/word/2010/wordprocessingInk" xmlns:wps="http://schemas.microsoft.com/office/word/2010/wordprocessingShape" xmlns:o="urn:schemas-microsoft-com:office:office" xmlns:v="urn:schemas-microsoft-com:vml" xmlns:w10="urn:schemas-microsoft-com:office:word" xmlns:w="http://schemas.openxmlformats.org/wordprocessingml/2006/main" xmlns:w14="http://schemas.microsoft.com/office/word/2010/wordml" xmlns:w15="http://schemas.microsoft.com/office/word/2012/wordml" xmlns:w16cex="http://schemas.microsoft.com/office/word/2018/wordml/cex" xmlns:w16cid="http://schemas.microsoft.com/office/word/2016/wordml/cid" xmlns:w16="http://schemas.microsoft.com/office/word/2018/wordml" xmlns:w16sdtdh="http://schemas.microsoft.com/office/word/2020/wordml/sdtdatahash" xmlns:w16sdtfl="http://schemas.microsoft.com/office/word/2024/wordml/sdtformatlock" xmlns:w16se="http://schemas.microsoft.com/office/word/2015/wordml/symex" xmlns:w16du="http://schemas.microsoft.com/office/word/2023/wordml/word16du" xmlns:wne="http://schemas.microsoft.com/office/word/2006/wordml" mc:Ignorable="w14 w15 w16se w16cid w16 w16cex w16sdtdh w16sdtfl w16du wp14">
   <w:abstractNum w:abstractNumId="0" w15:restartNumberingAfterBreak="0">
+    <w:nsid w:val="6BBC5EF9"/>
+    <w:multiLevelType w:val="hybridMultilevel"/>
+    <w:tmpl w:val="8A566C18"/>
+    <w:lvl w:ilvl="0" w:tplc="08090001">
+      <w:start w:val="1"/>
+      <w:numFmt w:val="bullet"/>
+      <w:lvlText w:val=""/>
+      <w:lvlJc w:val="left"/>
+      <w:pPr>
+        <w:ind w:left="1429" w:hanging="360"/>
+      </w:pPr>
+      <w:rPr>
+        <w:rFonts w:ascii="Symbol" w:hAnsi="Symbol" w:hint="default"/>
+      </w:rPr>
+    </w:lvl>
+    <w:lvl w:ilvl="1" w:tplc="08090003" w:tentative="1">
+      <w:start w:val="1"/>
+      <w:numFmt w:val="bullet"/>
+      <w:lvlText w:val="o"/>
+      <w:lvlJc w:val="left"/>
+      <w:pPr>
+        <w:ind w:left="2149" w:hanging="360"/>
+      </w:pPr>
+      <w:rPr>
+        <w:rFonts w:ascii="Courier New" w:hAnsi="Courier New" w:cs="Courier New" w:hint="default"/>
+      </w:rPr>
+    </w:lvl>
+    <w:lvl w:ilvl="2" w:tplc="08090005" w:tentative="1">
+      <w:start w:val="1"/>
+      <w:numFmt w:val="bullet"/>
+      <w:lvlText w:val=""/>
+      <w:lvlJc w:val="left"/>
+      <w:pPr>
+        <w:ind w:left="2869" w:hanging="360"/>
+      </w:pPr>
+      <w:rPr>
+        <w:rFonts w:ascii="Wingdings" w:hAnsi="Wingdings" w:hint="default"/>
+      </w:rPr>
+    </w:lvl>
+    <w:lvl w:ilvl="3" w:tplc="08090001" w:tentative="1">
+      <w:start w:val="1"/>
+      <w:numFmt w:val="bullet"/>
+      <w:lvlText w:val=""/>
+      <w:lvlJc w:val="left"/>
+      <w:pPr>
+        <w:ind w:left="3589" w:hanging="360"/>
+      </w:pPr>
+      <w:rPr>
+        <w:rFonts w:ascii="Symbol" w:hAnsi="Symbol" w:hint="default"/>
+      </w:rPr>
+    </w:lvl>
+    <w:lvl w:ilvl="4" w:tplc="08090003" w:tentative="1">
+      <w:start w:val="1"/>
+      <w:numFmt w:val="bullet"/>
+      <w:lvlText w:val="o"/>
+      <w:lvlJc w:val="left"/>
+      <w:pPr>
+        <w:ind w:left="4309" w:hanging="360"/>
+      </w:pPr>
+      <w:rPr>
+        <w:rFonts w:ascii="Courier New" w:hAnsi="Courier New" w:cs="Courier New" w:hint="default"/>
+      </w:rPr>
+    </w:lvl>
+    <w:lvl w:ilvl="5" w:tplc="08090005" w:tentative="1">
+      <w:start w:val="1"/>
+      <w:numFmt w:val="bullet"/>
+      <w:lvlText w:val=""/>
+      <w:lvlJc w:val="left"/>
+      <w:pPr>
+        <w:ind w:left="5029" w:hanging="360"/>
+      </w:pPr>
+      <w:rPr>
+        <w:rFonts w:ascii="Wingdings" w:hAnsi="Wingdings" w:hint="default"/>
+      </w:rPr>
+    </w:lvl>
+    <w:lvl w:ilvl="6" w:tplc="08090001" w:tentative="1">
+      <w:start w:val="1"/>
+      <w:numFmt w:val="bullet"/>
+      <w:lvlText w:val=""/>
+      <w:lvlJc w:val="left"/>
+      <w:pPr>
+        <w:ind w:left="5749" w:hanging="360"/>
+      </w:pPr>
+      <w:rPr>
+        <w:rFonts w:ascii="Symbol" w:hAnsi="Symbol" w:hint="default"/>
+      </w:rPr>
+    </w:lvl>
+    <w:lvl w:ilvl="7" w:tplc="08090003" w:tentative="1">
+      <w:start w:val="1"/>
+      <w:numFmt w:val="bullet"/>
+      <w:lvlText w:val="o"/>
+      <w:lvlJc w:val="left"/>
+      <w:pPr>
+        <w:ind w:left="6469" w:hanging="360"/>
+      </w:pPr>
+      <w:rPr>
+        <w:rFonts w:ascii="Courier New" w:hAnsi="Courier New" w:cs="Courier New" w:hint="default"/>
+      </w:rPr>
+    </w:lvl>
+    <w:lvl w:ilvl="8" w:tplc="08090005" w:tentative="1">
+      <w:start w:val="1"/>
+      <w:numFmt w:val="bullet"/>
+      <w:lvlText w:val=""/>
+      <w:lvlJc w:val="left"/>
+      <w:pPr>
+        <w:ind w:left="7189" w:hanging="360"/>
+      </w:pPr>
+      <w:rPr>
+        <w:rFonts w:ascii="Wingdings" w:hAnsi="Wingdings" w:hint="default"/>
+      </w:rPr>
+    </w:lvl>
+  </w:abstractNum>
+  <w:abstractNum w:abstractNumId="1" w15:restartNumberingAfterBreak="0">
     <w:nsid w:val="76821C1E"/>
     <w:multiLevelType w:val="multilevel"/>
     <w:tmpl w:val="E4482EB0"/>
@@ -534,13 +858,16 @@
     </w:lvl>
   </w:abstractNum>
   <w:num w:numId="1" w16cid:durableId="1136025288">
+    <w:abstractNumId w:val="1"/>
+  </w:num>
+  <w:num w:numId="2" w16cid:durableId="1841388899">
     <w:abstractNumId w:val="0"/>
   </w:num>
 </w:numbering>
 </file>
 
 <file path=word/styles.xml><?xml version="1.0" encoding="utf-8"?>
-<w:styles xmlns:mc="http://schemas.openxmlformats.org/markup-compatibility/2006" xmlns:r="http://schemas.openxmlformats.org/officeDocument/2006/relationships" xmlns:w="http://schemas.openxmlformats.org/wordprocessingml/2006/main" xmlns:w14="http://schemas.microsoft.com/office/word/2010/wordml" xmlns:w15="http://schemas.microsoft.com/office/word/2012/wordml" xmlns:w16cex="http://schemas.microsoft.com/office/word/2018/wordml/cex" xmlns:w16cid="http://schemas.microsoft.com/office/word/2016/wordml/cid" xmlns:w16="http://schemas.microsoft.com/office/word/2018/wordml" xmlns:w16du="http://schemas.microsoft.com/office/word/2023/wordml/word16du" xmlns:w16sdtdh="http://schemas.microsoft.com/office/word/2020/wordml/sdtdatahash" xmlns:w16sdtfl="http://schemas.microsoft.com/office/word/2024/wordml/sdtformatlock" xmlns:w16se="http://schemas.microsoft.com/office/word/2015/wordml/symex" mc:Ignorable="w14 w15 w16se w16cid w16 w16cex w16sdtdh w16sdtfl w16du">
+<w:styles xmlns:mc="http://schemas.openxmlformats.org/markup-compatibility/2006" xmlns:r="http://schemas.openxmlformats.org/officeDocument/2006/relationships" xmlns:w="http://schemas.openxmlformats.org/wordprocessingml/2006/main" xmlns:w14="http://schemas.microsoft.com/office/word/2010/wordml" xmlns:w15="http://schemas.microsoft.com/office/word/2012/wordml" xmlns:w16cex="http://schemas.microsoft.com/office/word/2018/wordml/cex" xmlns:w16cid="http://schemas.microsoft.com/office/word/2016/wordml/cid" xmlns:w16="http://schemas.microsoft.com/office/word/2018/wordml" xmlns:w16sdtdh="http://schemas.microsoft.com/office/word/2020/wordml/sdtdatahash" xmlns:w16sdtfl="http://schemas.microsoft.com/office/word/2024/wordml/sdtformatlock" xmlns:w16se="http://schemas.microsoft.com/office/word/2015/wordml/symex" xmlns:w16du="http://schemas.microsoft.com/office/word/2023/wordml/word16du" mc:Ignorable="w14 w15 w16se w16cid w16 w16cex w16sdtdh w16sdtfl w16du">
   <w:docDefaults>
     <w:rPrDefault>
       <w:rPr>
@@ -936,7 +1263,7 @@
     <w:lsdException w:name="Unresolved Mention" w:semiHidden="1" w:unhideWhenUsed="1"/>
     <w:lsdException w:name="Smart Link" w:semiHidden="1" w:unhideWhenUsed="1"/>
   </w:latentStyles>
-  <w:style w:type="paragraph" w:default="1" w:styleId="Normlny">
+  <w:style w:type="paragraph" w:default="1" w:styleId="Normal">
     <w:name w:val="Normal"/>
     <w:qFormat/>
     <w:rPr>
@@ -944,12 +1271,13 @@
       <w:lang w:val="sk-SK"/>
     </w:rPr>
   </w:style>
-  <w:style w:type="character" w:default="1" w:styleId="Predvolenpsmoodseku">
+  <w:style w:type="character" w:default="1" w:styleId="DefaultParagraphFont">
     <w:name w:val="Default Paragraph Font"/>
     <w:uiPriority w:val="1"/>
+    <w:semiHidden/>
     <w:unhideWhenUsed/>
   </w:style>
-  <w:style w:type="table" w:default="1" w:styleId="Normlnatabuka">
+  <w:style w:type="table" w:default="1" w:styleId="TableNormal">
     <w:name w:val="Normal Table"/>
     <w:uiPriority w:val="99"/>
     <w:semiHidden/>
@@ -964,14 +1292,14 @@
       </w:tblCellMar>
     </w:tblPr>
   </w:style>
-  <w:style w:type="numbering" w:default="1" w:styleId="Bezzoznamu">
+  <w:style w:type="numbering" w:default="1" w:styleId="NoList">
     <w:name w:val="No List"/>
     <w:uiPriority w:val="99"/>
     <w:semiHidden/>
     <w:unhideWhenUsed/>
   </w:style>
-  <w:style w:type="table" w:customStyle="1" w:styleId="TableNormal">
-    <w:name w:val="Table Normal"/>
+  <w:style w:type="table" w:customStyle="1" w:styleId="TableNormal1">
+    <w:name w:val="Table Normal1"/>
     <w:uiPriority w:val="2"/>
     <w:semiHidden/>
     <w:unhideWhenUsed/>
@@ -986,9 +1314,9 @@
       </w:tblCellMar>
     </w:tblPr>
   </w:style>
-  <w:style w:type="paragraph" w:styleId="Zkladntext">
+  <w:style w:type="paragraph" w:styleId="BodyText">
     <w:name w:val="Body Text"/>
-    <w:basedOn w:val="Normlny"/>
+    <w:basedOn w:val="Normal"/>
     <w:uiPriority w:val="1"/>
     <w:qFormat/>
     <w:rPr>
@@ -998,21 +1326,21 @@
       <w:szCs w:val="36"/>
     </w:rPr>
   </w:style>
-  <w:style w:type="paragraph" w:styleId="Odsekzoznamu">
+  <w:style w:type="paragraph" w:styleId="ListParagraph">
     <w:name w:val="List Paragraph"/>
-    <w:basedOn w:val="Normlny"/>
+    <w:basedOn w:val="Normal"/>
     <w:uiPriority w:val="1"/>
     <w:qFormat/>
   </w:style>
   <w:style w:type="paragraph" w:customStyle="1" w:styleId="TableParagraph">
     <w:name w:val="Table Paragraph"/>
-    <w:basedOn w:val="Normlny"/>
+    <w:basedOn w:val="Normal"/>
     <w:uiPriority w:val="1"/>
     <w:qFormat/>
   </w:style>
   <w:style w:type="paragraph" w:customStyle="1" w:styleId="SPtext">
     <w:name w:val="SP_text"/>
-    <w:basedOn w:val="Normlny"/>
+    <w:basedOn w:val="Normal"/>
     <w:link w:val="SPtextChar"/>
     <w:qFormat/>
     <w:rsid w:val="00514F22"/>
@@ -1039,7 +1367,7 @@
   </w:style>
   <w:style w:type="character" w:customStyle="1" w:styleId="SPtextChar">
     <w:name w:val="SP_text Char"/>
-    <w:basedOn w:val="Predvolenpsmoodseku"/>
+    <w:basedOn w:val="DefaultParagraphFont"/>
     <w:link w:val="SPtext"/>
     <w:rsid w:val="00514F22"/>
     <w:rPr>
@@ -1224,10 +1552,10 @@
       <w:lang w:val="sk-SK"/>
     </w:rPr>
   </w:style>
-  <w:style w:type="paragraph" w:styleId="Hlavika">
+  <w:style w:type="paragraph" w:styleId="Header">
     <w:name w:val="header"/>
-    <w:basedOn w:val="Normlny"/>
-    <w:link w:val="HlavikaChar"/>
+    <w:basedOn w:val="Normal"/>
+    <w:link w:val="HeaderChar"/>
     <w:uiPriority w:val="99"/>
     <w:unhideWhenUsed/>
     <w:rsid w:val="00551B87"/>
@@ -1238,10 +1566,10 @@
       </w:tabs>
     </w:pPr>
   </w:style>
-  <w:style w:type="character" w:customStyle="1" w:styleId="HlavikaChar">
-    <w:name w:val="Hlavička Char"/>
-    <w:basedOn w:val="Predvolenpsmoodseku"/>
-    <w:link w:val="Hlavika"/>
+  <w:style w:type="character" w:customStyle="1" w:styleId="HeaderChar">
+    <w:name w:val="Header Char"/>
+    <w:basedOn w:val="DefaultParagraphFont"/>
+    <w:link w:val="Header"/>
     <w:uiPriority w:val="99"/>
     <w:rsid w:val="00551B87"/>
     <w:rPr>
@@ -1249,10 +1577,10 @@
       <w:lang w:val="sk-SK"/>
     </w:rPr>
   </w:style>
-  <w:style w:type="paragraph" w:styleId="Pta">
+  <w:style w:type="paragraph" w:styleId="Footer">
     <w:name w:val="footer"/>
-    <w:basedOn w:val="Normlny"/>
-    <w:link w:val="PtaChar"/>
+    <w:basedOn w:val="Normal"/>
+    <w:link w:val="FooterChar"/>
     <w:uiPriority w:val="99"/>
     <w:unhideWhenUsed/>
     <w:rsid w:val="00551B87"/>
@@ -1263,10 +1591,10 @@
       </w:tabs>
     </w:pPr>
   </w:style>
-  <w:style w:type="character" w:customStyle="1" w:styleId="PtaChar">
-    <w:name w:val="Päta Char"/>
-    <w:basedOn w:val="Predvolenpsmoodseku"/>
-    <w:link w:val="Pta"/>
+  <w:style w:type="character" w:customStyle="1" w:styleId="FooterChar">
+    <w:name w:val="Footer Char"/>
+    <w:basedOn w:val="DefaultParagraphFont"/>
+    <w:link w:val="Footer"/>
     <w:uiPriority w:val="99"/>
     <w:rsid w:val="00551B87"/>
     <w:rPr>

--- a/dokumentacia.docx
+++ b/dokumentacia.docx
@@ -451,7 +451,7 @@
     </w:p>
     <w:p>
       <w:pPr>
-        <w:pStyle w:val="ListParagraph"/>
+        <w:pStyle w:val="Odsekzoznamu"/>
         <w:numPr>
           <w:ilvl w:val="1"/>
           <w:numId w:val="4"/>
@@ -506,7 +506,7 @@
     </w:p>
     <w:p>
       <w:pPr>
-        <w:pStyle w:val="ListParagraph"/>
+        <w:pStyle w:val="Odsekzoznamu"/>
         <w:numPr>
           <w:ilvl w:val="1"/>
           <w:numId w:val="4"/>
@@ -570,7 +570,7 @@
     </w:p>
     <w:p>
       <w:pPr>
-        <w:pStyle w:val="ListParagraph"/>
+        <w:pStyle w:val="Odsekzoznamu"/>
         <w:numPr>
           <w:ilvl w:val="1"/>
           <w:numId w:val="4"/>
@@ -856,8 +856,342 @@
       </w:r>
     </w:p>
     <w:p>
-      <w:pPr>
-        <w:pStyle w:val="SPtext"/>
+      <w:r>
+        <w:br w:type="page"/>
+      </w:r>
+    </w:p>
+    <w:p>
+      <w:pPr>
+        <w:pStyle w:val="SPnadpis"/>
+      </w:pPr>
+      <w:r>
+        <w:lastRenderedPageBreak/>
+        <w:t xml:space="preserve">Ovládanie modelu Pac-Man v nástroji </w:t>
+      </w:r>
+      <w:proofErr w:type="spellStart"/>
+      <w:r>
+        <w:t>NetLogo</w:t>
+      </w:r>
+      <w:proofErr w:type="spellEnd"/>
+    </w:p>
+    <w:p/>
+    <w:p/>
+    <w:p>
+      <w:pPr>
+        <w:pStyle w:val="SPtext"/>
+      </w:pPr>
+      <w:r>
+        <w:t xml:space="preserve">Používateľské rozhranie modelu Pac-Man v prostredí </w:t>
+      </w:r>
+      <w:proofErr w:type="spellStart"/>
+      <w:r>
+        <w:t>NetLogo</w:t>
+      </w:r>
+      <w:proofErr w:type="spellEnd"/>
+      <w:r>
+        <w:t xml:space="preserve"> pozostáva z viacerých ovládacích </w:t>
+      </w:r>
+      <w:r>
+        <w:t>nástrojov</w:t>
+      </w:r>
+      <w:r>
+        <w:t xml:space="preserve">, ktoré umožňujú sledovať stav hry, upravovať jej </w:t>
+      </w:r>
+      <w:r>
+        <w:t>nastavenia</w:t>
+      </w:r>
+      <w:r>
+        <w:t xml:space="preserve"> a priamo ovplyvňovať pohyb hlavnej postavy.</w:t>
+      </w:r>
+    </w:p>
+    <w:p>
+      <w:pPr>
+        <w:pStyle w:val="SPtext"/>
+        <w:numPr>
+          <w:ilvl w:val="0"/>
+          <w:numId w:val="6"/>
+        </w:numPr>
+        <w:spacing w:before="120" w:after="0"/>
+      </w:pPr>
+      <w:r>
+        <w:t xml:space="preserve">V ľavej hornej časti obrazovky sa nachádzajú indikátory </w:t>
+      </w:r>
+      <w:proofErr w:type="spellStart"/>
+      <w:r>
+        <w:rPr>
+          <w:b/>
+          <w:bCs/>
+        </w:rPr>
+        <w:t>Score</w:t>
+      </w:r>
+      <w:proofErr w:type="spellEnd"/>
+      <w:r>
+        <w:t xml:space="preserve">, </w:t>
+      </w:r>
+      <w:r>
+        <w:rPr>
+          <w:b/>
+          <w:bCs/>
+        </w:rPr>
+        <w:t>Level</w:t>
+      </w:r>
+      <w:r>
+        <w:t xml:space="preserve"> a </w:t>
+      </w:r>
+      <w:proofErr w:type="spellStart"/>
+      <w:r>
+        <w:rPr>
+          <w:b/>
+          <w:bCs/>
+        </w:rPr>
+        <w:t>Lives</w:t>
+      </w:r>
+      <w:proofErr w:type="spellEnd"/>
+      <w:r>
+        <w:t xml:space="preserve">. Indikátor </w:t>
+      </w:r>
+      <w:proofErr w:type="spellStart"/>
+      <w:r>
+        <w:t>Score</w:t>
+      </w:r>
+      <w:proofErr w:type="spellEnd"/>
+      <w:r>
+        <w:t xml:space="preserve"> zobrazuje aktuálne dosiahnuté skóre, Level označuje úroveň hry a </w:t>
+      </w:r>
+      <w:proofErr w:type="spellStart"/>
+      <w:r>
+        <w:t>Lives</w:t>
+      </w:r>
+      <w:proofErr w:type="spellEnd"/>
+      <w:r>
+        <w:t xml:space="preserve"> informuje o počte zostávajúcich životov.</w:t>
+      </w:r>
+    </w:p>
+    <w:p>
+      <w:pPr>
+        <w:pStyle w:val="SPtext"/>
+        <w:numPr>
+          <w:ilvl w:val="0"/>
+          <w:numId w:val="6"/>
+        </w:numPr>
+        <w:spacing w:before="120" w:after="0"/>
+      </w:pPr>
+      <w:r>
+        <w:t xml:space="preserve">Tlačidlo </w:t>
+      </w:r>
+      <w:r>
+        <w:rPr>
+          <w:b/>
+          <w:bCs/>
+        </w:rPr>
+        <w:t>New</w:t>
+      </w:r>
+      <w:r>
+        <w:t xml:space="preserve"> slúži na začatie novej hry a možno ho aktivovať aj klávesovou skratkou </w:t>
+      </w:r>
+      <w:r>
+        <w:rPr>
+          <w:b/>
+          <w:bCs/>
+        </w:rPr>
+        <w:t>N</w:t>
+      </w:r>
+      <w:r>
+        <w:t xml:space="preserve">. Tlačidlo </w:t>
+      </w:r>
+      <w:proofErr w:type="spellStart"/>
+      <w:r>
+        <w:rPr>
+          <w:b/>
+          <w:bCs/>
+        </w:rPr>
+        <w:t>Play</w:t>
+      </w:r>
+      <w:proofErr w:type="spellEnd"/>
+      <w:r>
+        <w:t xml:space="preserve"> spúšťa hru a možno ho aktivovať klávesovou skratkou </w:t>
+      </w:r>
+      <w:r>
+        <w:rPr>
+          <w:b/>
+          <w:bCs/>
+        </w:rPr>
+        <w:t>P</w:t>
+      </w:r>
+      <w:r>
+        <w:t>. Pomocou týchto tlačidiel môže používateľ začať novú hru a následne spustiť jej priebeh.</w:t>
+      </w:r>
+    </w:p>
+    <w:p>
+      <w:pPr>
+        <w:pStyle w:val="SPtext"/>
+        <w:numPr>
+          <w:ilvl w:val="0"/>
+          <w:numId w:val="6"/>
+        </w:numPr>
+        <w:spacing w:before="120" w:after="0"/>
+      </w:pPr>
+      <w:r>
+        <w:t xml:space="preserve">Nastavenie </w:t>
+      </w:r>
+      <w:proofErr w:type="spellStart"/>
+      <w:r>
+        <w:rPr>
+          <w:b/>
+          <w:bCs/>
+        </w:rPr>
+        <w:t>Difficulty</w:t>
+      </w:r>
+      <w:proofErr w:type="spellEnd"/>
+      <w:r>
+        <w:t xml:space="preserve"> umožňuje meniť náročnosť a rýchlosť hry. Zvýšením jeho hodnoty sa hra viditeľne zrýchli, zatiaľ čo znížením hodnoty sa jej priebeh spomalí. Používateľ si tak môže prispôsobiť rýchlosť hry podľa svojich preferencií.</w:t>
+      </w:r>
+    </w:p>
+    <w:p>
+      <w:pPr>
+        <w:pStyle w:val="SPtext"/>
+        <w:numPr>
+          <w:ilvl w:val="0"/>
+          <w:numId w:val="6"/>
+        </w:numPr>
+        <w:spacing w:before="120" w:after="0"/>
+      </w:pPr>
+      <w:r>
+        <w:t xml:space="preserve">Pac-Man sa ovláda pomocou smerových tlačidiel v ľavej dolnej časti obrazovky. Tlačidlo </w:t>
+      </w:r>
+      <w:proofErr w:type="spellStart"/>
+      <w:r>
+        <w:rPr>
+          <w:b/>
+          <w:bCs/>
+        </w:rPr>
+        <w:t>Up</w:t>
+      </w:r>
+      <w:proofErr w:type="spellEnd"/>
+      <w:r>
+        <w:t xml:space="preserve"> slúži na pohyb nahor a zodpovedá mu klávesová skratka </w:t>
+      </w:r>
+      <w:r>
+        <w:rPr>
+          <w:b/>
+          <w:bCs/>
+        </w:rPr>
+        <w:t>I</w:t>
+      </w:r>
+      <w:r>
+        <w:t xml:space="preserve">. Tlačidlo </w:t>
+      </w:r>
+      <w:proofErr w:type="spellStart"/>
+      <w:r>
+        <w:rPr>
+          <w:b/>
+          <w:bCs/>
+        </w:rPr>
+        <w:t>Down</w:t>
+      </w:r>
+      <w:proofErr w:type="spellEnd"/>
+      <w:r>
+        <w:t xml:space="preserve"> umožňuje pohyb nadol a zodpovedá mu kláves </w:t>
+      </w:r>
+      <w:r>
+        <w:rPr>
+          <w:b/>
+          <w:bCs/>
+        </w:rPr>
+        <w:t>K</w:t>
+      </w:r>
+      <w:r>
+        <w:t xml:space="preserve">. Tlačidlo </w:t>
+      </w:r>
+      <w:proofErr w:type="spellStart"/>
+      <w:r>
+        <w:rPr>
+          <w:b/>
+          <w:bCs/>
+        </w:rPr>
+        <w:t>Left</w:t>
+      </w:r>
+      <w:proofErr w:type="spellEnd"/>
+      <w:r>
+        <w:t xml:space="preserve"> slúži na pohyb doľava a zodpovedá mu kláves </w:t>
+      </w:r>
+      <w:r>
+        <w:rPr>
+          <w:b/>
+          <w:bCs/>
+        </w:rPr>
+        <w:t>J</w:t>
+      </w:r>
+      <w:r>
+        <w:t xml:space="preserve">. Tlačidlo </w:t>
+      </w:r>
+      <w:proofErr w:type="spellStart"/>
+      <w:r>
+        <w:rPr>
+          <w:b/>
+          <w:bCs/>
+        </w:rPr>
+        <w:t>Right</w:t>
+      </w:r>
+      <w:proofErr w:type="spellEnd"/>
+      <w:r>
+        <w:t xml:space="preserve"> umožňuje pohyb doprava a zodpovedá mu kláves </w:t>
+      </w:r>
+      <w:r>
+        <w:rPr>
+          <w:b/>
+          <w:bCs/>
+        </w:rPr>
+        <w:t>L</w:t>
+      </w:r>
+      <w:r>
+        <w:t>.</w:t>
+      </w:r>
+    </w:p>
+    <w:p>
+      <w:pPr>
+        <w:pStyle w:val="SPtext"/>
+        <w:numPr>
+          <w:ilvl w:val="0"/>
+          <w:numId w:val="6"/>
+        </w:numPr>
+        <w:spacing w:before="120" w:after="0"/>
+      </w:pPr>
+      <w:r>
+        <w:t xml:space="preserve">Prostredie </w:t>
+      </w:r>
+      <w:proofErr w:type="spellStart"/>
+      <w:r>
+        <w:t>NetLogo</w:t>
+      </w:r>
+      <w:proofErr w:type="spellEnd"/>
+      <w:r>
+        <w:t xml:space="preserve"> obsahuje aj nastavenie </w:t>
+      </w:r>
+      <w:r>
+        <w:rPr>
+          <w:b/>
+          <w:bCs/>
+        </w:rPr>
+        <w:t xml:space="preserve">Model </w:t>
+      </w:r>
+      <w:proofErr w:type="spellStart"/>
+      <w:r>
+        <w:rPr>
+          <w:b/>
+          <w:bCs/>
+        </w:rPr>
+        <w:t>Speed</w:t>
+      </w:r>
+      <w:proofErr w:type="spellEnd"/>
+      <w:r>
+        <w:t>, ktoré umožňuje upravovať rýchlosť vykonávania simulácie. Pri vyššej rýchlosti prebieha simulácia rýchlejšie, zatiaľ čo pri nižšej rýchlosti má používateľ viac času na sledovanie pohybu postáv a priebehu hry.</w:t>
+      </w:r>
+    </w:p>
+    <w:p>
+      <w:pPr>
+        <w:pStyle w:val="SPtext"/>
+        <w:ind w:firstLine="0"/>
       </w:pPr>
     </w:p>
     <w:sectPr>
@@ -905,7 +1239,7 @@
     <w:sdtContent>
       <w:p>
         <w:pPr>
-          <w:pStyle w:val="Footer"/>
+          <w:pStyle w:val="Pta"/>
           <w:jc w:val="center"/>
         </w:pPr>
         <w:r>
@@ -928,7 +1262,7 @@
   </w:sdt>
   <w:p>
     <w:pPr>
-      <w:pStyle w:val="Footer"/>
+      <w:pStyle w:val="Pta"/>
     </w:pPr>
   </w:p>
 </w:ftr>
@@ -1353,6 +1687,119 @@
     </w:lvl>
   </w:abstractNum>
   <w:abstractNum w:abstractNumId="2" w15:restartNumberingAfterBreak="0">
+    <w:nsid w:val="2BF34269"/>
+    <w:multiLevelType w:val="hybridMultilevel"/>
+    <w:tmpl w:val="E99A450A"/>
+    <w:lvl w:ilvl="0" w:tplc="04090001">
+      <w:start w:val="1"/>
+      <w:numFmt w:val="bullet"/>
+      <w:lvlText w:val=""/>
+      <w:lvlJc w:val="left"/>
+      <w:pPr>
+        <w:ind w:left="1429" w:hanging="360"/>
+      </w:pPr>
+      <w:rPr>
+        <w:rFonts w:ascii="Symbol" w:hAnsi="Symbol" w:hint="default"/>
+      </w:rPr>
+    </w:lvl>
+    <w:lvl w:ilvl="1" w:tplc="04090003" w:tentative="1">
+      <w:start w:val="1"/>
+      <w:numFmt w:val="bullet"/>
+      <w:lvlText w:val="o"/>
+      <w:lvlJc w:val="left"/>
+      <w:pPr>
+        <w:ind w:left="2149" w:hanging="360"/>
+      </w:pPr>
+      <w:rPr>
+        <w:rFonts w:ascii="Courier New" w:hAnsi="Courier New" w:cs="Courier New" w:hint="default"/>
+      </w:rPr>
+    </w:lvl>
+    <w:lvl w:ilvl="2" w:tplc="04090005" w:tentative="1">
+      <w:start w:val="1"/>
+      <w:numFmt w:val="bullet"/>
+      <w:lvlText w:val=""/>
+      <w:lvlJc w:val="left"/>
+      <w:pPr>
+        <w:ind w:left="2869" w:hanging="360"/>
+      </w:pPr>
+      <w:rPr>
+        <w:rFonts w:ascii="Wingdings" w:hAnsi="Wingdings" w:hint="default"/>
+      </w:rPr>
+    </w:lvl>
+    <w:lvl w:ilvl="3" w:tplc="04090001" w:tentative="1">
+      <w:start w:val="1"/>
+      <w:numFmt w:val="bullet"/>
+      <w:lvlText w:val=""/>
+      <w:lvlJc w:val="left"/>
+      <w:pPr>
+        <w:ind w:left="3589" w:hanging="360"/>
+      </w:pPr>
+      <w:rPr>
+        <w:rFonts w:ascii="Symbol" w:hAnsi="Symbol" w:hint="default"/>
+      </w:rPr>
+    </w:lvl>
+    <w:lvl w:ilvl="4" w:tplc="04090003" w:tentative="1">
+      <w:start w:val="1"/>
+      <w:numFmt w:val="bullet"/>
+      <w:lvlText w:val="o"/>
+      <w:lvlJc w:val="left"/>
+      <w:pPr>
+        <w:ind w:left="4309" w:hanging="360"/>
+      </w:pPr>
+      <w:rPr>
+        <w:rFonts w:ascii="Courier New" w:hAnsi="Courier New" w:cs="Courier New" w:hint="default"/>
+      </w:rPr>
+    </w:lvl>
+    <w:lvl w:ilvl="5" w:tplc="04090005" w:tentative="1">
+      <w:start w:val="1"/>
+      <w:numFmt w:val="bullet"/>
+      <w:lvlText w:val=""/>
+      <w:lvlJc w:val="left"/>
+      <w:pPr>
+        <w:ind w:left="5029" w:hanging="360"/>
+      </w:pPr>
+      <w:rPr>
+        <w:rFonts w:ascii="Wingdings" w:hAnsi="Wingdings" w:hint="default"/>
+      </w:rPr>
+    </w:lvl>
+    <w:lvl w:ilvl="6" w:tplc="04090001" w:tentative="1">
+      <w:start w:val="1"/>
+      <w:numFmt w:val="bullet"/>
+      <w:lvlText w:val=""/>
+      <w:lvlJc w:val="left"/>
+      <w:pPr>
+        <w:ind w:left="5749" w:hanging="360"/>
+      </w:pPr>
+      <w:rPr>
+        <w:rFonts w:ascii="Symbol" w:hAnsi="Symbol" w:hint="default"/>
+      </w:rPr>
+    </w:lvl>
+    <w:lvl w:ilvl="7" w:tplc="04090003" w:tentative="1">
+      <w:start w:val="1"/>
+      <w:numFmt w:val="bullet"/>
+      <w:lvlText w:val="o"/>
+      <w:lvlJc w:val="left"/>
+      <w:pPr>
+        <w:ind w:left="6469" w:hanging="360"/>
+      </w:pPr>
+      <w:rPr>
+        <w:rFonts w:ascii="Courier New" w:hAnsi="Courier New" w:cs="Courier New" w:hint="default"/>
+      </w:rPr>
+    </w:lvl>
+    <w:lvl w:ilvl="8" w:tplc="04090005" w:tentative="1">
+      <w:start w:val="1"/>
+      <w:numFmt w:val="bullet"/>
+      <w:lvlText w:val=""/>
+      <w:lvlJc w:val="left"/>
+      <w:pPr>
+        <w:ind w:left="7189" w:hanging="360"/>
+      </w:pPr>
+      <w:rPr>
+        <w:rFonts w:ascii="Wingdings" w:hAnsi="Wingdings" w:hint="default"/>
+      </w:rPr>
+    </w:lvl>
+  </w:abstractNum>
+  <w:abstractNum w:abstractNumId="3" w15:restartNumberingAfterBreak="0">
     <w:nsid w:val="4B8458CF"/>
     <w:multiLevelType w:val="multilevel"/>
     <w:tmpl w:val="73DC3FAC"/>
@@ -1501,7 +1948,7 @@
       </w:rPr>
     </w:lvl>
   </w:abstractNum>
-  <w:abstractNum w:abstractNumId="3" w15:restartNumberingAfterBreak="0">
+  <w:abstractNum w:abstractNumId="4" w15:restartNumberingAfterBreak="0">
     <w:nsid w:val="6BBC5EF9"/>
     <w:multiLevelType w:val="hybridMultilevel"/>
     <w:tmpl w:val="8A566C18"/>
@@ -1614,7 +2061,7 @@
       </w:rPr>
     </w:lvl>
   </w:abstractNum>
-  <w:abstractNum w:abstractNumId="4" w15:restartNumberingAfterBreak="0">
+  <w:abstractNum w:abstractNumId="5" w15:restartNumberingAfterBreak="0">
     <w:nsid w:val="76821C1E"/>
     <w:multiLevelType w:val="multilevel"/>
     <w:tmpl w:val="E4482EB0"/>
@@ -1728,19 +2175,22 @@
     </w:lvl>
   </w:abstractNum>
   <w:num w:numId="1" w16cid:durableId="1136025288">
+    <w:abstractNumId w:val="5"/>
+  </w:num>
+  <w:num w:numId="2" w16cid:durableId="1841388899">
     <w:abstractNumId w:val="4"/>
   </w:num>
-  <w:num w:numId="2" w16cid:durableId="1841388899">
+  <w:num w:numId="3" w16cid:durableId="469371809">
     <w:abstractNumId w:val="3"/>
-  </w:num>
-  <w:num w:numId="3" w16cid:durableId="469371809">
-    <w:abstractNumId w:val="2"/>
   </w:num>
   <w:num w:numId="4" w16cid:durableId="369114355">
     <w:abstractNumId w:val="0"/>
   </w:num>
   <w:num w:numId="5" w16cid:durableId="1862158630">
     <w:abstractNumId w:val="1"/>
+  </w:num>
+  <w:num w:numId="6" w16cid:durableId="381446899">
+    <w:abstractNumId w:val="2"/>
   </w:num>
 </w:numbering>
 </file>
@@ -2142,7 +2592,7 @@
     <w:lsdException w:name="Unresolved Mention" w:semiHidden="1" w:unhideWhenUsed="1"/>
     <w:lsdException w:name="Smart Link" w:semiHidden="1" w:unhideWhenUsed="1"/>
   </w:latentStyles>
-  <w:style w:type="paragraph" w:default="1" w:styleId="Normal">
+  <w:style w:type="paragraph" w:default="1" w:styleId="Normlny">
     <w:name w:val="Normal"/>
     <w:qFormat/>
     <w:rPr>
@@ -2150,10 +2600,10 @@
       <w:lang w:val="sk-SK"/>
     </w:rPr>
   </w:style>
-  <w:style w:type="paragraph" w:styleId="Heading2">
+  <w:style w:type="paragraph" w:styleId="Nadpis2">
     <w:name w:val="heading 2"/>
-    <w:basedOn w:val="Normal"/>
-    <w:link w:val="Heading2Char"/>
+    <w:basedOn w:val="Normlny"/>
+    <w:link w:val="Nadpis2Char"/>
     <w:uiPriority w:val="9"/>
     <w:unhideWhenUsed/>
     <w:qFormat/>
@@ -2170,13 +2620,13 @@
       <w:szCs w:val="28"/>
     </w:rPr>
   </w:style>
-  <w:style w:type="character" w:default="1" w:styleId="DefaultParagraphFont">
+  <w:style w:type="character" w:default="1" w:styleId="Predvolenpsmoodseku">
     <w:name w:val="Default Paragraph Font"/>
     <w:uiPriority w:val="1"/>
     <w:semiHidden/>
     <w:unhideWhenUsed/>
   </w:style>
-  <w:style w:type="table" w:default="1" w:styleId="TableNormal">
+  <w:style w:type="table" w:default="1" w:styleId="Normlnatabuka">
     <w:name w:val="Normal Table"/>
     <w:uiPriority w:val="99"/>
     <w:semiHidden/>
@@ -2191,7 +2641,7 @@
       </w:tblCellMar>
     </w:tblPr>
   </w:style>
-  <w:style w:type="numbering" w:default="1" w:styleId="NoList">
+  <w:style w:type="numbering" w:default="1" w:styleId="Bezzoznamu">
     <w:name w:val="No List"/>
     <w:uiPriority w:val="99"/>
     <w:semiHidden/>
@@ -2213,9 +2663,9 @@
       </w:tblCellMar>
     </w:tblPr>
   </w:style>
-  <w:style w:type="paragraph" w:styleId="BodyText">
+  <w:style w:type="paragraph" w:styleId="Zkladntext">
     <w:name w:val="Body Text"/>
-    <w:basedOn w:val="Normal"/>
+    <w:basedOn w:val="Normlny"/>
     <w:uiPriority w:val="1"/>
     <w:qFormat/>
     <w:rPr>
@@ -2225,21 +2675,21 @@
       <w:szCs w:val="36"/>
     </w:rPr>
   </w:style>
-  <w:style w:type="paragraph" w:styleId="ListParagraph">
+  <w:style w:type="paragraph" w:styleId="Odsekzoznamu">
     <w:name w:val="List Paragraph"/>
-    <w:basedOn w:val="Normal"/>
+    <w:basedOn w:val="Normlny"/>
     <w:uiPriority w:val="1"/>
     <w:qFormat/>
   </w:style>
   <w:style w:type="paragraph" w:customStyle="1" w:styleId="TableParagraph">
     <w:name w:val="Table Paragraph"/>
-    <w:basedOn w:val="Normal"/>
+    <w:basedOn w:val="Normlny"/>
     <w:uiPriority w:val="1"/>
     <w:qFormat/>
   </w:style>
   <w:style w:type="paragraph" w:customStyle="1" w:styleId="SPtext">
     <w:name w:val="SP_text"/>
-    <w:basedOn w:val="Normal"/>
+    <w:basedOn w:val="Normlny"/>
     <w:link w:val="SPtextChar"/>
     <w:qFormat/>
     <w:rsid w:val="00514F22"/>
@@ -2266,7 +2716,7 @@
   </w:style>
   <w:style w:type="character" w:customStyle="1" w:styleId="SPtextChar">
     <w:name w:val="SP_text Char"/>
-    <w:basedOn w:val="DefaultParagraphFont"/>
+    <w:basedOn w:val="Predvolenpsmoodseku"/>
     <w:link w:val="SPtext"/>
     <w:rsid w:val="00514F22"/>
     <w:rPr>
@@ -2451,10 +2901,10 @@
       <w:lang w:val="sk-SK"/>
     </w:rPr>
   </w:style>
-  <w:style w:type="paragraph" w:styleId="Header">
+  <w:style w:type="paragraph" w:styleId="Hlavika">
     <w:name w:val="header"/>
-    <w:basedOn w:val="Normal"/>
-    <w:link w:val="HeaderChar"/>
+    <w:basedOn w:val="Normlny"/>
+    <w:link w:val="HlavikaChar"/>
     <w:uiPriority w:val="99"/>
     <w:unhideWhenUsed/>
     <w:rsid w:val="00551B87"/>
@@ -2465,10 +2915,10 @@
       </w:tabs>
     </w:pPr>
   </w:style>
-  <w:style w:type="character" w:customStyle="1" w:styleId="HeaderChar">
-    <w:name w:val="Header Char"/>
-    <w:basedOn w:val="DefaultParagraphFont"/>
-    <w:link w:val="Header"/>
+  <w:style w:type="character" w:customStyle="1" w:styleId="HlavikaChar">
+    <w:name w:val="Hlavička Char"/>
+    <w:basedOn w:val="Predvolenpsmoodseku"/>
+    <w:link w:val="Hlavika"/>
     <w:uiPriority w:val="99"/>
     <w:rsid w:val="00551B87"/>
     <w:rPr>
@@ -2476,10 +2926,10 @@
       <w:lang w:val="sk-SK"/>
     </w:rPr>
   </w:style>
-  <w:style w:type="paragraph" w:styleId="Footer">
+  <w:style w:type="paragraph" w:styleId="Pta">
     <w:name w:val="footer"/>
-    <w:basedOn w:val="Normal"/>
-    <w:link w:val="FooterChar"/>
+    <w:basedOn w:val="Normlny"/>
+    <w:link w:val="PtaChar"/>
     <w:uiPriority w:val="99"/>
     <w:unhideWhenUsed/>
     <w:rsid w:val="00551B87"/>
@@ -2490,10 +2940,10 @@
       </w:tabs>
     </w:pPr>
   </w:style>
-  <w:style w:type="character" w:customStyle="1" w:styleId="FooterChar">
-    <w:name w:val="Footer Char"/>
-    <w:basedOn w:val="DefaultParagraphFont"/>
-    <w:link w:val="Footer"/>
+  <w:style w:type="character" w:customStyle="1" w:styleId="PtaChar">
+    <w:name w:val="Päta Char"/>
+    <w:basedOn w:val="Predvolenpsmoodseku"/>
+    <w:link w:val="Pta"/>
     <w:uiPriority w:val="99"/>
     <w:rsid w:val="00551B87"/>
     <w:rPr>
@@ -2501,10 +2951,10 @@
       <w:lang w:val="sk-SK"/>
     </w:rPr>
   </w:style>
-  <w:style w:type="character" w:customStyle="1" w:styleId="Heading2Char">
-    <w:name w:val="Heading 2 Char"/>
-    <w:basedOn w:val="DefaultParagraphFont"/>
-    <w:link w:val="Heading2"/>
+  <w:style w:type="character" w:customStyle="1" w:styleId="Nadpis2Char">
+    <w:name w:val="Nadpis 2 Char"/>
+    <w:basedOn w:val="Predvolenpsmoodseku"/>
+    <w:link w:val="Nadpis2"/>
     <w:uiPriority w:val="9"/>
     <w:rsid w:val="004837A3"/>
     <w:rPr>

--- a/dokumentacia.docx
+++ b/dokumentacia.docx
@@ -1,6 +1,6 @@
 
 <file path=word/document.xml><?xml version="1.0" encoding="utf-8"?>
-<w:document xmlns:wpc="http://schemas.microsoft.com/office/word/2010/wordprocessingCanvas" xmlns:cx="http://schemas.microsoft.com/office/drawing/2014/chartex" xmlns:cx1="http://schemas.microsoft.com/office/drawing/2015/9/8/chartex" xmlns:cx2="http://schemas.microsoft.com/office/drawing/2015/10/21/chartex" xmlns:cx3="http://schemas.microsoft.com/office/drawing/2016/5/9/chartex" xmlns:cx4="http://schemas.microsoft.com/office/drawing/2016/5/10/chartex" xmlns:cx5="http://schemas.microsoft.com/office/drawing/2016/5/11/chartex" xmlns:cx6="http://schemas.microsoft.com/office/drawing/2016/5/12/chartex" xmlns:cx7="http://schemas.microsoft.com/office/drawing/2016/5/13/chartex" xmlns:cx8="http://schemas.microsoft.com/office/drawing/2016/5/14/chartex" xmlns:mc="http://schemas.openxmlformats.org/markup-compatibility/2006" xmlns:aink="http://schemas.microsoft.com/office/drawing/2016/ink" xmlns:am3d="http://schemas.microsoft.com/office/drawing/2017/model3d" xmlns:o="urn:schemas-microsoft-com:office:office" xmlns:oel="http://schemas.microsoft.com/office/2019/extlst" xmlns:r="http://schemas.openxmlformats.org/officeDocument/2006/relationships" xmlns:m="http://schemas.openxmlformats.org/officeDocument/2006/math" xmlns:v="urn:schemas-microsoft-com:vml" xmlns:wp14="http://schemas.microsoft.com/office/word/2010/wordprocessingDrawing" xmlns:wp="http://schemas.openxmlformats.org/drawingml/2006/wordprocessingDrawing" xmlns:w10="urn:schemas-microsoft-com:office:word" xmlns:w="http://schemas.openxmlformats.org/wordprocessingml/2006/main" xmlns:w14="http://schemas.microsoft.com/office/word/2010/wordml" xmlns:w15="http://schemas.microsoft.com/office/word/2012/wordml" xmlns:w16cex="http://schemas.microsoft.com/office/word/2018/wordml/cex" xmlns:w16cid="http://schemas.microsoft.com/office/word/2016/wordml/cid" xmlns:w16="http://schemas.microsoft.com/office/word/2018/wordml" xmlns:w16du="http://schemas.microsoft.com/office/word/2023/wordml/word16du" xmlns:w16sdtdh="http://schemas.microsoft.com/office/word/2020/wordml/sdtdatahash" xmlns:w16sdtfl="http://schemas.microsoft.com/office/word/2024/wordml/sdtformatlock" xmlns:w16se="http://schemas.microsoft.com/office/word/2015/wordml/symex" xmlns:wpg="http://schemas.microsoft.com/office/word/2010/wordprocessingGroup" xmlns:wpi="http://schemas.microsoft.com/office/word/2010/wordprocessingInk" xmlns:wne="http://schemas.microsoft.com/office/word/2006/wordml" xmlns:wps="http://schemas.microsoft.com/office/word/2010/wordprocessingShape" mc:Ignorable="w14 w15 w16se w16cid w16 w16cex w16sdtdh w16sdtfl w16du wp14">
+<w:document xmlns:wpc="http://schemas.microsoft.com/office/word/2010/wordprocessingCanvas" xmlns:cx="http://schemas.microsoft.com/office/drawing/2014/chartex" xmlns:cx1="http://schemas.microsoft.com/office/drawing/2015/9/8/chartex" xmlns:cx2="http://schemas.microsoft.com/office/drawing/2015/10/21/chartex" xmlns:cx3="http://schemas.microsoft.com/office/drawing/2016/5/9/chartex" xmlns:cx4="http://schemas.microsoft.com/office/drawing/2016/5/10/chartex" xmlns:cx5="http://schemas.microsoft.com/office/drawing/2016/5/11/chartex" xmlns:cx6="http://schemas.microsoft.com/office/drawing/2016/5/12/chartex" xmlns:cx7="http://schemas.microsoft.com/office/drawing/2016/5/13/chartex" xmlns:cx8="http://schemas.microsoft.com/office/drawing/2016/5/14/chartex" xmlns:mc="http://schemas.openxmlformats.org/markup-compatibility/2006" xmlns:m="http://schemas.openxmlformats.org/officeDocument/2006/math" xmlns:aink="http://schemas.microsoft.com/office/drawing/2016/ink" xmlns:am3d="http://schemas.microsoft.com/office/drawing/2017/model3d" xmlns:oel="http://schemas.microsoft.com/office/2019/extlst" xmlns:r="http://schemas.openxmlformats.org/officeDocument/2006/relationships" xmlns:wp14="http://schemas.microsoft.com/office/word/2010/wordprocessingDrawing" xmlns:wp="http://schemas.openxmlformats.org/drawingml/2006/wordprocessingDrawing" xmlns:wpg="http://schemas.microsoft.com/office/word/2010/wordprocessingGroup" xmlns:wpi="http://schemas.microsoft.com/office/word/2010/wordprocessingInk" xmlns:wps="http://schemas.microsoft.com/office/word/2010/wordprocessingShape" xmlns:o="urn:schemas-microsoft-com:office:office" xmlns:v="urn:schemas-microsoft-com:vml" xmlns:w10="urn:schemas-microsoft-com:office:word" xmlns:w="http://schemas.openxmlformats.org/wordprocessingml/2006/main" xmlns:w14="http://schemas.microsoft.com/office/word/2010/wordml" xmlns:w15="http://schemas.microsoft.com/office/word/2012/wordml" xmlns:w16cex="http://schemas.microsoft.com/office/word/2018/wordml/cex" xmlns:w16cid="http://schemas.microsoft.com/office/word/2016/wordml/cid" xmlns:w16="http://schemas.microsoft.com/office/word/2018/wordml" xmlns:w16sdtdh="http://schemas.microsoft.com/office/word/2020/wordml/sdtdatahash" xmlns:w16sdtfl="http://schemas.microsoft.com/office/word/2024/wordml/sdtformatlock" xmlns:w16se="http://schemas.microsoft.com/office/word/2015/wordml/symex" xmlns:w16du="http://schemas.microsoft.com/office/word/2023/wordml/word16du" xmlns:wne="http://schemas.microsoft.com/office/word/2006/wordml" mc:Ignorable="w14 w15 w16se w16cid w16 w16cex w16sdtdh w16sdtfl w16du wp14">
   <w:body>
     <w:p>
       <w:pPr>
@@ -37,7 +37,7 @@
                     </pic:cNvPicPr>
                   </pic:nvPicPr>
                   <pic:blipFill>
-                    <a:blip r:embed="rId7" cstate="print">
+                    <a:blip r:embed="rId8" cstate="print">
                       <a:extLst>
                         <a:ext uri="{28A0092B-C50C-407E-A947-70E740481C1C}">
                           <a14:useLocalDpi xmlns:a14="http://schemas.microsoft.com/office/drawing/2010/main" val="0"/>
@@ -191,12 +191,6 @@
         <w:br w:type="page"/>
       </w:r>
     </w:p>
-    <w:p>
-      <w:r>
-        <w:lastRenderedPageBreak/>
-        <w:br w:type="page"/>
-      </w:r>
-    </w:p>
     <w:p/>
     <w:p>
       <w:pPr>
@@ -237,13 +231,74 @@
         <w:t xml:space="preserve"> ťa naháňajú </w:t>
       </w:r>
       <w:r>
-        <w:t xml:space="preserve">a chcú zjesť </w:t>
-      </w:r>
-      <w:r>
-        <w:t>duchovia.</w:t>
-      </w:r>
-      <w:r>
-        <w:t xml:space="preserve"> Úspešnosť sa meria v skóre a počtom zostávajúcich životou.</w:t>
+        <w:t>duchovia ktorým sa uhýbaš. Pokiaľ Pac-Mana duch chytí, tak sa reštartuje level, to platí iba ale ak má ešte nejaké životy. Keď Pac-Man zje „</w:t>
+      </w:r>
+      <w:proofErr w:type="spellStart"/>
+      <w:r>
+        <w:t>Power-pellet</w:t>
+      </w:r>
+      <w:proofErr w:type="spellEnd"/>
+      <w:r>
+        <w:t>“</w:t>
+      </w:r>
+      <w:r>
+        <w:t xml:space="preserve"> (veľká gulička)</w:t>
+      </w:r>
+      <w:r>
+        <w:t xml:space="preserve"> tak sa hrá </w:t>
+      </w:r>
+      <w:r>
+        <w:t>otočí</w:t>
+      </w:r>
+      <w:r>
+        <w:t xml:space="preserve"> a môže ducha zjesť on, tí od neho utekajú preč. Výhody </w:t>
+      </w:r>
+      <w:proofErr w:type="spellStart"/>
+      <w:r>
+        <w:t>power-pellet</w:t>
+      </w:r>
+      <w:proofErr w:type="spellEnd"/>
+      <w:r>
+        <w:t xml:space="preserve"> </w:t>
+      </w:r>
+      <w:r>
+        <w:t>nie sú</w:t>
+      </w:r>
+      <w:r>
+        <w:t xml:space="preserve"> avšak večné,</w:t>
+      </w:r>
+      <w:r>
+        <w:t xml:space="preserve"> po pár sekundách mu zmiznú.</w:t>
+      </w:r>
+      <w:r>
+        <w:t xml:space="preserve"> Úspešnosť sa meria v skóre a počtom zostávajúcich </w:t>
+      </w:r>
+      <w:proofErr w:type="spellStart"/>
+      <w:r>
+        <w:t>životou</w:t>
+      </w:r>
+      <w:proofErr w:type="spellEnd"/>
+      <w:r>
+        <w:t>.</w:t>
+      </w:r>
+      <w:r>
+        <w:t xml:space="preserve"> Niekedy sa môže objaviť bonus v tvare hviezdičky ktorý Pac-Manovi dá veľký počet </w:t>
+      </w:r>
+      <w:proofErr w:type="spellStart"/>
+      <w:r>
+        <w:t>scóre</w:t>
+      </w:r>
+      <w:proofErr w:type="spellEnd"/>
+      <w:r>
+        <w:t xml:space="preserve">. Level sa dokončí tým keď sú všetky </w:t>
+      </w:r>
+      <w:proofErr w:type="spellStart"/>
+      <w:r>
+        <w:t>pellets</w:t>
+      </w:r>
+      <w:proofErr w:type="spellEnd"/>
+      <w:r>
+        <w:t xml:space="preserve"> zjedené.</w:t>
       </w:r>
       <w:r>
         <w:t xml:space="preserve"> To znamená že nejde o</w:t>
@@ -287,8 +342,13 @@
         </w:numPr>
       </w:pPr>
       <w:r>
-        <w:t>Ak ťa duch chytí (zje) tak si prehral a opakuješ level pokiaľ máš dostatočný počet životov</w:t>
-      </w:r>
+        <w:t xml:space="preserve">Prechádzaš bludiskom a zbieraš </w:t>
+      </w:r>
+      <w:proofErr w:type="spellStart"/>
+      <w:r>
+        <w:t>pellets</w:t>
+      </w:r>
+      <w:proofErr w:type="spellEnd"/>
     </w:p>
     <w:p>
       <w:pPr>
@@ -299,28 +359,13 @@
         </w:numPr>
       </w:pPr>
       <w:r>
-        <w:t>Keď</w:t>
-      </w:r>
-      <w:r>
-        <w:t xml:space="preserve"> Pac-Man zje „Power-pellet“</w:t>
-      </w:r>
-      <w:r>
-        <w:t xml:space="preserve"> (veľká gulička)</w:t>
-      </w:r>
-      <w:r>
-        <w:t xml:space="preserve"> tak môže Pac-Man zjesť duchov, </w:t>
-      </w:r>
-      <w:r>
-        <w:t>tí</w:t>
-      </w:r>
-      <w:r>
-        <w:t xml:space="preserve"> sa ho zľaknú a </w:t>
-      </w:r>
-      <w:r>
-        <w:t>utekajú</w:t>
-      </w:r>
-      <w:r>
-        <w:t xml:space="preserve"> od neho</w:t>
+        <w:t xml:space="preserve">Ak ťa duch chytí tak si prehral a opakuješ level </w:t>
+      </w:r>
+      <w:r>
+        <w:t>,</w:t>
+      </w:r>
+      <w:r>
+        <w:t>pokiaľ máš dostatočný počet životov</w:t>
       </w:r>
     </w:p>
     <w:p>
@@ -332,7 +377,19 @@
         </w:numPr>
       </w:pPr>
       <w:r>
-        <w:t>Bonus ktorý sa objaví na krátku chvíľu, dáva veľký počet skóre</w:t>
+        <w:t>Keď</w:t>
+      </w:r>
+      <w:r>
+        <w:t xml:space="preserve"> Pac-Man zje „Power-pellet“</w:t>
+      </w:r>
+      <w:r>
+        <w:t xml:space="preserve"> </w:t>
+      </w:r>
+      <w:r>
+        <w:t>tak môže Pac-Man zjesť ducho</w:t>
+      </w:r>
+      <w:r>
+        <w:t>v</w:t>
       </w:r>
     </w:p>
     <w:p>
@@ -344,19 +401,25 @@
         </w:numPr>
       </w:pPr>
       <w:r>
+        <w:t>Bonus ktorý sa objaví na krátku chvíľu, dáva veľký počet skóre</w:t>
+      </w:r>
+    </w:p>
+    <w:p>
+      <w:pPr>
+        <w:pStyle w:val="SPtext"/>
+        <w:numPr>
+          <w:ilvl w:val="0"/>
+          <w:numId w:val="2"/>
+        </w:numPr>
+      </w:pPr>
+      <w:r>
         <w:t>Po vyzbieraní všetkých pellets sa posúvaš do ďalšieho levelu (bludiska)</w:t>
       </w:r>
     </w:p>
     <w:p>
       <w:pPr>
         <w:pStyle w:val="SPtext"/>
-        <w:ind w:firstLine="0"/>
-      </w:pPr>
-    </w:p>
-    <w:p>
-      <w:pPr>
-        <w:pStyle w:val="SPtext"/>
-        <w:ind w:firstLine="0"/>
+        <w:ind w:left="1429" w:firstLine="0"/>
       </w:pPr>
     </w:p>
     <w:p>
@@ -451,7 +514,7 @@
     </w:p>
     <w:p>
       <w:pPr>
-        <w:pStyle w:val="Odsekzoznamu"/>
+        <w:pStyle w:val="ListParagraph"/>
         <w:numPr>
           <w:ilvl w:val="1"/>
           <w:numId w:val="4"/>
@@ -506,7 +569,7 @@
     </w:p>
     <w:p>
       <w:pPr>
-        <w:pStyle w:val="Odsekzoznamu"/>
+        <w:pStyle w:val="ListParagraph"/>
         <w:numPr>
           <w:ilvl w:val="1"/>
           <w:numId w:val="4"/>
@@ -570,7 +633,7 @@
     </w:p>
     <w:p>
       <w:pPr>
-        <w:pStyle w:val="Odsekzoznamu"/>
+        <w:pStyle w:val="ListParagraph"/>
         <w:numPr>
           <w:ilvl w:val="1"/>
           <w:numId w:val="4"/>
@@ -814,45 +877,75 @@
       <w:r>
         <w:t>V Japonsku bola hra pôvodne vydaná pod názvom Puck-Man (odvodené z japonského citoslovca paku-paku, čo znázorňuje otváranie a zatváranie úst pri jedení). Pri exporte do USA sa však tvorcovia obávali, že vandalom bude stačiť preškrabať písmeno P na F, čím by vznikla vulgárnosť. Preto názov zmenili na Pac-Man.</w:t>
       </w:r>
-    </w:p>
-    <w:p>
-      <w:pPr>
-        <w:pStyle w:val="SPtext"/>
-      </w:pPr>
-      <w:r>
-        <w:t>Dizajnér hry Toru Iwatani priznal, že žltý tvar Pac-Mana ho napadol v momente, keď si zobral jeden dielik z celej okrúhlej pizze a pozrel sa na zvyšok.</w:t>
-      </w:r>
-    </w:p>
-    <w:p>
-      <w:pPr>
-        <w:pStyle w:val="SPtext"/>
-      </w:pPr>
-      <w:r>
-        <w:t>Štyria duchovia (Blinky, Pinky, Inky a Clyde) nemajú rovnaké správanie. Červený Blinky hráča priamo prenasleduje, ružová Pinky sa snaží nadbehnúť mu do cesty, modrý Inky kombinuje pozíciu hráča s Blinkyho pozíciou a oranžový Clyde náhodne odbieha do svojho rohu.</w:t>
-      </w:r>
-    </w:p>
-    <w:p>
-      <w:pPr>
-        <w:pStyle w:val="SPtext"/>
-      </w:pPr>
+      <w:r>
+        <w:t xml:space="preserve"> </w:t>
+      </w:r>
+      <w:r>
+        <w:t xml:space="preserve">Dizajnér hry </w:t>
+      </w:r>
+      <w:proofErr w:type="spellStart"/>
+      <w:r>
+        <w:t>Toru</w:t>
+      </w:r>
+      <w:proofErr w:type="spellEnd"/>
+      <w:r>
+        <w:t xml:space="preserve"> </w:t>
+      </w:r>
+      <w:proofErr w:type="spellStart"/>
+      <w:r>
+        <w:t>Iwatani</w:t>
+      </w:r>
+      <w:proofErr w:type="spellEnd"/>
+      <w:r>
+        <w:t xml:space="preserve"> priznal, že žltý tvar Pac-Mana ho napadol v momente, keď si zobral jeden dielik z celej okrúhlej pizze a pozrel sa na zvyšok.</w:t>
+      </w:r>
+      <w:r>
+        <w:t xml:space="preserve"> </w:t>
+      </w:r>
+      <w:r>
+        <w:t>Štyria duchovia (</w:t>
+      </w:r>
+      <w:proofErr w:type="spellStart"/>
+      <w:r>
+        <w:t>Blinky</w:t>
+      </w:r>
+      <w:proofErr w:type="spellEnd"/>
+      <w:r>
+        <w:t>, Pinky, Inky a Clyde) nemajú rovnaké správanie. Červený Blinky hráča priamo prenasleduje, ružová Pinky sa snaží nadbehnúť mu do cesty, modrý Inky kombinuje pozíciu hráča s Blinkyho pozíciou a oranžový Clyde náhodne odbieha do svojho rohu.</w:t>
+      </w:r>
+      <w:r>
+        <w:t xml:space="preserve"> </w:t>
+      </w:r>
       <w:r>
         <w:t>Pac-Man bol navrhnutý ako nekonečná hra, no kvôli 8-bitovému zlyhaniu registra sa v 256. úrovni pravá polovica obrazovky zmení na chaotickú zmes symbolov a textúr. Túto úroveň nie je možné dokončiť.</w:t>
       </w:r>
-    </w:p>
-    <w:p>
-      <w:pPr>
-        <w:pStyle w:val="SPtext"/>
-      </w:pPr>
-      <w:r>
-        <w:t>Prvým človekom na svete, ktorému sa podarilo dosiahnuť absolútne maximálne možné skóre (zjedol všetky bodky, ovocie aj všetkých duchov vo všetkých 256 leveloch bez jediného úmrtia), bol Billy Mitchell v roku 1999.</w:t>
-      </w:r>
-    </w:p>
-    <w:p>
-      <w:pPr>
-        <w:pStyle w:val="SPtext"/>
-      </w:pPr>
-      <w:r>
-        <w:t>Hru vyvinula japonská spoločnosť Namco a prvýkrát bola uvedená v Japonsku 22. mája 1980. Tvorca Toru Iwatani chcel vytvoriť titul bez násilia, ktorý by nebol klasickou strieľačkou a oslovil by aj ženy. V hre získava hráč za každú zjedenú bodku 10 bodov, za duchov od 200 do 1600 bodov a pri dosiahnutí 10 000 bodov dostane život navyše.</w:t>
+      <w:r>
+        <w:t xml:space="preserve"> </w:t>
+      </w:r>
+      <w:r>
+        <w:t xml:space="preserve">Prvým človekom na svete, ktorému sa podarilo dosiahnuť absolútne maximálne možné skóre (zjedol všetky bodky, ovocie aj všetkých duchov vo všetkých 256 leveloch bez jediného úmrtia), bol Billy </w:t>
+      </w:r>
+      <w:proofErr w:type="spellStart"/>
+      <w:r>
+        <w:t>Mitchell</w:t>
+      </w:r>
+      <w:proofErr w:type="spellEnd"/>
+      <w:r>
+        <w:t xml:space="preserve"> v roku 1999.</w:t>
+      </w:r>
+      <w:r>
+        <w:t xml:space="preserve"> </w:t>
+      </w:r>
+      <w:r>
+        <w:t xml:space="preserve">Hru vyvinula japonská spoločnosť </w:t>
+      </w:r>
+      <w:proofErr w:type="spellStart"/>
+      <w:r>
+        <w:t>Namco</w:t>
+      </w:r>
+      <w:proofErr w:type="spellEnd"/>
+      <w:r>
+        <w:t xml:space="preserve"> a prvýkrát bola uvedená v Japonsku 22. mája 1980. Tvorca Toru Iwatani chcel vytvoriť titul bez násilia, ktorý by nebol klasickou strieľačkou a oslovil by aj ženy. V hre získava hráč za každú zjedenú bodku 10 bodov, za duchov od 200 do 1600 bodov a pri dosiahnutí 10 000 bodov dostane život navyše.</w:t>
       </w:r>
     </w:p>
     <w:p>
@@ -1195,8 +1288,8 @@
       </w:pPr>
     </w:p>
     <w:sectPr>
-      <w:headerReference w:type="default" r:id="rId8"/>
-      <w:footerReference w:type="default" r:id="rId9"/>
+      <w:headerReference w:type="default" r:id="rId9"/>
+      <w:footerReference w:type="default" r:id="rId10"/>
       <w:pgSz w:w="11910" w:h="16840"/>
       <w:pgMar w:top="400" w:right="1275" w:bottom="280" w:left="566" w:header="708" w:footer="708" w:gutter="0"/>
       <w:cols w:space="708"/>
@@ -1208,7 +1301,7 @@
 </file>
 
 <file path=word/endnotes.xml><?xml version="1.0" encoding="utf-8"?>
-<w:endnotes xmlns:wpc="http://schemas.microsoft.com/office/word/2010/wordprocessingCanvas" xmlns:cx="http://schemas.microsoft.com/office/drawing/2014/chartex" xmlns:cx1="http://schemas.microsoft.com/office/drawing/2015/9/8/chartex" xmlns:cx2="http://schemas.microsoft.com/office/drawing/2015/10/21/chartex" xmlns:cx3="http://schemas.microsoft.com/office/drawing/2016/5/9/chartex" xmlns:cx4="http://schemas.microsoft.com/office/drawing/2016/5/10/chartex" xmlns:cx5="http://schemas.microsoft.com/office/drawing/2016/5/11/chartex" xmlns:cx6="http://schemas.microsoft.com/office/drawing/2016/5/12/chartex" xmlns:cx7="http://schemas.microsoft.com/office/drawing/2016/5/13/chartex" xmlns:cx8="http://schemas.microsoft.com/office/drawing/2016/5/14/chartex" xmlns:mc="http://schemas.openxmlformats.org/markup-compatibility/2006" xmlns:aink="http://schemas.microsoft.com/office/drawing/2016/ink" xmlns:am3d="http://schemas.microsoft.com/office/drawing/2017/model3d" xmlns:o="urn:schemas-microsoft-com:office:office" xmlns:oel="http://schemas.microsoft.com/office/2019/extlst" xmlns:r="http://schemas.openxmlformats.org/officeDocument/2006/relationships" xmlns:m="http://schemas.openxmlformats.org/officeDocument/2006/math" xmlns:v="urn:schemas-microsoft-com:vml" xmlns:wp14="http://schemas.microsoft.com/office/word/2010/wordprocessingDrawing" xmlns:wp="http://schemas.openxmlformats.org/drawingml/2006/wordprocessingDrawing" xmlns:w10="urn:schemas-microsoft-com:office:word" xmlns:w="http://schemas.openxmlformats.org/wordprocessingml/2006/main" xmlns:w14="http://schemas.microsoft.com/office/word/2010/wordml" xmlns:w15="http://schemas.microsoft.com/office/word/2012/wordml" xmlns:w16cex="http://schemas.microsoft.com/office/word/2018/wordml/cex" xmlns:w16cid="http://schemas.microsoft.com/office/word/2016/wordml/cid" xmlns:w16="http://schemas.microsoft.com/office/word/2018/wordml" xmlns:w16du="http://schemas.microsoft.com/office/word/2023/wordml/word16du" xmlns:w16sdtdh="http://schemas.microsoft.com/office/word/2020/wordml/sdtdatahash" xmlns:w16sdtfl="http://schemas.microsoft.com/office/word/2024/wordml/sdtformatlock" xmlns:w16se="http://schemas.microsoft.com/office/word/2015/wordml/symex" xmlns:wpg="http://schemas.microsoft.com/office/word/2010/wordprocessingGroup" xmlns:wpi="http://schemas.microsoft.com/office/word/2010/wordprocessingInk" xmlns:wne="http://schemas.microsoft.com/office/word/2006/wordml" xmlns:wps="http://schemas.microsoft.com/office/word/2010/wordprocessingShape" mc:Ignorable="w14 w15 w16se w16cid w16 w16cex w16sdtdh w16sdtfl w16du wp14">
+<w:endnotes xmlns:wpc="http://schemas.microsoft.com/office/word/2010/wordprocessingCanvas" xmlns:cx="http://schemas.microsoft.com/office/drawing/2014/chartex" xmlns:cx1="http://schemas.microsoft.com/office/drawing/2015/9/8/chartex" xmlns:cx2="http://schemas.microsoft.com/office/drawing/2015/10/21/chartex" xmlns:cx3="http://schemas.microsoft.com/office/drawing/2016/5/9/chartex" xmlns:cx4="http://schemas.microsoft.com/office/drawing/2016/5/10/chartex" xmlns:cx5="http://schemas.microsoft.com/office/drawing/2016/5/11/chartex" xmlns:cx6="http://schemas.microsoft.com/office/drawing/2016/5/12/chartex" xmlns:cx7="http://schemas.microsoft.com/office/drawing/2016/5/13/chartex" xmlns:cx8="http://schemas.microsoft.com/office/drawing/2016/5/14/chartex" xmlns:mc="http://schemas.openxmlformats.org/markup-compatibility/2006" xmlns:m="http://schemas.openxmlformats.org/officeDocument/2006/math" xmlns:aink="http://schemas.microsoft.com/office/drawing/2016/ink" xmlns:am3d="http://schemas.microsoft.com/office/drawing/2017/model3d" xmlns:oel="http://schemas.microsoft.com/office/2019/extlst" xmlns:r="http://schemas.openxmlformats.org/officeDocument/2006/relationships" xmlns:wp14="http://schemas.microsoft.com/office/word/2010/wordprocessingDrawing" xmlns:wp="http://schemas.openxmlformats.org/drawingml/2006/wordprocessingDrawing" xmlns:wpg="http://schemas.microsoft.com/office/word/2010/wordprocessingGroup" xmlns:wpi="http://schemas.microsoft.com/office/word/2010/wordprocessingInk" xmlns:wps="http://schemas.microsoft.com/office/word/2010/wordprocessingShape" xmlns:o="urn:schemas-microsoft-com:office:office" xmlns:v="urn:schemas-microsoft-com:vml" xmlns:w10="urn:schemas-microsoft-com:office:word" xmlns:w="http://schemas.openxmlformats.org/wordprocessingml/2006/main" xmlns:w14="http://schemas.microsoft.com/office/word/2010/wordml" xmlns:w15="http://schemas.microsoft.com/office/word/2012/wordml" xmlns:w16cex="http://schemas.microsoft.com/office/word/2018/wordml/cex" xmlns:w16cid="http://schemas.microsoft.com/office/word/2016/wordml/cid" xmlns:w16="http://schemas.microsoft.com/office/word/2018/wordml" xmlns:w16sdtdh="http://schemas.microsoft.com/office/word/2020/wordml/sdtdatahash" xmlns:w16sdtfl="http://schemas.microsoft.com/office/word/2024/wordml/sdtformatlock" xmlns:w16se="http://schemas.microsoft.com/office/word/2015/wordml/symex" xmlns:w16du="http://schemas.microsoft.com/office/word/2023/wordml/word16du" xmlns:wne="http://schemas.microsoft.com/office/word/2006/wordml" mc:Ignorable="w14 w15 w16se w16cid w16 w16cex w16sdtdh w16sdtfl w16du wp14">
   <w:endnote w:type="separator" w:id="-1">
     <w:p>
       <w:r>
@@ -1227,7 +1320,7 @@
 </file>
 
 <file path=word/footer1.xml><?xml version="1.0" encoding="utf-8"?>
-<w:ftr xmlns:wpc="http://schemas.microsoft.com/office/word/2010/wordprocessingCanvas" xmlns:cx="http://schemas.microsoft.com/office/drawing/2014/chartex" xmlns:cx1="http://schemas.microsoft.com/office/drawing/2015/9/8/chartex" xmlns:cx2="http://schemas.microsoft.com/office/drawing/2015/10/21/chartex" xmlns:cx3="http://schemas.microsoft.com/office/drawing/2016/5/9/chartex" xmlns:cx4="http://schemas.microsoft.com/office/drawing/2016/5/10/chartex" xmlns:cx5="http://schemas.microsoft.com/office/drawing/2016/5/11/chartex" xmlns:cx6="http://schemas.microsoft.com/office/drawing/2016/5/12/chartex" xmlns:cx7="http://schemas.microsoft.com/office/drawing/2016/5/13/chartex" xmlns:cx8="http://schemas.microsoft.com/office/drawing/2016/5/14/chartex" xmlns:mc="http://schemas.openxmlformats.org/markup-compatibility/2006" xmlns:aink="http://schemas.microsoft.com/office/drawing/2016/ink" xmlns:am3d="http://schemas.microsoft.com/office/drawing/2017/model3d" xmlns:o="urn:schemas-microsoft-com:office:office" xmlns:oel="http://schemas.microsoft.com/office/2019/extlst" xmlns:r="http://schemas.openxmlformats.org/officeDocument/2006/relationships" xmlns:m="http://schemas.openxmlformats.org/officeDocument/2006/math" xmlns:v="urn:schemas-microsoft-com:vml" xmlns:wp14="http://schemas.microsoft.com/office/word/2010/wordprocessingDrawing" xmlns:wp="http://schemas.openxmlformats.org/drawingml/2006/wordprocessingDrawing" xmlns:w10="urn:schemas-microsoft-com:office:word" xmlns:w="http://schemas.openxmlformats.org/wordprocessingml/2006/main" xmlns:w14="http://schemas.microsoft.com/office/word/2010/wordml" xmlns:w15="http://schemas.microsoft.com/office/word/2012/wordml" xmlns:w16cex="http://schemas.microsoft.com/office/word/2018/wordml/cex" xmlns:w16cid="http://schemas.microsoft.com/office/word/2016/wordml/cid" xmlns:w16="http://schemas.microsoft.com/office/word/2018/wordml" xmlns:w16du="http://schemas.microsoft.com/office/word/2023/wordml/word16du" xmlns:w16sdtdh="http://schemas.microsoft.com/office/word/2020/wordml/sdtdatahash" xmlns:w16sdtfl="http://schemas.microsoft.com/office/word/2024/wordml/sdtformatlock" xmlns:w16se="http://schemas.microsoft.com/office/word/2015/wordml/symex" xmlns:wpg="http://schemas.microsoft.com/office/word/2010/wordprocessingGroup" xmlns:wpi="http://schemas.microsoft.com/office/word/2010/wordprocessingInk" xmlns:wne="http://schemas.microsoft.com/office/word/2006/wordml" xmlns:wps="http://schemas.microsoft.com/office/word/2010/wordprocessingShape" mc:Ignorable="w14 w15 w16se w16cid w16 w16cex w16sdtdh w16sdtfl w16du wp14">
+<w:ftr xmlns:wpc="http://schemas.microsoft.com/office/word/2010/wordprocessingCanvas" xmlns:cx="http://schemas.microsoft.com/office/drawing/2014/chartex" xmlns:cx1="http://schemas.microsoft.com/office/drawing/2015/9/8/chartex" xmlns:cx2="http://schemas.microsoft.com/office/drawing/2015/10/21/chartex" xmlns:cx3="http://schemas.microsoft.com/office/drawing/2016/5/9/chartex" xmlns:cx4="http://schemas.microsoft.com/office/drawing/2016/5/10/chartex" xmlns:cx5="http://schemas.microsoft.com/office/drawing/2016/5/11/chartex" xmlns:cx6="http://schemas.microsoft.com/office/drawing/2016/5/12/chartex" xmlns:cx7="http://schemas.microsoft.com/office/drawing/2016/5/13/chartex" xmlns:cx8="http://schemas.microsoft.com/office/drawing/2016/5/14/chartex" xmlns:mc="http://schemas.openxmlformats.org/markup-compatibility/2006" xmlns:m="http://schemas.openxmlformats.org/officeDocument/2006/math" xmlns:aink="http://schemas.microsoft.com/office/drawing/2016/ink" xmlns:am3d="http://schemas.microsoft.com/office/drawing/2017/model3d" xmlns:oel="http://schemas.microsoft.com/office/2019/extlst" xmlns:r="http://schemas.openxmlformats.org/officeDocument/2006/relationships" xmlns:wp14="http://schemas.microsoft.com/office/word/2010/wordprocessingDrawing" xmlns:wp="http://schemas.openxmlformats.org/drawingml/2006/wordprocessingDrawing" xmlns:wpg="http://schemas.microsoft.com/office/word/2010/wordprocessingGroup" xmlns:wpi="http://schemas.microsoft.com/office/word/2010/wordprocessingInk" xmlns:wps="http://schemas.microsoft.com/office/word/2010/wordprocessingShape" xmlns:o="urn:schemas-microsoft-com:office:office" xmlns:v="urn:schemas-microsoft-com:vml" xmlns:w10="urn:schemas-microsoft-com:office:word" xmlns:w="http://schemas.openxmlformats.org/wordprocessingml/2006/main" xmlns:w14="http://schemas.microsoft.com/office/word/2010/wordml" xmlns:w15="http://schemas.microsoft.com/office/word/2012/wordml" xmlns:w16cex="http://schemas.microsoft.com/office/word/2018/wordml/cex" xmlns:w16cid="http://schemas.microsoft.com/office/word/2016/wordml/cid" xmlns:w16="http://schemas.microsoft.com/office/word/2018/wordml" xmlns:w16sdtdh="http://schemas.microsoft.com/office/word/2020/wordml/sdtdatahash" xmlns:w16sdtfl="http://schemas.microsoft.com/office/word/2024/wordml/sdtformatlock" xmlns:w16se="http://schemas.microsoft.com/office/word/2015/wordml/symex" xmlns:w16du="http://schemas.microsoft.com/office/word/2023/wordml/word16du" xmlns:wne="http://schemas.microsoft.com/office/word/2006/wordml" mc:Ignorable="w14 w15 w16se w16cid w16 w16cex w16sdtdh w16sdtfl w16du wp14">
   <w:sdt>
     <w:sdtPr>
       <w:id w:val="-1555537685"/>
@@ -1239,7 +1332,7 @@
     <w:sdtContent>
       <w:p>
         <w:pPr>
-          <w:pStyle w:val="Pta"/>
+          <w:pStyle w:val="Footer"/>
           <w:jc w:val="center"/>
         </w:pPr>
         <w:r>
@@ -1262,14 +1355,14 @@
   </w:sdt>
   <w:p>
     <w:pPr>
-      <w:pStyle w:val="Pta"/>
+      <w:pStyle w:val="Footer"/>
     </w:pPr>
   </w:p>
 </w:ftr>
 </file>
 
 <file path=word/footnotes.xml><?xml version="1.0" encoding="utf-8"?>
-<w:footnotes xmlns:wpc="http://schemas.microsoft.com/office/word/2010/wordprocessingCanvas" xmlns:cx="http://schemas.microsoft.com/office/drawing/2014/chartex" xmlns:cx1="http://schemas.microsoft.com/office/drawing/2015/9/8/chartex" xmlns:cx2="http://schemas.microsoft.com/office/drawing/2015/10/21/chartex" xmlns:cx3="http://schemas.microsoft.com/office/drawing/2016/5/9/chartex" xmlns:cx4="http://schemas.microsoft.com/office/drawing/2016/5/10/chartex" xmlns:cx5="http://schemas.microsoft.com/office/drawing/2016/5/11/chartex" xmlns:cx6="http://schemas.microsoft.com/office/drawing/2016/5/12/chartex" xmlns:cx7="http://schemas.microsoft.com/office/drawing/2016/5/13/chartex" xmlns:cx8="http://schemas.microsoft.com/office/drawing/2016/5/14/chartex" xmlns:mc="http://schemas.openxmlformats.org/markup-compatibility/2006" xmlns:aink="http://schemas.microsoft.com/office/drawing/2016/ink" xmlns:am3d="http://schemas.microsoft.com/office/drawing/2017/model3d" xmlns:o="urn:schemas-microsoft-com:office:office" xmlns:oel="http://schemas.microsoft.com/office/2019/extlst" xmlns:r="http://schemas.openxmlformats.org/officeDocument/2006/relationships" xmlns:m="http://schemas.openxmlformats.org/officeDocument/2006/math" xmlns:v="urn:schemas-microsoft-com:vml" xmlns:wp14="http://schemas.microsoft.com/office/word/2010/wordprocessingDrawing" xmlns:wp="http://schemas.openxmlformats.org/drawingml/2006/wordprocessingDrawing" xmlns:w10="urn:schemas-microsoft-com:office:word" xmlns:w="http://schemas.openxmlformats.org/wordprocessingml/2006/main" xmlns:w14="http://schemas.microsoft.com/office/word/2010/wordml" xmlns:w15="http://schemas.microsoft.com/office/word/2012/wordml" xmlns:w16cex="http://schemas.microsoft.com/office/word/2018/wordml/cex" xmlns:w16cid="http://schemas.microsoft.com/office/word/2016/wordml/cid" xmlns:w16="http://schemas.microsoft.com/office/word/2018/wordml" xmlns:w16du="http://schemas.microsoft.com/office/word/2023/wordml/word16du" xmlns:w16sdtdh="http://schemas.microsoft.com/office/word/2020/wordml/sdtdatahash" xmlns:w16sdtfl="http://schemas.microsoft.com/office/word/2024/wordml/sdtformatlock" xmlns:w16se="http://schemas.microsoft.com/office/word/2015/wordml/symex" xmlns:wpg="http://schemas.microsoft.com/office/word/2010/wordprocessingGroup" xmlns:wpi="http://schemas.microsoft.com/office/word/2010/wordprocessingInk" xmlns:wne="http://schemas.microsoft.com/office/word/2006/wordml" xmlns:wps="http://schemas.microsoft.com/office/word/2010/wordprocessingShape" mc:Ignorable="w14 w15 w16se w16cid w16 w16cex w16sdtdh w16sdtfl w16du wp14">
+<w:footnotes xmlns:wpc="http://schemas.microsoft.com/office/word/2010/wordprocessingCanvas" xmlns:cx="http://schemas.microsoft.com/office/drawing/2014/chartex" xmlns:cx1="http://schemas.microsoft.com/office/drawing/2015/9/8/chartex" xmlns:cx2="http://schemas.microsoft.com/office/drawing/2015/10/21/chartex" xmlns:cx3="http://schemas.microsoft.com/office/drawing/2016/5/9/chartex" xmlns:cx4="http://schemas.microsoft.com/office/drawing/2016/5/10/chartex" xmlns:cx5="http://schemas.microsoft.com/office/drawing/2016/5/11/chartex" xmlns:cx6="http://schemas.microsoft.com/office/drawing/2016/5/12/chartex" xmlns:cx7="http://schemas.microsoft.com/office/drawing/2016/5/13/chartex" xmlns:cx8="http://schemas.microsoft.com/office/drawing/2016/5/14/chartex" xmlns:mc="http://schemas.openxmlformats.org/markup-compatibility/2006" xmlns:m="http://schemas.openxmlformats.org/officeDocument/2006/math" xmlns:aink="http://schemas.microsoft.com/office/drawing/2016/ink" xmlns:am3d="http://schemas.microsoft.com/office/drawing/2017/model3d" xmlns:oel="http://schemas.microsoft.com/office/2019/extlst" xmlns:r="http://schemas.openxmlformats.org/officeDocument/2006/relationships" xmlns:wp14="http://schemas.microsoft.com/office/word/2010/wordprocessingDrawing" xmlns:wp="http://schemas.openxmlformats.org/drawingml/2006/wordprocessingDrawing" xmlns:wpg="http://schemas.microsoft.com/office/word/2010/wordprocessingGroup" xmlns:wpi="http://schemas.microsoft.com/office/word/2010/wordprocessingInk" xmlns:wps="http://schemas.microsoft.com/office/word/2010/wordprocessingShape" xmlns:o="urn:schemas-microsoft-com:office:office" xmlns:v="urn:schemas-microsoft-com:vml" xmlns:w10="urn:schemas-microsoft-com:office:word" xmlns:w="http://schemas.openxmlformats.org/wordprocessingml/2006/main" xmlns:w14="http://schemas.microsoft.com/office/word/2010/wordml" xmlns:w15="http://schemas.microsoft.com/office/word/2012/wordml" xmlns:w16cex="http://schemas.microsoft.com/office/word/2018/wordml/cex" xmlns:w16cid="http://schemas.microsoft.com/office/word/2016/wordml/cid" xmlns:w16="http://schemas.microsoft.com/office/word/2018/wordml" xmlns:w16sdtdh="http://schemas.microsoft.com/office/word/2020/wordml/sdtdatahash" xmlns:w16sdtfl="http://schemas.microsoft.com/office/word/2024/wordml/sdtformatlock" xmlns:w16se="http://schemas.microsoft.com/office/word/2015/wordml/symex" xmlns:w16du="http://schemas.microsoft.com/office/word/2023/wordml/word16du" xmlns:wne="http://schemas.microsoft.com/office/word/2006/wordml" mc:Ignorable="w14 w15 w16se w16cid w16 w16cex w16sdtdh w16sdtfl w16du wp14">
   <w:footnote w:type="separator" w:id="-1">
     <w:p>
       <w:r>
@@ -1288,7 +1381,7 @@
 </file>
 
 <file path=word/header1.xml><?xml version="1.0" encoding="utf-8"?>
-<w:hdr xmlns:wpc="http://schemas.microsoft.com/office/word/2010/wordprocessingCanvas" xmlns:cx="http://schemas.microsoft.com/office/drawing/2014/chartex" xmlns:cx1="http://schemas.microsoft.com/office/drawing/2015/9/8/chartex" xmlns:cx2="http://schemas.microsoft.com/office/drawing/2015/10/21/chartex" xmlns:cx3="http://schemas.microsoft.com/office/drawing/2016/5/9/chartex" xmlns:cx4="http://schemas.microsoft.com/office/drawing/2016/5/10/chartex" xmlns:cx5="http://schemas.microsoft.com/office/drawing/2016/5/11/chartex" xmlns:cx6="http://schemas.microsoft.com/office/drawing/2016/5/12/chartex" xmlns:cx7="http://schemas.microsoft.com/office/drawing/2016/5/13/chartex" xmlns:cx8="http://schemas.microsoft.com/office/drawing/2016/5/14/chartex" xmlns:mc="http://schemas.openxmlformats.org/markup-compatibility/2006" xmlns:aink="http://schemas.microsoft.com/office/drawing/2016/ink" xmlns:am3d="http://schemas.microsoft.com/office/drawing/2017/model3d" xmlns:o="urn:schemas-microsoft-com:office:office" xmlns:oel="http://schemas.microsoft.com/office/2019/extlst" xmlns:r="http://schemas.openxmlformats.org/officeDocument/2006/relationships" xmlns:m="http://schemas.openxmlformats.org/officeDocument/2006/math" xmlns:v="urn:schemas-microsoft-com:vml" xmlns:wp14="http://schemas.microsoft.com/office/word/2010/wordprocessingDrawing" xmlns:wp="http://schemas.openxmlformats.org/drawingml/2006/wordprocessingDrawing" xmlns:w10="urn:schemas-microsoft-com:office:word" xmlns:w="http://schemas.openxmlformats.org/wordprocessingml/2006/main" xmlns:w14="http://schemas.microsoft.com/office/word/2010/wordml" xmlns:w15="http://schemas.microsoft.com/office/word/2012/wordml" xmlns:w16cex="http://schemas.microsoft.com/office/word/2018/wordml/cex" xmlns:w16cid="http://schemas.microsoft.com/office/word/2016/wordml/cid" xmlns:w16="http://schemas.microsoft.com/office/word/2018/wordml" xmlns:w16du="http://schemas.microsoft.com/office/word/2023/wordml/word16du" xmlns:w16sdtdh="http://schemas.microsoft.com/office/word/2020/wordml/sdtdatahash" xmlns:w16sdtfl="http://schemas.microsoft.com/office/word/2024/wordml/sdtformatlock" xmlns:w16se="http://schemas.microsoft.com/office/word/2015/wordml/symex" xmlns:wpg="http://schemas.microsoft.com/office/word/2010/wordprocessingGroup" xmlns:wpi="http://schemas.microsoft.com/office/word/2010/wordprocessingInk" xmlns:wne="http://schemas.microsoft.com/office/word/2006/wordml" xmlns:wps="http://schemas.microsoft.com/office/word/2010/wordprocessingShape" mc:Ignorable="w14 w15 w16se w16cid w16 w16cex w16sdtdh w16sdtfl w16du wp14">
+<w:hdr xmlns:wpc="http://schemas.microsoft.com/office/word/2010/wordprocessingCanvas" xmlns:cx="http://schemas.microsoft.com/office/drawing/2014/chartex" xmlns:cx1="http://schemas.microsoft.com/office/drawing/2015/9/8/chartex" xmlns:cx2="http://schemas.microsoft.com/office/drawing/2015/10/21/chartex" xmlns:cx3="http://schemas.microsoft.com/office/drawing/2016/5/9/chartex" xmlns:cx4="http://schemas.microsoft.com/office/drawing/2016/5/10/chartex" xmlns:cx5="http://schemas.microsoft.com/office/drawing/2016/5/11/chartex" xmlns:cx6="http://schemas.microsoft.com/office/drawing/2016/5/12/chartex" xmlns:cx7="http://schemas.microsoft.com/office/drawing/2016/5/13/chartex" xmlns:cx8="http://schemas.microsoft.com/office/drawing/2016/5/14/chartex" xmlns:mc="http://schemas.openxmlformats.org/markup-compatibility/2006" xmlns:m="http://schemas.openxmlformats.org/officeDocument/2006/math" xmlns:aink="http://schemas.microsoft.com/office/drawing/2016/ink" xmlns:am3d="http://schemas.microsoft.com/office/drawing/2017/model3d" xmlns:oel="http://schemas.microsoft.com/office/2019/extlst" xmlns:r="http://schemas.openxmlformats.org/officeDocument/2006/relationships" xmlns:wp14="http://schemas.microsoft.com/office/word/2010/wordprocessingDrawing" xmlns:wp="http://schemas.openxmlformats.org/drawingml/2006/wordprocessingDrawing" xmlns:wpg="http://schemas.microsoft.com/office/word/2010/wordprocessingGroup" xmlns:wpi="http://schemas.microsoft.com/office/word/2010/wordprocessingInk" xmlns:wps="http://schemas.microsoft.com/office/word/2010/wordprocessingShape" xmlns:o="urn:schemas-microsoft-com:office:office" xmlns:v="urn:schemas-microsoft-com:vml" xmlns:w10="urn:schemas-microsoft-com:office:word" xmlns:w="http://schemas.openxmlformats.org/wordprocessingml/2006/main" xmlns:w14="http://schemas.microsoft.com/office/word/2010/wordml" xmlns:w15="http://schemas.microsoft.com/office/word/2012/wordml" xmlns:w16cex="http://schemas.microsoft.com/office/word/2018/wordml/cex" xmlns:w16cid="http://schemas.microsoft.com/office/word/2016/wordml/cid" xmlns:w16="http://schemas.microsoft.com/office/word/2018/wordml" xmlns:w16sdtdh="http://schemas.microsoft.com/office/word/2020/wordml/sdtdatahash" xmlns:w16sdtfl="http://schemas.microsoft.com/office/word/2024/wordml/sdtformatlock" xmlns:w16se="http://schemas.microsoft.com/office/word/2015/wordml/symex" xmlns:w16du="http://schemas.microsoft.com/office/word/2023/wordml/word16du" xmlns:wne="http://schemas.microsoft.com/office/word/2006/wordml" mc:Ignorable="w14 w15 w16se w16cid w16 w16cex w16sdtdh w16sdtfl w16du wp14">
   <w:p>
     <w:pPr>
       <w:jc w:val="right"/>
@@ -1411,7 +1504,7 @@
 </file>
 
 <file path=word/numbering.xml><?xml version="1.0" encoding="utf-8"?>
-<w:numbering xmlns:wpc="http://schemas.microsoft.com/office/word/2010/wordprocessingCanvas" xmlns:cx="http://schemas.microsoft.com/office/drawing/2014/chartex" xmlns:cx1="http://schemas.microsoft.com/office/drawing/2015/9/8/chartex" xmlns:cx2="http://schemas.microsoft.com/office/drawing/2015/10/21/chartex" xmlns:cx3="http://schemas.microsoft.com/office/drawing/2016/5/9/chartex" xmlns:cx4="http://schemas.microsoft.com/office/drawing/2016/5/10/chartex" xmlns:cx5="http://schemas.microsoft.com/office/drawing/2016/5/11/chartex" xmlns:cx6="http://schemas.microsoft.com/office/drawing/2016/5/12/chartex" xmlns:cx7="http://schemas.microsoft.com/office/drawing/2016/5/13/chartex" xmlns:cx8="http://schemas.microsoft.com/office/drawing/2016/5/14/chartex" xmlns:mc="http://schemas.openxmlformats.org/markup-compatibility/2006" xmlns:aink="http://schemas.microsoft.com/office/drawing/2016/ink" xmlns:am3d="http://schemas.microsoft.com/office/drawing/2017/model3d" xmlns:o="urn:schemas-microsoft-com:office:office" xmlns:oel="http://schemas.microsoft.com/office/2019/extlst" xmlns:r="http://schemas.openxmlformats.org/officeDocument/2006/relationships" xmlns:m="http://schemas.openxmlformats.org/officeDocument/2006/math" xmlns:v="urn:schemas-microsoft-com:vml" xmlns:wp14="http://schemas.microsoft.com/office/word/2010/wordprocessingDrawing" xmlns:wp="http://schemas.openxmlformats.org/drawingml/2006/wordprocessingDrawing" xmlns:w10="urn:schemas-microsoft-com:office:word" xmlns:w="http://schemas.openxmlformats.org/wordprocessingml/2006/main" xmlns:w14="http://schemas.microsoft.com/office/word/2010/wordml" xmlns:w15="http://schemas.microsoft.com/office/word/2012/wordml" xmlns:w16cex="http://schemas.microsoft.com/office/word/2018/wordml/cex" xmlns:w16cid="http://schemas.microsoft.com/office/word/2016/wordml/cid" xmlns:w16="http://schemas.microsoft.com/office/word/2018/wordml" xmlns:w16du="http://schemas.microsoft.com/office/word/2023/wordml/word16du" xmlns:w16sdtdh="http://schemas.microsoft.com/office/word/2020/wordml/sdtdatahash" xmlns:w16sdtfl="http://schemas.microsoft.com/office/word/2024/wordml/sdtformatlock" xmlns:w16se="http://schemas.microsoft.com/office/word/2015/wordml/symex" xmlns:wpg="http://schemas.microsoft.com/office/word/2010/wordprocessingGroup" xmlns:wpi="http://schemas.microsoft.com/office/word/2010/wordprocessingInk" xmlns:wne="http://schemas.microsoft.com/office/word/2006/wordml" xmlns:wps="http://schemas.microsoft.com/office/word/2010/wordprocessingShape" mc:Ignorable="w14 w15 w16se w16cid w16 w16cex w16sdtdh w16sdtfl w16du wp14">
+<w:numbering xmlns:wpc="http://schemas.microsoft.com/office/word/2010/wordprocessingCanvas" xmlns:cx="http://schemas.microsoft.com/office/drawing/2014/chartex" xmlns:cx1="http://schemas.microsoft.com/office/drawing/2015/9/8/chartex" xmlns:cx2="http://schemas.microsoft.com/office/drawing/2015/10/21/chartex" xmlns:cx3="http://schemas.microsoft.com/office/drawing/2016/5/9/chartex" xmlns:cx4="http://schemas.microsoft.com/office/drawing/2016/5/10/chartex" xmlns:cx5="http://schemas.microsoft.com/office/drawing/2016/5/11/chartex" xmlns:cx6="http://schemas.microsoft.com/office/drawing/2016/5/12/chartex" xmlns:cx7="http://schemas.microsoft.com/office/drawing/2016/5/13/chartex" xmlns:cx8="http://schemas.microsoft.com/office/drawing/2016/5/14/chartex" xmlns:mc="http://schemas.openxmlformats.org/markup-compatibility/2006" xmlns:m="http://schemas.openxmlformats.org/officeDocument/2006/math" xmlns:aink="http://schemas.microsoft.com/office/drawing/2016/ink" xmlns:am3d="http://schemas.microsoft.com/office/drawing/2017/model3d" xmlns:oel="http://schemas.microsoft.com/office/2019/extlst" xmlns:r="http://schemas.openxmlformats.org/officeDocument/2006/relationships" xmlns:wp14="http://schemas.microsoft.com/office/word/2010/wordprocessingDrawing" xmlns:wp="http://schemas.openxmlformats.org/drawingml/2006/wordprocessingDrawing" xmlns:wpg="http://schemas.microsoft.com/office/word/2010/wordprocessingGroup" xmlns:wpi="http://schemas.microsoft.com/office/word/2010/wordprocessingInk" xmlns:wps="http://schemas.microsoft.com/office/word/2010/wordprocessingShape" xmlns:o="urn:schemas-microsoft-com:office:office" xmlns:v="urn:schemas-microsoft-com:vml" xmlns:w10="urn:schemas-microsoft-com:office:word" xmlns:w="http://schemas.openxmlformats.org/wordprocessingml/2006/main" xmlns:w14="http://schemas.microsoft.com/office/word/2010/wordml" xmlns:w15="http://schemas.microsoft.com/office/word/2012/wordml" xmlns:w16cex="http://schemas.microsoft.com/office/word/2018/wordml/cex" xmlns:w16cid="http://schemas.microsoft.com/office/word/2016/wordml/cid" xmlns:w16="http://schemas.microsoft.com/office/word/2018/wordml" xmlns:w16sdtdh="http://schemas.microsoft.com/office/word/2020/wordml/sdtdatahash" xmlns:w16sdtfl="http://schemas.microsoft.com/office/word/2024/wordml/sdtformatlock" xmlns:w16se="http://schemas.microsoft.com/office/word/2015/wordml/symex" xmlns:w16du="http://schemas.microsoft.com/office/word/2023/wordml/word16du" xmlns:wne="http://schemas.microsoft.com/office/word/2006/wordml" mc:Ignorable="w14 w15 w16se w16cid w16 w16cex w16sdtdh w16sdtfl w16du wp14">
   <w:abstractNum w:abstractNumId="0" w15:restartNumberingAfterBreak="0">
     <w:nsid w:val="1A7139E8"/>
     <w:multiLevelType w:val="hybridMultilevel"/>
@@ -1951,7 +2044,7 @@
   <w:abstractNum w:abstractNumId="4" w15:restartNumberingAfterBreak="0">
     <w:nsid w:val="6BBC5EF9"/>
     <w:multiLevelType w:val="hybridMultilevel"/>
-    <w:tmpl w:val="8A566C18"/>
+    <w:tmpl w:val="9EA8FDC4"/>
     <w:lvl w:ilvl="0" w:tplc="08090001">
       <w:start w:val="1"/>
       <w:numFmt w:val="bullet"/>
@@ -2196,7 +2289,7 @@
 </file>
 
 <file path=word/styles.xml><?xml version="1.0" encoding="utf-8"?>
-<w:styles xmlns:mc="http://schemas.openxmlformats.org/markup-compatibility/2006" xmlns:r="http://schemas.openxmlformats.org/officeDocument/2006/relationships" xmlns:w="http://schemas.openxmlformats.org/wordprocessingml/2006/main" xmlns:w14="http://schemas.microsoft.com/office/word/2010/wordml" xmlns:w15="http://schemas.microsoft.com/office/word/2012/wordml" xmlns:w16cex="http://schemas.microsoft.com/office/word/2018/wordml/cex" xmlns:w16cid="http://schemas.microsoft.com/office/word/2016/wordml/cid" xmlns:w16="http://schemas.microsoft.com/office/word/2018/wordml" xmlns:w16du="http://schemas.microsoft.com/office/word/2023/wordml/word16du" xmlns:w16sdtdh="http://schemas.microsoft.com/office/word/2020/wordml/sdtdatahash" xmlns:w16sdtfl="http://schemas.microsoft.com/office/word/2024/wordml/sdtformatlock" xmlns:w16se="http://schemas.microsoft.com/office/word/2015/wordml/symex" mc:Ignorable="w14 w15 w16se w16cid w16 w16cex w16sdtdh w16sdtfl w16du">
+<w:styles xmlns:mc="http://schemas.openxmlformats.org/markup-compatibility/2006" xmlns:r="http://schemas.openxmlformats.org/officeDocument/2006/relationships" xmlns:w="http://schemas.openxmlformats.org/wordprocessingml/2006/main" xmlns:w14="http://schemas.microsoft.com/office/word/2010/wordml" xmlns:w15="http://schemas.microsoft.com/office/word/2012/wordml" xmlns:w16cex="http://schemas.microsoft.com/office/word/2018/wordml/cex" xmlns:w16cid="http://schemas.microsoft.com/office/word/2016/wordml/cid" xmlns:w16="http://schemas.microsoft.com/office/word/2018/wordml" xmlns:w16sdtdh="http://schemas.microsoft.com/office/word/2020/wordml/sdtdatahash" xmlns:w16sdtfl="http://schemas.microsoft.com/office/word/2024/wordml/sdtformatlock" xmlns:w16se="http://schemas.microsoft.com/office/word/2015/wordml/symex" xmlns:w16du="http://schemas.microsoft.com/office/word/2023/wordml/word16du" mc:Ignorable="w14 w15 w16se w16cid w16 w16cex w16sdtdh w16sdtfl w16du">
   <w:docDefaults>
     <w:rPrDefault>
       <w:rPr>
@@ -2592,7 +2685,7 @@
     <w:lsdException w:name="Unresolved Mention" w:semiHidden="1" w:unhideWhenUsed="1"/>
     <w:lsdException w:name="Smart Link" w:semiHidden="1" w:unhideWhenUsed="1"/>
   </w:latentStyles>
-  <w:style w:type="paragraph" w:default="1" w:styleId="Normlny">
+  <w:style w:type="paragraph" w:default="1" w:styleId="Normal">
     <w:name w:val="Normal"/>
     <w:qFormat/>
     <w:rPr>
@@ -2600,10 +2693,37 @@
       <w:lang w:val="sk-SK"/>
     </w:rPr>
   </w:style>
-  <w:style w:type="paragraph" w:styleId="Nadpis2">
+  <w:style w:type="paragraph" w:styleId="Heading1">
+    <w:name w:val="heading 1"/>
+    <w:basedOn w:val="Normal"/>
+    <w:next w:val="Normal"/>
+    <w:link w:val="Heading1Char"/>
+    <w:uiPriority w:val="9"/>
+    <w:qFormat/>
+    <w:rsid w:val="005719AD"/>
+    <w:pPr>
+      <w:keepNext/>
+      <w:keepLines/>
+      <w:widowControl/>
+      <w:autoSpaceDE/>
+      <w:autoSpaceDN/>
+      <w:spacing w:before="480" w:line="276" w:lineRule="auto"/>
+      <w:outlineLvl w:val="0"/>
+    </w:pPr>
+    <w:rPr>
+      <w:rFonts w:asciiTheme="majorHAnsi" w:eastAsiaTheme="majorEastAsia" w:hAnsiTheme="majorHAnsi" w:cstheme="majorBidi"/>
+      <w:b/>
+      <w:bCs/>
+      <w:color w:val="365F91" w:themeColor="accent1" w:themeShade="BF"/>
+      <w:sz w:val="28"/>
+      <w:szCs w:val="28"/>
+      <w:lang w:val="en-US" w:bidi="en-US"/>
+    </w:rPr>
+  </w:style>
+  <w:style w:type="paragraph" w:styleId="Heading2">
     <w:name w:val="heading 2"/>
-    <w:basedOn w:val="Normlny"/>
-    <w:link w:val="Nadpis2Char"/>
+    <w:basedOn w:val="Normal"/>
+    <w:link w:val="Heading2Char"/>
     <w:uiPriority w:val="9"/>
     <w:unhideWhenUsed/>
     <w:qFormat/>
@@ -2620,13 +2740,13 @@
       <w:szCs w:val="28"/>
     </w:rPr>
   </w:style>
-  <w:style w:type="character" w:default="1" w:styleId="Predvolenpsmoodseku">
+  <w:style w:type="character" w:default="1" w:styleId="DefaultParagraphFont">
     <w:name w:val="Default Paragraph Font"/>
     <w:uiPriority w:val="1"/>
     <w:semiHidden/>
     <w:unhideWhenUsed/>
   </w:style>
-  <w:style w:type="table" w:default="1" w:styleId="Normlnatabuka">
+  <w:style w:type="table" w:default="1" w:styleId="TableNormal">
     <w:name w:val="Normal Table"/>
     <w:uiPriority w:val="99"/>
     <w:semiHidden/>
@@ -2641,7 +2761,7 @@
       </w:tblCellMar>
     </w:tblPr>
   </w:style>
-  <w:style w:type="numbering" w:default="1" w:styleId="Bezzoznamu">
+  <w:style w:type="numbering" w:default="1" w:styleId="NoList">
     <w:name w:val="No List"/>
     <w:uiPriority w:val="99"/>
     <w:semiHidden/>
@@ -2663,9 +2783,9 @@
       </w:tblCellMar>
     </w:tblPr>
   </w:style>
-  <w:style w:type="paragraph" w:styleId="Zkladntext">
+  <w:style w:type="paragraph" w:styleId="BodyText">
     <w:name w:val="Body Text"/>
-    <w:basedOn w:val="Normlny"/>
+    <w:basedOn w:val="Normal"/>
     <w:uiPriority w:val="1"/>
     <w:qFormat/>
     <w:rPr>
@@ -2675,21 +2795,21 @@
       <w:szCs w:val="36"/>
     </w:rPr>
   </w:style>
-  <w:style w:type="paragraph" w:styleId="Odsekzoznamu">
+  <w:style w:type="paragraph" w:styleId="ListParagraph">
     <w:name w:val="List Paragraph"/>
-    <w:basedOn w:val="Normlny"/>
+    <w:basedOn w:val="Normal"/>
     <w:uiPriority w:val="1"/>
     <w:qFormat/>
   </w:style>
   <w:style w:type="paragraph" w:customStyle="1" w:styleId="TableParagraph">
     <w:name w:val="Table Paragraph"/>
-    <w:basedOn w:val="Normlny"/>
+    <w:basedOn w:val="Normal"/>
     <w:uiPriority w:val="1"/>
     <w:qFormat/>
   </w:style>
   <w:style w:type="paragraph" w:customStyle="1" w:styleId="SPtext">
     <w:name w:val="SP_text"/>
-    <w:basedOn w:val="Normlny"/>
+    <w:basedOn w:val="Normal"/>
     <w:link w:val="SPtextChar"/>
     <w:qFormat/>
     <w:rsid w:val="00514F22"/>
@@ -2716,7 +2836,7 @@
   </w:style>
   <w:style w:type="character" w:customStyle="1" w:styleId="SPtextChar">
     <w:name w:val="SP_text Char"/>
-    <w:basedOn w:val="Predvolenpsmoodseku"/>
+    <w:basedOn w:val="DefaultParagraphFont"/>
     <w:link w:val="SPtext"/>
     <w:rsid w:val="00514F22"/>
     <w:rPr>
@@ -2901,10 +3021,10 @@
       <w:lang w:val="sk-SK"/>
     </w:rPr>
   </w:style>
-  <w:style w:type="paragraph" w:styleId="Hlavika">
+  <w:style w:type="paragraph" w:styleId="Header">
     <w:name w:val="header"/>
-    <w:basedOn w:val="Normlny"/>
-    <w:link w:val="HlavikaChar"/>
+    <w:basedOn w:val="Normal"/>
+    <w:link w:val="HeaderChar"/>
     <w:uiPriority w:val="99"/>
     <w:unhideWhenUsed/>
     <w:rsid w:val="00551B87"/>
@@ -2915,10 +3035,10 @@
       </w:tabs>
     </w:pPr>
   </w:style>
-  <w:style w:type="character" w:customStyle="1" w:styleId="HlavikaChar">
-    <w:name w:val="Hlavička Char"/>
-    <w:basedOn w:val="Predvolenpsmoodseku"/>
-    <w:link w:val="Hlavika"/>
+  <w:style w:type="character" w:customStyle="1" w:styleId="HeaderChar">
+    <w:name w:val="Header Char"/>
+    <w:basedOn w:val="DefaultParagraphFont"/>
+    <w:link w:val="Header"/>
     <w:uiPriority w:val="99"/>
     <w:rsid w:val="00551B87"/>
     <w:rPr>
@@ -2926,10 +3046,10 @@
       <w:lang w:val="sk-SK"/>
     </w:rPr>
   </w:style>
-  <w:style w:type="paragraph" w:styleId="Pta">
+  <w:style w:type="paragraph" w:styleId="Footer">
     <w:name w:val="footer"/>
-    <w:basedOn w:val="Normlny"/>
-    <w:link w:val="PtaChar"/>
+    <w:basedOn w:val="Normal"/>
+    <w:link w:val="FooterChar"/>
     <w:uiPriority w:val="99"/>
     <w:unhideWhenUsed/>
     <w:rsid w:val="00551B87"/>
@@ -2940,10 +3060,10 @@
       </w:tabs>
     </w:pPr>
   </w:style>
-  <w:style w:type="character" w:customStyle="1" w:styleId="PtaChar">
-    <w:name w:val="Päta Char"/>
-    <w:basedOn w:val="Predvolenpsmoodseku"/>
-    <w:link w:val="Pta"/>
+  <w:style w:type="character" w:customStyle="1" w:styleId="FooterChar">
+    <w:name w:val="Footer Char"/>
+    <w:basedOn w:val="DefaultParagraphFont"/>
+    <w:link w:val="Footer"/>
     <w:uiPriority w:val="99"/>
     <w:rsid w:val="00551B87"/>
     <w:rPr>
@@ -2951,10 +3071,10 @@
       <w:lang w:val="sk-SK"/>
     </w:rPr>
   </w:style>
-  <w:style w:type="character" w:customStyle="1" w:styleId="Nadpis2Char">
-    <w:name w:val="Nadpis 2 Char"/>
-    <w:basedOn w:val="Predvolenpsmoodseku"/>
-    <w:link w:val="Nadpis2"/>
+  <w:style w:type="character" w:customStyle="1" w:styleId="Heading2Char">
+    <w:name w:val="Heading 2 Char"/>
+    <w:basedOn w:val="DefaultParagraphFont"/>
+    <w:link w:val="Heading2"/>
     <w:uiPriority w:val="9"/>
     <w:rsid w:val="004837A3"/>
     <w:rPr>
@@ -2965,6 +3085,41 @@
       <w:szCs w:val="28"/>
       <w:lang w:val="sk-SK"/>
     </w:rPr>
+  </w:style>
+  <w:style w:type="character" w:styleId="Hyperlink">
+    <w:name w:val="Hyperlink"/>
+    <w:basedOn w:val="DefaultParagraphFont"/>
+    <w:uiPriority w:val="99"/>
+    <w:unhideWhenUsed/>
+    <w:rsid w:val="001D47CE"/>
+    <w:rPr>
+      <w:color w:val="0000FF" w:themeColor="hyperlink"/>
+      <w:u w:val="single"/>
+    </w:rPr>
+  </w:style>
+  <w:style w:type="character" w:customStyle="1" w:styleId="Heading1Char">
+    <w:name w:val="Heading 1 Char"/>
+    <w:basedOn w:val="DefaultParagraphFont"/>
+    <w:link w:val="Heading1"/>
+    <w:uiPriority w:val="9"/>
+    <w:rsid w:val="005719AD"/>
+    <w:rPr>
+      <w:rFonts w:asciiTheme="majorHAnsi" w:eastAsiaTheme="majorEastAsia" w:hAnsiTheme="majorHAnsi" w:cstheme="majorBidi"/>
+      <w:b/>
+      <w:bCs/>
+      <w:color w:val="365F91" w:themeColor="accent1" w:themeShade="BF"/>
+      <w:sz w:val="28"/>
+      <w:szCs w:val="28"/>
+      <w:lang w:bidi="en-US"/>
+    </w:rPr>
+  </w:style>
+  <w:style w:type="paragraph" w:styleId="Bibliography">
+    <w:name w:val="Bibliography"/>
+    <w:basedOn w:val="Normal"/>
+    <w:next w:val="Normal"/>
+    <w:uiPriority w:val="37"/>
+    <w:unhideWhenUsed/>
+    <w:rsid w:val="00E02D75"/>
   </w:style>
 </w:styles>
 </file>
@@ -3250,4 +3405,60 @@
   <a:objectDefaults/>
   <a:extraClrSchemeLst/>
 </a:theme>
+</file>
+
+<file path=customXml/item1.xml><?xml version="1.0" encoding="utf-8"?>
+<b:Sources xmlns:b="http://schemas.openxmlformats.org/officeDocument/2006/bibliography" xmlns="http://schemas.openxmlformats.org/officeDocument/2006/bibliography" SelectedStyle="/ISO690.XSL" StyleName="ISO 690 - First Element and Date" Version="1987">
+  <b:Source>
+    <b:Tag>Cen26</b:Tag>
+    <b:SourceType>InternetSite</b:SourceType>
+    <b:Guid>{4938FA12-5081-094C-B2ED-59F27015F2EE}</b:Guid>
+    <b:Author>
+      <b:Author>
+        <b:Corporate>Center for Connected Learning and Computer-Based Modeling</b:Corporate>
+      </b:Author>
+    </b:Author>
+    <b:Title>Pac-Man</b:Title>
+    <b:InternetSiteTitle>NetLogo Models Library, Sample Models/Games</b:InternetSiteTitle>
+    <b:URL>https://ccl.northwestern.edu/netlogo/models/Pac-Man</b:URL>
+    <b:ProductionCompany>Northwestern University</b:ProductionCompany>
+    <b:YearAccessed>2026</b:YearAccessed>
+    <b:MonthAccessed>10</b:MonthAccessed>
+    <b:DayAccessed>16</b:DayAccessed>
+    <b:RefOrder>1</b:RefOrder>
+  </b:Source>
+  <b:Source>
+    <b:Tag>Wil15</b:Tag>
+    <b:SourceType>Book</b:SourceType>
+    <b:Guid>{E2496AF3-DC9D-4249-AB65-73C54A713DC9}</b:Guid>
+    <b:Title>An Introduction to Agent-Based Modeling: Modeling Natural, Social, and Engineered Complex Systems with NetLogo</b:Title>
+    <b:Year>2015</b:Year>
+    <b:StandardNumber>978-0-262-73189-8</b:StandardNumber>
+    <b:City>Cambridge, MA</b:City>
+    <b:Publisher>MIT Press</b:Publisher>
+    <b:Author>
+      <b:Author>
+        <b:NameList>
+          <b:Person>
+            <b:Last>Wilensky</b:Last>
+            <b:First>Uri</b:First>
+          </b:Person>
+          <b:Person>
+            <b:Last>Rand</b:Last>
+            <b:First>William</b:First>
+          </b:Person>
+        </b:NameList>
+      </b:Author>
+    </b:Author>
+    <b:RefOrder>2</b:RefOrder>
+  </b:Source>
+</b:Sources>
+</file>
+
+<file path=customXml/itemProps1.xml><?xml version="1.0" encoding="utf-8"?>
+<ds:datastoreItem xmlns:ds="http://schemas.openxmlformats.org/officeDocument/2006/customXml" ds:itemID="{D9D32D36-929F-5143-9A71-34A2921991EA}">
+  <ds:schemaRefs>
+    <ds:schemaRef ds:uri="http://schemas.openxmlformats.org/officeDocument/2006/bibliography"/>
+  </ds:schemaRefs>
+</ds:datastoreItem>
 </file>
--- a/dokumentacia.docx
+++ b/dokumentacia.docx
@@ -1,6 +1,6 @@
 
 <file path=word/document.xml><?xml version="1.0" encoding="utf-8"?>
-<w:document xmlns:wpc="http://schemas.microsoft.com/office/word/2010/wordprocessingCanvas" xmlns:cx="http://schemas.microsoft.com/office/drawing/2014/chartex" xmlns:cx1="http://schemas.microsoft.com/office/drawing/2015/9/8/chartex" xmlns:cx2="http://schemas.microsoft.com/office/drawing/2015/10/21/chartex" xmlns:cx3="http://schemas.microsoft.com/office/drawing/2016/5/9/chartex" xmlns:cx4="http://schemas.microsoft.com/office/drawing/2016/5/10/chartex" xmlns:cx5="http://schemas.microsoft.com/office/drawing/2016/5/11/chartex" xmlns:cx6="http://schemas.microsoft.com/office/drawing/2016/5/12/chartex" xmlns:cx7="http://schemas.microsoft.com/office/drawing/2016/5/13/chartex" xmlns:cx8="http://schemas.microsoft.com/office/drawing/2016/5/14/chartex" xmlns:mc="http://schemas.openxmlformats.org/markup-compatibility/2006" xmlns:m="http://schemas.openxmlformats.org/officeDocument/2006/math" xmlns:aink="http://schemas.microsoft.com/office/drawing/2016/ink" xmlns:am3d="http://schemas.microsoft.com/office/drawing/2017/model3d" xmlns:oel="http://schemas.microsoft.com/office/2019/extlst" xmlns:r="http://schemas.openxmlformats.org/officeDocument/2006/relationships" xmlns:wp14="http://schemas.microsoft.com/office/word/2010/wordprocessingDrawing" xmlns:wp="http://schemas.openxmlformats.org/drawingml/2006/wordprocessingDrawing" xmlns:wpg="http://schemas.microsoft.com/office/word/2010/wordprocessingGroup" xmlns:wpi="http://schemas.microsoft.com/office/word/2010/wordprocessingInk" xmlns:wps="http://schemas.microsoft.com/office/word/2010/wordprocessingShape" xmlns:o="urn:schemas-microsoft-com:office:office" xmlns:v="urn:schemas-microsoft-com:vml" xmlns:w10="urn:schemas-microsoft-com:office:word" xmlns:w="http://schemas.openxmlformats.org/wordprocessingml/2006/main" xmlns:w14="http://schemas.microsoft.com/office/word/2010/wordml" xmlns:w15="http://schemas.microsoft.com/office/word/2012/wordml" xmlns:w16cex="http://schemas.microsoft.com/office/word/2018/wordml/cex" xmlns:w16cid="http://schemas.microsoft.com/office/word/2016/wordml/cid" xmlns:w16="http://schemas.microsoft.com/office/word/2018/wordml" xmlns:w16sdtdh="http://schemas.microsoft.com/office/word/2020/wordml/sdtdatahash" xmlns:w16sdtfl="http://schemas.microsoft.com/office/word/2024/wordml/sdtformatlock" xmlns:w16se="http://schemas.microsoft.com/office/word/2015/wordml/symex" xmlns:w16du="http://schemas.microsoft.com/office/word/2023/wordml/word16du" xmlns:wne="http://schemas.microsoft.com/office/word/2006/wordml" mc:Ignorable="w14 w15 w16se w16cid w16 w16cex w16sdtdh w16sdtfl w16du wp14">
+<w:document xmlns:wpc="http://schemas.microsoft.com/office/word/2010/wordprocessingCanvas" xmlns:cx="http://schemas.microsoft.com/office/drawing/2014/chartex" xmlns:cx1="http://schemas.microsoft.com/office/drawing/2015/9/8/chartex" xmlns:cx2="http://schemas.microsoft.com/office/drawing/2015/10/21/chartex" xmlns:cx3="http://schemas.microsoft.com/office/drawing/2016/5/9/chartex" xmlns:cx4="http://schemas.microsoft.com/office/drawing/2016/5/10/chartex" xmlns:cx5="http://schemas.microsoft.com/office/drawing/2016/5/11/chartex" xmlns:cx6="http://schemas.microsoft.com/office/drawing/2016/5/12/chartex" xmlns:cx7="http://schemas.microsoft.com/office/drawing/2016/5/13/chartex" xmlns:cx8="http://schemas.microsoft.com/office/drawing/2016/5/14/chartex" xmlns:mc="http://schemas.openxmlformats.org/markup-compatibility/2006" xmlns:aink="http://schemas.microsoft.com/office/drawing/2016/ink" xmlns:am3d="http://schemas.microsoft.com/office/drawing/2017/model3d" xmlns:o="urn:schemas-microsoft-com:office:office" xmlns:oel="http://schemas.microsoft.com/office/2019/extlst" xmlns:r="http://schemas.openxmlformats.org/officeDocument/2006/relationships" xmlns:m="http://schemas.openxmlformats.org/officeDocument/2006/math" xmlns:v="urn:schemas-microsoft-com:vml" xmlns:wp14="http://schemas.microsoft.com/office/word/2010/wordprocessingDrawing" xmlns:wp="http://schemas.openxmlformats.org/drawingml/2006/wordprocessingDrawing" xmlns:w10="urn:schemas-microsoft-com:office:word" xmlns:w="http://schemas.openxmlformats.org/wordprocessingml/2006/main" xmlns:w14="http://schemas.microsoft.com/office/word/2010/wordml" xmlns:w15="http://schemas.microsoft.com/office/word/2012/wordml" xmlns:w16cex="http://schemas.microsoft.com/office/word/2018/wordml/cex" xmlns:w16cid="http://schemas.microsoft.com/office/word/2016/wordml/cid" xmlns:w16="http://schemas.microsoft.com/office/word/2018/wordml" xmlns:w16du="http://schemas.microsoft.com/office/word/2023/wordml/word16du" xmlns:w16sdtdh="http://schemas.microsoft.com/office/word/2020/wordml/sdtdatahash" xmlns:w16sdtfl="http://schemas.microsoft.com/office/word/2024/wordml/sdtformatlock" xmlns:w16se="http://schemas.microsoft.com/office/word/2015/wordml/symex" xmlns:wpg="http://schemas.microsoft.com/office/word/2010/wordprocessingGroup" xmlns:wpi="http://schemas.microsoft.com/office/word/2010/wordprocessingInk" xmlns:wne="http://schemas.microsoft.com/office/word/2006/wordml" xmlns:wps="http://schemas.microsoft.com/office/word/2010/wordprocessingShape" mc:Ignorable="w14 w15 w16se w16cid w16 w16cex w16sdtdh w16sdtfl w16du wp14">
   <w:body>
     <w:p>
       <w:pPr>
@@ -455,7 +455,15 @@
         <w:pStyle w:val="SPtext"/>
       </w:pPr>
       <w:r>
-        <w:t>Pri hraní a skúmaní modelu hry Pac-Man v NetLogu sme zistili, že pôvodná verzia hry má niekoľko nedostatkov</w:t>
+        <w:t xml:space="preserve">Pri hraní a skúmaní modelu hry Pac-Man v </w:t>
+      </w:r>
+      <w:proofErr w:type="spellStart"/>
+      <w:r>
+        <w:t>NetLogu</w:t>
+      </w:r>
+      <w:proofErr w:type="spellEnd"/>
+      <w:r>
+        <w:t xml:space="preserve"> sme zistili, že pôvodná verzia hry má niekoľko nedostatkov</w:t>
       </w:r>
       <w:r>
         <w:rPr>
@@ -514,17 +522,11 @@
     </w:p>
     <w:p>
       <w:pPr>
-        <w:pStyle w:val="ListParagraph"/>
+        <w:pStyle w:val="SPtext"/>
         <w:numPr>
-          <w:ilvl w:val="1"/>
-          <w:numId w:val="4"/>
+          <w:ilvl w:val="0"/>
+          <w:numId w:val="7"/>
         </w:numPr>
-        <w:tabs>
-          <w:tab w:val="left" w:pos="1921"/>
-        </w:tabs>
-        <w:spacing w:before="121" w:line="285" w:lineRule="auto"/>
-        <w:ind w:right="140"/>
-        <w:jc w:val="both"/>
       </w:pPr>
       <w:r>
         <w:rPr>
@@ -533,29 +535,7 @@
         <w:t xml:space="preserve">Optimalizácia kódu: </w:t>
       </w:r>
       <w:r>
-        <w:t xml:space="preserve">Pôvodný kód používa veľa neefektívnych podmienok a príkazov, ako je napr. </w:t>
-      </w:r>
-      <w:r>
-        <w:rPr>
-          <w:b/>
-        </w:rPr>
-        <w:t>“</w:t>
-      </w:r>
-      <w:r>
-        <w:rPr>
-          <w:b/>
-          <w:i/>
-        </w:rPr>
-        <w:t>every</w:t>
-      </w:r>
-      <w:r>
-        <w:rPr>
-          <w:b/>
-        </w:rPr>
-        <w:t>”</w:t>
-      </w:r>
-      <w:r>
-        <w:t>, kvôli čomu hra môže na rôznych počítačoch sekať alebo reagovať oneskorene. Chceme kód zjednodušiť, prečistiť a zabezpečiť, aby</w:t>
+        <w:t>Pôvodný kód používa veľa neefektívnych podmienok a príkazov, kvôli čomu hra môže na rôznych počítačoch sekať, byť spomalená alebo reagovať oneskorene. Chceme kód zjednodušiť, prečistiť a zabezpečiť, aby</w:t>
       </w:r>
       <w:r>
         <w:rPr>
@@ -564,22 +544,16 @@
         <w:t xml:space="preserve"> </w:t>
       </w:r>
       <w:r>
-        <w:t>hra bežala plynulo a bez zbytočného zaťažovania procesora.</w:t>
-      </w:r>
-    </w:p>
-    <w:p>
-      <w:pPr>
-        <w:pStyle w:val="ListParagraph"/>
+        <w:t>hra bežala plynulo a bez zbytočného zaťažovania.</w:t>
+      </w:r>
+    </w:p>
+    <w:p>
+      <w:pPr>
+        <w:pStyle w:val="SPtext"/>
         <w:numPr>
-          <w:ilvl w:val="1"/>
-          <w:numId w:val="4"/>
+          <w:ilvl w:val="0"/>
+          <w:numId w:val="7"/>
         </w:numPr>
-        <w:tabs>
-          <w:tab w:val="left" w:pos="1921"/>
-        </w:tabs>
-        <w:spacing w:before="127" w:line="285" w:lineRule="auto"/>
-        <w:ind w:right="129"/>
-        <w:jc w:val="both"/>
       </w:pPr>
       <w:r>
         <w:rPr>
@@ -609,8 +583,13 @@
         </w:rPr>
         <w:t xml:space="preserve"> </w:t>
       </w:r>
-      <w:r>
-        <w:t>NetLogu sa všetci</w:t>
+      <w:proofErr w:type="spellStart"/>
+      <w:r>
+        <w:t>NetLogu</w:t>
+      </w:r>
+      <w:proofErr w:type="spellEnd"/>
+      <w:r>
+        <w:t xml:space="preserve"> sa všetci</w:t>
       </w:r>
       <w:r>
         <w:rPr>
@@ -633,17 +612,11 @@
     </w:p>
     <w:p>
       <w:pPr>
-        <w:pStyle w:val="ListParagraph"/>
+        <w:pStyle w:val="SPtext"/>
         <w:numPr>
-          <w:ilvl w:val="1"/>
-          <w:numId w:val="4"/>
+          <w:ilvl w:val="0"/>
+          <w:numId w:val="7"/>
         </w:numPr>
-        <w:tabs>
-          <w:tab w:val="left" w:pos="1921"/>
-        </w:tabs>
-        <w:spacing w:before="125" w:line="285" w:lineRule="auto"/>
-        <w:ind w:right="140"/>
-        <w:jc w:val="both"/>
       </w:pPr>
       <w:r>
         <w:rPr>
@@ -653,14 +626,8 @@
         <w:t xml:space="preserve">Zlepšenie hrateľnosti a herných prvkov: </w:t>
       </w:r>
       <w:r>
-        <w:t>Hra má v súčasnosti dosť neohrabané ovládanie v zákrutách a málo herných možností. Chceme upraviť reakcie na stlačenie klávesov, vylepšiť systém bonusov a pridať možnosť jednoduchšieho pridávania alebo striedania nových bludísk, aby bola hra pre hráča zábavnejšia.</w:t>
-      </w:r>
-    </w:p>
-    <w:p>
-      <w:pPr>
-        <w:pStyle w:val="SPtext"/>
-        <w:ind w:firstLine="0"/>
-      </w:pPr>
+        <w:t>Hra má v súčasnosti dosť neohrabané ovládanie a málo herných možností. Chceme upraviť reakcie na stlačenie klávesov, vylepšiť systém bonusov a pridať možnosť jednoduchšieho pridávania alebo striedania nových bludísk, aby bola hra pre hráča zábavnejšia.</w:t>
+      </w:r>
     </w:p>
     <w:p>
       <w:r>
@@ -911,7 +878,15 @@
       </w:r>
       <w:proofErr w:type="spellEnd"/>
       <w:r>
-        <w:t>, Pinky, Inky a Clyde) nemajú rovnaké správanie. Červený Blinky hráča priamo prenasleduje, ružová Pinky sa snaží nadbehnúť mu do cesty, modrý Inky kombinuje pozíciu hráča s Blinkyho pozíciou a oranžový Clyde náhodne odbieha do svojho rohu.</w:t>
+        <w:t xml:space="preserve">, Pinky, </w:t>
+      </w:r>
+      <w:proofErr w:type="spellStart"/>
+      <w:r>
+        <w:t>Inky</w:t>
+      </w:r>
+      <w:proofErr w:type="spellEnd"/>
+      <w:r>
+        <w:t xml:space="preserve"> a Clyde) nemajú rovnaké správanie. Červený Blinky hráča priamo prenasleduje, ružová Pinky sa snaží nadbehnúť mu do cesty, modrý Inky kombinuje pozíciu hráča s Blinkyho pozíciou a oranžový Clyde náhodne odbieha do svojho rohu.</w:t>
       </w:r>
       <w:r>
         <w:t xml:space="preserve"> </w:t>
@@ -1282,10 +1257,1196 @@
       </w:r>
     </w:p>
     <w:p>
+      <w:r>
+        <w:br w:type="page"/>
+      </w:r>
+    </w:p>
+    <w:p>
+      <w:pPr>
+        <w:pStyle w:val="SPnadpis"/>
+      </w:pPr>
+      <w:r>
+        <w:lastRenderedPageBreak/>
+        <w:t>Ciele projektu</w:t>
+      </w:r>
+    </w:p>
+    <w:p>
       <w:pPr>
         <w:pStyle w:val="SPtext"/>
         <w:ind w:firstLine="0"/>
       </w:pPr>
+    </w:p>
+    <w:p>
+      <w:pPr>
+        <w:pStyle w:val="SPtext"/>
+        <w:rPr>
+          <w:b/>
+          <w:bCs/>
+        </w:rPr>
+      </w:pPr>
+      <w:r>
+        <w:rPr>
+          <w:b/>
+          <w:bCs/>
+        </w:rPr>
+        <w:t>Optimalizácia</w:t>
+      </w:r>
+      <w:r>
+        <w:rPr>
+          <w:b/>
+          <w:bCs/>
+        </w:rPr>
+        <w:t>:</w:t>
+      </w:r>
+    </w:p>
+    <w:p>
+      <w:pPr>
+        <w:pStyle w:val="SPtext"/>
+        <w:numPr>
+          <w:ilvl w:val="0"/>
+          <w:numId w:val="8"/>
+        </w:numPr>
+        <w:rPr>
+          <w:b/>
+          <w:bCs/>
+        </w:rPr>
+      </w:pPr>
+      <w:r>
+        <w:t>Zrýchliť funkciu detekcie Pac-Mana v zornom poli duchov.</w:t>
+      </w:r>
+    </w:p>
+    <w:p>
+      <w:pPr>
+        <w:pStyle w:val="SPtext"/>
+        <w:numPr>
+          <w:ilvl w:val="0"/>
+          <w:numId w:val="8"/>
+        </w:numPr>
+        <w:rPr>
+          <w:b/>
+          <w:bCs/>
+        </w:rPr>
+      </w:pPr>
+      <w:r>
+        <w:t>Spresniť štruktúru procedúr a odstrániť nadbytočné podmienky v kóde.</w:t>
+      </w:r>
+    </w:p>
+    <w:p>
+      <w:pPr>
+        <w:pStyle w:val="SPtext"/>
+        <w:rPr>
+          <w:b/>
+          <w:bCs/>
+        </w:rPr>
+      </w:pPr>
+      <w:r>
+        <w:rPr>
+          <w:b/>
+          <w:bCs/>
+        </w:rPr>
+        <w:t>Logika duchov</w:t>
+      </w:r>
+      <w:r>
+        <w:rPr>
+          <w:b/>
+          <w:bCs/>
+        </w:rPr>
+        <w:t>:</w:t>
+      </w:r>
+    </w:p>
+    <w:p>
+      <w:pPr>
+        <w:pStyle w:val="SPtext"/>
+        <w:numPr>
+          <w:ilvl w:val="0"/>
+          <w:numId w:val="9"/>
+        </w:numPr>
+      </w:pPr>
+      <w:r>
+        <w:t xml:space="preserve">Zlepšiť chovanie duchov v režime strachu po zjedení </w:t>
+      </w:r>
+      <w:r>
+        <w:rPr>
+          <w:i/>
+          <w:iCs/>
+        </w:rPr>
+        <w:t>„</w:t>
+      </w:r>
+      <w:proofErr w:type="spellStart"/>
+      <w:r>
+        <w:rPr>
+          <w:i/>
+          <w:iCs/>
+        </w:rPr>
+        <w:t>Power</w:t>
+      </w:r>
+      <w:proofErr w:type="spellEnd"/>
+      <w:r>
+        <w:rPr>
+          <w:i/>
+          <w:iCs/>
+        </w:rPr>
+        <w:t xml:space="preserve"> </w:t>
+      </w:r>
+      <w:proofErr w:type="spellStart"/>
+      <w:r>
+        <w:rPr>
+          <w:i/>
+          <w:iCs/>
+        </w:rPr>
+        <w:t>pellet</w:t>
+      </w:r>
+      <w:proofErr w:type="spellEnd"/>
+      <w:r>
+        <w:rPr>
+          <w:i/>
+          <w:iCs/>
+        </w:rPr>
+        <w:t>“</w:t>
+      </w:r>
+      <w:r>
+        <w:t>.</w:t>
+      </w:r>
+    </w:p>
+    <w:p>
+      <w:pPr>
+        <w:pStyle w:val="SPtext"/>
+        <w:numPr>
+          <w:ilvl w:val="0"/>
+          <w:numId w:val="9"/>
+        </w:numPr>
+      </w:pPr>
+      <w:r>
+        <w:t>Vytvoriť pre každého ducha stratégiu správania.</w:t>
+      </w:r>
+    </w:p>
+    <w:p>
+      <w:pPr>
+        <w:pStyle w:val="SPtext"/>
+        <w:numPr>
+          <w:ilvl w:val="0"/>
+          <w:numId w:val="9"/>
+        </w:numPr>
+      </w:pPr>
+      <w:r>
+        <w:t xml:space="preserve">Nahradiť náhodné blúdenie </w:t>
+      </w:r>
+      <w:r>
+        <w:t>duchov logickým rozhodovaní</w:t>
+      </w:r>
+      <w:r>
+        <w:t>m.</w:t>
+      </w:r>
+    </w:p>
+    <w:p>
+      <w:pPr>
+        <w:pStyle w:val="SPtext"/>
+      </w:pPr>
+      <w:r>
+        <w:rPr>
+          <w:b/>
+          <w:bCs/>
+        </w:rPr>
+        <w:t>Hrateľnosť:</w:t>
+      </w:r>
+    </w:p>
+    <w:p>
+      <w:pPr>
+        <w:pStyle w:val="SPtext"/>
+        <w:numPr>
+          <w:ilvl w:val="0"/>
+          <w:numId w:val="11"/>
+        </w:numPr>
+        <w:rPr>
+          <w:b/>
+          <w:bCs/>
+        </w:rPr>
+      </w:pPr>
+      <w:r>
+        <w:t>Pridať do hry nové vizuálne prvky ako je napr. HUD.</w:t>
+      </w:r>
+    </w:p>
+    <w:p>
+      <w:pPr>
+        <w:pStyle w:val="SPtext"/>
+        <w:numPr>
+          <w:ilvl w:val="0"/>
+          <w:numId w:val="11"/>
+        </w:numPr>
+        <w:rPr>
+          <w:b/>
+          <w:bCs/>
+        </w:rPr>
+      </w:pPr>
+      <w:r>
+        <w:t>Upraviť odozvu a plynulosť ovládania Pac-Mana.</w:t>
+      </w:r>
+    </w:p>
+    <w:p>
+      <w:pPr>
+        <w:pStyle w:val="SPtext"/>
+      </w:pPr>
+    </w:p>
+    <w:p>
+      <w:pPr>
+        <w:pStyle w:val="SPnadpis"/>
+      </w:pPr>
+      <w:r>
+        <w:t>Časový plán</w:t>
+      </w:r>
+    </w:p>
+    <w:tbl>
+      <w:tblPr>
+        <w:tblpPr w:leftFromText="180" w:rightFromText="180" w:vertAnchor="text" w:horzAnchor="margin" w:tblpY="331"/>
+        <w:tblW w:w="0" w:type="auto"/>
+        <w:tblCellSpacing w:w="15" w:type="dxa"/>
+        <w:tblLayout w:type="fixed"/>
+        <w:tblCellMar>
+          <w:top w:w="15" w:type="dxa"/>
+          <w:left w:w="15" w:type="dxa"/>
+          <w:bottom w:w="15" w:type="dxa"/>
+          <w:right w:w="15" w:type="dxa"/>
+        </w:tblCellMar>
+        <w:tblLook w:val="04A0" w:firstRow="1" w:lastRow="0" w:firstColumn="1" w:lastColumn="0" w:noHBand="0" w:noVBand="1"/>
+      </w:tblPr>
+      <w:tblGrid>
+        <w:gridCol w:w="2977"/>
+        <w:gridCol w:w="1701"/>
+        <w:gridCol w:w="5391"/>
+        <w:gridCol w:w="5391"/>
+      </w:tblGrid>
+      <w:tr>
+        <w:trPr>
+          <w:tblHeader/>
+          <w:tblCellSpacing w:w="15" w:type="dxa"/>
+        </w:trPr>
+        <w:tc>
+          <w:tcPr>
+            <w:tcW w:w="2932" w:type="dxa"/>
+            <w:vAlign w:val="center"/>
+            <w:hideMark/>
+          </w:tcPr>
+          <w:p>
+            <w:pPr>
+              <w:pStyle w:val="SPtext"/>
+              <w:rPr>
+                <w:b/>
+                <w:bCs/>
+                <w:lang w:eastAsia="en-GB"/>
+              </w:rPr>
+            </w:pPr>
+            <w:r>
+              <w:rPr>
+                <w:b/>
+                <w:bCs/>
+                <w:lang w:eastAsia="en-GB"/>
+              </w:rPr>
+              <w:t>Fáza</w:t>
+            </w:r>
+          </w:p>
+        </w:tc>
+        <w:tc>
+          <w:tcPr>
+            <w:tcW w:w="1671" w:type="dxa"/>
+            <w:vAlign w:val="center"/>
+            <w:hideMark/>
+          </w:tcPr>
+          <w:p>
+            <w:pPr>
+              <w:pStyle w:val="SPtext"/>
+              <w:rPr>
+                <w:b/>
+                <w:bCs/>
+                <w:lang w:eastAsia="en-GB"/>
+              </w:rPr>
+            </w:pPr>
+            <w:r>
+              <w:rPr>
+                <w:b/>
+                <w:bCs/>
+                <w:lang w:eastAsia="en-GB"/>
+              </w:rPr>
+              <w:t>Dni</w:t>
+            </w:r>
+          </w:p>
+        </w:tc>
+        <w:tc>
+          <w:tcPr>
+            <w:tcW w:w="5361" w:type="dxa"/>
+            <w:vAlign w:val="center"/>
+            <w:hideMark/>
+          </w:tcPr>
+          <w:p>
+            <w:pPr>
+              <w:pStyle w:val="SPtext"/>
+              <w:rPr>
+                <w:b/>
+                <w:bCs/>
+                <w:lang w:eastAsia="en-GB"/>
+              </w:rPr>
+            </w:pPr>
+            <w:r>
+              <w:rPr>
+                <w:b/>
+                <w:bCs/>
+                <w:lang w:eastAsia="en-GB"/>
+              </w:rPr>
+              <w:t>Hlavný výstup</w:t>
+            </w:r>
+          </w:p>
+        </w:tc>
+        <w:tc>
+          <w:tcPr>
+            <w:tcW w:w="5346" w:type="dxa"/>
+          </w:tcPr>
+          <w:p>
+            <w:pPr>
+              <w:pStyle w:val="SPtext"/>
+              <w:rPr>
+                <w:b/>
+                <w:bCs/>
+                <w:lang w:eastAsia="en-GB"/>
+              </w:rPr>
+            </w:pPr>
+          </w:p>
+        </w:tc>
+      </w:tr>
+      <w:tr>
+        <w:trPr>
+          <w:tblCellSpacing w:w="15" w:type="dxa"/>
+        </w:trPr>
+        <w:tc>
+          <w:tcPr>
+            <w:tcW w:w="2932" w:type="dxa"/>
+            <w:vAlign w:val="center"/>
+            <w:hideMark/>
+          </w:tcPr>
+          <w:p>
+            <w:pPr>
+              <w:pStyle w:val="SPtext"/>
+              <w:rPr>
+                <w:lang w:eastAsia="en-GB"/>
+              </w:rPr>
+            </w:pPr>
+            <w:r>
+              <w:rPr>
+                <w:lang w:eastAsia="en-GB"/>
+              </w:rPr>
+              <w:t>Analýza a baseline</w:t>
+            </w:r>
+          </w:p>
+        </w:tc>
+        <w:tc>
+          <w:tcPr>
+            <w:tcW w:w="1671" w:type="dxa"/>
+            <w:vAlign w:val="center"/>
+            <w:hideMark/>
+          </w:tcPr>
+          <w:p>
+            <w:pPr>
+              <w:pStyle w:val="SPtext"/>
+              <w:rPr>
+                <w:lang w:eastAsia="en-GB"/>
+              </w:rPr>
+            </w:pPr>
+            <w:r>
+              <w:rPr>
+                <w:lang w:eastAsia="en-GB"/>
+              </w:rPr>
+              <w:t>1</w:t>
+            </w:r>
+            <w:r>
+              <w:rPr>
+                <w:lang w:eastAsia="en-GB"/>
+              </w:rPr>
+              <w:t xml:space="preserve">-3        </w:t>
+            </w:r>
+          </w:p>
+        </w:tc>
+        <w:tc>
+          <w:tcPr>
+            <w:tcW w:w="5361" w:type="dxa"/>
+            <w:vAlign w:val="center"/>
+            <w:hideMark/>
+          </w:tcPr>
+          <w:p>
+            <w:pPr>
+              <w:pStyle w:val="SPtext"/>
+              <w:rPr>
+                <w:lang w:eastAsia="en-GB"/>
+              </w:rPr>
+            </w:pPr>
+            <w:r>
+              <w:rPr>
+                <w:lang w:eastAsia="en-GB"/>
+              </w:rPr>
+              <w:t>schéma kód</w:t>
+            </w:r>
+            <w:r>
+              <w:rPr>
+                <w:lang w:eastAsia="en-GB"/>
+              </w:rPr>
+              <w:t>u, nájdenie “chybných” častí</w:t>
+            </w:r>
+          </w:p>
+        </w:tc>
+        <w:tc>
+          <w:tcPr>
+            <w:tcW w:w="5346" w:type="dxa"/>
+          </w:tcPr>
+          <w:p>
+            <w:pPr>
+              <w:pStyle w:val="SPtext"/>
+              <w:rPr>
+                <w:lang w:eastAsia="en-GB"/>
+              </w:rPr>
+            </w:pPr>
+          </w:p>
+        </w:tc>
+      </w:tr>
+      <w:tr>
+        <w:trPr>
+          <w:tblCellSpacing w:w="15" w:type="dxa"/>
+        </w:trPr>
+        <w:tc>
+          <w:tcPr>
+            <w:tcW w:w="2932" w:type="dxa"/>
+            <w:vAlign w:val="center"/>
+            <w:hideMark/>
+          </w:tcPr>
+          <w:p>
+            <w:pPr>
+              <w:pStyle w:val="SPtext"/>
+              <w:rPr>
+                <w:lang w:eastAsia="en-GB"/>
+              </w:rPr>
+            </w:pPr>
+            <w:r>
+              <w:rPr>
+                <w:lang w:eastAsia="en-GB"/>
+              </w:rPr>
+              <w:t>Logika duchov</w:t>
+            </w:r>
+          </w:p>
+        </w:tc>
+        <w:tc>
+          <w:tcPr>
+            <w:tcW w:w="1671" w:type="dxa"/>
+            <w:vAlign w:val="center"/>
+            <w:hideMark/>
+          </w:tcPr>
+          <w:p>
+            <w:pPr>
+              <w:pStyle w:val="SPtext"/>
+              <w:rPr>
+                <w:lang w:eastAsia="en-GB"/>
+              </w:rPr>
+            </w:pPr>
+            <w:r>
+              <w:rPr>
+                <w:lang w:eastAsia="en-GB"/>
+              </w:rPr>
+              <w:t>4-</w:t>
+            </w:r>
+            <w:r>
+              <w:rPr>
+                <w:lang w:eastAsia="en-GB"/>
+              </w:rPr>
+              <w:t>1</w:t>
+            </w:r>
+            <w:r>
+              <w:rPr>
+                <w:lang w:eastAsia="en-GB"/>
+              </w:rPr>
+              <w:t>2</w:t>
+            </w:r>
+          </w:p>
+        </w:tc>
+        <w:tc>
+          <w:tcPr>
+            <w:tcW w:w="5361" w:type="dxa"/>
+            <w:vAlign w:val="center"/>
+            <w:hideMark/>
+          </w:tcPr>
+          <w:p>
+            <w:pPr>
+              <w:pStyle w:val="SPtext"/>
+              <w:rPr>
+                <w:lang w:eastAsia="en-GB"/>
+              </w:rPr>
+            </w:pPr>
+            <w:r>
+              <w:rPr>
+                <w:lang w:eastAsia="en-GB"/>
+              </w:rPr>
+              <w:t>úprava</w:t>
+            </w:r>
+            <w:r>
+              <w:rPr>
+                <w:lang w:eastAsia="en-GB"/>
+              </w:rPr>
+              <w:t xml:space="preserve"> správani</w:t>
+            </w:r>
+            <w:r>
+              <w:rPr>
+                <w:lang w:eastAsia="en-GB"/>
+              </w:rPr>
+              <w:t>a</w:t>
+            </w:r>
+            <w:r>
+              <w:rPr>
+                <w:lang w:eastAsia="en-GB"/>
+              </w:rPr>
+              <w:t xml:space="preserve"> duchov</w:t>
+            </w:r>
+          </w:p>
+        </w:tc>
+        <w:tc>
+          <w:tcPr>
+            <w:tcW w:w="5346" w:type="dxa"/>
+          </w:tcPr>
+          <w:p>
+            <w:pPr>
+              <w:pStyle w:val="SPtext"/>
+              <w:rPr>
+                <w:lang w:eastAsia="en-GB"/>
+              </w:rPr>
+            </w:pPr>
+          </w:p>
+        </w:tc>
+      </w:tr>
+      <w:tr>
+        <w:trPr>
+          <w:tblCellSpacing w:w="15" w:type="dxa"/>
+        </w:trPr>
+        <w:tc>
+          <w:tcPr>
+            <w:tcW w:w="2932" w:type="dxa"/>
+            <w:vAlign w:val="center"/>
+            <w:hideMark/>
+          </w:tcPr>
+          <w:p>
+            <w:pPr>
+              <w:pStyle w:val="SPtext"/>
+              <w:rPr>
+                <w:lang w:eastAsia="en-GB"/>
+              </w:rPr>
+            </w:pPr>
+            <w:r>
+              <w:rPr>
+                <w:lang w:eastAsia="en-GB"/>
+              </w:rPr>
+              <w:t>GUI a skóre</w:t>
+            </w:r>
+          </w:p>
+        </w:tc>
+        <w:tc>
+          <w:tcPr>
+            <w:tcW w:w="1671" w:type="dxa"/>
+            <w:vAlign w:val="center"/>
+            <w:hideMark/>
+          </w:tcPr>
+          <w:p>
+            <w:pPr>
+              <w:pStyle w:val="SPtext"/>
+              <w:rPr>
+                <w:lang w:eastAsia="en-GB"/>
+              </w:rPr>
+            </w:pPr>
+            <w:r>
+              <w:rPr>
+                <w:lang w:eastAsia="en-GB"/>
+              </w:rPr>
+              <w:t>1</w:t>
+            </w:r>
+            <w:r>
+              <w:rPr>
+                <w:lang w:eastAsia="en-GB"/>
+              </w:rPr>
+              <w:t>3-20</w:t>
+            </w:r>
+          </w:p>
+        </w:tc>
+        <w:tc>
+          <w:tcPr>
+            <w:tcW w:w="5361" w:type="dxa"/>
+            <w:vAlign w:val="center"/>
+            <w:hideMark/>
+          </w:tcPr>
+          <w:p>
+            <w:pPr>
+              <w:pStyle w:val="SPtext"/>
+              <w:rPr>
+                <w:lang w:eastAsia="en-GB"/>
+              </w:rPr>
+            </w:pPr>
+            <w:r>
+              <w:rPr>
+                <w:lang w:eastAsia="en-GB"/>
+              </w:rPr>
+              <w:t>monitory Score/Lives/Level</w:t>
+            </w:r>
+          </w:p>
+        </w:tc>
+        <w:tc>
+          <w:tcPr>
+            <w:tcW w:w="5346" w:type="dxa"/>
+          </w:tcPr>
+          <w:p>
+            <w:pPr>
+              <w:pStyle w:val="SPtext"/>
+              <w:rPr>
+                <w:lang w:eastAsia="en-GB"/>
+              </w:rPr>
+            </w:pPr>
+          </w:p>
+        </w:tc>
+      </w:tr>
+      <w:tr>
+        <w:trPr>
+          <w:tblCellSpacing w:w="15" w:type="dxa"/>
+        </w:trPr>
+        <w:tc>
+          <w:tcPr>
+            <w:tcW w:w="2932" w:type="dxa"/>
+            <w:vAlign w:val="center"/>
+            <w:hideMark/>
+          </w:tcPr>
+          <w:p>
+            <w:pPr>
+              <w:pStyle w:val="SPtext"/>
+              <w:rPr>
+                <w:lang w:eastAsia="en-GB"/>
+              </w:rPr>
+            </w:pPr>
+            <w:r>
+              <w:rPr>
+                <w:lang w:eastAsia="en-GB"/>
+              </w:rPr>
+              <w:t>Optimalizácia</w:t>
+            </w:r>
+          </w:p>
+        </w:tc>
+        <w:tc>
+          <w:tcPr>
+            <w:tcW w:w="1671" w:type="dxa"/>
+            <w:vAlign w:val="center"/>
+            <w:hideMark/>
+          </w:tcPr>
+          <w:p>
+            <w:pPr>
+              <w:pStyle w:val="SPtext"/>
+              <w:rPr>
+                <w:lang w:eastAsia="en-GB"/>
+              </w:rPr>
+            </w:pPr>
+            <w:r>
+              <w:rPr>
+                <w:lang w:eastAsia="en-GB"/>
+              </w:rPr>
+              <w:t>2</w:t>
+            </w:r>
+            <w:r>
+              <w:rPr>
+                <w:lang w:eastAsia="en-GB"/>
+              </w:rPr>
+              <w:t>0-</w:t>
+            </w:r>
+            <w:r>
+              <w:rPr>
+                <w:lang w:eastAsia="en-GB"/>
+              </w:rPr>
+              <w:t>27</w:t>
+            </w:r>
+          </w:p>
+        </w:tc>
+        <w:tc>
+          <w:tcPr>
+            <w:tcW w:w="5361" w:type="dxa"/>
+            <w:vAlign w:val="center"/>
+            <w:hideMark/>
+          </w:tcPr>
+          <w:p>
+            <w:pPr>
+              <w:pStyle w:val="SPtext"/>
+              <w:rPr>
+                <w:lang w:eastAsia="en-GB"/>
+              </w:rPr>
+            </w:pPr>
+            <w:r>
+              <w:rPr>
+                <w:lang w:eastAsia="en-GB"/>
+              </w:rPr>
+              <w:t>merania pred a po</w:t>
+            </w:r>
+            <w:r>
+              <w:rPr>
+                <w:lang w:eastAsia="en-GB"/>
+              </w:rPr>
+              <w:t>, plynulejšia hra</w:t>
+            </w:r>
+          </w:p>
+        </w:tc>
+        <w:tc>
+          <w:tcPr>
+            <w:tcW w:w="5346" w:type="dxa"/>
+          </w:tcPr>
+          <w:p>
+            <w:pPr>
+              <w:pStyle w:val="SPtext"/>
+              <w:rPr>
+                <w:lang w:eastAsia="en-GB"/>
+              </w:rPr>
+            </w:pPr>
+          </w:p>
+        </w:tc>
+      </w:tr>
+      <w:tr>
+        <w:trPr>
+          <w:tblCellSpacing w:w="15" w:type="dxa"/>
+        </w:trPr>
+        <w:tc>
+          <w:tcPr>
+            <w:tcW w:w="2932" w:type="dxa"/>
+            <w:vAlign w:val="center"/>
+            <w:hideMark/>
+          </w:tcPr>
+          <w:p>
+            <w:pPr>
+              <w:pStyle w:val="SPtext"/>
+              <w:rPr>
+                <w:lang w:eastAsia="en-GB"/>
+              </w:rPr>
+            </w:pPr>
+            <w:r>
+              <w:rPr>
+                <w:lang w:eastAsia="en-GB"/>
+              </w:rPr>
+              <w:t>Testy a dokumentácia</w:t>
+            </w:r>
+          </w:p>
+        </w:tc>
+        <w:tc>
+          <w:tcPr>
+            <w:tcW w:w="1671" w:type="dxa"/>
+            <w:vAlign w:val="center"/>
+            <w:hideMark/>
+          </w:tcPr>
+          <w:p>
+            <w:pPr>
+              <w:pStyle w:val="SPtext"/>
+              <w:rPr>
+                <w:lang w:eastAsia="en-GB"/>
+              </w:rPr>
+            </w:pPr>
+            <w:r>
+              <w:rPr>
+                <w:lang w:eastAsia="en-GB"/>
+              </w:rPr>
+              <w:t>28</w:t>
+            </w:r>
+            <w:r>
+              <w:rPr>
+                <w:lang w:eastAsia="en-GB"/>
+              </w:rPr>
+              <w:t>-</w:t>
+            </w:r>
+            <w:r>
+              <w:rPr>
+                <w:lang w:eastAsia="en-GB"/>
+              </w:rPr>
+              <w:t>30</w:t>
+            </w:r>
+            <w:r>
+              <w:rPr>
+                <w:lang w:eastAsia="en-GB"/>
+              </w:rPr>
+              <w:t xml:space="preserve">  </w:t>
+            </w:r>
+          </w:p>
+        </w:tc>
+        <w:tc>
+          <w:tcPr>
+            <w:tcW w:w="5361" w:type="dxa"/>
+            <w:vAlign w:val="center"/>
+            <w:hideMark/>
+          </w:tcPr>
+          <w:p>
+            <w:pPr>
+              <w:pStyle w:val="SPtext"/>
+              <w:rPr>
+                <w:lang w:eastAsia="en-GB"/>
+              </w:rPr>
+            </w:pPr>
+            <w:r>
+              <w:rPr>
+                <w:lang w:eastAsia="en-GB"/>
+              </w:rPr>
+              <w:t>dokončenie dokumentácie a prezentácie</w:t>
+            </w:r>
+          </w:p>
+        </w:tc>
+        <w:tc>
+          <w:tcPr>
+            <w:tcW w:w="5346" w:type="dxa"/>
+          </w:tcPr>
+          <w:p>
+            <w:pPr>
+              <w:pStyle w:val="SPtext"/>
+              <w:rPr>
+                <w:lang w:eastAsia="en-GB"/>
+              </w:rPr>
+            </w:pPr>
+          </w:p>
+        </w:tc>
+      </w:tr>
+    </w:tbl>
+    <w:p>
+      <w:pPr>
+        <w:pStyle w:val="SPtext"/>
+        <w:numPr>
+          <w:ilvl w:val="0"/>
+          <w:numId w:val="11"/>
+        </w:numPr>
+        <w:rPr>
+          <w:b/>
+          <w:bCs/>
+        </w:rPr>
+      </w:pPr>
+      <w:r>
+        <w:rPr>
+          <w:b/>
+          <w:bCs/>
+        </w:rPr>
+        <w:br w:type="page"/>
+      </w:r>
+    </w:p>
+    <w:sdt>
+      <w:sdtPr>
+        <w:rPr>
+          <w:rFonts w:ascii="Arial" w:eastAsia="Arial" w:hAnsi="Arial" w:cs="Arial"/>
+          <w:b w:val="0"/>
+          <w:bCs w:val="0"/>
+          <w:color w:val="auto"/>
+          <w:sz w:val="22"/>
+          <w:szCs w:val="22"/>
+          <w:lang w:val="sk-SK" w:bidi="ar-SA"/>
+        </w:rPr>
+        <w:id w:val="-53926960"/>
+        <w:docPartObj>
+          <w:docPartGallery w:val="Bibliographies"/>
+          <w:docPartUnique/>
+        </w:docPartObj>
+      </w:sdtPr>
+      <w:sdtContent>
+        <w:p>
+          <w:pPr>
+            <w:pStyle w:val="Nadpis1"/>
+          </w:pPr>
+          <w:r>
+            <w:rPr>
+              <w:lang w:val="sk-SK"/>
+            </w:rPr>
+            <w:t>Bibliografia</w:t>
+          </w:r>
+        </w:p>
+        <w:sdt>
+          <w:sdtPr>
+            <w:id w:val="111145805"/>
+            <w:bibliography/>
+          </w:sdtPr>
+          <w:sdtContent>
+            <w:p>
+              <w:pPr>
+                <w:pStyle w:val="Bibliografia"/>
+                <w:ind w:left="720" w:hanging="720"/>
+                <w:rPr>
+                  <w:noProof/>
+                  <w:sz w:val="24"/>
+                  <w:szCs w:val="24"/>
+                </w:rPr>
+              </w:pPr>
+              <w:r>
+                <w:fldChar w:fldCharType="begin"/>
+              </w:r>
+              <w:r>
+                <w:instrText>BIBLIOGRAPHY</w:instrText>
+              </w:r>
+              <w:r>
+                <w:fldChar w:fldCharType="separate"/>
+              </w:r>
+              <w:r>
+                <w:rPr>
+                  <w:noProof/>
+                </w:rPr>
+                <w:t xml:space="preserve">Bandai Namco Entertainment. (2026). </w:t>
+              </w:r>
+              <w:r>
+                <w:rPr>
+                  <w:i/>
+                  <w:iCs/>
+                  <w:noProof/>
+                </w:rPr>
+                <w:t>PAC-MAN History</w:t>
+              </w:r>
+              <w:r>
+                <w:rPr>
+                  <w:noProof/>
+                </w:rPr>
+                <w:t>. Dostupné na Internete: Bandai Namco Entertainment: https://en.bandainamcoent.eu/pac-man</w:t>
+              </w:r>
+            </w:p>
+            <w:p>
+              <w:pPr>
+                <w:pStyle w:val="Bibliografia"/>
+                <w:ind w:left="720" w:hanging="720"/>
+                <w:rPr>
+                  <w:noProof/>
+                </w:rPr>
+              </w:pPr>
+              <w:r>
+                <w:rPr>
+                  <w:noProof/>
+                </w:rPr>
+                <w:t xml:space="preserve">Center for Connected Learning and Computer-Based Modeling. (dátum neznámy). </w:t>
+              </w:r>
+              <w:r>
+                <w:rPr>
+                  <w:i/>
+                  <w:iCs/>
+                  <w:noProof/>
+                </w:rPr>
+                <w:t>Pac-Man</w:t>
+              </w:r>
+              <w:r>
+                <w:rPr>
+                  <w:noProof/>
+                </w:rPr>
+                <w:t>. (Northwestern University) Cit. 16. 10 2026. Dostupné na Internete: NetLogo Models Library, Sample Models/Games: https://ccl.northwestern.edu/netlogo/models/Pac-Man</w:t>
+              </w:r>
+            </w:p>
+            <w:p>
+              <w:pPr>
+                <w:pStyle w:val="Bibliografia"/>
+                <w:ind w:left="720" w:hanging="720"/>
+                <w:rPr>
+                  <w:noProof/>
+                </w:rPr>
+              </w:pPr>
+              <w:r>
+                <w:rPr>
+                  <w:noProof/>
+                </w:rPr>
+                <w:t xml:space="preserve">Česká Wikipédia. (2024). </w:t>
+              </w:r>
+              <w:r>
+                <w:rPr>
+                  <w:i/>
+                  <w:iCs/>
+                  <w:noProof/>
+                </w:rPr>
+                <w:t>Pac-Man</w:t>
+              </w:r>
+              <w:r>
+                <w:rPr>
+                  <w:noProof/>
+                </w:rPr>
+                <w:t>. Dostupné na Internete: Wikipédie: https://cs.wikipedia.org/wiki/Pac-Man</w:t>
+              </w:r>
+            </w:p>
+            <w:p>
+              <w:pPr>
+                <w:pStyle w:val="Bibliografia"/>
+                <w:ind w:left="720" w:hanging="720"/>
+                <w:rPr>
+                  <w:noProof/>
+                </w:rPr>
+              </w:pPr>
+              <w:r>
+                <w:rPr>
+                  <w:noProof/>
+                </w:rPr>
+                <w:t xml:space="preserve">Slovenská Wikipédia. (2024). </w:t>
+              </w:r>
+              <w:r>
+                <w:rPr>
+                  <w:i/>
+                  <w:iCs/>
+                  <w:noProof/>
+                </w:rPr>
+                <w:t>Pac-Man</w:t>
+              </w:r>
+              <w:r>
+                <w:rPr>
+                  <w:noProof/>
+                </w:rPr>
+                <w:t>. Dostupné na Internete: Wikipédia: https://sk.wikipedia.org/wiki/Pac-Man</w:t>
+              </w:r>
+            </w:p>
+            <w:p>
+              <w:pPr>
+                <w:pStyle w:val="Bibliografia"/>
+                <w:ind w:left="720" w:hanging="720"/>
+                <w:rPr>
+                  <w:noProof/>
+                </w:rPr>
+              </w:pPr>
+              <w:r>
+                <w:rPr>
+                  <w:noProof/>
+                </w:rPr>
+                <w:t xml:space="preserve">Srp, H. (2. Jún 2020). Pac-Man oslavil čtyřicátiny. Deset věci, které jste o něm nejspíše nevěděli. </w:t>
+              </w:r>
+              <w:r>
+                <w:rPr>
+                  <w:i/>
+                  <w:iCs/>
+                  <w:noProof/>
+                </w:rPr>
+                <w:t>iDNES.cz</w:t>
+              </w:r>
+              <w:r>
+                <w:rPr>
+                  <w:noProof/>
+                </w:rPr>
+                <w:t>.</w:t>
+              </w:r>
+            </w:p>
+            <w:p>
+              <w:pPr>
+                <w:pStyle w:val="Bibliografia"/>
+                <w:ind w:left="720" w:hanging="720"/>
+                <w:rPr>
+                  <w:noProof/>
+                </w:rPr>
+              </w:pPr>
+              <w:r>
+                <w:rPr>
+                  <w:noProof/>
+                </w:rPr>
+                <w:t xml:space="preserve">Wikipedia contributors. (2024). </w:t>
+              </w:r>
+              <w:r>
+                <w:rPr>
+                  <w:i/>
+                  <w:iCs/>
+                  <w:noProof/>
+                </w:rPr>
+                <w:t>Pac-Man</w:t>
+              </w:r>
+              <w:r>
+                <w:rPr>
+                  <w:noProof/>
+                </w:rPr>
+                <w:t>. Dostupné na Internete: Wikipedia: https://en.wikipedia.org/wiki/Pac-Man</w:t>
+              </w:r>
+            </w:p>
+            <w:p>
+              <w:pPr>
+                <w:pStyle w:val="Bibliografia"/>
+                <w:ind w:left="720" w:hanging="720"/>
+                <w:rPr>
+                  <w:noProof/>
+                </w:rPr>
+              </w:pPr>
+              <w:r>
+                <w:rPr>
+                  <w:noProof/>
+                </w:rPr>
+                <w:t xml:space="preserve">Wilensky, U., &amp; Rand, W. (2015). </w:t>
+              </w:r>
+              <w:r>
+                <w:rPr>
+                  <w:i/>
+                  <w:iCs/>
+                  <w:noProof/>
+                </w:rPr>
+                <w:t>An Introduction to Agent-Based Modeling: Modeling Natural, Social, and Engineered Complex Systems with NetLogo.</w:t>
+              </w:r>
+              <w:r>
+                <w:rPr>
+                  <w:noProof/>
+                </w:rPr>
+                <w:t xml:space="preserve"> Cambridge, MA: MIT Press.</w:t>
+              </w:r>
+            </w:p>
+            <w:p>
+              <w:pPr>
+                <w:pStyle w:val="Bibliografia"/>
+                <w:ind w:left="720" w:hanging="720"/>
+                <w:rPr>
+                  <w:noProof/>
+                </w:rPr>
+              </w:pPr>
+              <w:r>
+                <w:rPr>
+                  <w:noProof/>
+                </w:rPr>
+                <w:t xml:space="preserve">YUVAN, K. (2025). </w:t>
+              </w:r>
+              <w:r>
+                <w:rPr>
+                  <w:i/>
+                  <w:iCs/>
+                  <w:noProof/>
+                </w:rPr>
+                <w:t>Java Based PAC-MAN Game.</w:t>
+              </w:r>
+              <w:r>
+                <w:rPr>
+                  <w:noProof/>
+                </w:rPr>
+                <w:t xml:space="preserve"> Bengaluru, India: International Journal of Emerging Trends in Engineering and Development.</w:t>
+              </w:r>
+            </w:p>
+            <w:p>
+              <w:pPr>
+                <w:pStyle w:val="Bibliografia"/>
+              </w:pPr>
+              <w:r>
+                <w:rPr>
+                  <w:b/>
+                  <w:bCs/>
+                </w:rPr>
+                <w:fldChar w:fldCharType="end"/>
+              </w:r>
+              <w:r>
+                <w:t xml:space="preserve"> </w:t>
+              </w:r>
+            </w:p>
+            <w:p/>
+          </w:sdtContent>
+        </w:sdt>
+      </w:sdtContent>
+    </w:sdt>
+    <w:p>
+      <w:pPr>
+        <w:pStyle w:val="SPtext"/>
+        <w:spacing w:before="120" w:after="0"/>
+        <w:ind w:firstLine="0"/>
+      </w:pPr>
+    </w:p>
+    <w:p/>
+    <w:p/>
+    <w:p>
+      <w:pPr>
+        <w:tabs>
+          <w:tab w:val="left" w:pos="4436"/>
+        </w:tabs>
+      </w:pPr>
+      <w:r>
+        <w:tab/>
+      </w:r>
+    </w:p>
+    <w:p>
+      <w:pPr>
+        <w:tabs>
+          <w:tab w:val="left" w:pos="2218"/>
+        </w:tabs>
+      </w:pPr>
+      <w:r>
+        <w:tab/>
+      </w:r>
     </w:p>
     <w:sectPr>
       <w:headerReference w:type="default" r:id="rId9"/>
@@ -1301,7 +2462,7 @@
 </file>
 
 <file path=word/endnotes.xml><?xml version="1.0" encoding="utf-8"?>
-<w:endnotes xmlns:wpc="http://schemas.microsoft.com/office/word/2010/wordprocessingCanvas" xmlns:cx="http://schemas.microsoft.com/office/drawing/2014/chartex" xmlns:cx1="http://schemas.microsoft.com/office/drawing/2015/9/8/chartex" xmlns:cx2="http://schemas.microsoft.com/office/drawing/2015/10/21/chartex" xmlns:cx3="http://schemas.microsoft.com/office/drawing/2016/5/9/chartex" xmlns:cx4="http://schemas.microsoft.com/office/drawing/2016/5/10/chartex" xmlns:cx5="http://schemas.microsoft.com/office/drawing/2016/5/11/chartex" xmlns:cx6="http://schemas.microsoft.com/office/drawing/2016/5/12/chartex" xmlns:cx7="http://schemas.microsoft.com/office/drawing/2016/5/13/chartex" xmlns:cx8="http://schemas.microsoft.com/office/drawing/2016/5/14/chartex" xmlns:mc="http://schemas.openxmlformats.org/markup-compatibility/2006" xmlns:m="http://schemas.openxmlformats.org/officeDocument/2006/math" xmlns:aink="http://schemas.microsoft.com/office/drawing/2016/ink" xmlns:am3d="http://schemas.microsoft.com/office/drawing/2017/model3d" xmlns:oel="http://schemas.microsoft.com/office/2019/extlst" xmlns:r="http://schemas.openxmlformats.org/officeDocument/2006/relationships" xmlns:wp14="http://schemas.microsoft.com/office/word/2010/wordprocessingDrawing" xmlns:wp="http://schemas.openxmlformats.org/drawingml/2006/wordprocessingDrawing" xmlns:wpg="http://schemas.microsoft.com/office/word/2010/wordprocessingGroup" xmlns:wpi="http://schemas.microsoft.com/office/word/2010/wordprocessingInk" xmlns:wps="http://schemas.microsoft.com/office/word/2010/wordprocessingShape" xmlns:o="urn:schemas-microsoft-com:office:office" xmlns:v="urn:schemas-microsoft-com:vml" xmlns:w10="urn:schemas-microsoft-com:office:word" xmlns:w="http://schemas.openxmlformats.org/wordprocessingml/2006/main" xmlns:w14="http://schemas.microsoft.com/office/word/2010/wordml" xmlns:w15="http://schemas.microsoft.com/office/word/2012/wordml" xmlns:w16cex="http://schemas.microsoft.com/office/word/2018/wordml/cex" xmlns:w16cid="http://schemas.microsoft.com/office/word/2016/wordml/cid" xmlns:w16="http://schemas.microsoft.com/office/word/2018/wordml" xmlns:w16sdtdh="http://schemas.microsoft.com/office/word/2020/wordml/sdtdatahash" xmlns:w16sdtfl="http://schemas.microsoft.com/office/word/2024/wordml/sdtformatlock" xmlns:w16se="http://schemas.microsoft.com/office/word/2015/wordml/symex" xmlns:w16du="http://schemas.microsoft.com/office/word/2023/wordml/word16du" xmlns:wne="http://schemas.microsoft.com/office/word/2006/wordml" mc:Ignorable="w14 w15 w16se w16cid w16 w16cex w16sdtdh w16sdtfl w16du wp14">
+<w:endnotes xmlns:wpc="http://schemas.microsoft.com/office/word/2010/wordprocessingCanvas" xmlns:cx="http://schemas.microsoft.com/office/drawing/2014/chartex" xmlns:cx1="http://schemas.microsoft.com/office/drawing/2015/9/8/chartex" xmlns:cx2="http://schemas.microsoft.com/office/drawing/2015/10/21/chartex" xmlns:cx3="http://schemas.microsoft.com/office/drawing/2016/5/9/chartex" xmlns:cx4="http://schemas.microsoft.com/office/drawing/2016/5/10/chartex" xmlns:cx5="http://schemas.microsoft.com/office/drawing/2016/5/11/chartex" xmlns:cx6="http://schemas.microsoft.com/office/drawing/2016/5/12/chartex" xmlns:cx7="http://schemas.microsoft.com/office/drawing/2016/5/13/chartex" xmlns:cx8="http://schemas.microsoft.com/office/drawing/2016/5/14/chartex" xmlns:mc="http://schemas.openxmlformats.org/markup-compatibility/2006" xmlns:aink="http://schemas.microsoft.com/office/drawing/2016/ink" xmlns:am3d="http://schemas.microsoft.com/office/drawing/2017/model3d" xmlns:o="urn:schemas-microsoft-com:office:office" xmlns:oel="http://schemas.microsoft.com/office/2019/extlst" xmlns:r="http://schemas.openxmlformats.org/officeDocument/2006/relationships" xmlns:m="http://schemas.openxmlformats.org/officeDocument/2006/math" xmlns:v="urn:schemas-microsoft-com:vml" xmlns:wp14="http://schemas.microsoft.com/office/word/2010/wordprocessingDrawing" xmlns:wp="http://schemas.openxmlformats.org/drawingml/2006/wordprocessingDrawing" xmlns:w10="urn:schemas-microsoft-com:office:word" xmlns:w="http://schemas.openxmlformats.org/wordprocessingml/2006/main" xmlns:w14="http://schemas.microsoft.com/office/word/2010/wordml" xmlns:w15="http://schemas.microsoft.com/office/word/2012/wordml" xmlns:w16cex="http://schemas.microsoft.com/office/word/2018/wordml/cex" xmlns:w16cid="http://schemas.microsoft.com/office/word/2016/wordml/cid" xmlns:w16="http://schemas.microsoft.com/office/word/2018/wordml" xmlns:w16du="http://schemas.microsoft.com/office/word/2023/wordml/word16du" xmlns:w16sdtdh="http://schemas.microsoft.com/office/word/2020/wordml/sdtdatahash" xmlns:w16sdtfl="http://schemas.microsoft.com/office/word/2024/wordml/sdtformatlock" xmlns:w16se="http://schemas.microsoft.com/office/word/2015/wordml/symex" xmlns:wpg="http://schemas.microsoft.com/office/word/2010/wordprocessingGroup" xmlns:wpi="http://schemas.microsoft.com/office/word/2010/wordprocessingInk" xmlns:wne="http://schemas.microsoft.com/office/word/2006/wordml" xmlns:wps="http://schemas.microsoft.com/office/word/2010/wordprocessingShape" mc:Ignorable="w14 w15 w16se w16cid w16 w16cex w16sdtdh w16sdtfl w16du wp14">
   <w:endnote w:type="separator" w:id="-1">
     <w:p>
       <w:r>
@@ -1320,7 +2481,7 @@
 </file>
 
 <file path=word/footer1.xml><?xml version="1.0" encoding="utf-8"?>
-<w:ftr xmlns:wpc="http://schemas.microsoft.com/office/word/2010/wordprocessingCanvas" xmlns:cx="http://schemas.microsoft.com/office/drawing/2014/chartex" xmlns:cx1="http://schemas.microsoft.com/office/drawing/2015/9/8/chartex" xmlns:cx2="http://schemas.microsoft.com/office/drawing/2015/10/21/chartex" xmlns:cx3="http://schemas.microsoft.com/office/drawing/2016/5/9/chartex" xmlns:cx4="http://schemas.microsoft.com/office/drawing/2016/5/10/chartex" xmlns:cx5="http://schemas.microsoft.com/office/drawing/2016/5/11/chartex" xmlns:cx6="http://schemas.microsoft.com/office/drawing/2016/5/12/chartex" xmlns:cx7="http://schemas.microsoft.com/office/drawing/2016/5/13/chartex" xmlns:cx8="http://schemas.microsoft.com/office/drawing/2016/5/14/chartex" xmlns:mc="http://schemas.openxmlformats.org/markup-compatibility/2006" xmlns:m="http://schemas.openxmlformats.org/officeDocument/2006/math" xmlns:aink="http://schemas.microsoft.com/office/drawing/2016/ink" xmlns:am3d="http://schemas.microsoft.com/office/drawing/2017/model3d" xmlns:oel="http://schemas.microsoft.com/office/2019/extlst" xmlns:r="http://schemas.openxmlformats.org/officeDocument/2006/relationships" xmlns:wp14="http://schemas.microsoft.com/office/word/2010/wordprocessingDrawing" xmlns:wp="http://schemas.openxmlformats.org/drawingml/2006/wordprocessingDrawing" xmlns:wpg="http://schemas.microsoft.com/office/word/2010/wordprocessingGroup" xmlns:wpi="http://schemas.microsoft.com/office/word/2010/wordprocessingInk" xmlns:wps="http://schemas.microsoft.com/office/word/2010/wordprocessingShape" xmlns:o="urn:schemas-microsoft-com:office:office" xmlns:v="urn:schemas-microsoft-com:vml" xmlns:w10="urn:schemas-microsoft-com:office:word" xmlns:w="http://schemas.openxmlformats.org/wordprocessingml/2006/main" xmlns:w14="http://schemas.microsoft.com/office/word/2010/wordml" xmlns:w15="http://schemas.microsoft.com/office/word/2012/wordml" xmlns:w16cex="http://schemas.microsoft.com/office/word/2018/wordml/cex" xmlns:w16cid="http://schemas.microsoft.com/office/word/2016/wordml/cid" xmlns:w16="http://schemas.microsoft.com/office/word/2018/wordml" xmlns:w16sdtdh="http://schemas.microsoft.com/office/word/2020/wordml/sdtdatahash" xmlns:w16sdtfl="http://schemas.microsoft.com/office/word/2024/wordml/sdtformatlock" xmlns:w16se="http://schemas.microsoft.com/office/word/2015/wordml/symex" xmlns:w16du="http://schemas.microsoft.com/office/word/2023/wordml/word16du" xmlns:wne="http://schemas.microsoft.com/office/word/2006/wordml" mc:Ignorable="w14 w15 w16se w16cid w16 w16cex w16sdtdh w16sdtfl w16du wp14">
+<w:ftr xmlns:wpc="http://schemas.microsoft.com/office/word/2010/wordprocessingCanvas" xmlns:cx="http://schemas.microsoft.com/office/drawing/2014/chartex" xmlns:cx1="http://schemas.microsoft.com/office/drawing/2015/9/8/chartex" xmlns:cx2="http://schemas.microsoft.com/office/drawing/2015/10/21/chartex" xmlns:cx3="http://schemas.microsoft.com/office/drawing/2016/5/9/chartex" xmlns:cx4="http://schemas.microsoft.com/office/drawing/2016/5/10/chartex" xmlns:cx5="http://schemas.microsoft.com/office/drawing/2016/5/11/chartex" xmlns:cx6="http://schemas.microsoft.com/office/drawing/2016/5/12/chartex" xmlns:cx7="http://schemas.microsoft.com/office/drawing/2016/5/13/chartex" xmlns:cx8="http://schemas.microsoft.com/office/drawing/2016/5/14/chartex" xmlns:mc="http://schemas.openxmlformats.org/markup-compatibility/2006" xmlns:aink="http://schemas.microsoft.com/office/drawing/2016/ink" xmlns:am3d="http://schemas.microsoft.com/office/drawing/2017/model3d" xmlns:o="urn:schemas-microsoft-com:office:office" xmlns:oel="http://schemas.microsoft.com/office/2019/extlst" xmlns:r="http://schemas.openxmlformats.org/officeDocument/2006/relationships" xmlns:m="http://schemas.openxmlformats.org/officeDocument/2006/math" xmlns:v="urn:schemas-microsoft-com:vml" xmlns:wp14="http://schemas.microsoft.com/office/word/2010/wordprocessingDrawing" xmlns:wp="http://schemas.openxmlformats.org/drawingml/2006/wordprocessingDrawing" xmlns:w10="urn:schemas-microsoft-com:office:word" xmlns:w="http://schemas.openxmlformats.org/wordprocessingml/2006/main" xmlns:w14="http://schemas.microsoft.com/office/word/2010/wordml" xmlns:w15="http://schemas.microsoft.com/office/word/2012/wordml" xmlns:w16cex="http://schemas.microsoft.com/office/word/2018/wordml/cex" xmlns:w16cid="http://schemas.microsoft.com/office/word/2016/wordml/cid" xmlns:w16="http://schemas.microsoft.com/office/word/2018/wordml" xmlns:w16du="http://schemas.microsoft.com/office/word/2023/wordml/word16du" xmlns:w16sdtdh="http://schemas.microsoft.com/office/word/2020/wordml/sdtdatahash" xmlns:w16sdtfl="http://schemas.microsoft.com/office/word/2024/wordml/sdtformatlock" xmlns:w16se="http://schemas.microsoft.com/office/word/2015/wordml/symex" xmlns:wpg="http://schemas.microsoft.com/office/word/2010/wordprocessingGroup" xmlns:wpi="http://schemas.microsoft.com/office/word/2010/wordprocessingInk" xmlns:wne="http://schemas.microsoft.com/office/word/2006/wordml" xmlns:wps="http://schemas.microsoft.com/office/word/2010/wordprocessingShape" mc:Ignorable="w14 w15 w16se w16cid w16 w16cex w16sdtdh w16sdtfl w16du wp14">
   <w:sdt>
     <w:sdtPr>
       <w:id w:val="-1555537685"/>
@@ -1332,7 +2493,7 @@
     <w:sdtContent>
       <w:p>
         <w:pPr>
-          <w:pStyle w:val="Footer"/>
+          <w:pStyle w:val="Pta"/>
           <w:jc w:val="center"/>
         </w:pPr>
         <w:r>
@@ -1355,14 +2516,14 @@
   </w:sdt>
   <w:p>
     <w:pPr>
-      <w:pStyle w:val="Footer"/>
+      <w:pStyle w:val="Pta"/>
     </w:pPr>
   </w:p>
 </w:ftr>
 </file>
 
 <file path=word/footnotes.xml><?xml version="1.0" encoding="utf-8"?>
-<w:footnotes xmlns:wpc="http://schemas.microsoft.com/office/word/2010/wordprocessingCanvas" xmlns:cx="http://schemas.microsoft.com/office/drawing/2014/chartex" xmlns:cx1="http://schemas.microsoft.com/office/drawing/2015/9/8/chartex" xmlns:cx2="http://schemas.microsoft.com/office/drawing/2015/10/21/chartex" xmlns:cx3="http://schemas.microsoft.com/office/drawing/2016/5/9/chartex" xmlns:cx4="http://schemas.microsoft.com/office/drawing/2016/5/10/chartex" xmlns:cx5="http://schemas.microsoft.com/office/drawing/2016/5/11/chartex" xmlns:cx6="http://schemas.microsoft.com/office/drawing/2016/5/12/chartex" xmlns:cx7="http://schemas.microsoft.com/office/drawing/2016/5/13/chartex" xmlns:cx8="http://schemas.microsoft.com/office/drawing/2016/5/14/chartex" xmlns:mc="http://schemas.openxmlformats.org/markup-compatibility/2006" xmlns:m="http://schemas.openxmlformats.org/officeDocument/2006/math" xmlns:aink="http://schemas.microsoft.com/office/drawing/2016/ink" xmlns:am3d="http://schemas.microsoft.com/office/drawing/2017/model3d" xmlns:oel="http://schemas.microsoft.com/office/2019/extlst" xmlns:r="http://schemas.openxmlformats.org/officeDocument/2006/relationships" xmlns:wp14="http://schemas.microsoft.com/office/word/2010/wordprocessingDrawing" xmlns:wp="http://schemas.openxmlformats.org/drawingml/2006/wordprocessingDrawing" xmlns:wpg="http://schemas.microsoft.com/office/word/2010/wordprocessingGroup" xmlns:wpi="http://schemas.microsoft.com/office/word/2010/wordprocessingInk" xmlns:wps="http://schemas.microsoft.com/office/word/2010/wordprocessingShape" xmlns:o="urn:schemas-microsoft-com:office:office" xmlns:v="urn:schemas-microsoft-com:vml" xmlns:w10="urn:schemas-microsoft-com:office:word" xmlns:w="http://schemas.openxmlformats.org/wordprocessingml/2006/main" xmlns:w14="http://schemas.microsoft.com/office/word/2010/wordml" xmlns:w15="http://schemas.microsoft.com/office/word/2012/wordml" xmlns:w16cex="http://schemas.microsoft.com/office/word/2018/wordml/cex" xmlns:w16cid="http://schemas.microsoft.com/office/word/2016/wordml/cid" xmlns:w16="http://schemas.microsoft.com/office/word/2018/wordml" xmlns:w16sdtdh="http://schemas.microsoft.com/office/word/2020/wordml/sdtdatahash" xmlns:w16sdtfl="http://schemas.microsoft.com/office/word/2024/wordml/sdtformatlock" xmlns:w16se="http://schemas.microsoft.com/office/word/2015/wordml/symex" xmlns:w16du="http://schemas.microsoft.com/office/word/2023/wordml/word16du" xmlns:wne="http://schemas.microsoft.com/office/word/2006/wordml" mc:Ignorable="w14 w15 w16se w16cid w16 w16cex w16sdtdh w16sdtfl w16du wp14">
+<w:footnotes xmlns:wpc="http://schemas.microsoft.com/office/word/2010/wordprocessingCanvas" xmlns:cx="http://schemas.microsoft.com/office/drawing/2014/chartex" xmlns:cx1="http://schemas.microsoft.com/office/drawing/2015/9/8/chartex" xmlns:cx2="http://schemas.microsoft.com/office/drawing/2015/10/21/chartex" xmlns:cx3="http://schemas.microsoft.com/office/drawing/2016/5/9/chartex" xmlns:cx4="http://schemas.microsoft.com/office/drawing/2016/5/10/chartex" xmlns:cx5="http://schemas.microsoft.com/office/drawing/2016/5/11/chartex" xmlns:cx6="http://schemas.microsoft.com/office/drawing/2016/5/12/chartex" xmlns:cx7="http://schemas.microsoft.com/office/drawing/2016/5/13/chartex" xmlns:cx8="http://schemas.microsoft.com/office/drawing/2016/5/14/chartex" xmlns:mc="http://schemas.openxmlformats.org/markup-compatibility/2006" xmlns:aink="http://schemas.microsoft.com/office/drawing/2016/ink" xmlns:am3d="http://schemas.microsoft.com/office/drawing/2017/model3d" xmlns:o="urn:schemas-microsoft-com:office:office" xmlns:oel="http://schemas.microsoft.com/office/2019/extlst" xmlns:r="http://schemas.openxmlformats.org/officeDocument/2006/relationships" xmlns:m="http://schemas.openxmlformats.org/officeDocument/2006/math" xmlns:v="urn:schemas-microsoft-com:vml" xmlns:wp14="http://schemas.microsoft.com/office/word/2010/wordprocessingDrawing" xmlns:wp="http://schemas.openxmlformats.org/drawingml/2006/wordprocessingDrawing" xmlns:w10="urn:schemas-microsoft-com:office:word" xmlns:w="http://schemas.openxmlformats.org/wordprocessingml/2006/main" xmlns:w14="http://schemas.microsoft.com/office/word/2010/wordml" xmlns:w15="http://schemas.microsoft.com/office/word/2012/wordml" xmlns:w16cex="http://schemas.microsoft.com/office/word/2018/wordml/cex" xmlns:w16cid="http://schemas.microsoft.com/office/word/2016/wordml/cid" xmlns:w16="http://schemas.microsoft.com/office/word/2018/wordml" xmlns:w16du="http://schemas.microsoft.com/office/word/2023/wordml/word16du" xmlns:w16sdtdh="http://schemas.microsoft.com/office/word/2020/wordml/sdtdatahash" xmlns:w16sdtfl="http://schemas.microsoft.com/office/word/2024/wordml/sdtformatlock" xmlns:w16se="http://schemas.microsoft.com/office/word/2015/wordml/symex" xmlns:wpg="http://schemas.microsoft.com/office/word/2010/wordprocessingGroup" xmlns:wpi="http://schemas.microsoft.com/office/word/2010/wordprocessingInk" xmlns:wne="http://schemas.microsoft.com/office/word/2006/wordml" xmlns:wps="http://schemas.microsoft.com/office/word/2010/wordprocessingShape" mc:Ignorable="w14 w15 w16se w16cid w16 w16cex w16sdtdh w16sdtfl w16du wp14">
   <w:footnote w:type="separator" w:id="-1">
     <w:p>
       <w:r>
@@ -1381,7 +2542,7 @@
 </file>
 
 <file path=word/header1.xml><?xml version="1.0" encoding="utf-8"?>
-<w:hdr xmlns:wpc="http://schemas.microsoft.com/office/word/2010/wordprocessingCanvas" xmlns:cx="http://schemas.microsoft.com/office/drawing/2014/chartex" xmlns:cx1="http://schemas.microsoft.com/office/drawing/2015/9/8/chartex" xmlns:cx2="http://schemas.microsoft.com/office/drawing/2015/10/21/chartex" xmlns:cx3="http://schemas.microsoft.com/office/drawing/2016/5/9/chartex" xmlns:cx4="http://schemas.microsoft.com/office/drawing/2016/5/10/chartex" xmlns:cx5="http://schemas.microsoft.com/office/drawing/2016/5/11/chartex" xmlns:cx6="http://schemas.microsoft.com/office/drawing/2016/5/12/chartex" xmlns:cx7="http://schemas.microsoft.com/office/drawing/2016/5/13/chartex" xmlns:cx8="http://schemas.microsoft.com/office/drawing/2016/5/14/chartex" xmlns:mc="http://schemas.openxmlformats.org/markup-compatibility/2006" xmlns:m="http://schemas.openxmlformats.org/officeDocument/2006/math" xmlns:aink="http://schemas.microsoft.com/office/drawing/2016/ink" xmlns:am3d="http://schemas.microsoft.com/office/drawing/2017/model3d" xmlns:oel="http://schemas.microsoft.com/office/2019/extlst" xmlns:r="http://schemas.openxmlformats.org/officeDocument/2006/relationships" xmlns:wp14="http://schemas.microsoft.com/office/word/2010/wordprocessingDrawing" xmlns:wp="http://schemas.openxmlformats.org/drawingml/2006/wordprocessingDrawing" xmlns:wpg="http://schemas.microsoft.com/office/word/2010/wordprocessingGroup" xmlns:wpi="http://schemas.microsoft.com/office/word/2010/wordprocessingInk" xmlns:wps="http://schemas.microsoft.com/office/word/2010/wordprocessingShape" xmlns:o="urn:schemas-microsoft-com:office:office" xmlns:v="urn:schemas-microsoft-com:vml" xmlns:w10="urn:schemas-microsoft-com:office:word" xmlns:w="http://schemas.openxmlformats.org/wordprocessingml/2006/main" xmlns:w14="http://schemas.microsoft.com/office/word/2010/wordml" xmlns:w15="http://schemas.microsoft.com/office/word/2012/wordml" xmlns:w16cex="http://schemas.microsoft.com/office/word/2018/wordml/cex" xmlns:w16cid="http://schemas.microsoft.com/office/word/2016/wordml/cid" xmlns:w16="http://schemas.microsoft.com/office/word/2018/wordml" xmlns:w16sdtdh="http://schemas.microsoft.com/office/word/2020/wordml/sdtdatahash" xmlns:w16sdtfl="http://schemas.microsoft.com/office/word/2024/wordml/sdtformatlock" xmlns:w16se="http://schemas.microsoft.com/office/word/2015/wordml/symex" xmlns:w16du="http://schemas.microsoft.com/office/word/2023/wordml/word16du" xmlns:wne="http://schemas.microsoft.com/office/word/2006/wordml" mc:Ignorable="w14 w15 w16se w16cid w16 w16cex w16sdtdh w16sdtfl w16du wp14">
+<w:hdr xmlns:wpc="http://schemas.microsoft.com/office/word/2010/wordprocessingCanvas" xmlns:cx="http://schemas.microsoft.com/office/drawing/2014/chartex" xmlns:cx1="http://schemas.microsoft.com/office/drawing/2015/9/8/chartex" xmlns:cx2="http://schemas.microsoft.com/office/drawing/2015/10/21/chartex" xmlns:cx3="http://schemas.microsoft.com/office/drawing/2016/5/9/chartex" xmlns:cx4="http://schemas.microsoft.com/office/drawing/2016/5/10/chartex" xmlns:cx5="http://schemas.microsoft.com/office/drawing/2016/5/11/chartex" xmlns:cx6="http://schemas.microsoft.com/office/drawing/2016/5/12/chartex" xmlns:cx7="http://schemas.microsoft.com/office/drawing/2016/5/13/chartex" xmlns:cx8="http://schemas.microsoft.com/office/drawing/2016/5/14/chartex" xmlns:mc="http://schemas.openxmlformats.org/markup-compatibility/2006" xmlns:aink="http://schemas.microsoft.com/office/drawing/2016/ink" xmlns:am3d="http://schemas.microsoft.com/office/drawing/2017/model3d" xmlns:o="urn:schemas-microsoft-com:office:office" xmlns:oel="http://schemas.microsoft.com/office/2019/extlst" xmlns:r="http://schemas.openxmlformats.org/officeDocument/2006/relationships" xmlns:m="http://schemas.openxmlformats.org/officeDocument/2006/math" xmlns:v="urn:schemas-microsoft-com:vml" xmlns:wp14="http://schemas.microsoft.com/office/word/2010/wordprocessingDrawing" xmlns:wp="http://schemas.openxmlformats.org/drawingml/2006/wordprocessingDrawing" xmlns:w10="urn:schemas-microsoft-com:office:word" xmlns:w="http://schemas.openxmlformats.org/wordprocessingml/2006/main" xmlns:w14="http://schemas.microsoft.com/office/word/2010/wordml" xmlns:w15="http://schemas.microsoft.com/office/word/2012/wordml" xmlns:w16cex="http://schemas.microsoft.com/office/word/2018/wordml/cex" xmlns:w16cid="http://schemas.microsoft.com/office/word/2016/wordml/cid" xmlns:w16="http://schemas.microsoft.com/office/word/2018/wordml" xmlns:w16du="http://schemas.microsoft.com/office/word/2023/wordml/word16du" xmlns:w16sdtdh="http://schemas.microsoft.com/office/word/2020/wordml/sdtdatahash" xmlns:w16sdtfl="http://schemas.microsoft.com/office/word/2024/wordml/sdtformatlock" xmlns:w16se="http://schemas.microsoft.com/office/word/2015/wordml/symex" xmlns:wpg="http://schemas.microsoft.com/office/word/2010/wordprocessingGroup" xmlns:wpi="http://schemas.microsoft.com/office/word/2010/wordprocessingInk" xmlns:wne="http://schemas.microsoft.com/office/word/2006/wordml" xmlns:wps="http://schemas.microsoft.com/office/word/2010/wordprocessingShape" mc:Ignorable="w14 w15 w16se w16cid w16 w16cex w16sdtdh w16sdtfl w16du wp14">
   <w:p>
     <w:pPr>
       <w:jc w:val="right"/>
@@ -1504,11 +2665,350 @@
 </file>
 
 <file path=word/numbering.xml><?xml version="1.0" encoding="utf-8"?>
-<w:numbering xmlns:wpc="http://schemas.microsoft.com/office/word/2010/wordprocessingCanvas" xmlns:cx="http://schemas.microsoft.com/office/drawing/2014/chartex" xmlns:cx1="http://schemas.microsoft.com/office/drawing/2015/9/8/chartex" xmlns:cx2="http://schemas.microsoft.com/office/drawing/2015/10/21/chartex" xmlns:cx3="http://schemas.microsoft.com/office/drawing/2016/5/9/chartex" xmlns:cx4="http://schemas.microsoft.com/office/drawing/2016/5/10/chartex" xmlns:cx5="http://schemas.microsoft.com/office/drawing/2016/5/11/chartex" xmlns:cx6="http://schemas.microsoft.com/office/drawing/2016/5/12/chartex" xmlns:cx7="http://schemas.microsoft.com/office/drawing/2016/5/13/chartex" xmlns:cx8="http://schemas.microsoft.com/office/drawing/2016/5/14/chartex" xmlns:mc="http://schemas.openxmlformats.org/markup-compatibility/2006" xmlns:m="http://schemas.openxmlformats.org/officeDocument/2006/math" xmlns:aink="http://schemas.microsoft.com/office/drawing/2016/ink" xmlns:am3d="http://schemas.microsoft.com/office/drawing/2017/model3d" xmlns:oel="http://schemas.microsoft.com/office/2019/extlst" xmlns:r="http://schemas.openxmlformats.org/officeDocument/2006/relationships" xmlns:wp14="http://schemas.microsoft.com/office/word/2010/wordprocessingDrawing" xmlns:wp="http://schemas.openxmlformats.org/drawingml/2006/wordprocessingDrawing" xmlns:wpg="http://schemas.microsoft.com/office/word/2010/wordprocessingGroup" xmlns:wpi="http://schemas.microsoft.com/office/word/2010/wordprocessingInk" xmlns:wps="http://schemas.microsoft.com/office/word/2010/wordprocessingShape" xmlns:o="urn:schemas-microsoft-com:office:office" xmlns:v="urn:schemas-microsoft-com:vml" xmlns:w10="urn:schemas-microsoft-com:office:word" xmlns:w="http://schemas.openxmlformats.org/wordprocessingml/2006/main" xmlns:w14="http://schemas.microsoft.com/office/word/2010/wordml" xmlns:w15="http://schemas.microsoft.com/office/word/2012/wordml" xmlns:w16cex="http://schemas.microsoft.com/office/word/2018/wordml/cex" xmlns:w16cid="http://schemas.microsoft.com/office/word/2016/wordml/cid" xmlns:w16="http://schemas.microsoft.com/office/word/2018/wordml" xmlns:w16sdtdh="http://schemas.microsoft.com/office/word/2020/wordml/sdtdatahash" xmlns:w16sdtfl="http://schemas.microsoft.com/office/word/2024/wordml/sdtformatlock" xmlns:w16se="http://schemas.microsoft.com/office/word/2015/wordml/symex" xmlns:w16du="http://schemas.microsoft.com/office/word/2023/wordml/word16du" xmlns:wne="http://schemas.microsoft.com/office/word/2006/wordml" mc:Ignorable="w14 w15 w16se w16cid w16 w16cex w16sdtdh w16sdtfl w16du wp14">
+<w:numbering xmlns:wpc="http://schemas.microsoft.com/office/word/2010/wordprocessingCanvas" xmlns:cx="http://schemas.microsoft.com/office/drawing/2014/chartex" xmlns:cx1="http://schemas.microsoft.com/office/drawing/2015/9/8/chartex" xmlns:cx2="http://schemas.microsoft.com/office/drawing/2015/10/21/chartex" xmlns:cx3="http://schemas.microsoft.com/office/drawing/2016/5/9/chartex" xmlns:cx4="http://schemas.microsoft.com/office/drawing/2016/5/10/chartex" xmlns:cx5="http://schemas.microsoft.com/office/drawing/2016/5/11/chartex" xmlns:cx6="http://schemas.microsoft.com/office/drawing/2016/5/12/chartex" xmlns:cx7="http://schemas.microsoft.com/office/drawing/2016/5/13/chartex" xmlns:cx8="http://schemas.microsoft.com/office/drawing/2016/5/14/chartex" xmlns:mc="http://schemas.openxmlformats.org/markup-compatibility/2006" xmlns:aink="http://schemas.microsoft.com/office/drawing/2016/ink" xmlns:am3d="http://schemas.microsoft.com/office/drawing/2017/model3d" xmlns:o="urn:schemas-microsoft-com:office:office" xmlns:oel="http://schemas.microsoft.com/office/2019/extlst" xmlns:r="http://schemas.openxmlformats.org/officeDocument/2006/relationships" xmlns:m="http://schemas.openxmlformats.org/officeDocument/2006/math" xmlns:v="urn:schemas-microsoft-com:vml" xmlns:wp14="http://schemas.microsoft.com/office/word/2010/wordprocessingDrawing" xmlns:wp="http://schemas.openxmlformats.org/drawingml/2006/wordprocessingDrawing" xmlns:w10="urn:schemas-microsoft-com:office:word" xmlns:w="http://schemas.openxmlformats.org/wordprocessingml/2006/main" xmlns:w14="http://schemas.microsoft.com/office/word/2010/wordml" xmlns:w15="http://schemas.microsoft.com/office/word/2012/wordml" xmlns:w16cex="http://schemas.microsoft.com/office/word/2018/wordml/cex" xmlns:w16cid="http://schemas.microsoft.com/office/word/2016/wordml/cid" xmlns:w16="http://schemas.microsoft.com/office/word/2018/wordml" xmlns:w16du="http://schemas.microsoft.com/office/word/2023/wordml/word16du" xmlns:w16sdtdh="http://schemas.microsoft.com/office/word/2020/wordml/sdtdatahash" xmlns:w16sdtfl="http://schemas.microsoft.com/office/word/2024/wordml/sdtformatlock" xmlns:w16se="http://schemas.microsoft.com/office/word/2015/wordml/symex" xmlns:wpg="http://schemas.microsoft.com/office/word/2010/wordprocessingGroup" xmlns:wpi="http://schemas.microsoft.com/office/word/2010/wordprocessingInk" xmlns:wne="http://schemas.microsoft.com/office/word/2006/wordml" xmlns:wps="http://schemas.microsoft.com/office/word/2010/wordprocessingShape" mc:Ignorable="w14 w15 w16se w16cid w16 w16cex w16sdtdh w16sdtfl w16du wp14">
   <w:abstractNum w:abstractNumId="0" w15:restartNumberingAfterBreak="0">
+    <w:nsid w:val="07E33382"/>
+    <w:multiLevelType w:val="hybridMultilevel"/>
+    <w:tmpl w:val="6B3A0B58"/>
+    <w:lvl w:ilvl="0" w:tplc="041B0001">
+      <w:start w:val="1"/>
+      <w:numFmt w:val="bullet"/>
+      <w:lvlText w:val=""/>
+      <w:lvlJc w:val="left"/>
+      <w:pPr>
+        <w:ind w:left="1429" w:hanging="360"/>
+      </w:pPr>
+      <w:rPr>
+        <w:rFonts w:ascii="Symbol" w:hAnsi="Symbol" w:hint="default"/>
+      </w:rPr>
+    </w:lvl>
+    <w:lvl w:ilvl="1" w:tplc="041B0003" w:tentative="1">
+      <w:start w:val="1"/>
+      <w:numFmt w:val="bullet"/>
+      <w:lvlText w:val="o"/>
+      <w:lvlJc w:val="left"/>
+      <w:pPr>
+        <w:ind w:left="2149" w:hanging="360"/>
+      </w:pPr>
+      <w:rPr>
+        <w:rFonts w:ascii="Courier New" w:hAnsi="Courier New" w:cs="Courier New" w:hint="default"/>
+      </w:rPr>
+    </w:lvl>
+    <w:lvl w:ilvl="2" w:tplc="041B0005" w:tentative="1">
+      <w:start w:val="1"/>
+      <w:numFmt w:val="bullet"/>
+      <w:lvlText w:val=""/>
+      <w:lvlJc w:val="left"/>
+      <w:pPr>
+        <w:ind w:left="2869" w:hanging="360"/>
+      </w:pPr>
+      <w:rPr>
+        <w:rFonts w:ascii="Wingdings" w:hAnsi="Wingdings" w:hint="default"/>
+      </w:rPr>
+    </w:lvl>
+    <w:lvl w:ilvl="3" w:tplc="041B0001" w:tentative="1">
+      <w:start w:val="1"/>
+      <w:numFmt w:val="bullet"/>
+      <w:lvlText w:val=""/>
+      <w:lvlJc w:val="left"/>
+      <w:pPr>
+        <w:ind w:left="3589" w:hanging="360"/>
+      </w:pPr>
+      <w:rPr>
+        <w:rFonts w:ascii="Symbol" w:hAnsi="Symbol" w:hint="default"/>
+      </w:rPr>
+    </w:lvl>
+    <w:lvl w:ilvl="4" w:tplc="041B0003" w:tentative="1">
+      <w:start w:val="1"/>
+      <w:numFmt w:val="bullet"/>
+      <w:lvlText w:val="o"/>
+      <w:lvlJc w:val="left"/>
+      <w:pPr>
+        <w:ind w:left="4309" w:hanging="360"/>
+      </w:pPr>
+      <w:rPr>
+        <w:rFonts w:ascii="Courier New" w:hAnsi="Courier New" w:cs="Courier New" w:hint="default"/>
+      </w:rPr>
+    </w:lvl>
+    <w:lvl w:ilvl="5" w:tplc="041B0005" w:tentative="1">
+      <w:start w:val="1"/>
+      <w:numFmt w:val="bullet"/>
+      <w:lvlText w:val=""/>
+      <w:lvlJc w:val="left"/>
+      <w:pPr>
+        <w:ind w:left="5029" w:hanging="360"/>
+      </w:pPr>
+      <w:rPr>
+        <w:rFonts w:ascii="Wingdings" w:hAnsi="Wingdings" w:hint="default"/>
+      </w:rPr>
+    </w:lvl>
+    <w:lvl w:ilvl="6" w:tplc="041B0001" w:tentative="1">
+      <w:start w:val="1"/>
+      <w:numFmt w:val="bullet"/>
+      <w:lvlText w:val=""/>
+      <w:lvlJc w:val="left"/>
+      <w:pPr>
+        <w:ind w:left="5749" w:hanging="360"/>
+      </w:pPr>
+      <w:rPr>
+        <w:rFonts w:ascii="Symbol" w:hAnsi="Symbol" w:hint="default"/>
+      </w:rPr>
+    </w:lvl>
+    <w:lvl w:ilvl="7" w:tplc="041B0003" w:tentative="1">
+      <w:start w:val="1"/>
+      <w:numFmt w:val="bullet"/>
+      <w:lvlText w:val="o"/>
+      <w:lvlJc w:val="left"/>
+      <w:pPr>
+        <w:ind w:left="6469" w:hanging="360"/>
+      </w:pPr>
+      <w:rPr>
+        <w:rFonts w:ascii="Courier New" w:hAnsi="Courier New" w:cs="Courier New" w:hint="default"/>
+      </w:rPr>
+    </w:lvl>
+    <w:lvl w:ilvl="8" w:tplc="041B0005" w:tentative="1">
+      <w:start w:val="1"/>
+      <w:numFmt w:val="bullet"/>
+      <w:lvlText w:val=""/>
+      <w:lvlJc w:val="left"/>
+      <w:pPr>
+        <w:ind w:left="7189" w:hanging="360"/>
+      </w:pPr>
+      <w:rPr>
+        <w:rFonts w:ascii="Wingdings" w:hAnsi="Wingdings" w:hint="default"/>
+      </w:rPr>
+    </w:lvl>
+  </w:abstractNum>
+  <w:abstractNum w:abstractNumId="1" w15:restartNumberingAfterBreak="0">
+    <w:nsid w:val="0A2F55F2"/>
+    <w:multiLevelType w:val="hybridMultilevel"/>
+    <w:tmpl w:val="D6CCECCA"/>
+    <w:lvl w:ilvl="0" w:tplc="041B0001">
+      <w:start w:val="1"/>
+      <w:numFmt w:val="bullet"/>
+      <w:lvlText w:val=""/>
+      <w:lvlJc w:val="left"/>
+      <w:pPr>
+        <w:ind w:left="1429" w:hanging="360"/>
+      </w:pPr>
+      <w:rPr>
+        <w:rFonts w:ascii="Symbol" w:hAnsi="Symbol" w:hint="default"/>
+      </w:rPr>
+    </w:lvl>
+    <w:lvl w:ilvl="1" w:tplc="041B0003" w:tentative="1">
+      <w:start w:val="1"/>
+      <w:numFmt w:val="bullet"/>
+      <w:lvlText w:val="o"/>
+      <w:lvlJc w:val="left"/>
+      <w:pPr>
+        <w:ind w:left="2149" w:hanging="360"/>
+      </w:pPr>
+      <w:rPr>
+        <w:rFonts w:ascii="Courier New" w:hAnsi="Courier New" w:cs="Courier New" w:hint="default"/>
+      </w:rPr>
+    </w:lvl>
+    <w:lvl w:ilvl="2" w:tplc="041B0005" w:tentative="1">
+      <w:start w:val="1"/>
+      <w:numFmt w:val="bullet"/>
+      <w:lvlText w:val=""/>
+      <w:lvlJc w:val="left"/>
+      <w:pPr>
+        <w:ind w:left="2869" w:hanging="360"/>
+      </w:pPr>
+      <w:rPr>
+        <w:rFonts w:ascii="Wingdings" w:hAnsi="Wingdings" w:hint="default"/>
+      </w:rPr>
+    </w:lvl>
+    <w:lvl w:ilvl="3" w:tplc="041B0001" w:tentative="1">
+      <w:start w:val="1"/>
+      <w:numFmt w:val="bullet"/>
+      <w:lvlText w:val=""/>
+      <w:lvlJc w:val="left"/>
+      <w:pPr>
+        <w:ind w:left="3589" w:hanging="360"/>
+      </w:pPr>
+      <w:rPr>
+        <w:rFonts w:ascii="Symbol" w:hAnsi="Symbol" w:hint="default"/>
+      </w:rPr>
+    </w:lvl>
+    <w:lvl w:ilvl="4" w:tplc="041B0003" w:tentative="1">
+      <w:start w:val="1"/>
+      <w:numFmt w:val="bullet"/>
+      <w:lvlText w:val="o"/>
+      <w:lvlJc w:val="left"/>
+      <w:pPr>
+        <w:ind w:left="4309" w:hanging="360"/>
+      </w:pPr>
+      <w:rPr>
+        <w:rFonts w:ascii="Courier New" w:hAnsi="Courier New" w:cs="Courier New" w:hint="default"/>
+      </w:rPr>
+    </w:lvl>
+    <w:lvl w:ilvl="5" w:tplc="041B0005" w:tentative="1">
+      <w:start w:val="1"/>
+      <w:numFmt w:val="bullet"/>
+      <w:lvlText w:val=""/>
+      <w:lvlJc w:val="left"/>
+      <w:pPr>
+        <w:ind w:left="5029" w:hanging="360"/>
+      </w:pPr>
+      <w:rPr>
+        <w:rFonts w:ascii="Wingdings" w:hAnsi="Wingdings" w:hint="default"/>
+      </w:rPr>
+    </w:lvl>
+    <w:lvl w:ilvl="6" w:tplc="041B0001" w:tentative="1">
+      <w:start w:val="1"/>
+      <w:numFmt w:val="bullet"/>
+      <w:lvlText w:val=""/>
+      <w:lvlJc w:val="left"/>
+      <w:pPr>
+        <w:ind w:left="5749" w:hanging="360"/>
+      </w:pPr>
+      <w:rPr>
+        <w:rFonts w:ascii="Symbol" w:hAnsi="Symbol" w:hint="default"/>
+      </w:rPr>
+    </w:lvl>
+    <w:lvl w:ilvl="7" w:tplc="041B0003" w:tentative="1">
+      <w:start w:val="1"/>
+      <w:numFmt w:val="bullet"/>
+      <w:lvlText w:val="o"/>
+      <w:lvlJc w:val="left"/>
+      <w:pPr>
+        <w:ind w:left="6469" w:hanging="360"/>
+      </w:pPr>
+      <w:rPr>
+        <w:rFonts w:ascii="Courier New" w:hAnsi="Courier New" w:cs="Courier New" w:hint="default"/>
+      </w:rPr>
+    </w:lvl>
+    <w:lvl w:ilvl="8" w:tplc="041B0005" w:tentative="1">
+      <w:start w:val="1"/>
+      <w:numFmt w:val="bullet"/>
+      <w:lvlText w:val=""/>
+      <w:lvlJc w:val="left"/>
+      <w:pPr>
+        <w:ind w:left="7189" w:hanging="360"/>
+      </w:pPr>
+      <w:rPr>
+        <w:rFonts w:ascii="Wingdings" w:hAnsi="Wingdings" w:hint="default"/>
+      </w:rPr>
+    </w:lvl>
+  </w:abstractNum>
+  <w:abstractNum w:abstractNumId="2" w15:restartNumberingAfterBreak="0">
+    <w:nsid w:val="0D8551C0"/>
+    <w:multiLevelType w:val="hybridMultilevel"/>
+    <w:tmpl w:val="8DF43C38"/>
+    <w:lvl w:ilvl="0" w:tplc="041B0001">
+      <w:start w:val="1"/>
+      <w:numFmt w:val="bullet"/>
+      <w:lvlText w:val=""/>
+      <w:lvlJc w:val="left"/>
+      <w:pPr>
+        <w:ind w:left="1429" w:hanging="360"/>
+      </w:pPr>
+      <w:rPr>
+        <w:rFonts w:ascii="Symbol" w:hAnsi="Symbol" w:hint="default"/>
+      </w:rPr>
+    </w:lvl>
+    <w:lvl w:ilvl="1" w:tplc="041B0003">
+      <w:start w:val="1"/>
+      <w:numFmt w:val="bullet"/>
+      <w:lvlText w:val="o"/>
+      <w:lvlJc w:val="left"/>
+      <w:pPr>
+        <w:ind w:left="2149" w:hanging="360"/>
+      </w:pPr>
+      <w:rPr>
+        <w:rFonts w:ascii="Courier New" w:hAnsi="Courier New" w:cs="Courier New" w:hint="default"/>
+      </w:rPr>
+    </w:lvl>
+    <w:lvl w:ilvl="2" w:tplc="041B0005" w:tentative="1">
+      <w:start w:val="1"/>
+      <w:numFmt w:val="bullet"/>
+      <w:lvlText w:val=""/>
+      <w:lvlJc w:val="left"/>
+      <w:pPr>
+        <w:ind w:left="2869" w:hanging="360"/>
+      </w:pPr>
+      <w:rPr>
+        <w:rFonts w:ascii="Wingdings" w:hAnsi="Wingdings" w:hint="default"/>
+      </w:rPr>
+    </w:lvl>
+    <w:lvl w:ilvl="3" w:tplc="041B0001" w:tentative="1">
+      <w:start w:val="1"/>
+      <w:numFmt w:val="bullet"/>
+      <w:lvlText w:val=""/>
+      <w:lvlJc w:val="left"/>
+      <w:pPr>
+        <w:ind w:left="3589" w:hanging="360"/>
+      </w:pPr>
+      <w:rPr>
+        <w:rFonts w:ascii="Symbol" w:hAnsi="Symbol" w:hint="default"/>
+      </w:rPr>
+    </w:lvl>
+    <w:lvl w:ilvl="4" w:tplc="041B0003" w:tentative="1">
+      <w:start w:val="1"/>
+      <w:numFmt w:val="bullet"/>
+      <w:lvlText w:val="o"/>
+      <w:lvlJc w:val="left"/>
+      <w:pPr>
+        <w:ind w:left="4309" w:hanging="360"/>
+      </w:pPr>
+      <w:rPr>
+        <w:rFonts w:ascii="Courier New" w:hAnsi="Courier New" w:cs="Courier New" w:hint="default"/>
+      </w:rPr>
+    </w:lvl>
+    <w:lvl w:ilvl="5" w:tplc="041B0005" w:tentative="1">
+      <w:start w:val="1"/>
+      <w:numFmt w:val="bullet"/>
+      <w:lvlText w:val=""/>
+      <w:lvlJc w:val="left"/>
+      <w:pPr>
+        <w:ind w:left="5029" w:hanging="360"/>
+      </w:pPr>
+      <w:rPr>
+        <w:rFonts w:ascii="Wingdings" w:hAnsi="Wingdings" w:hint="default"/>
+      </w:rPr>
+    </w:lvl>
+    <w:lvl w:ilvl="6" w:tplc="041B0001" w:tentative="1">
+      <w:start w:val="1"/>
+      <w:numFmt w:val="bullet"/>
+      <w:lvlText w:val=""/>
+      <w:lvlJc w:val="left"/>
+      <w:pPr>
+        <w:ind w:left="5749" w:hanging="360"/>
+      </w:pPr>
+      <w:rPr>
+        <w:rFonts w:ascii="Symbol" w:hAnsi="Symbol" w:hint="default"/>
+      </w:rPr>
+    </w:lvl>
+    <w:lvl w:ilvl="7" w:tplc="041B0003" w:tentative="1">
+      <w:start w:val="1"/>
+      <w:numFmt w:val="bullet"/>
+      <w:lvlText w:val="o"/>
+      <w:lvlJc w:val="left"/>
+      <w:pPr>
+        <w:ind w:left="6469" w:hanging="360"/>
+      </w:pPr>
+      <w:rPr>
+        <w:rFonts w:ascii="Courier New" w:hAnsi="Courier New" w:cs="Courier New" w:hint="default"/>
+      </w:rPr>
+    </w:lvl>
+    <w:lvl w:ilvl="8" w:tplc="041B0005" w:tentative="1">
+      <w:start w:val="1"/>
+      <w:numFmt w:val="bullet"/>
+      <w:lvlText w:val=""/>
+      <w:lvlJc w:val="left"/>
+      <w:pPr>
+        <w:ind w:left="7189" w:hanging="360"/>
+      </w:pPr>
+      <w:rPr>
+        <w:rFonts w:ascii="Wingdings" w:hAnsi="Wingdings" w:hint="default"/>
+      </w:rPr>
+    </w:lvl>
+  </w:abstractNum>
+  <w:abstractNum w:abstractNumId="3" w15:restartNumberingAfterBreak="0">
     <w:nsid w:val="1A7139E8"/>
     <w:multiLevelType w:val="hybridMultilevel"/>
-    <w:tmpl w:val="08F6235E"/>
+    <w:tmpl w:val="35E4F818"/>
     <w:lvl w:ilvl="0" w:tplc="37120368">
       <w:numFmt w:val="bullet"/>
       <w:lvlText w:val=""/>
@@ -1634,7 +3134,7 @@
       </w:rPr>
     </w:lvl>
   </w:abstractNum>
-  <w:abstractNum w:abstractNumId="1" w15:restartNumberingAfterBreak="0">
+  <w:abstractNum w:abstractNumId="4" w15:restartNumberingAfterBreak="0">
     <w:nsid w:val="25974211"/>
     <w:multiLevelType w:val="multilevel"/>
     <w:tmpl w:val="186402D4"/>
@@ -1779,7 +3279,7 @@
       </w:rPr>
     </w:lvl>
   </w:abstractNum>
-  <w:abstractNum w:abstractNumId="2" w15:restartNumberingAfterBreak="0">
+  <w:abstractNum w:abstractNumId="5" w15:restartNumberingAfterBreak="0">
     <w:nsid w:val="2BF34269"/>
     <w:multiLevelType w:val="hybridMultilevel"/>
     <w:tmpl w:val="E99A450A"/>
@@ -1892,7 +3392,233 @@
       </w:rPr>
     </w:lvl>
   </w:abstractNum>
-  <w:abstractNum w:abstractNumId="3" w15:restartNumberingAfterBreak="0">
+  <w:abstractNum w:abstractNumId="6" w15:restartNumberingAfterBreak="0">
+    <w:nsid w:val="35857FF3"/>
+    <w:multiLevelType w:val="hybridMultilevel"/>
+    <w:tmpl w:val="AE825C3A"/>
+    <w:lvl w:ilvl="0" w:tplc="041B0001">
+      <w:start w:val="1"/>
+      <w:numFmt w:val="bullet"/>
+      <w:lvlText w:val=""/>
+      <w:lvlJc w:val="left"/>
+      <w:pPr>
+        <w:ind w:left="720" w:hanging="360"/>
+      </w:pPr>
+      <w:rPr>
+        <w:rFonts w:ascii="Symbol" w:hAnsi="Symbol" w:hint="default"/>
+      </w:rPr>
+    </w:lvl>
+    <w:lvl w:ilvl="1" w:tplc="041B0003" w:tentative="1">
+      <w:start w:val="1"/>
+      <w:numFmt w:val="bullet"/>
+      <w:lvlText w:val="o"/>
+      <w:lvlJc w:val="left"/>
+      <w:pPr>
+        <w:ind w:left="1440" w:hanging="360"/>
+      </w:pPr>
+      <w:rPr>
+        <w:rFonts w:ascii="Courier New" w:hAnsi="Courier New" w:cs="Courier New" w:hint="default"/>
+      </w:rPr>
+    </w:lvl>
+    <w:lvl w:ilvl="2" w:tplc="041B0005" w:tentative="1">
+      <w:start w:val="1"/>
+      <w:numFmt w:val="bullet"/>
+      <w:lvlText w:val=""/>
+      <w:lvlJc w:val="left"/>
+      <w:pPr>
+        <w:ind w:left="2160" w:hanging="360"/>
+      </w:pPr>
+      <w:rPr>
+        <w:rFonts w:ascii="Wingdings" w:hAnsi="Wingdings" w:hint="default"/>
+      </w:rPr>
+    </w:lvl>
+    <w:lvl w:ilvl="3" w:tplc="041B0001" w:tentative="1">
+      <w:start w:val="1"/>
+      <w:numFmt w:val="bullet"/>
+      <w:lvlText w:val=""/>
+      <w:lvlJc w:val="left"/>
+      <w:pPr>
+        <w:ind w:left="2880" w:hanging="360"/>
+      </w:pPr>
+      <w:rPr>
+        <w:rFonts w:ascii="Symbol" w:hAnsi="Symbol" w:hint="default"/>
+      </w:rPr>
+    </w:lvl>
+    <w:lvl w:ilvl="4" w:tplc="041B0003" w:tentative="1">
+      <w:start w:val="1"/>
+      <w:numFmt w:val="bullet"/>
+      <w:lvlText w:val="o"/>
+      <w:lvlJc w:val="left"/>
+      <w:pPr>
+        <w:ind w:left="3600" w:hanging="360"/>
+      </w:pPr>
+      <w:rPr>
+        <w:rFonts w:ascii="Courier New" w:hAnsi="Courier New" w:cs="Courier New" w:hint="default"/>
+      </w:rPr>
+    </w:lvl>
+    <w:lvl w:ilvl="5" w:tplc="041B0005" w:tentative="1">
+      <w:start w:val="1"/>
+      <w:numFmt w:val="bullet"/>
+      <w:lvlText w:val=""/>
+      <w:lvlJc w:val="left"/>
+      <w:pPr>
+        <w:ind w:left="4320" w:hanging="360"/>
+      </w:pPr>
+      <w:rPr>
+        <w:rFonts w:ascii="Wingdings" w:hAnsi="Wingdings" w:hint="default"/>
+      </w:rPr>
+    </w:lvl>
+    <w:lvl w:ilvl="6" w:tplc="041B0001" w:tentative="1">
+      <w:start w:val="1"/>
+      <w:numFmt w:val="bullet"/>
+      <w:lvlText w:val=""/>
+      <w:lvlJc w:val="left"/>
+      <w:pPr>
+        <w:ind w:left="5040" w:hanging="360"/>
+      </w:pPr>
+      <w:rPr>
+        <w:rFonts w:ascii="Symbol" w:hAnsi="Symbol" w:hint="default"/>
+      </w:rPr>
+    </w:lvl>
+    <w:lvl w:ilvl="7" w:tplc="041B0003" w:tentative="1">
+      <w:start w:val="1"/>
+      <w:numFmt w:val="bullet"/>
+      <w:lvlText w:val="o"/>
+      <w:lvlJc w:val="left"/>
+      <w:pPr>
+        <w:ind w:left="5760" w:hanging="360"/>
+      </w:pPr>
+      <w:rPr>
+        <w:rFonts w:ascii="Courier New" w:hAnsi="Courier New" w:cs="Courier New" w:hint="default"/>
+      </w:rPr>
+    </w:lvl>
+    <w:lvl w:ilvl="8" w:tplc="041B0005" w:tentative="1">
+      <w:start w:val="1"/>
+      <w:numFmt w:val="bullet"/>
+      <w:lvlText w:val=""/>
+      <w:lvlJc w:val="left"/>
+      <w:pPr>
+        <w:ind w:left="6480" w:hanging="360"/>
+      </w:pPr>
+      <w:rPr>
+        <w:rFonts w:ascii="Wingdings" w:hAnsi="Wingdings" w:hint="default"/>
+      </w:rPr>
+    </w:lvl>
+  </w:abstractNum>
+  <w:abstractNum w:abstractNumId="7" w15:restartNumberingAfterBreak="0">
+    <w:nsid w:val="3BB42901"/>
+    <w:multiLevelType w:val="hybridMultilevel"/>
+    <w:tmpl w:val="AAAAA804"/>
+    <w:lvl w:ilvl="0" w:tplc="041B0001">
+      <w:start w:val="1"/>
+      <w:numFmt w:val="bullet"/>
+      <w:lvlText w:val=""/>
+      <w:lvlJc w:val="left"/>
+      <w:pPr>
+        <w:ind w:left="720" w:hanging="360"/>
+      </w:pPr>
+      <w:rPr>
+        <w:rFonts w:ascii="Symbol" w:hAnsi="Symbol" w:hint="default"/>
+      </w:rPr>
+    </w:lvl>
+    <w:lvl w:ilvl="1" w:tplc="041B0003" w:tentative="1">
+      <w:start w:val="1"/>
+      <w:numFmt w:val="bullet"/>
+      <w:lvlText w:val="o"/>
+      <w:lvlJc w:val="left"/>
+      <w:pPr>
+        <w:ind w:left="1440" w:hanging="360"/>
+      </w:pPr>
+      <w:rPr>
+        <w:rFonts w:ascii="Courier New" w:hAnsi="Courier New" w:cs="Courier New" w:hint="default"/>
+      </w:rPr>
+    </w:lvl>
+    <w:lvl w:ilvl="2" w:tplc="041B0005" w:tentative="1">
+      <w:start w:val="1"/>
+      <w:numFmt w:val="bullet"/>
+      <w:lvlText w:val=""/>
+      <w:lvlJc w:val="left"/>
+      <w:pPr>
+        <w:ind w:left="2160" w:hanging="360"/>
+      </w:pPr>
+      <w:rPr>
+        <w:rFonts w:ascii="Wingdings" w:hAnsi="Wingdings" w:hint="default"/>
+      </w:rPr>
+    </w:lvl>
+    <w:lvl w:ilvl="3" w:tplc="041B0001" w:tentative="1">
+      <w:start w:val="1"/>
+      <w:numFmt w:val="bullet"/>
+      <w:lvlText w:val=""/>
+      <w:lvlJc w:val="left"/>
+      <w:pPr>
+        <w:ind w:left="2880" w:hanging="360"/>
+      </w:pPr>
+      <w:rPr>
+        <w:rFonts w:ascii="Symbol" w:hAnsi="Symbol" w:hint="default"/>
+      </w:rPr>
+    </w:lvl>
+    <w:lvl w:ilvl="4" w:tplc="041B0003" w:tentative="1">
+      <w:start w:val="1"/>
+      <w:numFmt w:val="bullet"/>
+      <w:lvlText w:val="o"/>
+      <w:lvlJc w:val="left"/>
+      <w:pPr>
+        <w:ind w:left="3600" w:hanging="360"/>
+      </w:pPr>
+      <w:rPr>
+        <w:rFonts w:ascii="Courier New" w:hAnsi="Courier New" w:cs="Courier New" w:hint="default"/>
+      </w:rPr>
+    </w:lvl>
+    <w:lvl w:ilvl="5" w:tplc="041B0005" w:tentative="1">
+      <w:start w:val="1"/>
+      <w:numFmt w:val="bullet"/>
+      <w:lvlText w:val=""/>
+      <w:lvlJc w:val="left"/>
+      <w:pPr>
+        <w:ind w:left="4320" w:hanging="360"/>
+      </w:pPr>
+      <w:rPr>
+        <w:rFonts w:ascii="Wingdings" w:hAnsi="Wingdings" w:hint="default"/>
+      </w:rPr>
+    </w:lvl>
+    <w:lvl w:ilvl="6" w:tplc="041B0001" w:tentative="1">
+      <w:start w:val="1"/>
+      <w:numFmt w:val="bullet"/>
+      <w:lvlText w:val=""/>
+      <w:lvlJc w:val="left"/>
+      <w:pPr>
+        <w:ind w:left="5040" w:hanging="360"/>
+      </w:pPr>
+      <w:rPr>
+        <w:rFonts w:ascii="Symbol" w:hAnsi="Symbol" w:hint="default"/>
+      </w:rPr>
+    </w:lvl>
+    <w:lvl w:ilvl="7" w:tplc="041B0003" w:tentative="1">
+      <w:start w:val="1"/>
+      <w:numFmt w:val="bullet"/>
+      <w:lvlText w:val="o"/>
+      <w:lvlJc w:val="left"/>
+      <w:pPr>
+        <w:ind w:left="5760" w:hanging="360"/>
+      </w:pPr>
+      <w:rPr>
+        <w:rFonts w:ascii="Courier New" w:hAnsi="Courier New" w:cs="Courier New" w:hint="default"/>
+      </w:rPr>
+    </w:lvl>
+    <w:lvl w:ilvl="8" w:tplc="041B0005" w:tentative="1">
+      <w:start w:val="1"/>
+      <w:numFmt w:val="bullet"/>
+      <w:lvlText w:val=""/>
+      <w:lvlJc w:val="left"/>
+      <w:pPr>
+        <w:ind w:left="6480" w:hanging="360"/>
+      </w:pPr>
+      <w:rPr>
+        <w:rFonts w:ascii="Wingdings" w:hAnsi="Wingdings" w:hint="default"/>
+      </w:rPr>
+    </w:lvl>
+  </w:abstractNum>
+  <w:abstractNum w:abstractNumId="8" w15:restartNumberingAfterBreak="0">
     <w:nsid w:val="4B8458CF"/>
     <w:multiLevelType w:val="multilevel"/>
     <w:tmpl w:val="73DC3FAC"/>
@@ -2041,7 +3767,7 @@
       </w:rPr>
     </w:lvl>
   </w:abstractNum>
-  <w:abstractNum w:abstractNumId="4" w15:restartNumberingAfterBreak="0">
+  <w:abstractNum w:abstractNumId="9" w15:restartNumberingAfterBreak="0">
     <w:nsid w:val="6BBC5EF9"/>
     <w:multiLevelType w:val="hybridMultilevel"/>
     <w:tmpl w:val="9EA8FDC4"/>
@@ -2154,7 +3880,7 @@
       </w:rPr>
     </w:lvl>
   </w:abstractNum>
-  <w:abstractNum w:abstractNumId="5" w15:restartNumberingAfterBreak="0">
+  <w:abstractNum w:abstractNumId="10" w15:restartNumberingAfterBreak="0">
     <w:nsid w:val="76821C1E"/>
     <w:multiLevelType w:val="multilevel"/>
     <w:tmpl w:val="E4482EB0"/>
@@ -2268,28 +3994,43 @@
     </w:lvl>
   </w:abstractNum>
   <w:num w:numId="1" w16cid:durableId="1136025288">
+    <w:abstractNumId w:val="10"/>
+  </w:num>
+  <w:num w:numId="2" w16cid:durableId="1841388899">
+    <w:abstractNumId w:val="9"/>
+  </w:num>
+  <w:num w:numId="3" w16cid:durableId="469371809">
+    <w:abstractNumId w:val="8"/>
+  </w:num>
+  <w:num w:numId="4" w16cid:durableId="369114355">
+    <w:abstractNumId w:val="3"/>
+  </w:num>
+  <w:num w:numId="5" w16cid:durableId="1862158630">
+    <w:abstractNumId w:val="4"/>
+  </w:num>
+  <w:num w:numId="6" w16cid:durableId="381446899">
     <w:abstractNumId w:val="5"/>
   </w:num>
-  <w:num w:numId="2" w16cid:durableId="1841388899">
-    <w:abstractNumId w:val="4"/>
+  <w:num w:numId="7" w16cid:durableId="5329536">
+    <w:abstractNumId w:val="7"/>
   </w:num>
-  <w:num w:numId="3" w16cid:durableId="469371809">
-    <w:abstractNumId w:val="3"/>
-  </w:num>
-  <w:num w:numId="4" w16cid:durableId="369114355">
+  <w:num w:numId="8" w16cid:durableId="1188056852">
     <w:abstractNumId w:val="0"/>
   </w:num>
-  <w:num w:numId="5" w16cid:durableId="1862158630">
+  <w:num w:numId="9" w16cid:durableId="1782606298">
+    <w:abstractNumId w:val="2"/>
+  </w:num>
+  <w:num w:numId="10" w16cid:durableId="1555237392">
+    <w:abstractNumId w:val="6"/>
+  </w:num>
+  <w:num w:numId="11" w16cid:durableId="1595629861">
     <w:abstractNumId w:val="1"/>
-  </w:num>
-  <w:num w:numId="6" w16cid:durableId="381446899">
-    <w:abstractNumId w:val="2"/>
   </w:num>
 </w:numbering>
 </file>
 
 <file path=word/styles.xml><?xml version="1.0" encoding="utf-8"?>
-<w:styles xmlns:mc="http://schemas.openxmlformats.org/markup-compatibility/2006" xmlns:r="http://schemas.openxmlformats.org/officeDocument/2006/relationships" xmlns:w="http://schemas.openxmlformats.org/wordprocessingml/2006/main" xmlns:w14="http://schemas.microsoft.com/office/word/2010/wordml" xmlns:w15="http://schemas.microsoft.com/office/word/2012/wordml" xmlns:w16cex="http://schemas.microsoft.com/office/word/2018/wordml/cex" xmlns:w16cid="http://schemas.microsoft.com/office/word/2016/wordml/cid" xmlns:w16="http://schemas.microsoft.com/office/word/2018/wordml" xmlns:w16sdtdh="http://schemas.microsoft.com/office/word/2020/wordml/sdtdatahash" xmlns:w16sdtfl="http://schemas.microsoft.com/office/word/2024/wordml/sdtformatlock" xmlns:w16se="http://schemas.microsoft.com/office/word/2015/wordml/symex" xmlns:w16du="http://schemas.microsoft.com/office/word/2023/wordml/word16du" mc:Ignorable="w14 w15 w16se w16cid w16 w16cex w16sdtdh w16sdtfl w16du">
+<w:styles xmlns:mc="http://schemas.openxmlformats.org/markup-compatibility/2006" xmlns:r="http://schemas.openxmlformats.org/officeDocument/2006/relationships" xmlns:w="http://schemas.openxmlformats.org/wordprocessingml/2006/main" xmlns:w14="http://schemas.microsoft.com/office/word/2010/wordml" xmlns:w15="http://schemas.microsoft.com/office/word/2012/wordml" xmlns:w16cex="http://schemas.microsoft.com/office/word/2018/wordml/cex" xmlns:w16cid="http://schemas.microsoft.com/office/word/2016/wordml/cid" xmlns:w16="http://schemas.microsoft.com/office/word/2018/wordml" xmlns:w16du="http://schemas.microsoft.com/office/word/2023/wordml/word16du" xmlns:w16sdtdh="http://schemas.microsoft.com/office/word/2020/wordml/sdtdatahash" xmlns:w16sdtfl="http://schemas.microsoft.com/office/word/2024/wordml/sdtformatlock" xmlns:w16se="http://schemas.microsoft.com/office/word/2015/wordml/symex" mc:Ignorable="w14 w15 w16se w16cid w16 w16cex w16sdtdh w16sdtfl w16du">
   <w:docDefaults>
     <w:rPrDefault>
       <w:rPr>
@@ -2685,7 +4426,7 @@
     <w:lsdException w:name="Unresolved Mention" w:semiHidden="1" w:unhideWhenUsed="1"/>
     <w:lsdException w:name="Smart Link" w:semiHidden="1" w:unhideWhenUsed="1"/>
   </w:latentStyles>
-  <w:style w:type="paragraph" w:default="1" w:styleId="Normal">
+  <w:style w:type="paragraph" w:default="1" w:styleId="Normlny">
     <w:name w:val="Normal"/>
     <w:qFormat/>
     <w:rPr>
@@ -2693,11 +4434,11 @@
       <w:lang w:val="sk-SK"/>
     </w:rPr>
   </w:style>
-  <w:style w:type="paragraph" w:styleId="Heading1">
+  <w:style w:type="paragraph" w:styleId="Nadpis1">
     <w:name w:val="heading 1"/>
-    <w:basedOn w:val="Normal"/>
-    <w:next w:val="Normal"/>
-    <w:link w:val="Heading1Char"/>
+    <w:basedOn w:val="Normlny"/>
+    <w:next w:val="Normlny"/>
+    <w:link w:val="Nadpis1Char"/>
     <w:uiPriority w:val="9"/>
     <w:qFormat/>
     <w:rsid w:val="005719AD"/>
@@ -2720,10 +4461,10 @@
       <w:lang w:val="en-US" w:bidi="en-US"/>
     </w:rPr>
   </w:style>
-  <w:style w:type="paragraph" w:styleId="Heading2">
+  <w:style w:type="paragraph" w:styleId="Nadpis2">
     <w:name w:val="heading 2"/>
-    <w:basedOn w:val="Normal"/>
-    <w:link w:val="Heading2Char"/>
+    <w:basedOn w:val="Normlny"/>
+    <w:link w:val="Nadpis2Char"/>
     <w:uiPriority w:val="9"/>
     <w:unhideWhenUsed/>
     <w:qFormat/>
@@ -2740,13 +4481,13 @@
       <w:szCs w:val="28"/>
     </w:rPr>
   </w:style>
-  <w:style w:type="character" w:default="1" w:styleId="DefaultParagraphFont">
+  <w:style w:type="character" w:default="1" w:styleId="Predvolenpsmoodseku">
     <w:name w:val="Default Paragraph Font"/>
     <w:uiPriority w:val="1"/>
     <w:semiHidden/>
     <w:unhideWhenUsed/>
   </w:style>
-  <w:style w:type="table" w:default="1" w:styleId="TableNormal">
+  <w:style w:type="table" w:default="1" w:styleId="Normlnatabuka">
     <w:name w:val="Normal Table"/>
     <w:uiPriority w:val="99"/>
     <w:semiHidden/>
@@ -2761,7 +4502,7 @@
       </w:tblCellMar>
     </w:tblPr>
   </w:style>
-  <w:style w:type="numbering" w:default="1" w:styleId="NoList">
+  <w:style w:type="numbering" w:default="1" w:styleId="Bezzoznamu">
     <w:name w:val="No List"/>
     <w:uiPriority w:val="99"/>
     <w:semiHidden/>
@@ -2783,9 +4524,9 @@
       </w:tblCellMar>
     </w:tblPr>
   </w:style>
-  <w:style w:type="paragraph" w:styleId="BodyText">
+  <w:style w:type="paragraph" w:styleId="Zkladntext">
     <w:name w:val="Body Text"/>
-    <w:basedOn w:val="Normal"/>
+    <w:basedOn w:val="Normlny"/>
     <w:uiPriority w:val="1"/>
     <w:qFormat/>
     <w:rPr>
@@ -2795,21 +4536,21 @@
       <w:szCs w:val="36"/>
     </w:rPr>
   </w:style>
-  <w:style w:type="paragraph" w:styleId="ListParagraph">
+  <w:style w:type="paragraph" w:styleId="Odsekzoznamu">
     <w:name w:val="List Paragraph"/>
-    <w:basedOn w:val="Normal"/>
+    <w:basedOn w:val="Normlny"/>
     <w:uiPriority w:val="1"/>
     <w:qFormat/>
   </w:style>
   <w:style w:type="paragraph" w:customStyle="1" w:styleId="TableParagraph">
     <w:name w:val="Table Paragraph"/>
-    <w:basedOn w:val="Normal"/>
+    <w:basedOn w:val="Normlny"/>
     <w:uiPriority w:val="1"/>
     <w:qFormat/>
   </w:style>
   <w:style w:type="paragraph" w:customStyle="1" w:styleId="SPtext">
     <w:name w:val="SP_text"/>
-    <w:basedOn w:val="Normal"/>
+    <w:basedOn w:val="Normlny"/>
     <w:link w:val="SPtextChar"/>
     <w:qFormat/>
     <w:rsid w:val="00514F22"/>
@@ -2836,7 +4577,7 @@
   </w:style>
   <w:style w:type="character" w:customStyle="1" w:styleId="SPtextChar">
     <w:name w:val="SP_text Char"/>
-    <w:basedOn w:val="DefaultParagraphFont"/>
+    <w:basedOn w:val="Predvolenpsmoodseku"/>
     <w:link w:val="SPtext"/>
     <w:rsid w:val="00514F22"/>
     <w:rPr>
@@ -3021,10 +4762,10 @@
       <w:lang w:val="sk-SK"/>
     </w:rPr>
   </w:style>
-  <w:style w:type="paragraph" w:styleId="Header">
+  <w:style w:type="paragraph" w:styleId="Hlavika">
     <w:name w:val="header"/>
-    <w:basedOn w:val="Normal"/>
-    <w:link w:val="HeaderChar"/>
+    <w:basedOn w:val="Normlny"/>
+    <w:link w:val="HlavikaChar"/>
     <w:uiPriority w:val="99"/>
     <w:unhideWhenUsed/>
     <w:rsid w:val="00551B87"/>
@@ -3035,10 +4776,10 @@
       </w:tabs>
     </w:pPr>
   </w:style>
-  <w:style w:type="character" w:customStyle="1" w:styleId="HeaderChar">
-    <w:name w:val="Header Char"/>
-    <w:basedOn w:val="DefaultParagraphFont"/>
-    <w:link w:val="Header"/>
+  <w:style w:type="character" w:customStyle="1" w:styleId="HlavikaChar">
+    <w:name w:val="Hlavička Char"/>
+    <w:basedOn w:val="Predvolenpsmoodseku"/>
+    <w:link w:val="Hlavika"/>
     <w:uiPriority w:val="99"/>
     <w:rsid w:val="00551B87"/>
     <w:rPr>
@@ -3046,10 +4787,10 @@
       <w:lang w:val="sk-SK"/>
     </w:rPr>
   </w:style>
-  <w:style w:type="paragraph" w:styleId="Footer">
+  <w:style w:type="paragraph" w:styleId="Pta">
     <w:name w:val="footer"/>
-    <w:basedOn w:val="Normal"/>
-    <w:link w:val="FooterChar"/>
+    <w:basedOn w:val="Normlny"/>
+    <w:link w:val="PtaChar"/>
     <w:uiPriority w:val="99"/>
     <w:unhideWhenUsed/>
     <w:rsid w:val="00551B87"/>
@@ -3060,10 +4801,10 @@
       </w:tabs>
     </w:pPr>
   </w:style>
-  <w:style w:type="character" w:customStyle="1" w:styleId="FooterChar">
-    <w:name w:val="Footer Char"/>
-    <w:basedOn w:val="DefaultParagraphFont"/>
-    <w:link w:val="Footer"/>
+  <w:style w:type="character" w:customStyle="1" w:styleId="PtaChar">
+    <w:name w:val="Päta Char"/>
+    <w:basedOn w:val="Predvolenpsmoodseku"/>
+    <w:link w:val="Pta"/>
     <w:uiPriority w:val="99"/>
     <w:rsid w:val="00551B87"/>
     <w:rPr>
@@ -3071,10 +4812,10 @@
       <w:lang w:val="sk-SK"/>
     </w:rPr>
   </w:style>
-  <w:style w:type="character" w:customStyle="1" w:styleId="Heading2Char">
-    <w:name w:val="Heading 2 Char"/>
-    <w:basedOn w:val="DefaultParagraphFont"/>
-    <w:link w:val="Heading2"/>
+  <w:style w:type="character" w:customStyle="1" w:styleId="Nadpis2Char">
+    <w:name w:val="Nadpis 2 Char"/>
+    <w:basedOn w:val="Predvolenpsmoodseku"/>
+    <w:link w:val="Nadpis2"/>
     <w:uiPriority w:val="9"/>
     <w:rsid w:val="004837A3"/>
     <w:rPr>
@@ -3086,9 +4827,9 @@
       <w:lang w:val="sk-SK"/>
     </w:rPr>
   </w:style>
-  <w:style w:type="character" w:styleId="Hyperlink">
+  <w:style w:type="character" w:styleId="Hypertextovprepojenie">
     <w:name w:val="Hyperlink"/>
-    <w:basedOn w:val="DefaultParagraphFont"/>
+    <w:basedOn w:val="Predvolenpsmoodseku"/>
     <w:uiPriority w:val="99"/>
     <w:unhideWhenUsed/>
     <w:rsid w:val="001D47CE"/>
@@ -3097,10 +4838,10 @@
       <w:u w:val="single"/>
     </w:rPr>
   </w:style>
-  <w:style w:type="character" w:customStyle="1" w:styleId="Heading1Char">
-    <w:name w:val="Heading 1 Char"/>
-    <w:basedOn w:val="DefaultParagraphFont"/>
-    <w:link w:val="Heading1"/>
+  <w:style w:type="character" w:customStyle="1" w:styleId="Nadpis1Char">
+    <w:name w:val="Nadpis 1 Char"/>
+    <w:basedOn w:val="Predvolenpsmoodseku"/>
+    <w:link w:val="Nadpis1"/>
     <w:uiPriority w:val="9"/>
     <w:rsid w:val="005719AD"/>
     <w:rPr>
@@ -3113,10 +4854,10 @@
       <w:lang w:bidi="en-US"/>
     </w:rPr>
   </w:style>
-  <w:style w:type="paragraph" w:styleId="Bibliography">
+  <w:style w:type="paragraph" w:styleId="Bibliografia">
     <w:name w:val="Bibliography"/>
-    <w:basedOn w:val="Normal"/>
-    <w:next w:val="Normal"/>
+    <w:basedOn w:val="Normlny"/>
+    <w:next w:val="Normlny"/>
     <w:uiPriority w:val="37"/>
     <w:unhideWhenUsed/>
     <w:rsid w:val="00E02D75"/>
@@ -3408,7 +5149,7 @@
 </file>
 
 <file path=customXml/item1.xml><?xml version="1.0" encoding="utf-8"?>
-<b:Sources xmlns:b="http://schemas.openxmlformats.org/officeDocument/2006/bibliography" xmlns="http://schemas.openxmlformats.org/officeDocument/2006/bibliography" SelectedStyle="/ISO690.XSL" StyleName="ISO 690 - First Element and Date" Version="1987">
+<b:Sources xmlns:b="http://schemas.openxmlformats.org/officeDocument/2006/bibliography" xmlns="http://schemas.openxmlformats.org/officeDocument/2006/bibliography" SelectedStyle="\APASixthEditionOfficeOnline.xsl" StyleName="APA" Version="6">
   <b:Source>
     <b:Tag>Cen26</b:Tag>
     <b:SourceType>InternetSite</b:SourceType>
@@ -3452,11 +5193,112 @@
     </b:Author>
     <b:RefOrder>2</b:RefOrder>
   </b:Source>
+  <b:Source>
+    <b:Tag>Slo24</b:Tag>
+    <b:SourceType>InternetSite</b:SourceType>
+    <b:Guid>{413024ED-31D0-41BF-B5B1-543C000A34D5}</b:Guid>
+    <b:Title>Pac-Man</b:Title>
+    <b:Year>2024</b:Year>
+    <b:Author>
+      <b:Author>
+        <b:Corporate>Slovenská Wikipédia</b:Corporate>
+      </b:Author>
+    </b:Author>
+    <b:InternetSiteTitle>Wikipédia</b:InternetSiteTitle>
+    <b:URL>https://sk.wikipedia.org/wiki/Pac-Man</b:URL>
+    <b:RefOrder>3</b:RefOrder>
+  </b:Source>
+  <b:Source>
+    <b:Tag>Čes24</b:Tag>
+    <b:SourceType>InternetSite</b:SourceType>
+    <b:Guid>{210306B2-7BE5-40BA-AC78-A6028824785E}</b:Guid>
+    <b:Author>
+      <b:Author>
+        <b:Corporate>Česká Wikipédia</b:Corporate>
+      </b:Author>
+    </b:Author>
+    <b:Title>Pac-Man</b:Title>
+    <b:InternetSiteTitle>Wikipédie</b:InternetSiteTitle>
+    <b:Year>2024</b:Year>
+    <b:URL>https://cs.wikipedia.org/wiki/Pac-Man</b:URL>
+    <b:RefOrder>4</b:RefOrder>
+  </b:Source>
+  <b:Source>
+    <b:Tag>Wik24</b:Tag>
+    <b:SourceType>InternetSite</b:SourceType>
+    <b:Guid>{28D40818-511F-44DE-A4E7-3CDDACC2584F}</b:Guid>
+    <b:Author>
+      <b:Author>
+        <b:Corporate>Wikipedia contributors</b:Corporate>
+      </b:Author>
+    </b:Author>
+    <b:Title>Pac-Man</b:Title>
+    <b:InternetSiteTitle>Wikipedia</b:InternetSiteTitle>
+    <b:Year>2024</b:Year>
+    <b:URL>https://en.wikipedia.org/wiki/Pac-Man</b:URL>
+    <b:RefOrder>5</b:RefOrder>
+  </b:Source>
+  <b:Source>
+    <b:Tag>Ban26</b:Tag>
+    <b:SourceType>InternetSite</b:SourceType>
+    <b:Guid>{3E7785B2-EA80-46F8-A1A6-8E09E9761EB9}</b:Guid>
+    <b:Author>
+      <b:Author>
+        <b:Corporate>Bandai Namco Entertainment</b:Corporate>
+      </b:Author>
+    </b:Author>
+    <b:Title>PAC-MAN History</b:Title>
+    <b:InternetSiteTitle>Bandai Namco Entertainment</b:InternetSiteTitle>
+    <b:Year>2026</b:Year>
+    <b:URL>https://en.bandainamcoent.eu/pac-man</b:URL>
+    <b:RefOrder>6</b:RefOrder>
+  </b:Source>
+  <b:Source>
+    <b:Tag>Srp20</b:Tag>
+    <b:SourceType>ArticleInAPeriodical</b:SourceType>
+    <b:Guid>{924C4A74-B053-4C3B-8C20-630373274C89}</b:Guid>
+    <b:Title>Pac-Man oslavil čtyřicátiny. Deset věci, které jste o něm nejspíše nevěděli</b:Title>
+    <b:Year>2020</b:Year>
+    <b:PeriodicalTitle>iDNES.cz</b:PeriodicalTitle>
+    <b:Month>Jún</b:Month>
+    <b:Day>2</b:Day>
+    <b:Author>
+      <b:Author>
+        <b:NameList>
+          <b:Person>
+            <b:Last>Srp</b:Last>
+            <b:First>Honza</b:First>
+          </b:Person>
+        </b:NameList>
+      </b:Author>
+    </b:Author>
+    <b:RefOrder>7</b:RefOrder>
+  </b:Source>
+  <b:Source>
+    <b:Tag>YUV25</b:Tag>
+    <b:SourceType>Book</b:SourceType>
+    <b:Guid>{025EAE86-D8AD-4F21-9E58-109AF57A46BB}</b:Guid>
+    <b:Title>Java Based PAC-MAN Game</b:Title>
+    <b:Year>2025</b:Year>
+    <b:City>Bengaluru, India</b:City>
+    <b:Publisher>International Journal of Emerging Trends in Engineering and Development</b:Publisher>
+    <b:Author>
+      <b:Author>
+        <b:NameList>
+          <b:Person>
+            <b:Last>YUVAN</b:Last>
+            <b:First>KUMAR</b:First>
+          </b:Person>
+        </b:NameList>
+      </b:Author>
+    </b:Author>
+    <b:RefOrder>8</b:RefOrder>
+  </b:Source>
 </b:Sources>
 </file>
 
 <file path=customXml/itemProps1.xml><?xml version="1.0" encoding="utf-8"?>
-<ds:datastoreItem xmlns:ds="http://schemas.openxmlformats.org/officeDocument/2006/customXml" ds:itemID="{D9D32D36-929F-5143-9A71-34A2921991EA}">
+<ds:datastoreItem xmlns:ds="http://schemas.openxmlformats.org/officeDocument/2006/customXml" ds:itemID="{41EC8823-E30C-4CC5-90B9-86FD975FBAB3}">
   <ds:schemaRefs>
     <ds:schemaRef ds:uri="http://schemas.openxmlformats.org/officeDocument/2006/bibliography"/>
   </ds:schemaRefs>

--- a/dokumentacia.docx
+++ b/dokumentacia.docx
@@ -1,6 +1,6 @@
 
 <file path=word/document.xml><?xml version="1.0" encoding="utf-8"?>
-<w:document xmlns:wpc="http://schemas.microsoft.com/office/word/2010/wordprocessingCanvas" xmlns:cx="http://schemas.microsoft.com/office/drawing/2014/chartex" xmlns:cx1="http://schemas.microsoft.com/office/drawing/2015/9/8/chartex" xmlns:cx2="http://schemas.microsoft.com/office/drawing/2015/10/21/chartex" xmlns:cx3="http://schemas.microsoft.com/office/drawing/2016/5/9/chartex" xmlns:cx4="http://schemas.microsoft.com/office/drawing/2016/5/10/chartex" xmlns:cx5="http://schemas.microsoft.com/office/drawing/2016/5/11/chartex" xmlns:cx6="http://schemas.microsoft.com/office/drawing/2016/5/12/chartex" xmlns:cx7="http://schemas.microsoft.com/office/drawing/2016/5/13/chartex" xmlns:cx8="http://schemas.microsoft.com/office/drawing/2016/5/14/chartex" xmlns:mc="http://schemas.openxmlformats.org/markup-compatibility/2006" xmlns:aink="http://schemas.microsoft.com/office/drawing/2016/ink" xmlns:am3d="http://schemas.microsoft.com/office/drawing/2017/model3d" xmlns:o="urn:schemas-microsoft-com:office:office" xmlns:oel="http://schemas.microsoft.com/office/2019/extlst" xmlns:r="http://schemas.openxmlformats.org/officeDocument/2006/relationships" xmlns:m="http://schemas.openxmlformats.org/officeDocument/2006/math" xmlns:v="urn:schemas-microsoft-com:vml" xmlns:wp14="http://schemas.microsoft.com/office/word/2010/wordprocessingDrawing" xmlns:wp="http://schemas.openxmlformats.org/drawingml/2006/wordprocessingDrawing" xmlns:w10="urn:schemas-microsoft-com:office:word" xmlns:w="http://schemas.openxmlformats.org/wordprocessingml/2006/main" xmlns:w14="http://schemas.microsoft.com/office/word/2010/wordml" xmlns:w15="http://schemas.microsoft.com/office/word/2012/wordml" xmlns:w16cex="http://schemas.microsoft.com/office/word/2018/wordml/cex" xmlns:w16cid="http://schemas.microsoft.com/office/word/2016/wordml/cid" xmlns:w16="http://schemas.microsoft.com/office/word/2018/wordml" xmlns:w16du="http://schemas.microsoft.com/office/word/2023/wordml/word16du" xmlns:w16sdtdh="http://schemas.microsoft.com/office/word/2020/wordml/sdtdatahash" xmlns:w16sdtfl="http://schemas.microsoft.com/office/word/2024/wordml/sdtformatlock" xmlns:w16se="http://schemas.microsoft.com/office/word/2015/wordml/symex" xmlns:wpg="http://schemas.microsoft.com/office/word/2010/wordprocessingGroup" xmlns:wpi="http://schemas.microsoft.com/office/word/2010/wordprocessingInk" xmlns:wne="http://schemas.microsoft.com/office/word/2006/wordml" xmlns:wps="http://schemas.microsoft.com/office/word/2010/wordprocessingShape" mc:Ignorable="w14 w15 w16se w16cid w16 w16cex w16sdtdh w16sdtfl w16du wp14">
+<w:document xmlns:wpc="http://schemas.microsoft.com/office/word/2010/wordprocessingCanvas" xmlns:cx="http://schemas.microsoft.com/office/drawing/2014/chartex" xmlns:cx1="http://schemas.microsoft.com/office/drawing/2015/9/8/chartex" xmlns:cx2="http://schemas.microsoft.com/office/drawing/2015/10/21/chartex" xmlns:cx3="http://schemas.microsoft.com/office/drawing/2016/5/9/chartex" xmlns:cx4="http://schemas.microsoft.com/office/drawing/2016/5/10/chartex" xmlns:cx5="http://schemas.microsoft.com/office/drawing/2016/5/11/chartex" xmlns:cx6="http://schemas.microsoft.com/office/drawing/2016/5/12/chartex" xmlns:cx7="http://schemas.microsoft.com/office/drawing/2016/5/13/chartex" xmlns:cx8="http://schemas.microsoft.com/office/drawing/2016/5/14/chartex" xmlns:mc="http://schemas.openxmlformats.org/markup-compatibility/2006" xmlns:m="http://schemas.openxmlformats.org/officeDocument/2006/math" xmlns:aink="http://schemas.microsoft.com/office/drawing/2016/ink" xmlns:am3d="http://schemas.microsoft.com/office/drawing/2017/model3d" xmlns:oel="http://schemas.microsoft.com/office/2019/extlst" xmlns:r="http://schemas.openxmlformats.org/officeDocument/2006/relationships" xmlns:wp14="http://schemas.microsoft.com/office/word/2010/wordprocessingDrawing" xmlns:wp="http://schemas.openxmlformats.org/drawingml/2006/wordprocessingDrawing" xmlns:wpg="http://schemas.microsoft.com/office/word/2010/wordprocessingGroup" xmlns:wpi="http://schemas.microsoft.com/office/word/2010/wordprocessingInk" xmlns:wps="http://schemas.microsoft.com/office/word/2010/wordprocessingShape" xmlns:o="urn:schemas-microsoft-com:office:office" xmlns:v="urn:schemas-microsoft-com:vml" xmlns:w10="urn:schemas-microsoft-com:office:word" xmlns:w="http://schemas.openxmlformats.org/wordprocessingml/2006/main" xmlns:w14="http://schemas.microsoft.com/office/word/2010/wordml" xmlns:w15="http://schemas.microsoft.com/office/word/2012/wordml" xmlns:w16cex="http://schemas.microsoft.com/office/word/2018/wordml/cex" xmlns:w16cid="http://schemas.microsoft.com/office/word/2016/wordml/cid" xmlns:w16="http://schemas.microsoft.com/office/word/2018/wordml" xmlns:w16sdtdh="http://schemas.microsoft.com/office/word/2020/wordml/sdtdatahash" xmlns:w16sdtfl="http://schemas.microsoft.com/office/word/2024/wordml/sdtformatlock" xmlns:w16se="http://schemas.microsoft.com/office/word/2015/wordml/symex" xmlns:w16du="http://schemas.microsoft.com/office/word/2023/wordml/word16du" xmlns:wne="http://schemas.microsoft.com/office/word/2006/wordml" mc:Ignorable="w14 w15 w16se w16cid w16 w16cex w16sdtdh w16sdtfl w16du wp14">
   <w:body>
     <w:p>
       <w:pPr>
@@ -210,16 +210,66 @@
         <w:pStyle w:val="SPtext"/>
       </w:pPr>
       <w:r>
-        <w:t xml:space="preserve">Model Pac-Man v knižnici Models Library v sekcii Games je súčasťou </w:t>
-      </w:r>
-      <w:r>
-        <w:t xml:space="preserve">NetLogo. </w:t>
-      </w:r>
-      <w:r>
-        <w:t>Ide o klasickú arkádovú hru Pac-Man, v ktorej prechádzaš cez bludisko a snažíš sa zjesť všetky „pellets“ (malé guličky</w:t>
-      </w:r>
-      <w:r>
-        <w:t>). P</w:t>
+        <w:t xml:space="preserve">Model Pac-Man </w:t>
+      </w:r>
+      <w:r>
+        <w:t xml:space="preserve">sa nachádza </w:t>
+      </w:r>
+      <w:r>
+        <w:t xml:space="preserve">v knižnici </w:t>
+      </w:r>
+      <w:proofErr w:type="spellStart"/>
+      <w:r>
+        <w:t>Models</w:t>
+      </w:r>
+      <w:proofErr w:type="spellEnd"/>
+      <w:r>
+        <w:t xml:space="preserve"> </w:t>
+      </w:r>
+      <w:proofErr w:type="spellStart"/>
+      <w:r>
+        <w:t>Library</w:t>
+      </w:r>
+      <w:proofErr w:type="spellEnd"/>
+      <w:r>
+        <w:t xml:space="preserve"> v sekcii </w:t>
+      </w:r>
+      <w:proofErr w:type="spellStart"/>
+      <w:r>
+        <w:t>Games</w:t>
+      </w:r>
+      <w:proofErr w:type="spellEnd"/>
+      <w:r>
+        <w:t xml:space="preserve"> </w:t>
+      </w:r>
+      <w:r>
+        <w:t xml:space="preserve">a </w:t>
+      </w:r>
+      <w:r>
+        <w:t xml:space="preserve">je súčasťou </w:t>
+      </w:r>
+      <w:proofErr w:type="spellStart"/>
+      <w:r>
+        <w:t>NetLogo</w:t>
+      </w:r>
+      <w:proofErr w:type="spellEnd"/>
+      <w:r>
+        <w:t xml:space="preserve">. </w:t>
+      </w:r>
+      <w:r>
+        <w:t xml:space="preserve">Ide o klasickú arkádovú hru Pac-Man, v ktorej </w:t>
+      </w:r>
+      <w:r>
+        <w:t>hráč prechádza</w:t>
+      </w:r>
+      <w:r>
+        <w:t xml:space="preserve"> cez bludisko a snaží sa</w:t>
+      </w:r>
+      <w:r>
+        <w:t xml:space="preserve"> získať čo najvyššie skóre</w:t>
+      </w:r>
+      <w:r>
+        <w:t>. P</w:t>
       </w:r>
       <w:r>
         <w:t xml:space="preserve">opri </w:t>
@@ -228,109 +278,139 @@
         <w:t>tom</w:t>
       </w:r>
       <w:r>
-        <w:t xml:space="preserve"> ťa naháňajú </w:t>
-      </w:r>
-      <w:r>
-        <w:t>duchovia ktorým sa uhýbaš. Pokiaľ Pac-Mana duch chytí, tak sa reštartuje level, to platí iba ale ak má ešte nejaké životy. Keď Pac-Man zje „</w:t>
+        <w:t xml:space="preserve"> </w:t>
+      </w:r>
+      <w:r>
+        <w:t>ho</w:t>
+      </w:r>
+      <w:r>
+        <w:t xml:space="preserve"> naháňajú </w:t>
+      </w:r>
+      <w:r>
+        <w:t>duchovia ktorým sa</w:t>
+      </w:r>
+      <w:r>
+        <w:t xml:space="preserve"> snaží</w:t>
+      </w:r>
+      <w:r>
+        <w:t xml:space="preserve"> </w:t>
+      </w:r>
+      <w:r>
+        <w:t>vy</w:t>
+      </w:r>
+      <w:r>
+        <w:t>hýba</w:t>
+      </w:r>
+      <w:r>
+        <w:t>ť</w:t>
+      </w:r>
+      <w:r>
+        <w:t xml:space="preserve">. </w:t>
+      </w:r>
+      <w:r>
+        <w:t>Úspešnosť sa meria v</w:t>
+      </w:r>
+      <w:r>
+        <w:t xml:space="preserve">o výške </w:t>
+      </w:r>
+      <w:r>
+        <w:t>skóre a počtom zostávajúcich životo</w:t>
+      </w:r>
+      <w:r>
+        <w:t xml:space="preserve">v. </w:t>
+      </w:r>
+      <w:r>
+        <w:t>To znamená že nejde o</w:t>
+      </w:r>
+      <w:r>
+        <w:t> </w:t>
+      </w:r>
+      <w:r>
+        <w:t>simuláciu</w:t>
+      </w:r>
+      <w:r>
+        <w:t xml:space="preserve"> na</w:t>
+      </w:r>
+      <w:r>
+        <w:t xml:space="preserve"> sled</w:t>
+      </w:r>
+      <w:r>
+        <w:t>ovanie</w:t>
+      </w:r>
+      <w:r>
+        <w:t>, ale o hru ktorú hrá</w:t>
+      </w:r>
+      <w:r>
+        <w:t>č hrá</w:t>
+      </w:r>
+      <w:r>
+        <w:t xml:space="preserve">. </w:t>
+      </w:r>
+      <w:r>
+        <w:t>K modelu patrí aj Pac-Man Level Editor, v ktorom sa dajú upravovať a tvoriť levely.</w:t>
+      </w:r>
+    </w:p>
+    <w:p>
+      <w:pPr>
+        <w:pStyle w:val="SPtext"/>
+      </w:pPr>
+      <w:r>
+        <w:t>Pac</w:t>
+      </w:r>
+      <w:r>
+        <w:t>-</w:t>
+      </w:r>
+      <w:r>
+        <w:t>Man prechádza bludi</w:t>
+      </w:r>
+      <w:r>
+        <w:t>skom a zbiera „</w:t>
       </w:r>
       <w:proofErr w:type="spellStart"/>
       <w:r>
-        <w:t>Power-pellet</w:t>
+        <w:t>pellets</w:t>
       </w:r>
       <w:proofErr w:type="spellEnd"/>
       <w:r>
-        <w:t>“</w:t>
-      </w:r>
-      <w:r>
-        <w:t xml:space="preserve"> (veľká gulička)</w:t>
-      </w:r>
-      <w:r>
-        <w:t xml:space="preserve"> tak sa hrá </w:t>
-      </w:r>
-      <w:r>
-        <w:t>otočí</w:t>
-      </w:r>
-      <w:r>
-        <w:t xml:space="preserve"> a môže ducha zjesť on, tí od neho utekajú preč. Výhody </w:t>
+        <w:t xml:space="preserve">“ (malé biele guličky). </w:t>
+      </w:r>
+      <w:r>
+        <w:t xml:space="preserve">Ak Pac-Mana chytí duch, tak sa level reštartuje, ale to iba pokiaľ mu ostávajú nejaké životy. </w:t>
+      </w:r>
+      <w:r>
+        <w:t>„</w:t>
       </w:r>
       <w:proofErr w:type="spellStart"/>
       <w:r>
-        <w:t>power-pellet</w:t>
+        <w:t>Power-pellets</w:t>
       </w:r>
       <w:proofErr w:type="spellEnd"/>
       <w:r>
-        <w:t xml:space="preserve"> </w:t>
-      </w:r>
-      <w:r>
-        <w:t>nie sú</w:t>
-      </w:r>
-      <w:r>
-        <w:t xml:space="preserve"> avšak večné,</w:t>
-      </w:r>
-      <w:r>
-        <w:t xml:space="preserve"> po pár sekundách mu zmiznú.</w:t>
-      </w:r>
-      <w:r>
-        <w:t xml:space="preserve"> Úspešnosť sa meria v skóre a počtom zostávajúcich </w:t>
+        <w:t>“ (veľké biele guličky) dávajú Pac-Man-ovi schopnosť zjesť duchov. Tí sa ho zľaknú, stratia farbu a utekajú pred-ním. Výhoda je ale časovo obmedzená a po niekoľkých sekundách vyprší. Hráč si to všimne tým že duch začne meniť (</w:t>
       </w:r>
       <w:proofErr w:type="spellStart"/>
       <w:r>
-        <w:t>životou</w:t>
+        <w:t>preblikovať</w:t>
       </w:r>
       <w:proofErr w:type="spellEnd"/>
       <w:r>
-        <w:t>.</w:t>
-      </w:r>
-      <w:r>
-        <w:t xml:space="preserve"> Niekedy sa môže objaviť bonus v tvare hviezdičky ktorý Pac-Manovi dá veľký počet </w:t>
-      </w:r>
-      <w:proofErr w:type="spellStart"/>
-      <w:r>
-        <w:t>scóre</w:t>
-      </w:r>
-      <w:proofErr w:type="spellEnd"/>
-      <w:r>
-        <w:t xml:space="preserve">. Level sa dokončí tým keď sú všetky </w:t>
-      </w:r>
-      <w:proofErr w:type="spellStart"/>
-      <w:r>
-        <w:t>pellets</w:t>
-      </w:r>
-      <w:proofErr w:type="spellEnd"/>
-      <w:r>
-        <w:t xml:space="preserve"> zjedené.</w:t>
-      </w:r>
-      <w:r>
-        <w:t xml:space="preserve"> To znamená že nejde o</w:t>
-      </w:r>
-      <w:r>
-        <w:t> </w:t>
-      </w:r>
-      <w:r>
-        <w:t>simuláciu</w:t>
-      </w:r>
-      <w:r>
-        <w:t xml:space="preserve"> na</w:t>
-      </w:r>
-      <w:r>
-        <w:t xml:space="preserve"> sled</w:t>
-      </w:r>
-      <w:r>
-        <w:t>ovanie</w:t>
-      </w:r>
-      <w:r>
-        <w:t xml:space="preserve">, ale o hru ktorú hráš. </w:t>
-      </w:r>
-      <w:r>
-        <w:t>K modelu patrí aj Pac-Man Level Editor, v ktorom sa dajú upravovať a tvoriť levely.</w:t>
-      </w:r>
-    </w:p>
-    <w:p>
-      <w:pPr>
-        <w:pStyle w:val="SPtext"/>
-      </w:pPr>
-      <w:r>
-        <w:t>Pravidlá hry sú:</w:t>
+        <w:t xml:space="preserve">) na jeho originálnu podobu. V bludisku sa náhodne niekedy objavia bonusy v tvare farebnej hviezdičky, ktorý hráčovi pridá väčší počet bodov. Je však časovo obmedzený, preto ho treba stihnúť zobrať. </w:t>
+      </w:r>
+    </w:p>
+    <w:p>
+      <w:pPr>
+        <w:pStyle w:val="SPtext"/>
+      </w:pPr>
+    </w:p>
+    <w:p>
+      <w:pPr>
+        <w:pStyle w:val="SPpopis"/>
+      </w:pPr>
+      <w:r>
+        <w:t>Grafické prvky hry</w:t>
+      </w:r>
+      <w:r>
+        <w:t>:</w:t>
       </w:r>
     </w:p>
     <w:p>
@@ -342,13 +422,20 @@
         </w:numPr>
       </w:pPr>
       <w:r>
-        <w:t xml:space="preserve">Prechádzaš bludiskom a zbieraš </w:t>
-      </w:r>
-      <w:proofErr w:type="spellStart"/>
-      <w:r>
-        <w:t>pellets</w:t>
-      </w:r>
-      <w:proofErr w:type="spellEnd"/>
+        <w:t>Pac-Man</w:t>
+      </w:r>
+      <w:r>
+        <w:t xml:space="preserve"> –</w:t>
+      </w:r>
+      <w:r>
+        <w:t xml:space="preserve"> predstavuje žltý kruh s</w:t>
+      </w:r>
+      <w:r>
+        <w:t> </w:t>
+      </w:r>
+      <w:r>
+        <w:t>ústami</w:t>
+      </w:r>
     </w:p>
     <w:p>
       <w:pPr>
@@ -359,13 +446,79 @@
         </w:numPr>
       </w:pPr>
       <w:r>
-        <w:t xml:space="preserve">Ak ťa duch chytí tak si prehral a opakuješ level </w:t>
-      </w:r>
-      <w:r>
-        <w:t>,</w:t>
-      </w:r>
-      <w:r>
-        <w:t>pokiaľ máš dostatočný počet životov</w:t>
+        <w:t>Duchovia – sú nepriatelia pre Pac-Mana / hráča</w:t>
+      </w:r>
+    </w:p>
+    <w:p>
+      <w:pPr>
+        <w:pStyle w:val="SPtext"/>
+        <w:numPr>
+          <w:ilvl w:val="1"/>
+          <w:numId w:val="2"/>
+        </w:numPr>
+      </w:pPr>
+      <w:r>
+        <w:t> </w:t>
+      </w:r>
+      <w:proofErr w:type="spellStart"/>
+      <w:r>
+        <w:t>Blinky</w:t>
+      </w:r>
+      <w:proofErr w:type="spellEnd"/>
+      <w:r>
+        <w:t xml:space="preserve"> – červený </w:t>
+      </w:r>
+    </w:p>
+    <w:p>
+      <w:pPr>
+        <w:pStyle w:val="SPtext"/>
+        <w:numPr>
+          <w:ilvl w:val="1"/>
+          <w:numId w:val="2"/>
+        </w:numPr>
+      </w:pPr>
+      <w:r>
+        <w:t xml:space="preserve"> Pinky – rúžový </w:t>
+      </w:r>
+    </w:p>
+    <w:p>
+      <w:pPr>
+        <w:pStyle w:val="SPtext"/>
+        <w:numPr>
+          <w:ilvl w:val="1"/>
+          <w:numId w:val="2"/>
+        </w:numPr>
+      </w:pPr>
+      <w:r>
+        <w:t> </w:t>
+      </w:r>
+      <w:proofErr w:type="spellStart"/>
+      <w:r>
+        <w:t>Inky</w:t>
+      </w:r>
+      <w:proofErr w:type="spellEnd"/>
+      <w:r>
+        <w:t xml:space="preserve"> – modrý </w:t>
+      </w:r>
+    </w:p>
+    <w:p>
+      <w:pPr>
+        <w:pStyle w:val="SPtext"/>
+        <w:numPr>
+          <w:ilvl w:val="1"/>
+          <w:numId w:val="2"/>
+        </w:numPr>
+      </w:pPr>
+      <w:r>
+        <w:t> </w:t>
+      </w:r>
+      <w:proofErr w:type="spellStart"/>
+      <w:r>
+        <w:t>Clyde</w:t>
+      </w:r>
+      <w:proofErr w:type="spellEnd"/>
+      <w:r>
+        <w:t xml:space="preserve"> – oranžový </w:t>
       </w:r>
     </w:p>
     <w:p>
@@ -377,19 +530,7 @@
         </w:numPr>
       </w:pPr>
       <w:r>
-        <w:t>Keď</w:t>
-      </w:r>
-      <w:r>
-        <w:t xml:space="preserve"> Pac-Man zje „Power-pellet“</w:t>
-      </w:r>
-      <w:r>
-        <w:t xml:space="preserve"> </w:t>
-      </w:r>
-      <w:r>
-        <w:t>tak môže Pac-Man zjesť ducho</w:t>
-      </w:r>
-      <w:r>
-        <w:t>v</w:t>
+        <w:t>Steny bludiska - sú modré štvorce cez ktoré nevie prejsť ani Pac-Man ani duchovia</w:t>
       </w:r>
     </w:p>
     <w:p>
@@ -400,8 +541,21 @@
           <w:numId w:val="2"/>
         </w:numPr>
       </w:pPr>
-      <w:r>
-        <w:t>Bonus ktorý sa objaví na krátku chvíľu, dáva veľký počet skóre</w:t>
+      <w:proofErr w:type="spellStart"/>
+      <w:r>
+        <w:t>Pellets</w:t>
+      </w:r>
+      <w:proofErr w:type="spellEnd"/>
+      <w:r>
+        <w:t xml:space="preserve"> – malé biele guličky, </w:t>
+      </w:r>
+      <w:proofErr w:type="spellStart"/>
+      <w:r>
+        <w:t>Power-Pellets</w:t>
+      </w:r>
+      <w:proofErr w:type="spellEnd"/>
+      <w:r>
+        <w:t xml:space="preserve"> veľké biele guličky</w:t>
       </w:r>
     </w:p>
     <w:p>
@@ -413,7 +567,69 @@
         </w:numPr>
       </w:pPr>
       <w:r>
-        <w:t>Po vyzbieraní všetkých pellets sa posúvaš do ďalšieho levelu (bludiska)</w:t>
+        <w:t>Bonus – hviezdička</w:t>
+      </w:r>
+    </w:p>
+    <w:p>
+      <w:pPr>
+        <w:pStyle w:val="SPtext"/>
+        <w:numPr>
+          <w:ilvl w:val="0"/>
+          <w:numId w:val="2"/>
+        </w:numPr>
+      </w:pPr>
+      <w:r>
+        <w:t>Domček duchov – miesto odkiaľ vychádzajú duchovia</w:t>
+      </w:r>
+    </w:p>
+    <w:p>
+      <w:pPr>
+        <w:pStyle w:val="SPpopisobrazku"/>
+      </w:pPr>
+      <w:r>
+        <w:drawing>
+          <wp:inline distT="0" distB="0" distL="0" distR="0" wp14:anchorId="7DEA226B" wp14:editId="4056DEDD">
+            <wp:extent cx="2192694" cy="2176579"/>
+            <wp:effectExtent l="0" t="0" r="4445" b="0"/>
+            <wp:docPr id="1616317387" name="Picture 1"/>
+            <wp:cNvGraphicFramePr>
+              <a:graphicFrameLocks xmlns:a="http://schemas.openxmlformats.org/drawingml/2006/main" noChangeAspect="1"/>
+            </wp:cNvGraphicFramePr>
+            <a:graphic xmlns:a="http://schemas.openxmlformats.org/drawingml/2006/main">
+              <a:graphicData uri="http://schemas.openxmlformats.org/drawingml/2006/picture">
+                <pic:pic xmlns:pic="http://schemas.openxmlformats.org/drawingml/2006/picture">
+                  <pic:nvPicPr>
+                    <pic:cNvPr id="1616317387" name=""/>
+                    <pic:cNvPicPr/>
+                  </pic:nvPicPr>
+                  <pic:blipFill>
+                    <a:blip r:embed="rId9"/>
+                    <a:stretch>
+                      <a:fillRect/>
+                    </a:stretch>
+                  </pic:blipFill>
+                  <pic:spPr>
+                    <a:xfrm>
+                      <a:off x="0" y="0"/>
+                      <a:ext cx="2272503" cy="2255802"/>
+                    </a:xfrm>
+                    <a:prstGeom prst="rect">
+                      <a:avLst/>
+                    </a:prstGeom>
+                  </pic:spPr>
+                </pic:pic>
+              </a:graphicData>
+            </a:graphic>
+          </wp:inline>
+        </w:drawing>
+      </w:r>
+    </w:p>
+    <w:p>
+      <w:pPr>
+        <w:pStyle w:val="SPpopisobrazku"/>
+      </w:pPr>
+      <w:r>
+        <w:t>Obrázok 1: Herná plocha</w:t>
       </w:r>
     </w:p>
     <w:p>
@@ -2141,7 +2357,7 @@
       <w:sdtContent>
         <w:p>
           <w:pPr>
-            <w:pStyle w:val="Nadpis1"/>
+            <w:pStyle w:val="Heading1"/>
           </w:pPr>
           <w:r>
             <w:rPr>
@@ -2158,7 +2374,7 @@
           <w:sdtContent>
             <w:p>
               <w:pPr>
-                <w:pStyle w:val="Bibliografia"/>
+                <w:pStyle w:val="Bibliography"/>
                 <w:ind w:left="720" w:hanging="720"/>
                 <w:rPr>
                   <w:noProof/>
@@ -2198,7 +2414,7 @@
             </w:p>
             <w:p>
               <w:pPr>
-                <w:pStyle w:val="Bibliografia"/>
+                <w:pStyle w:val="Bibliography"/>
                 <w:ind w:left="720" w:hanging="720"/>
                 <w:rPr>
                   <w:noProof/>
@@ -2227,7 +2443,7 @@
             </w:p>
             <w:p>
               <w:pPr>
-                <w:pStyle w:val="Bibliografia"/>
+                <w:pStyle w:val="Bibliography"/>
                 <w:ind w:left="720" w:hanging="720"/>
                 <w:rPr>
                   <w:noProof/>
@@ -2256,7 +2472,7 @@
             </w:p>
             <w:p>
               <w:pPr>
-                <w:pStyle w:val="Bibliografia"/>
+                <w:pStyle w:val="Bibliography"/>
                 <w:ind w:left="720" w:hanging="720"/>
                 <w:rPr>
                   <w:noProof/>
@@ -2285,7 +2501,7 @@
             </w:p>
             <w:p>
               <w:pPr>
-                <w:pStyle w:val="Bibliografia"/>
+                <w:pStyle w:val="Bibliography"/>
                 <w:ind w:left="720" w:hanging="720"/>
                 <w:rPr>
                   <w:noProof/>
@@ -2314,7 +2530,7 @@
             </w:p>
             <w:p>
               <w:pPr>
-                <w:pStyle w:val="Bibliografia"/>
+                <w:pStyle w:val="Bibliography"/>
                 <w:ind w:left="720" w:hanging="720"/>
                 <w:rPr>
                   <w:noProof/>
@@ -2343,7 +2559,7 @@
             </w:p>
             <w:p>
               <w:pPr>
-                <w:pStyle w:val="Bibliografia"/>
+                <w:pStyle w:val="Bibliography"/>
                 <w:ind w:left="720" w:hanging="720"/>
                 <w:rPr>
                   <w:noProof/>
@@ -2372,7 +2588,7 @@
             </w:p>
             <w:p>
               <w:pPr>
-                <w:pStyle w:val="Bibliografia"/>
+                <w:pStyle w:val="Bibliography"/>
                 <w:ind w:left="720" w:hanging="720"/>
                 <w:rPr>
                   <w:noProof/>
@@ -2401,7 +2617,7 @@
             </w:p>
             <w:p>
               <w:pPr>
-                <w:pStyle w:val="Bibliografia"/>
+                <w:pStyle w:val="Bibliography"/>
               </w:pPr>
               <w:r>
                 <w:rPr>
@@ -2449,8 +2665,8 @@
       </w:r>
     </w:p>
     <w:sectPr>
-      <w:headerReference w:type="default" r:id="rId9"/>
-      <w:footerReference w:type="default" r:id="rId10"/>
+      <w:headerReference w:type="default" r:id="rId10"/>
+      <w:footerReference w:type="default" r:id="rId11"/>
       <w:pgSz w:w="11910" w:h="16840"/>
       <w:pgMar w:top="400" w:right="1275" w:bottom="280" w:left="566" w:header="708" w:footer="708" w:gutter="0"/>
       <w:cols w:space="708"/>
@@ -2462,7 +2678,7 @@
 </file>
 
 <file path=word/endnotes.xml><?xml version="1.0" encoding="utf-8"?>
-<w:endnotes xmlns:wpc="http://schemas.microsoft.com/office/word/2010/wordprocessingCanvas" xmlns:cx="http://schemas.microsoft.com/office/drawing/2014/chartex" xmlns:cx1="http://schemas.microsoft.com/office/drawing/2015/9/8/chartex" xmlns:cx2="http://schemas.microsoft.com/office/drawing/2015/10/21/chartex" xmlns:cx3="http://schemas.microsoft.com/office/drawing/2016/5/9/chartex" xmlns:cx4="http://schemas.microsoft.com/office/drawing/2016/5/10/chartex" xmlns:cx5="http://schemas.microsoft.com/office/drawing/2016/5/11/chartex" xmlns:cx6="http://schemas.microsoft.com/office/drawing/2016/5/12/chartex" xmlns:cx7="http://schemas.microsoft.com/office/drawing/2016/5/13/chartex" xmlns:cx8="http://schemas.microsoft.com/office/drawing/2016/5/14/chartex" xmlns:mc="http://schemas.openxmlformats.org/markup-compatibility/2006" xmlns:aink="http://schemas.microsoft.com/office/drawing/2016/ink" xmlns:am3d="http://schemas.microsoft.com/office/drawing/2017/model3d" xmlns:o="urn:schemas-microsoft-com:office:office" xmlns:oel="http://schemas.microsoft.com/office/2019/extlst" xmlns:r="http://schemas.openxmlformats.org/officeDocument/2006/relationships" xmlns:m="http://schemas.openxmlformats.org/officeDocument/2006/math" xmlns:v="urn:schemas-microsoft-com:vml" xmlns:wp14="http://schemas.microsoft.com/office/word/2010/wordprocessingDrawing" xmlns:wp="http://schemas.openxmlformats.org/drawingml/2006/wordprocessingDrawing" xmlns:w10="urn:schemas-microsoft-com:office:word" xmlns:w="http://schemas.openxmlformats.org/wordprocessingml/2006/main" xmlns:w14="http://schemas.microsoft.com/office/word/2010/wordml" xmlns:w15="http://schemas.microsoft.com/office/word/2012/wordml" xmlns:w16cex="http://schemas.microsoft.com/office/word/2018/wordml/cex" xmlns:w16cid="http://schemas.microsoft.com/office/word/2016/wordml/cid" xmlns:w16="http://schemas.microsoft.com/office/word/2018/wordml" xmlns:w16du="http://schemas.microsoft.com/office/word/2023/wordml/word16du" xmlns:w16sdtdh="http://schemas.microsoft.com/office/word/2020/wordml/sdtdatahash" xmlns:w16sdtfl="http://schemas.microsoft.com/office/word/2024/wordml/sdtformatlock" xmlns:w16se="http://schemas.microsoft.com/office/word/2015/wordml/symex" xmlns:wpg="http://schemas.microsoft.com/office/word/2010/wordprocessingGroup" xmlns:wpi="http://schemas.microsoft.com/office/word/2010/wordprocessingInk" xmlns:wne="http://schemas.microsoft.com/office/word/2006/wordml" xmlns:wps="http://schemas.microsoft.com/office/word/2010/wordprocessingShape" mc:Ignorable="w14 w15 w16se w16cid w16 w16cex w16sdtdh w16sdtfl w16du wp14">
+<w:endnotes xmlns:wpc="http://schemas.microsoft.com/office/word/2010/wordprocessingCanvas" xmlns:cx="http://schemas.microsoft.com/office/drawing/2014/chartex" xmlns:cx1="http://schemas.microsoft.com/office/drawing/2015/9/8/chartex" xmlns:cx2="http://schemas.microsoft.com/office/drawing/2015/10/21/chartex" xmlns:cx3="http://schemas.microsoft.com/office/drawing/2016/5/9/chartex" xmlns:cx4="http://schemas.microsoft.com/office/drawing/2016/5/10/chartex" xmlns:cx5="http://schemas.microsoft.com/office/drawing/2016/5/11/chartex" xmlns:cx6="http://schemas.microsoft.com/office/drawing/2016/5/12/chartex" xmlns:cx7="http://schemas.microsoft.com/office/drawing/2016/5/13/chartex" xmlns:cx8="http://schemas.microsoft.com/office/drawing/2016/5/14/chartex" xmlns:mc="http://schemas.openxmlformats.org/markup-compatibility/2006" xmlns:m="http://schemas.openxmlformats.org/officeDocument/2006/math" xmlns:aink="http://schemas.microsoft.com/office/drawing/2016/ink" xmlns:am3d="http://schemas.microsoft.com/office/drawing/2017/model3d" xmlns:oel="http://schemas.microsoft.com/office/2019/extlst" xmlns:r="http://schemas.openxmlformats.org/officeDocument/2006/relationships" xmlns:wp14="http://schemas.microsoft.com/office/word/2010/wordprocessingDrawing" xmlns:wp="http://schemas.openxmlformats.org/drawingml/2006/wordprocessingDrawing" xmlns:wpg="http://schemas.microsoft.com/office/word/2010/wordprocessingGroup" xmlns:wpi="http://schemas.microsoft.com/office/word/2010/wordprocessingInk" xmlns:wps="http://schemas.microsoft.com/office/word/2010/wordprocessingShape" xmlns:o="urn:schemas-microsoft-com:office:office" xmlns:v="urn:schemas-microsoft-com:vml" xmlns:w10="urn:schemas-microsoft-com:office:word" xmlns:w="http://schemas.openxmlformats.org/wordprocessingml/2006/main" xmlns:w14="http://schemas.microsoft.com/office/word/2010/wordml" xmlns:w15="http://schemas.microsoft.com/office/word/2012/wordml" xmlns:w16cex="http://schemas.microsoft.com/office/word/2018/wordml/cex" xmlns:w16cid="http://schemas.microsoft.com/office/word/2016/wordml/cid" xmlns:w16="http://schemas.microsoft.com/office/word/2018/wordml" xmlns:w16sdtdh="http://schemas.microsoft.com/office/word/2020/wordml/sdtdatahash" xmlns:w16sdtfl="http://schemas.microsoft.com/office/word/2024/wordml/sdtformatlock" xmlns:w16se="http://schemas.microsoft.com/office/word/2015/wordml/symex" xmlns:w16du="http://schemas.microsoft.com/office/word/2023/wordml/word16du" xmlns:wne="http://schemas.microsoft.com/office/word/2006/wordml" mc:Ignorable="w14 w15 w16se w16cid w16 w16cex w16sdtdh w16sdtfl w16du wp14">
   <w:endnote w:type="separator" w:id="-1">
     <w:p>
       <w:r>
@@ -2481,7 +2697,7 @@
 </file>
 
 <file path=word/footer1.xml><?xml version="1.0" encoding="utf-8"?>
-<w:ftr xmlns:wpc="http://schemas.microsoft.com/office/word/2010/wordprocessingCanvas" xmlns:cx="http://schemas.microsoft.com/office/drawing/2014/chartex" xmlns:cx1="http://schemas.microsoft.com/office/drawing/2015/9/8/chartex" xmlns:cx2="http://schemas.microsoft.com/office/drawing/2015/10/21/chartex" xmlns:cx3="http://schemas.microsoft.com/office/drawing/2016/5/9/chartex" xmlns:cx4="http://schemas.microsoft.com/office/drawing/2016/5/10/chartex" xmlns:cx5="http://schemas.microsoft.com/office/drawing/2016/5/11/chartex" xmlns:cx6="http://schemas.microsoft.com/office/drawing/2016/5/12/chartex" xmlns:cx7="http://schemas.microsoft.com/office/drawing/2016/5/13/chartex" xmlns:cx8="http://schemas.microsoft.com/office/drawing/2016/5/14/chartex" xmlns:mc="http://schemas.openxmlformats.org/markup-compatibility/2006" xmlns:aink="http://schemas.microsoft.com/office/drawing/2016/ink" xmlns:am3d="http://schemas.microsoft.com/office/drawing/2017/model3d" xmlns:o="urn:schemas-microsoft-com:office:office" xmlns:oel="http://schemas.microsoft.com/office/2019/extlst" xmlns:r="http://schemas.openxmlformats.org/officeDocument/2006/relationships" xmlns:m="http://schemas.openxmlformats.org/officeDocument/2006/math" xmlns:v="urn:schemas-microsoft-com:vml" xmlns:wp14="http://schemas.microsoft.com/office/word/2010/wordprocessingDrawing" xmlns:wp="http://schemas.openxmlformats.org/drawingml/2006/wordprocessingDrawing" xmlns:w10="urn:schemas-microsoft-com:office:word" xmlns:w="http://schemas.openxmlformats.org/wordprocessingml/2006/main" xmlns:w14="http://schemas.microsoft.com/office/word/2010/wordml" xmlns:w15="http://schemas.microsoft.com/office/word/2012/wordml" xmlns:w16cex="http://schemas.microsoft.com/office/word/2018/wordml/cex" xmlns:w16cid="http://schemas.microsoft.com/office/word/2016/wordml/cid" xmlns:w16="http://schemas.microsoft.com/office/word/2018/wordml" xmlns:w16du="http://schemas.microsoft.com/office/word/2023/wordml/word16du" xmlns:w16sdtdh="http://schemas.microsoft.com/office/word/2020/wordml/sdtdatahash" xmlns:w16sdtfl="http://schemas.microsoft.com/office/word/2024/wordml/sdtformatlock" xmlns:w16se="http://schemas.microsoft.com/office/word/2015/wordml/symex" xmlns:wpg="http://schemas.microsoft.com/office/word/2010/wordprocessingGroup" xmlns:wpi="http://schemas.microsoft.com/office/word/2010/wordprocessingInk" xmlns:wne="http://schemas.microsoft.com/office/word/2006/wordml" xmlns:wps="http://schemas.microsoft.com/office/word/2010/wordprocessingShape" mc:Ignorable="w14 w15 w16se w16cid w16 w16cex w16sdtdh w16sdtfl w16du wp14">
+<w:ftr xmlns:wpc="http://schemas.microsoft.com/office/word/2010/wordprocessingCanvas" xmlns:cx="http://schemas.microsoft.com/office/drawing/2014/chartex" xmlns:cx1="http://schemas.microsoft.com/office/drawing/2015/9/8/chartex" xmlns:cx2="http://schemas.microsoft.com/office/drawing/2015/10/21/chartex" xmlns:cx3="http://schemas.microsoft.com/office/drawing/2016/5/9/chartex" xmlns:cx4="http://schemas.microsoft.com/office/drawing/2016/5/10/chartex" xmlns:cx5="http://schemas.microsoft.com/office/drawing/2016/5/11/chartex" xmlns:cx6="http://schemas.microsoft.com/office/drawing/2016/5/12/chartex" xmlns:cx7="http://schemas.microsoft.com/office/drawing/2016/5/13/chartex" xmlns:cx8="http://schemas.microsoft.com/office/drawing/2016/5/14/chartex" xmlns:mc="http://schemas.openxmlformats.org/markup-compatibility/2006" xmlns:m="http://schemas.openxmlformats.org/officeDocument/2006/math" xmlns:aink="http://schemas.microsoft.com/office/drawing/2016/ink" xmlns:am3d="http://schemas.microsoft.com/office/drawing/2017/model3d" xmlns:oel="http://schemas.microsoft.com/office/2019/extlst" xmlns:r="http://schemas.openxmlformats.org/officeDocument/2006/relationships" xmlns:wp14="http://schemas.microsoft.com/office/word/2010/wordprocessingDrawing" xmlns:wp="http://schemas.openxmlformats.org/drawingml/2006/wordprocessingDrawing" xmlns:wpg="http://schemas.microsoft.com/office/word/2010/wordprocessingGroup" xmlns:wpi="http://schemas.microsoft.com/office/word/2010/wordprocessingInk" xmlns:wps="http://schemas.microsoft.com/office/word/2010/wordprocessingShape" xmlns:o="urn:schemas-microsoft-com:office:office" xmlns:v="urn:schemas-microsoft-com:vml" xmlns:w10="urn:schemas-microsoft-com:office:word" xmlns:w="http://schemas.openxmlformats.org/wordprocessingml/2006/main" xmlns:w14="http://schemas.microsoft.com/office/word/2010/wordml" xmlns:w15="http://schemas.microsoft.com/office/word/2012/wordml" xmlns:w16cex="http://schemas.microsoft.com/office/word/2018/wordml/cex" xmlns:w16cid="http://schemas.microsoft.com/office/word/2016/wordml/cid" xmlns:w16="http://schemas.microsoft.com/office/word/2018/wordml" xmlns:w16sdtdh="http://schemas.microsoft.com/office/word/2020/wordml/sdtdatahash" xmlns:w16sdtfl="http://schemas.microsoft.com/office/word/2024/wordml/sdtformatlock" xmlns:w16se="http://schemas.microsoft.com/office/word/2015/wordml/symex" xmlns:w16du="http://schemas.microsoft.com/office/word/2023/wordml/word16du" xmlns:wne="http://schemas.microsoft.com/office/word/2006/wordml" mc:Ignorable="w14 w15 w16se w16cid w16 w16cex w16sdtdh w16sdtfl w16du wp14">
   <w:sdt>
     <w:sdtPr>
       <w:id w:val="-1555537685"/>
@@ -2493,7 +2709,7 @@
     <w:sdtContent>
       <w:p>
         <w:pPr>
-          <w:pStyle w:val="Pta"/>
+          <w:pStyle w:val="Footer"/>
           <w:jc w:val="center"/>
         </w:pPr>
         <w:r>
@@ -2516,14 +2732,14 @@
   </w:sdt>
   <w:p>
     <w:pPr>
-      <w:pStyle w:val="Pta"/>
+      <w:pStyle w:val="Footer"/>
     </w:pPr>
   </w:p>
 </w:ftr>
 </file>
 
 <file path=word/footnotes.xml><?xml version="1.0" encoding="utf-8"?>
-<w:footnotes xmlns:wpc="http://schemas.microsoft.com/office/word/2010/wordprocessingCanvas" xmlns:cx="http://schemas.microsoft.com/office/drawing/2014/chartex" xmlns:cx1="http://schemas.microsoft.com/office/drawing/2015/9/8/chartex" xmlns:cx2="http://schemas.microsoft.com/office/drawing/2015/10/21/chartex" xmlns:cx3="http://schemas.microsoft.com/office/drawing/2016/5/9/chartex" xmlns:cx4="http://schemas.microsoft.com/office/drawing/2016/5/10/chartex" xmlns:cx5="http://schemas.microsoft.com/office/drawing/2016/5/11/chartex" xmlns:cx6="http://schemas.microsoft.com/office/drawing/2016/5/12/chartex" xmlns:cx7="http://schemas.microsoft.com/office/drawing/2016/5/13/chartex" xmlns:cx8="http://schemas.microsoft.com/office/drawing/2016/5/14/chartex" xmlns:mc="http://schemas.openxmlformats.org/markup-compatibility/2006" xmlns:aink="http://schemas.microsoft.com/office/drawing/2016/ink" xmlns:am3d="http://schemas.microsoft.com/office/drawing/2017/model3d" xmlns:o="urn:schemas-microsoft-com:office:office" xmlns:oel="http://schemas.microsoft.com/office/2019/extlst" xmlns:r="http://schemas.openxmlformats.org/officeDocument/2006/relationships" xmlns:m="http://schemas.openxmlformats.org/officeDocument/2006/math" xmlns:v="urn:schemas-microsoft-com:vml" xmlns:wp14="http://schemas.microsoft.com/office/word/2010/wordprocessingDrawing" xmlns:wp="http://schemas.openxmlformats.org/drawingml/2006/wordprocessingDrawing" xmlns:w10="urn:schemas-microsoft-com:office:word" xmlns:w="http://schemas.openxmlformats.org/wordprocessingml/2006/main" xmlns:w14="http://schemas.microsoft.com/office/word/2010/wordml" xmlns:w15="http://schemas.microsoft.com/office/word/2012/wordml" xmlns:w16cex="http://schemas.microsoft.com/office/word/2018/wordml/cex" xmlns:w16cid="http://schemas.microsoft.com/office/word/2016/wordml/cid" xmlns:w16="http://schemas.microsoft.com/office/word/2018/wordml" xmlns:w16du="http://schemas.microsoft.com/office/word/2023/wordml/word16du" xmlns:w16sdtdh="http://schemas.microsoft.com/office/word/2020/wordml/sdtdatahash" xmlns:w16sdtfl="http://schemas.microsoft.com/office/word/2024/wordml/sdtformatlock" xmlns:w16se="http://schemas.microsoft.com/office/word/2015/wordml/symex" xmlns:wpg="http://schemas.microsoft.com/office/word/2010/wordprocessingGroup" xmlns:wpi="http://schemas.microsoft.com/office/word/2010/wordprocessingInk" xmlns:wne="http://schemas.microsoft.com/office/word/2006/wordml" xmlns:wps="http://schemas.microsoft.com/office/word/2010/wordprocessingShape" mc:Ignorable="w14 w15 w16se w16cid w16 w16cex w16sdtdh w16sdtfl w16du wp14">
+<w:footnotes xmlns:wpc="http://schemas.microsoft.com/office/word/2010/wordprocessingCanvas" xmlns:cx="http://schemas.microsoft.com/office/drawing/2014/chartex" xmlns:cx1="http://schemas.microsoft.com/office/drawing/2015/9/8/chartex" xmlns:cx2="http://schemas.microsoft.com/office/drawing/2015/10/21/chartex" xmlns:cx3="http://schemas.microsoft.com/office/drawing/2016/5/9/chartex" xmlns:cx4="http://schemas.microsoft.com/office/drawing/2016/5/10/chartex" xmlns:cx5="http://schemas.microsoft.com/office/drawing/2016/5/11/chartex" xmlns:cx6="http://schemas.microsoft.com/office/drawing/2016/5/12/chartex" xmlns:cx7="http://schemas.microsoft.com/office/drawing/2016/5/13/chartex" xmlns:cx8="http://schemas.microsoft.com/office/drawing/2016/5/14/chartex" xmlns:mc="http://schemas.openxmlformats.org/markup-compatibility/2006" xmlns:m="http://schemas.openxmlformats.org/officeDocument/2006/math" xmlns:aink="http://schemas.microsoft.com/office/drawing/2016/ink" xmlns:am3d="http://schemas.microsoft.com/office/drawing/2017/model3d" xmlns:oel="http://schemas.microsoft.com/office/2019/extlst" xmlns:r="http://schemas.openxmlformats.org/officeDocument/2006/relationships" xmlns:wp14="http://schemas.microsoft.com/office/word/2010/wordprocessingDrawing" xmlns:wp="http://schemas.openxmlformats.org/drawingml/2006/wordprocessingDrawing" xmlns:wpg="http://schemas.microsoft.com/office/word/2010/wordprocessingGroup" xmlns:wpi="http://schemas.microsoft.com/office/word/2010/wordprocessingInk" xmlns:wps="http://schemas.microsoft.com/office/word/2010/wordprocessingShape" xmlns:o="urn:schemas-microsoft-com:office:office" xmlns:v="urn:schemas-microsoft-com:vml" xmlns:w10="urn:schemas-microsoft-com:office:word" xmlns:w="http://schemas.openxmlformats.org/wordprocessingml/2006/main" xmlns:w14="http://schemas.microsoft.com/office/word/2010/wordml" xmlns:w15="http://schemas.microsoft.com/office/word/2012/wordml" xmlns:w16cex="http://schemas.microsoft.com/office/word/2018/wordml/cex" xmlns:w16cid="http://schemas.microsoft.com/office/word/2016/wordml/cid" xmlns:w16="http://schemas.microsoft.com/office/word/2018/wordml" xmlns:w16sdtdh="http://schemas.microsoft.com/office/word/2020/wordml/sdtdatahash" xmlns:w16sdtfl="http://schemas.microsoft.com/office/word/2024/wordml/sdtformatlock" xmlns:w16se="http://schemas.microsoft.com/office/word/2015/wordml/symex" xmlns:w16du="http://schemas.microsoft.com/office/word/2023/wordml/word16du" xmlns:wne="http://schemas.microsoft.com/office/word/2006/wordml" mc:Ignorable="w14 w15 w16se w16cid w16 w16cex w16sdtdh w16sdtfl w16du wp14">
   <w:footnote w:type="separator" w:id="-1">
     <w:p>
       <w:r>
@@ -2542,7 +2758,7 @@
 </file>
 
 <file path=word/header1.xml><?xml version="1.0" encoding="utf-8"?>
-<w:hdr xmlns:wpc="http://schemas.microsoft.com/office/word/2010/wordprocessingCanvas" xmlns:cx="http://schemas.microsoft.com/office/drawing/2014/chartex" xmlns:cx1="http://schemas.microsoft.com/office/drawing/2015/9/8/chartex" xmlns:cx2="http://schemas.microsoft.com/office/drawing/2015/10/21/chartex" xmlns:cx3="http://schemas.microsoft.com/office/drawing/2016/5/9/chartex" xmlns:cx4="http://schemas.microsoft.com/office/drawing/2016/5/10/chartex" xmlns:cx5="http://schemas.microsoft.com/office/drawing/2016/5/11/chartex" xmlns:cx6="http://schemas.microsoft.com/office/drawing/2016/5/12/chartex" xmlns:cx7="http://schemas.microsoft.com/office/drawing/2016/5/13/chartex" xmlns:cx8="http://schemas.microsoft.com/office/drawing/2016/5/14/chartex" xmlns:mc="http://schemas.openxmlformats.org/markup-compatibility/2006" xmlns:aink="http://schemas.microsoft.com/office/drawing/2016/ink" xmlns:am3d="http://schemas.microsoft.com/office/drawing/2017/model3d" xmlns:o="urn:schemas-microsoft-com:office:office" xmlns:oel="http://schemas.microsoft.com/office/2019/extlst" xmlns:r="http://schemas.openxmlformats.org/officeDocument/2006/relationships" xmlns:m="http://schemas.openxmlformats.org/officeDocument/2006/math" xmlns:v="urn:schemas-microsoft-com:vml" xmlns:wp14="http://schemas.microsoft.com/office/word/2010/wordprocessingDrawing" xmlns:wp="http://schemas.openxmlformats.org/drawingml/2006/wordprocessingDrawing" xmlns:w10="urn:schemas-microsoft-com:office:word" xmlns:w="http://schemas.openxmlformats.org/wordprocessingml/2006/main" xmlns:w14="http://schemas.microsoft.com/office/word/2010/wordml" xmlns:w15="http://schemas.microsoft.com/office/word/2012/wordml" xmlns:w16cex="http://schemas.microsoft.com/office/word/2018/wordml/cex" xmlns:w16cid="http://schemas.microsoft.com/office/word/2016/wordml/cid" xmlns:w16="http://schemas.microsoft.com/office/word/2018/wordml" xmlns:w16du="http://schemas.microsoft.com/office/word/2023/wordml/word16du" xmlns:w16sdtdh="http://schemas.microsoft.com/office/word/2020/wordml/sdtdatahash" xmlns:w16sdtfl="http://schemas.microsoft.com/office/word/2024/wordml/sdtformatlock" xmlns:w16se="http://schemas.microsoft.com/office/word/2015/wordml/symex" xmlns:wpg="http://schemas.microsoft.com/office/word/2010/wordprocessingGroup" xmlns:wpi="http://schemas.microsoft.com/office/word/2010/wordprocessingInk" xmlns:wne="http://schemas.microsoft.com/office/word/2006/wordml" xmlns:wps="http://schemas.microsoft.com/office/word/2010/wordprocessingShape" mc:Ignorable="w14 w15 w16se w16cid w16 w16cex w16sdtdh w16sdtfl w16du wp14">
+<w:hdr xmlns:wpc="http://schemas.microsoft.com/office/word/2010/wordprocessingCanvas" xmlns:cx="http://schemas.microsoft.com/office/drawing/2014/chartex" xmlns:cx1="http://schemas.microsoft.com/office/drawing/2015/9/8/chartex" xmlns:cx2="http://schemas.microsoft.com/office/drawing/2015/10/21/chartex" xmlns:cx3="http://schemas.microsoft.com/office/drawing/2016/5/9/chartex" xmlns:cx4="http://schemas.microsoft.com/office/drawing/2016/5/10/chartex" xmlns:cx5="http://schemas.microsoft.com/office/drawing/2016/5/11/chartex" xmlns:cx6="http://schemas.microsoft.com/office/drawing/2016/5/12/chartex" xmlns:cx7="http://schemas.microsoft.com/office/drawing/2016/5/13/chartex" xmlns:cx8="http://schemas.microsoft.com/office/drawing/2016/5/14/chartex" xmlns:mc="http://schemas.openxmlformats.org/markup-compatibility/2006" xmlns:m="http://schemas.openxmlformats.org/officeDocument/2006/math" xmlns:aink="http://schemas.microsoft.com/office/drawing/2016/ink" xmlns:am3d="http://schemas.microsoft.com/office/drawing/2017/model3d" xmlns:oel="http://schemas.microsoft.com/office/2019/extlst" xmlns:r="http://schemas.openxmlformats.org/officeDocument/2006/relationships" xmlns:wp14="http://schemas.microsoft.com/office/word/2010/wordprocessingDrawing" xmlns:wp="http://schemas.openxmlformats.org/drawingml/2006/wordprocessingDrawing" xmlns:wpg="http://schemas.microsoft.com/office/word/2010/wordprocessingGroup" xmlns:wpi="http://schemas.microsoft.com/office/word/2010/wordprocessingInk" xmlns:wps="http://schemas.microsoft.com/office/word/2010/wordprocessingShape" xmlns:o="urn:schemas-microsoft-com:office:office" xmlns:v="urn:schemas-microsoft-com:vml" xmlns:w10="urn:schemas-microsoft-com:office:word" xmlns:w="http://schemas.openxmlformats.org/wordprocessingml/2006/main" xmlns:w14="http://schemas.microsoft.com/office/word/2010/wordml" xmlns:w15="http://schemas.microsoft.com/office/word/2012/wordml" xmlns:w16cex="http://schemas.microsoft.com/office/word/2018/wordml/cex" xmlns:w16cid="http://schemas.microsoft.com/office/word/2016/wordml/cid" xmlns:w16="http://schemas.microsoft.com/office/word/2018/wordml" xmlns:w16sdtdh="http://schemas.microsoft.com/office/word/2020/wordml/sdtdatahash" xmlns:w16sdtfl="http://schemas.microsoft.com/office/word/2024/wordml/sdtformatlock" xmlns:w16se="http://schemas.microsoft.com/office/word/2015/wordml/symex" xmlns:w16du="http://schemas.microsoft.com/office/word/2023/wordml/word16du" xmlns:wne="http://schemas.microsoft.com/office/word/2006/wordml" mc:Ignorable="w14 w15 w16se w16cid w16 w16cex w16sdtdh w16sdtfl w16du wp14">
   <w:p>
     <w:pPr>
       <w:jc w:val="right"/>
@@ -2665,7 +2881,7 @@
 </file>
 
 <file path=word/numbering.xml><?xml version="1.0" encoding="utf-8"?>
-<w:numbering xmlns:wpc="http://schemas.microsoft.com/office/word/2010/wordprocessingCanvas" xmlns:cx="http://schemas.microsoft.com/office/drawing/2014/chartex" xmlns:cx1="http://schemas.microsoft.com/office/drawing/2015/9/8/chartex" xmlns:cx2="http://schemas.microsoft.com/office/drawing/2015/10/21/chartex" xmlns:cx3="http://schemas.microsoft.com/office/drawing/2016/5/9/chartex" xmlns:cx4="http://schemas.microsoft.com/office/drawing/2016/5/10/chartex" xmlns:cx5="http://schemas.microsoft.com/office/drawing/2016/5/11/chartex" xmlns:cx6="http://schemas.microsoft.com/office/drawing/2016/5/12/chartex" xmlns:cx7="http://schemas.microsoft.com/office/drawing/2016/5/13/chartex" xmlns:cx8="http://schemas.microsoft.com/office/drawing/2016/5/14/chartex" xmlns:mc="http://schemas.openxmlformats.org/markup-compatibility/2006" xmlns:aink="http://schemas.microsoft.com/office/drawing/2016/ink" xmlns:am3d="http://schemas.microsoft.com/office/drawing/2017/model3d" xmlns:o="urn:schemas-microsoft-com:office:office" xmlns:oel="http://schemas.microsoft.com/office/2019/extlst" xmlns:r="http://schemas.openxmlformats.org/officeDocument/2006/relationships" xmlns:m="http://schemas.openxmlformats.org/officeDocument/2006/math" xmlns:v="urn:schemas-microsoft-com:vml" xmlns:wp14="http://schemas.microsoft.com/office/word/2010/wordprocessingDrawing" xmlns:wp="http://schemas.openxmlformats.org/drawingml/2006/wordprocessingDrawing" xmlns:w10="urn:schemas-microsoft-com:office:word" xmlns:w="http://schemas.openxmlformats.org/wordprocessingml/2006/main" xmlns:w14="http://schemas.microsoft.com/office/word/2010/wordml" xmlns:w15="http://schemas.microsoft.com/office/word/2012/wordml" xmlns:w16cex="http://schemas.microsoft.com/office/word/2018/wordml/cex" xmlns:w16cid="http://schemas.microsoft.com/office/word/2016/wordml/cid" xmlns:w16="http://schemas.microsoft.com/office/word/2018/wordml" xmlns:w16du="http://schemas.microsoft.com/office/word/2023/wordml/word16du" xmlns:w16sdtdh="http://schemas.microsoft.com/office/word/2020/wordml/sdtdatahash" xmlns:w16sdtfl="http://schemas.microsoft.com/office/word/2024/wordml/sdtformatlock" xmlns:w16se="http://schemas.microsoft.com/office/word/2015/wordml/symex" xmlns:wpg="http://schemas.microsoft.com/office/word/2010/wordprocessingGroup" xmlns:wpi="http://schemas.microsoft.com/office/word/2010/wordprocessingInk" xmlns:wne="http://schemas.microsoft.com/office/word/2006/wordml" xmlns:wps="http://schemas.microsoft.com/office/word/2010/wordprocessingShape" mc:Ignorable="w14 w15 w16se w16cid w16 w16cex w16sdtdh w16sdtfl w16du wp14">
+<w:numbering xmlns:wpc="http://schemas.microsoft.com/office/word/2010/wordprocessingCanvas" xmlns:cx="http://schemas.microsoft.com/office/drawing/2014/chartex" xmlns:cx1="http://schemas.microsoft.com/office/drawing/2015/9/8/chartex" xmlns:cx2="http://schemas.microsoft.com/office/drawing/2015/10/21/chartex" xmlns:cx3="http://schemas.microsoft.com/office/drawing/2016/5/9/chartex" xmlns:cx4="http://schemas.microsoft.com/office/drawing/2016/5/10/chartex" xmlns:cx5="http://schemas.microsoft.com/office/drawing/2016/5/11/chartex" xmlns:cx6="http://schemas.microsoft.com/office/drawing/2016/5/12/chartex" xmlns:cx7="http://schemas.microsoft.com/office/drawing/2016/5/13/chartex" xmlns:cx8="http://schemas.microsoft.com/office/drawing/2016/5/14/chartex" xmlns:mc="http://schemas.openxmlformats.org/markup-compatibility/2006" xmlns:m="http://schemas.openxmlformats.org/officeDocument/2006/math" xmlns:aink="http://schemas.microsoft.com/office/drawing/2016/ink" xmlns:am3d="http://schemas.microsoft.com/office/drawing/2017/model3d" xmlns:oel="http://schemas.microsoft.com/office/2019/extlst" xmlns:r="http://schemas.openxmlformats.org/officeDocument/2006/relationships" xmlns:wp14="http://schemas.microsoft.com/office/word/2010/wordprocessingDrawing" xmlns:wp="http://schemas.openxmlformats.org/drawingml/2006/wordprocessingDrawing" xmlns:wpg="http://schemas.microsoft.com/office/word/2010/wordprocessingGroup" xmlns:wpi="http://schemas.microsoft.com/office/word/2010/wordprocessingInk" xmlns:wps="http://schemas.microsoft.com/office/word/2010/wordprocessingShape" xmlns:o="urn:schemas-microsoft-com:office:office" xmlns:v="urn:schemas-microsoft-com:vml" xmlns:w10="urn:schemas-microsoft-com:office:word" xmlns:w="http://schemas.openxmlformats.org/wordprocessingml/2006/main" xmlns:w14="http://schemas.microsoft.com/office/word/2010/wordml" xmlns:w15="http://schemas.microsoft.com/office/word/2012/wordml" xmlns:w16cex="http://schemas.microsoft.com/office/word/2018/wordml/cex" xmlns:w16cid="http://schemas.microsoft.com/office/word/2016/wordml/cid" xmlns:w16="http://schemas.microsoft.com/office/word/2018/wordml" xmlns:w16sdtdh="http://schemas.microsoft.com/office/word/2020/wordml/sdtdatahash" xmlns:w16sdtfl="http://schemas.microsoft.com/office/word/2024/wordml/sdtformatlock" xmlns:w16se="http://schemas.microsoft.com/office/word/2015/wordml/symex" xmlns:w16du="http://schemas.microsoft.com/office/word/2023/wordml/word16du" xmlns:wne="http://schemas.microsoft.com/office/word/2006/wordml" mc:Ignorable="w14 w15 w16se w16cid w16 w16cex w16sdtdh w16sdtfl w16du wp14">
   <w:abstractNum w:abstractNumId="0" w15:restartNumberingAfterBreak="0">
     <w:nsid w:val="07E33382"/>
     <w:multiLevelType w:val="hybridMultilevel"/>
@@ -3783,7 +3999,7 @@
         <w:rFonts w:ascii="Symbol" w:hAnsi="Symbol" w:hint="default"/>
       </w:rPr>
     </w:lvl>
-    <w:lvl w:ilvl="1" w:tplc="08090003" w:tentative="1">
+    <w:lvl w:ilvl="1" w:tplc="08090003">
       <w:start w:val="1"/>
       <w:numFmt w:val="bullet"/>
       <w:lvlText w:val="o"/>
@@ -4030,7 +4246,7 @@
 </file>
 
 <file path=word/styles.xml><?xml version="1.0" encoding="utf-8"?>
-<w:styles xmlns:mc="http://schemas.openxmlformats.org/markup-compatibility/2006" xmlns:r="http://schemas.openxmlformats.org/officeDocument/2006/relationships" xmlns:w="http://schemas.openxmlformats.org/wordprocessingml/2006/main" xmlns:w14="http://schemas.microsoft.com/office/word/2010/wordml" xmlns:w15="http://schemas.microsoft.com/office/word/2012/wordml" xmlns:w16cex="http://schemas.microsoft.com/office/word/2018/wordml/cex" xmlns:w16cid="http://schemas.microsoft.com/office/word/2016/wordml/cid" xmlns:w16="http://schemas.microsoft.com/office/word/2018/wordml" xmlns:w16du="http://schemas.microsoft.com/office/word/2023/wordml/word16du" xmlns:w16sdtdh="http://schemas.microsoft.com/office/word/2020/wordml/sdtdatahash" xmlns:w16sdtfl="http://schemas.microsoft.com/office/word/2024/wordml/sdtformatlock" xmlns:w16se="http://schemas.microsoft.com/office/word/2015/wordml/symex" mc:Ignorable="w14 w15 w16se w16cid w16 w16cex w16sdtdh w16sdtfl w16du">
+<w:styles xmlns:mc="http://schemas.openxmlformats.org/markup-compatibility/2006" xmlns:r="http://schemas.openxmlformats.org/officeDocument/2006/relationships" xmlns:w="http://schemas.openxmlformats.org/wordprocessingml/2006/main" xmlns:w14="http://schemas.microsoft.com/office/word/2010/wordml" xmlns:w15="http://schemas.microsoft.com/office/word/2012/wordml" xmlns:w16cex="http://schemas.microsoft.com/office/word/2018/wordml/cex" xmlns:w16cid="http://schemas.microsoft.com/office/word/2016/wordml/cid" xmlns:w16="http://schemas.microsoft.com/office/word/2018/wordml" xmlns:w16sdtdh="http://schemas.microsoft.com/office/word/2020/wordml/sdtdatahash" xmlns:w16sdtfl="http://schemas.microsoft.com/office/word/2024/wordml/sdtformatlock" xmlns:w16se="http://schemas.microsoft.com/office/word/2015/wordml/symex" xmlns:w16du="http://schemas.microsoft.com/office/word/2023/wordml/word16du" mc:Ignorable="w14 w15 w16se w16cid w16 w16cex w16sdtdh w16sdtfl w16du">
   <w:docDefaults>
     <w:rPrDefault>
       <w:rPr>
@@ -4426,7 +4642,7 @@
     <w:lsdException w:name="Unresolved Mention" w:semiHidden="1" w:unhideWhenUsed="1"/>
     <w:lsdException w:name="Smart Link" w:semiHidden="1" w:unhideWhenUsed="1"/>
   </w:latentStyles>
-  <w:style w:type="paragraph" w:default="1" w:styleId="Normlny">
+  <w:style w:type="paragraph" w:default="1" w:styleId="Normal">
     <w:name w:val="Normal"/>
     <w:qFormat/>
     <w:rPr>
@@ -4434,11 +4650,11 @@
       <w:lang w:val="sk-SK"/>
     </w:rPr>
   </w:style>
-  <w:style w:type="paragraph" w:styleId="Nadpis1">
+  <w:style w:type="paragraph" w:styleId="Heading1">
     <w:name w:val="heading 1"/>
-    <w:basedOn w:val="Normlny"/>
-    <w:next w:val="Normlny"/>
-    <w:link w:val="Nadpis1Char"/>
+    <w:basedOn w:val="Normal"/>
+    <w:next w:val="Normal"/>
+    <w:link w:val="Heading1Char"/>
     <w:uiPriority w:val="9"/>
     <w:qFormat/>
     <w:rsid w:val="005719AD"/>
@@ -4461,10 +4677,10 @@
       <w:lang w:val="en-US" w:bidi="en-US"/>
     </w:rPr>
   </w:style>
-  <w:style w:type="paragraph" w:styleId="Nadpis2">
+  <w:style w:type="paragraph" w:styleId="Heading2">
     <w:name w:val="heading 2"/>
-    <w:basedOn w:val="Normlny"/>
-    <w:link w:val="Nadpis2Char"/>
+    <w:basedOn w:val="Normal"/>
+    <w:link w:val="Heading2Char"/>
     <w:uiPriority w:val="9"/>
     <w:unhideWhenUsed/>
     <w:qFormat/>
@@ -4481,13 +4697,13 @@
       <w:szCs w:val="28"/>
     </w:rPr>
   </w:style>
-  <w:style w:type="character" w:default="1" w:styleId="Predvolenpsmoodseku">
+  <w:style w:type="character" w:default="1" w:styleId="DefaultParagraphFont">
     <w:name w:val="Default Paragraph Font"/>
     <w:uiPriority w:val="1"/>
     <w:semiHidden/>
     <w:unhideWhenUsed/>
   </w:style>
-  <w:style w:type="table" w:default="1" w:styleId="Normlnatabuka">
+  <w:style w:type="table" w:default="1" w:styleId="TableNormal">
     <w:name w:val="Normal Table"/>
     <w:uiPriority w:val="99"/>
     <w:semiHidden/>
@@ -4502,7 +4718,7 @@
       </w:tblCellMar>
     </w:tblPr>
   </w:style>
-  <w:style w:type="numbering" w:default="1" w:styleId="Bezzoznamu">
+  <w:style w:type="numbering" w:default="1" w:styleId="NoList">
     <w:name w:val="No List"/>
     <w:uiPriority w:val="99"/>
     <w:semiHidden/>
@@ -4524,9 +4740,9 @@
       </w:tblCellMar>
     </w:tblPr>
   </w:style>
-  <w:style w:type="paragraph" w:styleId="Zkladntext">
+  <w:style w:type="paragraph" w:styleId="BodyText">
     <w:name w:val="Body Text"/>
-    <w:basedOn w:val="Normlny"/>
+    <w:basedOn w:val="Normal"/>
     <w:uiPriority w:val="1"/>
     <w:qFormat/>
     <w:rPr>
@@ -4536,21 +4752,21 @@
       <w:szCs w:val="36"/>
     </w:rPr>
   </w:style>
-  <w:style w:type="paragraph" w:styleId="Odsekzoznamu">
+  <w:style w:type="paragraph" w:styleId="ListParagraph">
     <w:name w:val="List Paragraph"/>
-    <w:basedOn w:val="Normlny"/>
+    <w:basedOn w:val="Normal"/>
     <w:uiPriority w:val="1"/>
     <w:qFormat/>
   </w:style>
   <w:style w:type="paragraph" w:customStyle="1" w:styleId="TableParagraph">
     <w:name w:val="Table Paragraph"/>
-    <w:basedOn w:val="Normlny"/>
+    <w:basedOn w:val="Normal"/>
     <w:uiPriority w:val="1"/>
     <w:qFormat/>
   </w:style>
   <w:style w:type="paragraph" w:customStyle="1" w:styleId="SPtext">
     <w:name w:val="SP_text"/>
-    <w:basedOn w:val="Normlny"/>
+    <w:basedOn w:val="Normal"/>
     <w:link w:val="SPtextChar"/>
     <w:qFormat/>
     <w:rsid w:val="00514F22"/>
@@ -4577,7 +4793,7 @@
   </w:style>
   <w:style w:type="character" w:customStyle="1" w:styleId="SPtextChar">
     <w:name w:val="SP_text Char"/>
-    <w:basedOn w:val="Predvolenpsmoodseku"/>
+    <w:basedOn w:val="DefaultParagraphFont"/>
     <w:link w:val="SPtext"/>
     <w:rsid w:val="00514F22"/>
     <w:rPr>
@@ -4762,10 +4978,10 @@
       <w:lang w:val="sk-SK"/>
     </w:rPr>
   </w:style>
-  <w:style w:type="paragraph" w:styleId="Hlavika">
+  <w:style w:type="paragraph" w:styleId="Header">
     <w:name w:val="header"/>
-    <w:basedOn w:val="Normlny"/>
-    <w:link w:val="HlavikaChar"/>
+    <w:basedOn w:val="Normal"/>
+    <w:link w:val="HeaderChar"/>
     <w:uiPriority w:val="99"/>
     <w:unhideWhenUsed/>
     <w:rsid w:val="00551B87"/>
@@ -4776,10 +4992,10 @@
       </w:tabs>
     </w:pPr>
   </w:style>
-  <w:style w:type="character" w:customStyle="1" w:styleId="HlavikaChar">
-    <w:name w:val="Hlavička Char"/>
-    <w:basedOn w:val="Predvolenpsmoodseku"/>
-    <w:link w:val="Hlavika"/>
+  <w:style w:type="character" w:customStyle="1" w:styleId="HeaderChar">
+    <w:name w:val="Header Char"/>
+    <w:basedOn w:val="DefaultParagraphFont"/>
+    <w:link w:val="Header"/>
     <w:uiPriority w:val="99"/>
     <w:rsid w:val="00551B87"/>
     <w:rPr>
@@ -4787,10 +5003,10 @@
       <w:lang w:val="sk-SK"/>
     </w:rPr>
   </w:style>
-  <w:style w:type="paragraph" w:styleId="Pta">
+  <w:style w:type="paragraph" w:styleId="Footer">
     <w:name w:val="footer"/>
-    <w:basedOn w:val="Normlny"/>
-    <w:link w:val="PtaChar"/>
+    <w:basedOn w:val="Normal"/>
+    <w:link w:val="FooterChar"/>
     <w:uiPriority w:val="99"/>
     <w:unhideWhenUsed/>
     <w:rsid w:val="00551B87"/>
@@ -4801,10 +5017,10 @@
       </w:tabs>
     </w:pPr>
   </w:style>
-  <w:style w:type="character" w:customStyle="1" w:styleId="PtaChar">
-    <w:name w:val="Päta Char"/>
-    <w:basedOn w:val="Predvolenpsmoodseku"/>
-    <w:link w:val="Pta"/>
+  <w:style w:type="character" w:customStyle="1" w:styleId="FooterChar">
+    <w:name w:val="Footer Char"/>
+    <w:basedOn w:val="DefaultParagraphFont"/>
+    <w:link w:val="Footer"/>
     <w:uiPriority w:val="99"/>
     <w:rsid w:val="00551B87"/>
     <w:rPr>
@@ -4812,10 +5028,10 @@
       <w:lang w:val="sk-SK"/>
     </w:rPr>
   </w:style>
-  <w:style w:type="character" w:customStyle="1" w:styleId="Nadpis2Char">
-    <w:name w:val="Nadpis 2 Char"/>
-    <w:basedOn w:val="Predvolenpsmoodseku"/>
-    <w:link w:val="Nadpis2"/>
+  <w:style w:type="character" w:customStyle="1" w:styleId="Heading2Char">
+    <w:name w:val="Heading 2 Char"/>
+    <w:basedOn w:val="DefaultParagraphFont"/>
+    <w:link w:val="Heading2"/>
     <w:uiPriority w:val="9"/>
     <w:rsid w:val="004837A3"/>
     <w:rPr>
@@ -4827,9 +5043,9 @@
       <w:lang w:val="sk-SK"/>
     </w:rPr>
   </w:style>
-  <w:style w:type="character" w:styleId="Hypertextovprepojenie">
+  <w:style w:type="character" w:styleId="Hyperlink">
     <w:name w:val="Hyperlink"/>
-    <w:basedOn w:val="Predvolenpsmoodseku"/>
+    <w:basedOn w:val="DefaultParagraphFont"/>
     <w:uiPriority w:val="99"/>
     <w:unhideWhenUsed/>
     <w:rsid w:val="001D47CE"/>
@@ -4838,10 +5054,10 @@
       <w:u w:val="single"/>
     </w:rPr>
   </w:style>
-  <w:style w:type="character" w:customStyle="1" w:styleId="Nadpis1Char">
-    <w:name w:val="Nadpis 1 Char"/>
-    <w:basedOn w:val="Predvolenpsmoodseku"/>
-    <w:link w:val="Nadpis1"/>
+  <w:style w:type="character" w:customStyle="1" w:styleId="Heading1Char">
+    <w:name w:val="Heading 1 Char"/>
+    <w:basedOn w:val="DefaultParagraphFont"/>
+    <w:link w:val="Heading1"/>
     <w:uiPriority w:val="9"/>
     <w:rsid w:val="005719AD"/>
     <w:rPr>
@@ -4854,10 +5070,10 @@
       <w:lang w:bidi="en-US"/>
     </w:rPr>
   </w:style>
-  <w:style w:type="paragraph" w:styleId="Bibliografia">
+  <w:style w:type="paragraph" w:styleId="Bibliography">
     <w:name w:val="Bibliography"/>
-    <w:basedOn w:val="Normlny"/>
-    <w:next w:val="Normlny"/>
+    <w:basedOn w:val="Normal"/>
+    <w:next w:val="Normal"/>
     <w:uiPriority w:val="37"/>
     <w:unhideWhenUsed/>
     <w:rsid w:val="00E02D75"/>

--- a/dokumentacia.docx
+++ b/dokumentacia.docx
@@ -1,6 +1,6 @@
 
 <file path=word/document.xml><?xml version="1.0" encoding="utf-8"?>
-<w:document xmlns:wpc="http://schemas.microsoft.com/office/word/2010/wordprocessingCanvas" xmlns:cx="http://schemas.microsoft.com/office/drawing/2014/chartex" xmlns:cx1="http://schemas.microsoft.com/office/drawing/2015/9/8/chartex" xmlns:cx2="http://schemas.microsoft.com/office/drawing/2015/10/21/chartex" xmlns:cx3="http://schemas.microsoft.com/office/drawing/2016/5/9/chartex" xmlns:cx4="http://schemas.microsoft.com/office/drawing/2016/5/10/chartex" xmlns:cx5="http://schemas.microsoft.com/office/drawing/2016/5/11/chartex" xmlns:cx6="http://schemas.microsoft.com/office/drawing/2016/5/12/chartex" xmlns:cx7="http://schemas.microsoft.com/office/drawing/2016/5/13/chartex" xmlns:cx8="http://schemas.microsoft.com/office/drawing/2016/5/14/chartex" xmlns:mc="http://schemas.openxmlformats.org/markup-compatibility/2006" xmlns:m="http://schemas.openxmlformats.org/officeDocument/2006/math" xmlns:aink="http://schemas.microsoft.com/office/drawing/2016/ink" xmlns:am3d="http://schemas.microsoft.com/office/drawing/2017/model3d" xmlns:oel="http://schemas.microsoft.com/office/2019/extlst" xmlns:r="http://schemas.openxmlformats.org/officeDocument/2006/relationships" xmlns:wp14="http://schemas.microsoft.com/office/word/2010/wordprocessingDrawing" xmlns:wp="http://schemas.openxmlformats.org/drawingml/2006/wordprocessingDrawing" xmlns:wpg="http://schemas.microsoft.com/office/word/2010/wordprocessingGroup" xmlns:wpi="http://schemas.microsoft.com/office/word/2010/wordprocessingInk" xmlns:wps="http://schemas.microsoft.com/office/word/2010/wordprocessingShape" xmlns:o="urn:schemas-microsoft-com:office:office" xmlns:v="urn:schemas-microsoft-com:vml" xmlns:w10="urn:schemas-microsoft-com:office:word" xmlns:w="http://schemas.openxmlformats.org/wordprocessingml/2006/main" xmlns:w14="http://schemas.microsoft.com/office/word/2010/wordml" xmlns:w15="http://schemas.microsoft.com/office/word/2012/wordml" xmlns:w16cex="http://schemas.microsoft.com/office/word/2018/wordml/cex" xmlns:w16cid="http://schemas.microsoft.com/office/word/2016/wordml/cid" xmlns:w16="http://schemas.microsoft.com/office/word/2018/wordml" xmlns:w16sdtdh="http://schemas.microsoft.com/office/word/2020/wordml/sdtdatahash" xmlns:w16sdtfl="http://schemas.microsoft.com/office/word/2024/wordml/sdtformatlock" xmlns:w16se="http://schemas.microsoft.com/office/word/2015/wordml/symex" xmlns:w16du="http://schemas.microsoft.com/office/word/2023/wordml/word16du" xmlns:wne="http://schemas.microsoft.com/office/word/2006/wordml" mc:Ignorable="w14 w15 w16se w16cid w16 w16cex w16sdtdh w16sdtfl w16du wp14">
+<w:document xmlns:wpc="http://schemas.microsoft.com/office/word/2010/wordprocessingCanvas" xmlns:cx="http://schemas.microsoft.com/office/drawing/2014/chartex" xmlns:cx1="http://schemas.microsoft.com/office/drawing/2015/9/8/chartex" xmlns:cx2="http://schemas.microsoft.com/office/drawing/2015/10/21/chartex" xmlns:cx3="http://schemas.microsoft.com/office/drawing/2016/5/9/chartex" xmlns:cx4="http://schemas.microsoft.com/office/drawing/2016/5/10/chartex" xmlns:cx5="http://schemas.microsoft.com/office/drawing/2016/5/11/chartex" xmlns:cx6="http://schemas.microsoft.com/office/drawing/2016/5/12/chartex" xmlns:cx7="http://schemas.microsoft.com/office/drawing/2016/5/13/chartex" xmlns:cx8="http://schemas.microsoft.com/office/drawing/2016/5/14/chartex" xmlns:mc="http://schemas.openxmlformats.org/markup-compatibility/2006" xmlns:aink="http://schemas.microsoft.com/office/drawing/2016/ink" xmlns:am3d="http://schemas.microsoft.com/office/drawing/2017/model3d" xmlns:o="urn:schemas-microsoft-com:office:office" xmlns:oel="http://schemas.microsoft.com/office/2019/extlst" xmlns:r="http://schemas.openxmlformats.org/officeDocument/2006/relationships" xmlns:m="http://schemas.openxmlformats.org/officeDocument/2006/math" xmlns:v="urn:schemas-microsoft-com:vml" xmlns:wp14="http://schemas.microsoft.com/office/word/2010/wordprocessingDrawing" xmlns:wp="http://schemas.openxmlformats.org/drawingml/2006/wordprocessingDrawing" xmlns:w10="urn:schemas-microsoft-com:office:word" xmlns:w="http://schemas.openxmlformats.org/wordprocessingml/2006/main" xmlns:w14="http://schemas.microsoft.com/office/word/2010/wordml" xmlns:w15="http://schemas.microsoft.com/office/word/2012/wordml" xmlns:w16cex="http://schemas.microsoft.com/office/word/2018/wordml/cex" xmlns:w16cid="http://schemas.microsoft.com/office/word/2016/wordml/cid" xmlns:w16="http://schemas.microsoft.com/office/word/2018/wordml" xmlns:w16du="http://schemas.microsoft.com/office/word/2023/wordml/word16du" xmlns:w16sdtdh="http://schemas.microsoft.com/office/word/2020/wordml/sdtdatahash" xmlns:w16sdtfl="http://schemas.microsoft.com/office/word/2024/wordml/sdtformatlock" xmlns:w16se="http://schemas.microsoft.com/office/word/2015/wordml/symex" xmlns:wpg="http://schemas.microsoft.com/office/word/2010/wordprocessingGroup" xmlns:wpi="http://schemas.microsoft.com/office/word/2010/wordprocessingInk" xmlns:wne="http://schemas.microsoft.com/office/word/2006/wordml" xmlns:wps="http://schemas.microsoft.com/office/word/2010/wordprocessingShape" mc:Ignorable="w14 w15 w16se w16cid w16 w16cex w16sdtdh w16sdtfl w16du wp14">
   <w:body>
     <w:p>
       <w:pPr>
@@ -216,137 +216,108 @@
         <w:t xml:space="preserve">sa nachádza </w:t>
       </w:r>
       <w:r>
-        <w:t xml:space="preserve">v knižnici </w:t>
-      </w:r>
-      <w:proofErr w:type="spellStart"/>
-      <w:r>
-        <w:t>Models</w:t>
-      </w:r>
-      <w:proofErr w:type="spellEnd"/>
+        <w:t xml:space="preserve">v knižnici Models Library v sekcii Games </w:t>
+      </w:r>
+      <w:r>
+        <w:t xml:space="preserve">a </w:t>
+      </w:r>
+      <w:r>
+        <w:t xml:space="preserve">je súčasťou </w:t>
+      </w:r>
+      <w:r>
+        <w:t xml:space="preserve">NetLogo. </w:t>
+      </w:r>
+      <w:r>
+        <w:t xml:space="preserve">Ide o klasickú arkádovú hru Pac-Man, v ktorej </w:t>
+      </w:r>
+      <w:r>
+        <w:t>hráč prechádza</w:t>
+      </w:r>
+      <w:r>
+        <w:t xml:space="preserve"> cez bludisko a snaží sa</w:t>
+      </w:r>
+      <w:r>
+        <w:t xml:space="preserve"> získať čo najvyššie skóre</w:t>
+      </w:r>
+      <w:r>
+        <w:t>. P</w:t>
+      </w:r>
+      <w:r>
+        <w:t xml:space="preserve">opri </w:t>
+      </w:r>
+      <w:r>
+        <w:t>tom</w:t>
+      </w:r>
       <w:r>
         <w:t xml:space="preserve"> </w:t>
       </w:r>
-      <w:proofErr w:type="spellStart"/>
-      <w:r>
-        <w:t>Library</w:t>
-      </w:r>
-      <w:proofErr w:type="spellEnd"/>
-      <w:r>
-        <w:t xml:space="preserve"> v sekcii </w:t>
-      </w:r>
-      <w:proofErr w:type="spellStart"/>
-      <w:r>
-        <w:t>Games</w:t>
-      </w:r>
-      <w:proofErr w:type="spellEnd"/>
+      <w:r>
+        <w:t>ho</w:t>
+      </w:r>
+      <w:r>
+        <w:t xml:space="preserve"> naháňajú </w:t>
+      </w:r>
+      <w:r>
+        <w:t>duchovia ktorým sa</w:t>
+      </w:r>
+      <w:r>
+        <w:t xml:space="preserve"> snaží</w:t>
+      </w:r>
       <w:r>
         <w:t xml:space="preserve"> </w:t>
       </w:r>
       <w:r>
-        <w:t xml:space="preserve">a </w:t>
-      </w:r>
-      <w:r>
-        <w:t xml:space="preserve">je súčasťou </w:t>
-      </w:r>
-      <w:proofErr w:type="spellStart"/>
-      <w:r>
-        <w:t>NetLogo</w:t>
-      </w:r>
-      <w:proofErr w:type="spellEnd"/>
+        <w:t>vy</w:t>
+      </w:r>
+      <w:r>
+        <w:t>hýba</w:t>
+      </w:r>
+      <w:r>
+        <w:t>ť</w:t>
+      </w:r>
       <w:r>
         <w:t xml:space="preserve">. </w:t>
       </w:r>
       <w:r>
-        <w:t xml:space="preserve">Ide o klasickú arkádovú hru Pac-Man, v ktorej </w:t>
-      </w:r>
-      <w:r>
-        <w:t>hráč prechádza</w:t>
-      </w:r>
-      <w:r>
-        <w:t xml:space="preserve"> cez bludisko a snaží sa</w:t>
-      </w:r>
-      <w:r>
-        <w:t xml:space="preserve"> získať čo najvyššie skóre</w:t>
-      </w:r>
-      <w:r>
-        <w:t>. P</w:t>
-      </w:r>
-      <w:r>
-        <w:t xml:space="preserve">opri </w:t>
-      </w:r>
-      <w:r>
-        <w:t>tom</w:t>
-      </w:r>
-      <w:r>
-        <w:t xml:space="preserve"> </w:t>
-      </w:r>
-      <w:r>
-        <w:t>ho</w:t>
-      </w:r>
-      <w:r>
-        <w:t xml:space="preserve"> naháňajú </w:t>
-      </w:r>
-      <w:r>
-        <w:t>duchovia ktorým sa</w:t>
-      </w:r>
-      <w:r>
-        <w:t xml:space="preserve"> snaží</w:t>
-      </w:r>
-      <w:r>
-        <w:t xml:space="preserve"> </w:t>
-      </w:r>
-      <w:r>
-        <w:t>vy</w:t>
-      </w:r>
-      <w:r>
-        <w:t>hýba</w:t>
-      </w:r>
-      <w:r>
-        <w:t>ť</w:t>
+        <w:t>Úspešnosť sa meria v</w:t>
+      </w:r>
+      <w:r>
+        <w:t xml:space="preserve">o výške </w:t>
+      </w:r>
+      <w:r>
+        <w:t>skóre a počtom zostávajúcich životo</w:t>
+      </w:r>
+      <w:r>
+        <w:t xml:space="preserve">v. </w:t>
+      </w:r>
+      <w:r>
+        <w:t>To znamená že nejde o</w:t>
+      </w:r>
+      <w:r>
+        <w:t> </w:t>
+      </w:r>
+      <w:r>
+        <w:t>simuláciu</w:t>
+      </w:r>
+      <w:r>
+        <w:t xml:space="preserve"> na</w:t>
+      </w:r>
+      <w:r>
+        <w:t xml:space="preserve"> sled</w:t>
+      </w:r>
+      <w:r>
+        <w:t>ovanie</w:t>
+      </w:r>
+      <w:r>
+        <w:t>, ale o hru ktorú hrá</w:t>
+      </w:r>
+      <w:r>
+        <w:t>č hrá</w:t>
       </w:r>
       <w:r>
         <w:t xml:space="preserve">. </w:t>
       </w:r>
       <w:r>
-        <w:t>Úspešnosť sa meria v</w:t>
-      </w:r>
-      <w:r>
-        <w:t xml:space="preserve">o výške </w:t>
-      </w:r>
-      <w:r>
-        <w:t>skóre a počtom zostávajúcich životo</w:t>
-      </w:r>
-      <w:r>
-        <w:t xml:space="preserve">v. </w:t>
-      </w:r>
-      <w:r>
-        <w:t>To znamená že nejde o</w:t>
-      </w:r>
-      <w:r>
-        <w:t> </w:t>
-      </w:r>
-      <w:r>
-        <w:t>simuláciu</w:t>
-      </w:r>
-      <w:r>
-        <w:t xml:space="preserve"> na</w:t>
-      </w:r>
-      <w:r>
-        <w:t xml:space="preserve"> sled</w:t>
-      </w:r>
-      <w:r>
-        <w:t>ovanie</w:t>
-      </w:r>
-      <w:r>
-        <w:t>, ale o hru ktorú hrá</w:t>
-      </w:r>
-      <w:r>
-        <w:t>č hrá</w:t>
-      </w:r>
-      <w:r>
-        <w:t xml:space="preserve">. </w:t>
-      </w:r>
-      <w:r>
         <w:t>K modelu patrí aj Pac-Man Level Editor, v ktorom sa dajú upravovať a tvoriť levely.</w:t>
       </w:r>
     </w:p>
@@ -364,37 +335,13 @@
         <w:t>Man prechádza bludi</w:t>
       </w:r>
       <w:r>
-        <w:t>skom a zbiera „</w:t>
-      </w:r>
-      <w:proofErr w:type="spellStart"/>
-      <w:r>
-        <w:t>pellets</w:t>
-      </w:r>
-      <w:proofErr w:type="spellEnd"/>
-      <w:r>
-        <w:t xml:space="preserve">“ (malé biele guličky). </w:t>
+        <w:t xml:space="preserve">skom a zbiera „pellets“ (malé biele guličky). </w:t>
       </w:r>
       <w:r>
         <w:t xml:space="preserve">Ak Pac-Mana chytí duch, tak sa level reštartuje, ale to iba pokiaľ mu ostávajú nejaké životy. </w:t>
       </w:r>
       <w:r>
-        <w:t>„</w:t>
-      </w:r>
-      <w:proofErr w:type="spellStart"/>
-      <w:r>
-        <w:t>Power-pellets</w:t>
-      </w:r>
-      <w:proofErr w:type="spellEnd"/>
-      <w:r>
-        <w:t>“ (veľké biele guličky) dávajú Pac-Man-ovi schopnosť zjesť duchov. Tí sa ho zľaknú, stratia farbu a utekajú pred-ním. Výhoda je ale časovo obmedzená a po niekoľkých sekundách vyprší. Hráč si to všimne tým že duch začne meniť (</w:t>
-      </w:r>
-      <w:proofErr w:type="spellStart"/>
-      <w:r>
-        <w:t>preblikovať</w:t>
-      </w:r>
-      <w:proofErr w:type="spellEnd"/>
-      <w:r>
-        <w:t xml:space="preserve">) na jeho originálnu podobu. V bludisku sa náhodne niekedy objavia bonusy v tvare farebnej hviezdičky, ktorý hráčovi pridá väčší počet bodov. Je však časovo obmedzený, preto ho treba stihnúť zobrať. </w:t>
+        <w:t xml:space="preserve">„Power-pellets“ (veľké biele guličky) dávajú Pac-Man-ovi schopnosť zjesť duchov. Tí sa ho zľaknú, stratia farbu a utekajú pred-ním. Výhoda je ale časovo obmedzená a po niekoľkých sekundách vyprší. Hráč si to všimne tým že duch začne meniť (preblikovať) na jeho originálnu podobu. V bludisku sa náhodne niekedy objavia bonusy v tvare farebnej hviezdičky, ktorý hráčovi pridá väčší počet bodov. Je však časovo obmedzený, preto ho treba stihnúť zobrať. </w:t>
       </w:r>
     </w:p>
     <w:p>
@@ -458,15 +405,7 @@
         </w:numPr>
       </w:pPr>
       <w:r>
-        <w:t> </w:t>
-      </w:r>
-      <w:proofErr w:type="spellStart"/>
-      <w:r>
-        <w:t>Blinky</w:t>
-      </w:r>
-      <w:proofErr w:type="spellEnd"/>
-      <w:r>
-        <w:t xml:space="preserve"> – červený </w:t>
+        <w:t xml:space="preserve"> Blinky – červený </w:t>
       </w:r>
     </w:p>
     <w:p>
@@ -490,15 +429,7 @@
         </w:numPr>
       </w:pPr>
       <w:r>
-        <w:t> </w:t>
-      </w:r>
-      <w:proofErr w:type="spellStart"/>
-      <w:r>
-        <w:t>Inky</w:t>
-      </w:r>
-      <w:proofErr w:type="spellEnd"/>
-      <w:r>
-        <w:t xml:space="preserve"> – modrý </w:t>
+        <w:t xml:space="preserve"> Inky – modrý </w:t>
       </w:r>
     </w:p>
     <w:p>
@@ -510,15 +441,7 @@
         </w:numPr>
       </w:pPr>
       <w:r>
-        <w:t> </w:t>
-      </w:r>
-      <w:proofErr w:type="spellStart"/>
-      <w:r>
-        <w:t>Clyde</w:t>
-      </w:r>
-      <w:proofErr w:type="spellEnd"/>
-      <w:r>
-        <w:t xml:space="preserve"> – oranžový </w:t>
+        <w:t xml:space="preserve"> Clyde – oranžový </w:t>
       </w:r>
     </w:p>
     <w:p>
@@ -541,21 +464,8 @@
           <w:numId w:val="2"/>
         </w:numPr>
       </w:pPr>
-      <w:proofErr w:type="spellStart"/>
-      <w:r>
-        <w:t>Pellets</w:t>
-      </w:r>
-      <w:proofErr w:type="spellEnd"/>
-      <w:r>
-        <w:t xml:space="preserve"> – malé biele guličky, </w:t>
-      </w:r>
-      <w:proofErr w:type="spellStart"/>
-      <w:r>
-        <w:t>Power-Pellets</w:t>
-      </w:r>
-      <w:proofErr w:type="spellEnd"/>
-      <w:r>
-        <w:t xml:space="preserve"> veľké biele guličky</w:t>
+      <w:r>
+        <w:t>Pellets – malé biele guličky, Power-Pellets veľké biele guličky</w:t>
       </w:r>
     </w:p>
     <w:p>
@@ -587,6 +497,9 @@
         <w:pStyle w:val="SPpopisobrazku"/>
       </w:pPr>
       <w:r>
+        <w:rPr>
+          <w:noProof/>
+        </w:rPr>
         <w:drawing>
           <wp:inline distT="0" distB="0" distL="0" distR="0" wp14:anchorId="7DEA226B" wp14:editId="4056DEDD">
             <wp:extent cx="2192694" cy="2176579"/>
@@ -671,69 +584,10 @@
         <w:pStyle w:val="SPtext"/>
       </w:pPr>
       <w:r>
-        <w:t xml:space="preserve">Pri hraní a skúmaní modelu hry Pac-Man v </w:t>
-      </w:r>
-      <w:proofErr w:type="spellStart"/>
-      <w:r>
-        <w:t>NetLogu</w:t>
-      </w:r>
-      <w:proofErr w:type="spellEnd"/>
-      <w:r>
-        <w:t xml:space="preserve"> sme zistili, že pôvodná verzia hry má niekoľko nedostatkov</w:t>
-      </w:r>
-      <w:r>
-        <w:rPr>
-          <w:spacing w:val="-3"/>
-        </w:rPr>
-        <w:t xml:space="preserve"> </w:t>
-      </w:r>
-      <w:r>
-        <w:t>a priestor</w:t>
-      </w:r>
-      <w:r>
-        <w:rPr>
-          <w:spacing w:val="-1"/>
-        </w:rPr>
-        <w:t xml:space="preserve"> </w:t>
-      </w:r>
-      <w:r>
-        <w:t>na zlepšenie.</w:t>
-      </w:r>
-      <w:r>
-        <w:rPr>
-          <w:spacing w:val="-4"/>
-        </w:rPr>
-        <w:t xml:space="preserve"> </w:t>
-      </w:r>
-      <w:r>
-        <w:t>Hra síce funguje,</w:t>
-      </w:r>
-      <w:r>
-        <w:rPr>
-          <w:spacing w:val="-4"/>
-        </w:rPr>
-        <w:t xml:space="preserve"> </w:t>
-      </w:r>
-      <w:r>
-        <w:t>ale kód je zbytočne zložitý,</w:t>
-      </w:r>
-      <w:r>
-        <w:rPr>
-          <w:spacing w:val="-4"/>
-        </w:rPr>
-        <w:t xml:space="preserve"> </w:t>
-      </w:r>
-      <w:r>
-        <w:t>duchovia sa správajú hlúpo a chýbajú v nej zaujímavejšie prvky. V našom projekte sme sa preto rozhodli</w:t>
-      </w:r>
-      <w:r>
-        <w:rPr>
-          <w:spacing w:val="40"/>
-        </w:rPr>
-        <w:t xml:space="preserve"> </w:t>
-      </w:r>
-      <w:r>
-        <w:t>sa zamerať na tri hlavné problémy:</w:t>
+        <w:t>Pri hraní a skúmaní modelu Pac-Man v NetLogu sme zistili, že pôvodná verzia hry má niekoľko nedostatkov a priestor na zlepšenie.</w:t>
+      </w:r>
+      <w:r>
+        <w:t xml:space="preserve"> Hra sice funguje tak ako má, ale kód je zložitý, duchovia sa správajú hlúpo, bonusy sa tvoria náhodne, a chýbaju v nej zaujímavejšie prvky, ako je HUD (Heads-up Display). Preto sme sa rozhodli zamerat na tri hlavne problémy:</w:t>
       </w:r>
     </w:p>
     <w:p>
@@ -741,97 +595,7 @@
         <w:pStyle w:val="SPtext"/>
         <w:numPr>
           <w:ilvl w:val="0"/>
-          <w:numId w:val="7"/>
-        </w:numPr>
-      </w:pPr>
-      <w:r>
-        <w:rPr>
-          <w:b/>
-        </w:rPr>
-        <w:t xml:space="preserve">Optimalizácia kódu: </w:t>
-      </w:r>
-      <w:r>
-        <w:t>Pôvodný kód používa veľa neefektívnych podmienok a príkazov, kvôli čomu hra môže na rôznych počítačoch sekať, byť spomalená alebo reagovať oneskorene. Chceme kód zjednodušiť, prečistiť a zabezpečiť, aby</w:t>
-      </w:r>
-      <w:r>
-        <w:rPr>
-          <w:spacing w:val="40"/>
-        </w:rPr>
-        <w:t xml:space="preserve"> </w:t>
-      </w:r>
-      <w:r>
-        <w:t>hra bežala plynulo a bez zbytočného zaťažovania.</w:t>
-      </w:r>
-    </w:p>
-    <w:p>
-      <w:pPr>
-        <w:pStyle w:val="SPtext"/>
-        <w:numPr>
-          <w:ilvl w:val="0"/>
-          <w:numId w:val="7"/>
-        </w:numPr>
-      </w:pPr>
-      <w:r>
-        <w:rPr>
-          <w:b/>
-        </w:rPr>
-        <w:t>Lepšia logika</w:t>
-      </w:r>
-      <w:r>
-        <w:rPr>
-          <w:b/>
-          <w:spacing w:val="-2"/>
-        </w:rPr>
-        <w:t xml:space="preserve"> </w:t>
-      </w:r>
-      <w:r>
-        <w:rPr>
-          <w:b/>
-        </w:rPr>
-        <w:t xml:space="preserve">duchov: </w:t>
-      </w:r>
-      <w:r>
-        <w:t>V</w:t>
-      </w:r>
-      <w:r>
-        <w:rPr>
-          <w:spacing w:val="-2"/>
-        </w:rPr>
-        <w:t xml:space="preserve"> </w:t>
-      </w:r>
-      <w:proofErr w:type="spellStart"/>
-      <w:r>
-        <w:t>NetLogu</w:t>
-      </w:r>
-      <w:proofErr w:type="spellEnd"/>
-      <w:r>
-        <w:t xml:space="preserve"> sa všetci</w:t>
-      </w:r>
-      <w:r>
-        <w:rPr>
-          <w:spacing w:val="-4"/>
-        </w:rPr>
-        <w:t xml:space="preserve"> </w:t>
-      </w:r>
-      <w:r>
-        <w:t>duchovia hýbu takmer úplne</w:t>
-      </w:r>
-      <w:r>
-        <w:rPr>
-          <w:spacing w:val="-2"/>
-        </w:rPr>
-        <w:t xml:space="preserve"> </w:t>
-      </w:r>
-      <w:r>
-        <w:t>náhodne a hráča začnú naháňať až vtedy, keď ho priamo uvidia v rovnej uličke alebo vôbec. Navyše robia všetci to isté. Naším cieľom je vytvoriť pre duchov lepšiu umelú inteligenciu resp. chceme, aby hráča skutočne prenasledovali, nadbiehali mu a aby mal každý duch svoju vlastnú stratégiu ako v originálnej arkáde.</w:t>
-      </w:r>
-    </w:p>
-    <w:p>
-      <w:pPr>
-        <w:pStyle w:val="SPtext"/>
-        <w:numPr>
-          <w:ilvl w:val="0"/>
-          <w:numId w:val="7"/>
+          <w:numId w:val="12"/>
         </w:numPr>
       </w:pPr>
       <w:r>
@@ -839,10 +603,60 @@
           <w:b/>
           <w:bCs/>
         </w:rPr>
-        <w:t xml:space="preserve">Zlepšenie hrateľnosti a herných prvkov: </w:t>
-      </w:r>
-      <w:r>
-        <w:t>Hra má v súčasnosti dosť neohrabané ovládanie a málo herných možností. Chceme upraviť reakcie na stlačenie klávesov, vylepšiť systém bonusov a pridať možnosť jednoduchšieho pridávania alebo striedania nových bludísk, aby bola hra pre hráča zábavnejšia.</w:t>
+        <w:t>Správanie duchov:</w:t>
+      </w:r>
+      <w:r>
+        <w:t xml:space="preserve"> V originálnej arkádovke sa duchovia správaju a romýšľaju po svojom, napr. duch Blicky (Červený) sa snaží Pac-Mana chytiť, Pinky (Rúžový) sa pokúša nadbehnúť, Inky (Tyrkysový) sa snaží taktizovať a Clyde (Oranžový) sa Pac-Mana bojí a preto sa pohybuje náhodne. V tomto modeli sa duchovia rozhodujú náhodne. Na hráča reagujú iba vtedy, keď bude v ích zornom poli, resp. keď sa Pac-Man ocitne v ich uličke. Taktiež, keď Pac-Man použije „Power-pellet“, a chýtí ducha, tak sa nevráti ihneď do úkrýtu, ale ešte nejaký čas bude pobehovať po blúdisku, a keď už tam je a zároveň stále účinkuje „Power-pellet“, tak bude mať ešte účínky, čo by už nemal mať.</w:t>
+      </w:r>
+    </w:p>
+    <w:p>
+      <w:pPr>
+        <w:pStyle w:val="SPtext"/>
+        <w:numPr>
+          <w:ilvl w:val="0"/>
+          <w:numId w:val="12"/>
+        </w:numPr>
+      </w:pPr>
+      <w:r>
+        <w:rPr>
+          <w:b/>
+          <w:bCs/>
+        </w:rPr>
+        <w:t>Rozhranie HUD:</w:t>
+      </w:r>
+      <w:r>
+        <w:t xml:space="preserve"> V Netlogo modeli je informovanie hráča riešené neprakticky. Keď hráč stratí život alebo dokončí level, tak sa mu otvorí pop-up window, ktoré hrača vytrhne z hry, a vyžaduje manuálne odkliknutie tlačidla. Chýba tu ucelený Heads-up Display, ktorý by priamo na obrazovke ukazoval aktuálne skóre, zostávajúce životy a číslo levelu.</w:t>
+      </w:r>
+    </w:p>
+    <w:p>
+      <w:pPr>
+        <w:pStyle w:val="SPtext"/>
+        <w:numPr>
+          <w:ilvl w:val="0"/>
+          <w:numId w:val="12"/>
+        </w:numPr>
+      </w:pPr>
+      <w:r>
+        <w:rPr>
+          <w:b/>
+          <w:bCs/>
+        </w:rPr>
+        <w:t>Náhodne generovanie bonusov:</w:t>
+      </w:r>
+      <w:r>
+        <w:t xml:space="preserve"> V klasickej hre sa bonusové ovocie objavuje v presne vymedzených intervaloch na naprogramovanom mieste v stredu pod domčekom duchov, čo hráča motivuje zariskovať a získať extra body. V tomto modeli</w:t>
+      </w:r>
+      <w:r>
+        <w:t xml:space="preserve"> to je hviezda, a </w:t>
+      </w:r>
+      <w:r>
+        <w:t>príkaz</w:t>
+      </w:r>
+      <w:r>
+        <w:t>,</w:t>
+      </w:r>
+      <w:r>
+        <w:t xml:space="preserve"> ktorý robí bonusy vyhľadáva náhodné prázdne políčko kdekoľvek na hracej ploche, z ktorého hráč stihol zobrať guličku. Bonusová hviezda sa vytvorí hoci kde na hracej ploche, buď rovno za duchom a niekde v rohu. Navyše bonus má nastavené veľmi krátke a náhodné trvanie, kvôli čomu často zmizne skôr, než si ju hráč všimne. </w:t>
       </w:r>
     </w:p>
     <w:p>
@@ -1064,79 +878,31 @@
         <w:t xml:space="preserve"> </w:t>
       </w:r>
       <w:r>
-        <w:t xml:space="preserve">Dizajnér hry </w:t>
-      </w:r>
-      <w:proofErr w:type="spellStart"/>
-      <w:r>
-        <w:t>Toru</w:t>
-      </w:r>
-      <w:proofErr w:type="spellEnd"/>
+        <w:t>Dizajnér hry Toru Iwatani priznal, že žltý tvar Pac-Mana ho napadol v momente, keď si zobral jeden dielik z celej okrúhlej pizze a pozrel sa na zvyšok.</w:t>
+      </w:r>
       <w:r>
         <w:t xml:space="preserve"> </w:t>
       </w:r>
-      <w:proofErr w:type="spellStart"/>
-      <w:r>
-        <w:t>Iwatani</w:t>
-      </w:r>
-      <w:proofErr w:type="spellEnd"/>
-      <w:r>
-        <w:t xml:space="preserve"> priznal, že žltý tvar Pac-Mana ho napadol v momente, keď si zobral jeden dielik z celej okrúhlej pizze a pozrel sa na zvyšok.</w:t>
+      <w:r>
+        <w:t>Štyria duchovia (Blinky, Pinky, Inky a Clyde) nemajú rovnaké správanie. Červený Blinky hráča priamo prenasleduje, ružová Pinky sa snaží nadbehnúť mu do cesty, modrý Inky kombinuje pozíciu hráča s Blinkyho pozíciou a oranžový Clyde náhodne odbieha do svojho rohu.</w:t>
       </w:r>
       <w:r>
         <w:t xml:space="preserve"> </w:t>
       </w:r>
       <w:r>
-        <w:t>Štyria duchovia (</w:t>
-      </w:r>
-      <w:proofErr w:type="spellStart"/>
-      <w:r>
-        <w:t>Blinky</w:t>
-      </w:r>
-      <w:proofErr w:type="spellEnd"/>
-      <w:r>
-        <w:t xml:space="preserve">, Pinky, </w:t>
-      </w:r>
-      <w:proofErr w:type="spellStart"/>
-      <w:r>
-        <w:t>Inky</w:t>
-      </w:r>
-      <w:proofErr w:type="spellEnd"/>
-      <w:r>
-        <w:t xml:space="preserve"> a Clyde) nemajú rovnaké správanie. Červený Blinky hráča priamo prenasleduje, ružová Pinky sa snaží nadbehnúť mu do cesty, modrý Inky kombinuje pozíciu hráča s Blinkyho pozíciou a oranžový Clyde náhodne odbieha do svojho rohu.</w:t>
+        <w:t>Pac-Man bol navrhnutý ako nekonečná hra, no kvôli 8-bitovému zlyhaniu registra sa v 256. úrovni pravá polovica obrazovky zmení na chaotickú zmes symbolov a textúr. Túto úroveň nie je možné dokončiť.</w:t>
       </w:r>
       <w:r>
         <w:t xml:space="preserve"> </w:t>
       </w:r>
       <w:r>
-        <w:t>Pac-Man bol navrhnutý ako nekonečná hra, no kvôli 8-bitovému zlyhaniu registra sa v 256. úrovni pravá polovica obrazovky zmení na chaotickú zmes symbolov a textúr. Túto úroveň nie je možné dokončiť.</w:t>
+        <w:t>Prvým človekom na svete, ktorému sa podarilo dosiahnuť absolútne maximálne možné skóre (zjedol všetky bodky, ovocie aj všetkých duchov vo všetkých 256 leveloch bez jediného úmrtia), bol Billy Mitchell v roku 1999.</w:t>
       </w:r>
       <w:r>
         <w:t xml:space="preserve"> </w:t>
       </w:r>
       <w:r>
-        <w:t xml:space="preserve">Prvým človekom na svete, ktorému sa podarilo dosiahnuť absolútne maximálne možné skóre (zjedol všetky bodky, ovocie aj všetkých duchov vo všetkých 256 leveloch bez jediného úmrtia), bol Billy </w:t>
-      </w:r>
-      <w:proofErr w:type="spellStart"/>
-      <w:r>
-        <w:t>Mitchell</w:t>
-      </w:r>
-      <w:proofErr w:type="spellEnd"/>
-      <w:r>
-        <w:t xml:space="preserve"> v roku 1999.</w:t>
-      </w:r>
-      <w:r>
-        <w:t xml:space="preserve"> </w:t>
-      </w:r>
-      <w:r>
-        <w:t xml:space="preserve">Hru vyvinula japonská spoločnosť </w:t>
-      </w:r>
-      <w:proofErr w:type="spellStart"/>
-      <w:r>
-        <w:t>Namco</w:t>
-      </w:r>
-      <w:proofErr w:type="spellEnd"/>
-      <w:r>
-        <w:t xml:space="preserve"> a prvýkrát bola uvedená v Japonsku 22. mája 1980. Tvorca Toru Iwatani chcel vytvoriť titul bez násilia, ktorý by nebol klasickou strieľačkou a oslovil by aj ženy. V hre získava hráč za každú zjedenú bodku 10 bodov, za duchov od 200 do 1600 bodov a pri dosiahnutí 10 000 bodov dostane život navyše.</w:t>
+        <w:t>Hru vyvinula japonská spoločnosť Namco a prvýkrát bola uvedená v Japonsku 22. mája 1980. Tvorca Toru Iwatani chcel vytvoriť titul bez násilia, ktorý by nebol klasickou strieľačkou a oslovil by aj ženy. V hre získava hráč za každú zjedenú bodku 10 bodov, za duchov od 200 do 1600 bodov a pri dosiahnutí 10 000 bodov dostane život navyše.</w:t>
       </w:r>
     </w:p>
     <w:p>
@@ -1150,13 +916,8 @@
       </w:pPr>
       <w:r>
         <w:lastRenderedPageBreak/>
-        <w:t xml:space="preserve">Ovládanie modelu Pac-Man v nástroji </w:t>
-      </w:r>
-      <w:proofErr w:type="spellStart"/>
-      <w:r>
-        <w:t>NetLogo</w:t>
-      </w:r>
-      <w:proofErr w:type="spellEnd"/>
+        <w:t>Ovládanie modelu Pac-Man v nástroji NetLogo</w:t>
+      </w:r>
     </w:p>
     <w:p/>
     <w:p/>
@@ -1165,15 +926,7 @@
         <w:pStyle w:val="SPtext"/>
       </w:pPr>
       <w:r>
-        <w:t xml:space="preserve">Používateľské rozhranie modelu Pac-Man v prostredí </w:t>
-      </w:r>
-      <w:proofErr w:type="spellStart"/>
-      <w:r>
-        <w:t>NetLogo</w:t>
-      </w:r>
-      <w:proofErr w:type="spellEnd"/>
-      <w:r>
-        <w:t xml:space="preserve"> pozostáva z viacerých ovládacích </w:t>
+        <w:t xml:space="preserve">Používateľské rozhranie modelu Pac-Man v prostredí NetLogo pozostáva z viacerých ovládacích </w:t>
       </w:r>
       <w:r>
         <w:t>nástrojov</w:t>
@@ -1200,7 +953,6 @@
       <w:r>
         <w:t xml:space="preserve">V ľavej hornej časti obrazovky sa nachádzajú indikátory </w:t>
       </w:r>
-      <w:proofErr w:type="spellStart"/>
       <w:r>
         <w:rPr>
           <w:b/>
@@ -1208,7 +960,6 @@
         </w:rPr>
         <w:t>Score</w:t>
       </w:r>
-      <w:proofErr w:type="spellEnd"/>
       <w:r>
         <w:t xml:space="preserve">, </w:t>
       </w:r>
@@ -1222,7 +973,6 @@
       <w:r>
         <w:t xml:space="preserve"> a </w:t>
       </w:r>
-      <w:proofErr w:type="spellStart"/>
       <w:r>
         <w:rPr>
           <w:b/>
@@ -1230,25 +980,8 @@
         </w:rPr>
         <w:t>Lives</w:t>
       </w:r>
-      <w:proofErr w:type="spellEnd"/>
-      <w:r>
-        <w:t xml:space="preserve">. Indikátor </w:t>
-      </w:r>
-      <w:proofErr w:type="spellStart"/>
-      <w:r>
-        <w:t>Score</w:t>
-      </w:r>
-      <w:proofErr w:type="spellEnd"/>
-      <w:r>
-        <w:t xml:space="preserve"> zobrazuje aktuálne dosiahnuté skóre, Level označuje úroveň hry a </w:t>
-      </w:r>
-      <w:proofErr w:type="spellStart"/>
-      <w:r>
-        <w:t>Lives</w:t>
-      </w:r>
-      <w:proofErr w:type="spellEnd"/>
-      <w:r>
-        <w:t xml:space="preserve"> informuje o počte zostávajúcich životov.</w:t>
+      <w:r>
+        <w:t>. Indikátor Score zobrazuje aktuálne dosiahnuté skóre, Level označuje úroveň hry a Lives informuje o počte zostávajúcich životov.</w:t>
       </w:r>
     </w:p>
     <w:p>
@@ -1283,7 +1016,6 @@
       <w:r>
         <w:t xml:space="preserve">. Tlačidlo </w:t>
       </w:r>
-      <w:proofErr w:type="spellStart"/>
       <w:r>
         <w:rPr>
           <w:b/>
@@ -1291,7 +1023,6 @@
         </w:rPr>
         <w:t>Play</w:t>
       </w:r>
-      <w:proofErr w:type="spellEnd"/>
       <w:r>
         <w:t xml:space="preserve"> spúšťa hru a možno ho aktivovať klávesovou skratkou </w:t>
       </w:r>
@@ -1318,7 +1049,6 @@
       <w:r>
         <w:t xml:space="preserve">Nastavenie </w:t>
       </w:r>
-      <w:proofErr w:type="spellStart"/>
       <w:r>
         <w:rPr>
           <w:b/>
@@ -1326,7 +1056,6 @@
         </w:rPr>
         <w:t>Difficulty</w:t>
       </w:r>
-      <w:proofErr w:type="spellEnd"/>
       <w:r>
         <w:t xml:space="preserve"> umožňuje meniť náročnosť a rýchlosť hry. Zvýšením jeho hodnoty sa hra viditeľne zrýchli, zatiaľ čo znížením hodnoty sa jej priebeh spomalí. Používateľ si tak môže prispôsobiť rýchlosť hry podľa svojich preferencií.</w:t>
       </w:r>
@@ -1343,7 +1072,6 @@
       <w:r>
         <w:t xml:space="preserve">Pac-Man sa ovláda pomocou smerových tlačidiel v ľavej dolnej časti obrazovky. Tlačidlo </w:t>
       </w:r>
-      <w:proofErr w:type="spellStart"/>
       <w:r>
         <w:rPr>
           <w:b/>
@@ -1351,7 +1079,6 @@
         </w:rPr>
         <w:t>Up</w:t>
       </w:r>
-      <w:proofErr w:type="spellEnd"/>
       <w:r>
         <w:t xml:space="preserve"> slúži na pohyb nahor a zodpovedá mu klávesová skratka </w:t>
       </w:r>
@@ -1365,7 +1092,6 @@
       <w:r>
         <w:t xml:space="preserve">. Tlačidlo </w:t>
       </w:r>
-      <w:proofErr w:type="spellStart"/>
       <w:r>
         <w:rPr>
           <w:b/>
@@ -1373,7 +1099,6 @@
         </w:rPr>
         <w:t>Down</w:t>
       </w:r>
-      <w:proofErr w:type="spellEnd"/>
       <w:r>
         <w:t xml:space="preserve"> umožňuje pohyb nadol a zodpovedá mu kláves </w:t>
       </w:r>
@@ -1387,7 +1112,6 @@
       <w:r>
         <w:t xml:space="preserve">. Tlačidlo </w:t>
       </w:r>
-      <w:proofErr w:type="spellStart"/>
       <w:r>
         <w:rPr>
           <w:b/>
@@ -1395,7 +1119,6 @@
         </w:rPr>
         <w:t>Left</w:t>
       </w:r>
-      <w:proofErr w:type="spellEnd"/>
       <w:r>
         <w:t xml:space="preserve"> slúži na pohyb doľava a zodpovedá mu kláves </w:t>
       </w:r>
@@ -1409,7 +1132,6 @@
       <w:r>
         <w:t xml:space="preserve">. Tlačidlo </w:t>
       </w:r>
-      <w:proofErr w:type="spellStart"/>
       <w:r>
         <w:rPr>
           <w:b/>
@@ -1417,7 +1139,6 @@
         </w:rPr>
         <w:t>Right</w:t>
       </w:r>
-      <w:proofErr w:type="spellEnd"/>
       <w:r>
         <w:t xml:space="preserve"> umožňuje pohyb doprava a zodpovedá mu kláves </w:t>
       </w:r>
@@ -1442,70 +1163,53 @@
         <w:spacing w:before="120" w:after="0"/>
       </w:pPr>
       <w:r>
-        <w:t xml:space="preserve">Prostredie </w:t>
-      </w:r>
-      <w:proofErr w:type="spellStart"/>
-      <w:r>
-        <w:t>NetLogo</w:t>
-      </w:r>
-      <w:proofErr w:type="spellEnd"/>
-      <w:r>
-        <w:t xml:space="preserve"> obsahuje aj nastavenie </w:t>
+        <w:t xml:space="preserve">Prostredie NetLogo obsahuje aj nastavenie </w:t>
       </w:r>
       <w:r>
         <w:rPr>
           <w:b/>
           <w:bCs/>
         </w:rPr>
-        <w:t xml:space="preserve">Model </w:t>
-      </w:r>
-      <w:proofErr w:type="spellStart"/>
-      <w:r>
+        <w:t>Model Speed</w:t>
+      </w:r>
+      <w:r>
+        <w:t>, ktoré umožňuje upravovať rýchlosť vykonávania simulácie. Pri vyššej rýchlosti prebieha simulácia rýchlejšie, zatiaľ čo pri nižšej rýchlosti má používateľ viac času na sledovanie pohybu postáv a priebehu hry.</w:t>
+      </w:r>
+    </w:p>
+    <w:p>
+      <w:r>
+        <w:br w:type="page"/>
+      </w:r>
+    </w:p>
+    <w:p>
+      <w:pPr>
+        <w:pStyle w:val="SPnadpis"/>
+      </w:pPr>
+      <w:r>
+        <w:lastRenderedPageBreak/>
+        <w:t>Ciele projektu</w:t>
+      </w:r>
+    </w:p>
+    <w:p>
+      <w:pPr>
+        <w:pStyle w:val="SPtext"/>
+        <w:ind w:firstLine="0"/>
+      </w:pPr>
+    </w:p>
+    <w:p>
+      <w:pPr>
+        <w:pStyle w:val="SPtext"/>
         <w:rPr>
           <w:b/>
           <w:bCs/>
         </w:rPr>
-        <w:t>Speed</w:t>
-      </w:r>
-      <w:proofErr w:type="spellEnd"/>
-      <w:r>
-        <w:t>, ktoré umožňuje upravovať rýchlosť vykonávania simulácie. Pri vyššej rýchlosti prebieha simulácia rýchlejšie, zatiaľ čo pri nižšej rýchlosti má používateľ viac času na sledovanie pohybu postáv a priebehu hry.</w:t>
-      </w:r>
-    </w:p>
-    <w:p>
-      <w:r>
-        <w:br w:type="page"/>
-      </w:r>
-    </w:p>
-    <w:p>
-      <w:pPr>
-        <w:pStyle w:val="SPnadpis"/>
-      </w:pPr>
-      <w:r>
-        <w:lastRenderedPageBreak/>
-        <w:t>Ciele projektu</w:t>
-      </w:r>
-    </w:p>
-    <w:p>
-      <w:pPr>
-        <w:pStyle w:val="SPtext"/>
-        <w:ind w:firstLine="0"/>
-      </w:pPr>
-    </w:p>
-    <w:p>
-      <w:pPr>
-        <w:pStyle w:val="SPtext"/>
+      </w:pPr>
+      <w:r>
         <w:rPr>
           <w:b/>
           <w:bCs/>
         </w:rPr>
-      </w:pPr>
-      <w:r>
-        <w:rPr>
-          <w:b/>
-          <w:bCs/>
-        </w:rPr>
-        <w:t>Optimalizácia</w:t>
+        <w:t>Heads-up Display</w:t>
       </w:r>
       <w:r>
         <w:rPr>
@@ -1528,7 +1232,10 @@
         </w:rPr>
       </w:pPr>
       <w:r>
-        <w:t>Zrýchliť funkciu detekcie Pac-Mana v zornom poli duchov.</w:t>
+        <w:t>Nahradiť rušivé vyskakovacie dialógové okná grafickým zobrazením stavu hry priamo v okne prostredia</w:t>
+      </w:r>
+      <w:r>
+        <w:t>.</w:t>
       </w:r>
     </w:p>
     <w:p>
@@ -1538,13 +1245,9 @@
           <w:ilvl w:val="0"/>
           <w:numId w:val="8"/>
         </w:numPr>
-        <w:rPr>
-          <w:b/>
-          <w:bCs/>
-        </w:rPr>
-      </w:pPr>
-      <w:r>
-        <w:t>Spresniť štruktúru procedúr a odstrániť nadbytočné podmienky v kóde.</w:t>
+      </w:pPr>
+      <w:r>
+        <w:t>Vytvoriť prehľadnú lištu zobrazujúcu aktuálne skóre, počet životov a číslo aktuálnej úrovne.</w:t>
       </w:r>
     </w:p>
     <w:p>
@@ -1586,17 +1289,8 @@
           <w:i/>
           <w:iCs/>
         </w:rPr>
-        <w:t>„</w:t>
-      </w:r>
-      <w:proofErr w:type="spellStart"/>
-      <w:r>
-        <w:rPr>
-          <w:i/>
-          <w:iCs/>
-        </w:rPr>
-        <w:t>Power</w:t>
-      </w:r>
-      <w:proofErr w:type="spellEnd"/>
+        <w:t>„Power</w:t>
+      </w:r>
       <w:r>
         <w:rPr>
           <w:i/>
@@ -1604,21 +1298,12 @@
         </w:rPr>
         <w:t xml:space="preserve"> </w:t>
       </w:r>
-      <w:proofErr w:type="spellStart"/>
       <w:r>
         <w:rPr>
           <w:i/>
           <w:iCs/>
         </w:rPr>
-        <w:t>pellet</w:t>
-      </w:r>
-      <w:proofErr w:type="spellEnd"/>
-      <w:r>
-        <w:rPr>
-          <w:i/>
-          <w:iCs/>
-        </w:rPr>
-        <w:t>“</w:t>
+        <w:t>pellet“</w:t>
       </w:r>
       <w:r>
         <w:t>.</w:t>
@@ -1679,23 +1364,10 @@
         </w:rPr>
       </w:pPr>
       <w:r>
-        <w:t>Pridať do hry nové vizuálne prvky ako je napr. HUD.</w:t>
-      </w:r>
-    </w:p>
-    <w:p>
-      <w:pPr>
-        <w:pStyle w:val="SPtext"/>
-        <w:numPr>
-          <w:ilvl w:val="0"/>
-          <w:numId w:val="11"/>
-        </w:numPr>
-        <w:rPr>
-          <w:b/>
-          <w:bCs/>
-        </w:rPr>
-      </w:pPr>
-      <w:r>
-        <w:t>Upraviť odozvu a plynulosť ovládania Pac-Mana.</w:t>
+        <w:t xml:space="preserve">Odstrániť náhodné liahnutie bonusových hviezdičiek po celej ploche a ukotviť ich výskyt na </w:t>
+      </w:r>
+      <w:r>
+        <w:t>jednu pozíciu v strede.</w:t>
       </w:r>
     </w:p>
     <w:p>
@@ -2678,7 +2350,7 @@
 </file>
 
 <file path=word/endnotes.xml><?xml version="1.0" encoding="utf-8"?>
-<w:endnotes xmlns:wpc="http://schemas.microsoft.com/office/word/2010/wordprocessingCanvas" xmlns:cx="http://schemas.microsoft.com/office/drawing/2014/chartex" xmlns:cx1="http://schemas.microsoft.com/office/drawing/2015/9/8/chartex" xmlns:cx2="http://schemas.microsoft.com/office/drawing/2015/10/21/chartex" xmlns:cx3="http://schemas.microsoft.com/office/drawing/2016/5/9/chartex" xmlns:cx4="http://schemas.microsoft.com/office/drawing/2016/5/10/chartex" xmlns:cx5="http://schemas.microsoft.com/office/drawing/2016/5/11/chartex" xmlns:cx6="http://schemas.microsoft.com/office/drawing/2016/5/12/chartex" xmlns:cx7="http://schemas.microsoft.com/office/drawing/2016/5/13/chartex" xmlns:cx8="http://schemas.microsoft.com/office/drawing/2016/5/14/chartex" xmlns:mc="http://schemas.openxmlformats.org/markup-compatibility/2006" xmlns:m="http://schemas.openxmlformats.org/officeDocument/2006/math" xmlns:aink="http://schemas.microsoft.com/office/drawing/2016/ink" xmlns:am3d="http://schemas.microsoft.com/office/drawing/2017/model3d" xmlns:oel="http://schemas.microsoft.com/office/2019/extlst" xmlns:r="http://schemas.openxmlformats.org/officeDocument/2006/relationships" xmlns:wp14="http://schemas.microsoft.com/office/word/2010/wordprocessingDrawing" xmlns:wp="http://schemas.openxmlformats.org/drawingml/2006/wordprocessingDrawing" xmlns:wpg="http://schemas.microsoft.com/office/word/2010/wordprocessingGroup" xmlns:wpi="http://schemas.microsoft.com/office/word/2010/wordprocessingInk" xmlns:wps="http://schemas.microsoft.com/office/word/2010/wordprocessingShape" xmlns:o="urn:schemas-microsoft-com:office:office" xmlns:v="urn:schemas-microsoft-com:vml" xmlns:w10="urn:schemas-microsoft-com:office:word" xmlns:w="http://schemas.openxmlformats.org/wordprocessingml/2006/main" xmlns:w14="http://schemas.microsoft.com/office/word/2010/wordml" xmlns:w15="http://schemas.microsoft.com/office/word/2012/wordml" xmlns:w16cex="http://schemas.microsoft.com/office/word/2018/wordml/cex" xmlns:w16cid="http://schemas.microsoft.com/office/word/2016/wordml/cid" xmlns:w16="http://schemas.microsoft.com/office/word/2018/wordml" xmlns:w16sdtdh="http://schemas.microsoft.com/office/word/2020/wordml/sdtdatahash" xmlns:w16sdtfl="http://schemas.microsoft.com/office/word/2024/wordml/sdtformatlock" xmlns:w16se="http://schemas.microsoft.com/office/word/2015/wordml/symex" xmlns:w16du="http://schemas.microsoft.com/office/word/2023/wordml/word16du" xmlns:wne="http://schemas.microsoft.com/office/word/2006/wordml" mc:Ignorable="w14 w15 w16se w16cid w16 w16cex w16sdtdh w16sdtfl w16du wp14">
+<w:endnotes xmlns:wpc="http://schemas.microsoft.com/office/word/2010/wordprocessingCanvas" xmlns:cx="http://schemas.microsoft.com/office/drawing/2014/chartex" xmlns:cx1="http://schemas.microsoft.com/office/drawing/2015/9/8/chartex" xmlns:cx2="http://schemas.microsoft.com/office/drawing/2015/10/21/chartex" xmlns:cx3="http://schemas.microsoft.com/office/drawing/2016/5/9/chartex" xmlns:cx4="http://schemas.microsoft.com/office/drawing/2016/5/10/chartex" xmlns:cx5="http://schemas.microsoft.com/office/drawing/2016/5/11/chartex" xmlns:cx6="http://schemas.microsoft.com/office/drawing/2016/5/12/chartex" xmlns:cx7="http://schemas.microsoft.com/office/drawing/2016/5/13/chartex" xmlns:cx8="http://schemas.microsoft.com/office/drawing/2016/5/14/chartex" xmlns:mc="http://schemas.openxmlformats.org/markup-compatibility/2006" xmlns:aink="http://schemas.microsoft.com/office/drawing/2016/ink" xmlns:am3d="http://schemas.microsoft.com/office/drawing/2017/model3d" xmlns:o="urn:schemas-microsoft-com:office:office" xmlns:oel="http://schemas.microsoft.com/office/2019/extlst" xmlns:r="http://schemas.openxmlformats.org/officeDocument/2006/relationships" xmlns:m="http://schemas.openxmlformats.org/officeDocument/2006/math" xmlns:v="urn:schemas-microsoft-com:vml" xmlns:wp14="http://schemas.microsoft.com/office/word/2010/wordprocessingDrawing" xmlns:wp="http://schemas.openxmlformats.org/drawingml/2006/wordprocessingDrawing" xmlns:w10="urn:schemas-microsoft-com:office:word" xmlns:w="http://schemas.openxmlformats.org/wordprocessingml/2006/main" xmlns:w14="http://schemas.microsoft.com/office/word/2010/wordml" xmlns:w15="http://schemas.microsoft.com/office/word/2012/wordml" xmlns:w16cex="http://schemas.microsoft.com/office/word/2018/wordml/cex" xmlns:w16cid="http://schemas.microsoft.com/office/word/2016/wordml/cid" xmlns:w16="http://schemas.microsoft.com/office/word/2018/wordml" xmlns:w16du="http://schemas.microsoft.com/office/word/2023/wordml/word16du" xmlns:w16sdtdh="http://schemas.microsoft.com/office/word/2020/wordml/sdtdatahash" xmlns:w16sdtfl="http://schemas.microsoft.com/office/word/2024/wordml/sdtformatlock" xmlns:w16se="http://schemas.microsoft.com/office/word/2015/wordml/symex" xmlns:wpg="http://schemas.microsoft.com/office/word/2010/wordprocessingGroup" xmlns:wpi="http://schemas.microsoft.com/office/word/2010/wordprocessingInk" xmlns:wne="http://schemas.microsoft.com/office/word/2006/wordml" xmlns:wps="http://schemas.microsoft.com/office/word/2010/wordprocessingShape" mc:Ignorable="w14 w15 w16se w16cid w16 w16cex w16sdtdh w16sdtfl w16du wp14">
   <w:endnote w:type="separator" w:id="-1">
     <w:p>
       <w:r>
@@ -2697,7 +2369,7 @@
 </file>
 
 <file path=word/footer1.xml><?xml version="1.0" encoding="utf-8"?>
-<w:ftr xmlns:wpc="http://schemas.microsoft.com/office/word/2010/wordprocessingCanvas" xmlns:cx="http://schemas.microsoft.com/office/drawing/2014/chartex" xmlns:cx1="http://schemas.microsoft.com/office/drawing/2015/9/8/chartex" xmlns:cx2="http://schemas.microsoft.com/office/drawing/2015/10/21/chartex" xmlns:cx3="http://schemas.microsoft.com/office/drawing/2016/5/9/chartex" xmlns:cx4="http://schemas.microsoft.com/office/drawing/2016/5/10/chartex" xmlns:cx5="http://schemas.microsoft.com/office/drawing/2016/5/11/chartex" xmlns:cx6="http://schemas.microsoft.com/office/drawing/2016/5/12/chartex" xmlns:cx7="http://schemas.microsoft.com/office/drawing/2016/5/13/chartex" xmlns:cx8="http://schemas.microsoft.com/office/drawing/2016/5/14/chartex" xmlns:mc="http://schemas.openxmlformats.org/markup-compatibility/2006" xmlns:m="http://schemas.openxmlformats.org/officeDocument/2006/math" xmlns:aink="http://schemas.microsoft.com/office/drawing/2016/ink" xmlns:am3d="http://schemas.microsoft.com/office/drawing/2017/model3d" xmlns:oel="http://schemas.microsoft.com/office/2019/extlst" xmlns:r="http://schemas.openxmlformats.org/officeDocument/2006/relationships" xmlns:wp14="http://schemas.microsoft.com/office/word/2010/wordprocessingDrawing" xmlns:wp="http://schemas.openxmlformats.org/drawingml/2006/wordprocessingDrawing" xmlns:wpg="http://schemas.microsoft.com/office/word/2010/wordprocessingGroup" xmlns:wpi="http://schemas.microsoft.com/office/word/2010/wordprocessingInk" xmlns:wps="http://schemas.microsoft.com/office/word/2010/wordprocessingShape" xmlns:o="urn:schemas-microsoft-com:office:office" xmlns:v="urn:schemas-microsoft-com:vml" xmlns:w10="urn:schemas-microsoft-com:office:word" xmlns:w="http://schemas.openxmlformats.org/wordprocessingml/2006/main" xmlns:w14="http://schemas.microsoft.com/office/word/2010/wordml" xmlns:w15="http://schemas.microsoft.com/office/word/2012/wordml" xmlns:w16cex="http://schemas.microsoft.com/office/word/2018/wordml/cex" xmlns:w16cid="http://schemas.microsoft.com/office/word/2016/wordml/cid" xmlns:w16="http://schemas.microsoft.com/office/word/2018/wordml" xmlns:w16sdtdh="http://schemas.microsoft.com/office/word/2020/wordml/sdtdatahash" xmlns:w16sdtfl="http://schemas.microsoft.com/office/word/2024/wordml/sdtformatlock" xmlns:w16se="http://schemas.microsoft.com/office/word/2015/wordml/symex" xmlns:w16du="http://schemas.microsoft.com/office/word/2023/wordml/word16du" xmlns:wne="http://schemas.microsoft.com/office/word/2006/wordml" mc:Ignorable="w14 w15 w16se w16cid w16 w16cex w16sdtdh w16sdtfl w16du wp14">
+<w:ftr xmlns:wpc="http://schemas.microsoft.com/office/word/2010/wordprocessingCanvas" xmlns:cx="http://schemas.microsoft.com/office/drawing/2014/chartex" xmlns:cx1="http://schemas.microsoft.com/office/drawing/2015/9/8/chartex" xmlns:cx2="http://schemas.microsoft.com/office/drawing/2015/10/21/chartex" xmlns:cx3="http://schemas.microsoft.com/office/drawing/2016/5/9/chartex" xmlns:cx4="http://schemas.microsoft.com/office/drawing/2016/5/10/chartex" xmlns:cx5="http://schemas.microsoft.com/office/drawing/2016/5/11/chartex" xmlns:cx6="http://schemas.microsoft.com/office/drawing/2016/5/12/chartex" xmlns:cx7="http://schemas.microsoft.com/office/drawing/2016/5/13/chartex" xmlns:cx8="http://schemas.microsoft.com/office/drawing/2016/5/14/chartex" xmlns:mc="http://schemas.openxmlformats.org/markup-compatibility/2006" xmlns:aink="http://schemas.microsoft.com/office/drawing/2016/ink" xmlns:am3d="http://schemas.microsoft.com/office/drawing/2017/model3d" xmlns:o="urn:schemas-microsoft-com:office:office" xmlns:oel="http://schemas.microsoft.com/office/2019/extlst" xmlns:r="http://schemas.openxmlformats.org/officeDocument/2006/relationships" xmlns:m="http://schemas.openxmlformats.org/officeDocument/2006/math" xmlns:v="urn:schemas-microsoft-com:vml" xmlns:wp14="http://schemas.microsoft.com/office/word/2010/wordprocessingDrawing" xmlns:wp="http://schemas.openxmlformats.org/drawingml/2006/wordprocessingDrawing" xmlns:w10="urn:schemas-microsoft-com:office:word" xmlns:w="http://schemas.openxmlformats.org/wordprocessingml/2006/main" xmlns:w14="http://schemas.microsoft.com/office/word/2010/wordml" xmlns:w15="http://schemas.microsoft.com/office/word/2012/wordml" xmlns:w16cex="http://schemas.microsoft.com/office/word/2018/wordml/cex" xmlns:w16cid="http://schemas.microsoft.com/office/word/2016/wordml/cid" xmlns:w16="http://schemas.microsoft.com/office/word/2018/wordml" xmlns:w16du="http://schemas.microsoft.com/office/word/2023/wordml/word16du" xmlns:w16sdtdh="http://schemas.microsoft.com/office/word/2020/wordml/sdtdatahash" xmlns:w16sdtfl="http://schemas.microsoft.com/office/word/2024/wordml/sdtformatlock" xmlns:w16se="http://schemas.microsoft.com/office/word/2015/wordml/symex" xmlns:wpg="http://schemas.microsoft.com/office/word/2010/wordprocessingGroup" xmlns:wpi="http://schemas.microsoft.com/office/word/2010/wordprocessingInk" xmlns:wne="http://schemas.microsoft.com/office/word/2006/wordml" xmlns:wps="http://schemas.microsoft.com/office/word/2010/wordprocessingShape" mc:Ignorable="w14 w15 w16se w16cid w16 w16cex w16sdtdh w16sdtfl w16du wp14">
   <w:sdt>
     <w:sdtPr>
       <w:id w:val="-1555537685"/>
@@ -2739,7 +2411,7 @@
 </file>
 
 <file path=word/footnotes.xml><?xml version="1.0" encoding="utf-8"?>
-<w:footnotes xmlns:wpc="http://schemas.microsoft.com/office/word/2010/wordprocessingCanvas" xmlns:cx="http://schemas.microsoft.com/office/drawing/2014/chartex" xmlns:cx1="http://schemas.microsoft.com/office/drawing/2015/9/8/chartex" xmlns:cx2="http://schemas.microsoft.com/office/drawing/2015/10/21/chartex" xmlns:cx3="http://schemas.microsoft.com/office/drawing/2016/5/9/chartex" xmlns:cx4="http://schemas.microsoft.com/office/drawing/2016/5/10/chartex" xmlns:cx5="http://schemas.microsoft.com/office/drawing/2016/5/11/chartex" xmlns:cx6="http://schemas.microsoft.com/office/drawing/2016/5/12/chartex" xmlns:cx7="http://schemas.microsoft.com/office/drawing/2016/5/13/chartex" xmlns:cx8="http://schemas.microsoft.com/office/drawing/2016/5/14/chartex" xmlns:mc="http://schemas.openxmlformats.org/markup-compatibility/2006" xmlns:m="http://schemas.openxmlformats.org/officeDocument/2006/math" xmlns:aink="http://schemas.microsoft.com/office/drawing/2016/ink" xmlns:am3d="http://schemas.microsoft.com/office/drawing/2017/model3d" xmlns:oel="http://schemas.microsoft.com/office/2019/extlst" xmlns:r="http://schemas.openxmlformats.org/officeDocument/2006/relationships" xmlns:wp14="http://schemas.microsoft.com/office/word/2010/wordprocessingDrawing" xmlns:wp="http://schemas.openxmlformats.org/drawingml/2006/wordprocessingDrawing" xmlns:wpg="http://schemas.microsoft.com/office/word/2010/wordprocessingGroup" xmlns:wpi="http://schemas.microsoft.com/office/word/2010/wordprocessingInk" xmlns:wps="http://schemas.microsoft.com/office/word/2010/wordprocessingShape" xmlns:o="urn:schemas-microsoft-com:office:office" xmlns:v="urn:schemas-microsoft-com:vml" xmlns:w10="urn:schemas-microsoft-com:office:word" xmlns:w="http://schemas.openxmlformats.org/wordprocessingml/2006/main" xmlns:w14="http://schemas.microsoft.com/office/word/2010/wordml" xmlns:w15="http://schemas.microsoft.com/office/word/2012/wordml" xmlns:w16cex="http://schemas.microsoft.com/office/word/2018/wordml/cex" xmlns:w16cid="http://schemas.microsoft.com/office/word/2016/wordml/cid" xmlns:w16="http://schemas.microsoft.com/office/word/2018/wordml" xmlns:w16sdtdh="http://schemas.microsoft.com/office/word/2020/wordml/sdtdatahash" xmlns:w16sdtfl="http://schemas.microsoft.com/office/word/2024/wordml/sdtformatlock" xmlns:w16se="http://schemas.microsoft.com/office/word/2015/wordml/symex" xmlns:w16du="http://schemas.microsoft.com/office/word/2023/wordml/word16du" xmlns:wne="http://schemas.microsoft.com/office/word/2006/wordml" mc:Ignorable="w14 w15 w16se w16cid w16 w16cex w16sdtdh w16sdtfl w16du wp14">
+<w:footnotes xmlns:wpc="http://schemas.microsoft.com/office/word/2010/wordprocessingCanvas" xmlns:cx="http://schemas.microsoft.com/office/drawing/2014/chartex" xmlns:cx1="http://schemas.microsoft.com/office/drawing/2015/9/8/chartex" xmlns:cx2="http://schemas.microsoft.com/office/drawing/2015/10/21/chartex" xmlns:cx3="http://schemas.microsoft.com/office/drawing/2016/5/9/chartex" xmlns:cx4="http://schemas.microsoft.com/office/drawing/2016/5/10/chartex" xmlns:cx5="http://schemas.microsoft.com/office/drawing/2016/5/11/chartex" xmlns:cx6="http://schemas.microsoft.com/office/drawing/2016/5/12/chartex" xmlns:cx7="http://schemas.microsoft.com/office/drawing/2016/5/13/chartex" xmlns:cx8="http://schemas.microsoft.com/office/drawing/2016/5/14/chartex" xmlns:mc="http://schemas.openxmlformats.org/markup-compatibility/2006" xmlns:aink="http://schemas.microsoft.com/office/drawing/2016/ink" xmlns:am3d="http://schemas.microsoft.com/office/drawing/2017/model3d" xmlns:o="urn:schemas-microsoft-com:office:office" xmlns:oel="http://schemas.microsoft.com/office/2019/extlst" xmlns:r="http://schemas.openxmlformats.org/officeDocument/2006/relationships" xmlns:m="http://schemas.openxmlformats.org/officeDocument/2006/math" xmlns:v="urn:schemas-microsoft-com:vml" xmlns:wp14="http://schemas.microsoft.com/office/word/2010/wordprocessingDrawing" xmlns:wp="http://schemas.openxmlformats.org/drawingml/2006/wordprocessingDrawing" xmlns:w10="urn:schemas-microsoft-com:office:word" xmlns:w="http://schemas.openxmlformats.org/wordprocessingml/2006/main" xmlns:w14="http://schemas.microsoft.com/office/word/2010/wordml" xmlns:w15="http://schemas.microsoft.com/office/word/2012/wordml" xmlns:w16cex="http://schemas.microsoft.com/office/word/2018/wordml/cex" xmlns:w16cid="http://schemas.microsoft.com/office/word/2016/wordml/cid" xmlns:w16="http://schemas.microsoft.com/office/word/2018/wordml" xmlns:w16du="http://schemas.microsoft.com/office/word/2023/wordml/word16du" xmlns:w16sdtdh="http://schemas.microsoft.com/office/word/2020/wordml/sdtdatahash" xmlns:w16sdtfl="http://schemas.microsoft.com/office/word/2024/wordml/sdtformatlock" xmlns:w16se="http://schemas.microsoft.com/office/word/2015/wordml/symex" xmlns:wpg="http://schemas.microsoft.com/office/word/2010/wordprocessingGroup" xmlns:wpi="http://schemas.microsoft.com/office/word/2010/wordprocessingInk" xmlns:wne="http://schemas.microsoft.com/office/word/2006/wordml" xmlns:wps="http://schemas.microsoft.com/office/word/2010/wordprocessingShape" mc:Ignorable="w14 w15 w16se w16cid w16 w16cex w16sdtdh w16sdtfl w16du wp14">
   <w:footnote w:type="separator" w:id="-1">
     <w:p>
       <w:r>
@@ -2758,7 +2430,7 @@
 </file>
 
 <file path=word/header1.xml><?xml version="1.0" encoding="utf-8"?>
-<w:hdr xmlns:wpc="http://schemas.microsoft.com/office/word/2010/wordprocessingCanvas" xmlns:cx="http://schemas.microsoft.com/office/drawing/2014/chartex" xmlns:cx1="http://schemas.microsoft.com/office/drawing/2015/9/8/chartex" xmlns:cx2="http://schemas.microsoft.com/office/drawing/2015/10/21/chartex" xmlns:cx3="http://schemas.microsoft.com/office/drawing/2016/5/9/chartex" xmlns:cx4="http://schemas.microsoft.com/office/drawing/2016/5/10/chartex" xmlns:cx5="http://schemas.microsoft.com/office/drawing/2016/5/11/chartex" xmlns:cx6="http://schemas.microsoft.com/office/drawing/2016/5/12/chartex" xmlns:cx7="http://schemas.microsoft.com/office/drawing/2016/5/13/chartex" xmlns:cx8="http://schemas.microsoft.com/office/drawing/2016/5/14/chartex" xmlns:mc="http://schemas.openxmlformats.org/markup-compatibility/2006" xmlns:m="http://schemas.openxmlformats.org/officeDocument/2006/math" xmlns:aink="http://schemas.microsoft.com/office/drawing/2016/ink" xmlns:am3d="http://schemas.microsoft.com/office/drawing/2017/model3d" xmlns:oel="http://schemas.microsoft.com/office/2019/extlst" xmlns:r="http://schemas.openxmlformats.org/officeDocument/2006/relationships" xmlns:wp14="http://schemas.microsoft.com/office/word/2010/wordprocessingDrawing" xmlns:wp="http://schemas.openxmlformats.org/drawingml/2006/wordprocessingDrawing" xmlns:wpg="http://schemas.microsoft.com/office/word/2010/wordprocessingGroup" xmlns:wpi="http://schemas.microsoft.com/office/word/2010/wordprocessingInk" xmlns:wps="http://schemas.microsoft.com/office/word/2010/wordprocessingShape" xmlns:o="urn:schemas-microsoft-com:office:office" xmlns:v="urn:schemas-microsoft-com:vml" xmlns:w10="urn:schemas-microsoft-com:office:word" xmlns:w="http://schemas.openxmlformats.org/wordprocessingml/2006/main" xmlns:w14="http://schemas.microsoft.com/office/word/2010/wordml" xmlns:w15="http://schemas.microsoft.com/office/word/2012/wordml" xmlns:w16cex="http://schemas.microsoft.com/office/word/2018/wordml/cex" xmlns:w16cid="http://schemas.microsoft.com/office/word/2016/wordml/cid" xmlns:w16="http://schemas.microsoft.com/office/word/2018/wordml" xmlns:w16sdtdh="http://schemas.microsoft.com/office/word/2020/wordml/sdtdatahash" xmlns:w16sdtfl="http://schemas.microsoft.com/office/word/2024/wordml/sdtformatlock" xmlns:w16se="http://schemas.microsoft.com/office/word/2015/wordml/symex" xmlns:w16du="http://schemas.microsoft.com/office/word/2023/wordml/word16du" xmlns:wne="http://schemas.microsoft.com/office/word/2006/wordml" mc:Ignorable="w14 w15 w16se w16cid w16 w16cex w16sdtdh w16sdtfl w16du wp14">
+<w:hdr xmlns:wpc="http://schemas.microsoft.com/office/word/2010/wordprocessingCanvas" xmlns:cx="http://schemas.microsoft.com/office/drawing/2014/chartex" xmlns:cx1="http://schemas.microsoft.com/office/drawing/2015/9/8/chartex" xmlns:cx2="http://schemas.microsoft.com/office/drawing/2015/10/21/chartex" xmlns:cx3="http://schemas.microsoft.com/office/drawing/2016/5/9/chartex" xmlns:cx4="http://schemas.microsoft.com/office/drawing/2016/5/10/chartex" xmlns:cx5="http://schemas.microsoft.com/office/drawing/2016/5/11/chartex" xmlns:cx6="http://schemas.microsoft.com/office/drawing/2016/5/12/chartex" xmlns:cx7="http://schemas.microsoft.com/office/drawing/2016/5/13/chartex" xmlns:cx8="http://schemas.microsoft.com/office/drawing/2016/5/14/chartex" xmlns:mc="http://schemas.openxmlformats.org/markup-compatibility/2006" xmlns:aink="http://schemas.microsoft.com/office/drawing/2016/ink" xmlns:am3d="http://schemas.microsoft.com/office/drawing/2017/model3d" xmlns:o="urn:schemas-microsoft-com:office:office" xmlns:oel="http://schemas.microsoft.com/office/2019/extlst" xmlns:r="http://schemas.openxmlformats.org/officeDocument/2006/relationships" xmlns:m="http://schemas.openxmlformats.org/officeDocument/2006/math" xmlns:v="urn:schemas-microsoft-com:vml" xmlns:wp14="http://schemas.microsoft.com/office/word/2010/wordprocessingDrawing" xmlns:wp="http://schemas.openxmlformats.org/drawingml/2006/wordprocessingDrawing" xmlns:w10="urn:schemas-microsoft-com:office:word" xmlns:w="http://schemas.openxmlformats.org/wordprocessingml/2006/main" xmlns:w14="http://schemas.microsoft.com/office/word/2010/wordml" xmlns:w15="http://schemas.microsoft.com/office/word/2012/wordml" xmlns:w16cex="http://schemas.microsoft.com/office/word/2018/wordml/cex" xmlns:w16cid="http://schemas.microsoft.com/office/word/2016/wordml/cid" xmlns:w16="http://schemas.microsoft.com/office/word/2018/wordml" xmlns:w16du="http://schemas.microsoft.com/office/word/2023/wordml/word16du" xmlns:w16sdtdh="http://schemas.microsoft.com/office/word/2020/wordml/sdtdatahash" xmlns:w16sdtfl="http://schemas.microsoft.com/office/word/2024/wordml/sdtformatlock" xmlns:w16se="http://schemas.microsoft.com/office/word/2015/wordml/symex" xmlns:wpg="http://schemas.microsoft.com/office/word/2010/wordprocessingGroup" xmlns:wpi="http://schemas.microsoft.com/office/word/2010/wordprocessingInk" xmlns:wne="http://schemas.microsoft.com/office/word/2006/wordml" xmlns:wps="http://schemas.microsoft.com/office/word/2010/wordprocessingShape" mc:Ignorable="w14 w15 w16se w16cid w16 w16cex w16sdtdh w16sdtfl w16du wp14">
   <w:p>
     <w:pPr>
       <w:jc w:val="right"/>
@@ -2881,7 +2553,7 @@
 </file>
 
 <file path=word/numbering.xml><?xml version="1.0" encoding="utf-8"?>
-<w:numbering xmlns:wpc="http://schemas.microsoft.com/office/word/2010/wordprocessingCanvas" xmlns:cx="http://schemas.microsoft.com/office/drawing/2014/chartex" xmlns:cx1="http://schemas.microsoft.com/office/drawing/2015/9/8/chartex" xmlns:cx2="http://schemas.microsoft.com/office/drawing/2015/10/21/chartex" xmlns:cx3="http://schemas.microsoft.com/office/drawing/2016/5/9/chartex" xmlns:cx4="http://schemas.microsoft.com/office/drawing/2016/5/10/chartex" xmlns:cx5="http://schemas.microsoft.com/office/drawing/2016/5/11/chartex" xmlns:cx6="http://schemas.microsoft.com/office/drawing/2016/5/12/chartex" xmlns:cx7="http://schemas.microsoft.com/office/drawing/2016/5/13/chartex" xmlns:cx8="http://schemas.microsoft.com/office/drawing/2016/5/14/chartex" xmlns:mc="http://schemas.openxmlformats.org/markup-compatibility/2006" xmlns:m="http://schemas.openxmlformats.org/officeDocument/2006/math" xmlns:aink="http://schemas.microsoft.com/office/drawing/2016/ink" xmlns:am3d="http://schemas.microsoft.com/office/drawing/2017/model3d" xmlns:oel="http://schemas.microsoft.com/office/2019/extlst" xmlns:r="http://schemas.openxmlformats.org/officeDocument/2006/relationships" xmlns:wp14="http://schemas.microsoft.com/office/word/2010/wordprocessingDrawing" xmlns:wp="http://schemas.openxmlformats.org/drawingml/2006/wordprocessingDrawing" xmlns:wpg="http://schemas.microsoft.com/office/word/2010/wordprocessingGroup" xmlns:wpi="http://schemas.microsoft.com/office/word/2010/wordprocessingInk" xmlns:wps="http://schemas.microsoft.com/office/word/2010/wordprocessingShape" xmlns:o="urn:schemas-microsoft-com:office:office" xmlns:v="urn:schemas-microsoft-com:vml" xmlns:w10="urn:schemas-microsoft-com:office:word" xmlns:w="http://schemas.openxmlformats.org/wordprocessingml/2006/main" xmlns:w14="http://schemas.microsoft.com/office/word/2010/wordml" xmlns:w15="http://schemas.microsoft.com/office/word/2012/wordml" xmlns:w16cex="http://schemas.microsoft.com/office/word/2018/wordml/cex" xmlns:w16cid="http://schemas.microsoft.com/office/word/2016/wordml/cid" xmlns:w16="http://schemas.microsoft.com/office/word/2018/wordml" xmlns:w16sdtdh="http://schemas.microsoft.com/office/word/2020/wordml/sdtdatahash" xmlns:w16sdtfl="http://schemas.microsoft.com/office/word/2024/wordml/sdtformatlock" xmlns:w16se="http://schemas.microsoft.com/office/word/2015/wordml/symex" xmlns:w16du="http://schemas.microsoft.com/office/word/2023/wordml/word16du" xmlns:wne="http://schemas.microsoft.com/office/word/2006/wordml" mc:Ignorable="w14 w15 w16se w16cid w16 w16cex w16sdtdh w16sdtfl w16du wp14">
+<w:numbering xmlns:wpc="http://schemas.microsoft.com/office/word/2010/wordprocessingCanvas" xmlns:cx="http://schemas.microsoft.com/office/drawing/2014/chartex" xmlns:cx1="http://schemas.microsoft.com/office/drawing/2015/9/8/chartex" xmlns:cx2="http://schemas.microsoft.com/office/drawing/2015/10/21/chartex" xmlns:cx3="http://schemas.microsoft.com/office/drawing/2016/5/9/chartex" xmlns:cx4="http://schemas.microsoft.com/office/drawing/2016/5/10/chartex" xmlns:cx5="http://schemas.microsoft.com/office/drawing/2016/5/11/chartex" xmlns:cx6="http://schemas.microsoft.com/office/drawing/2016/5/12/chartex" xmlns:cx7="http://schemas.microsoft.com/office/drawing/2016/5/13/chartex" xmlns:cx8="http://schemas.microsoft.com/office/drawing/2016/5/14/chartex" xmlns:mc="http://schemas.openxmlformats.org/markup-compatibility/2006" xmlns:aink="http://schemas.microsoft.com/office/drawing/2016/ink" xmlns:am3d="http://schemas.microsoft.com/office/drawing/2017/model3d" xmlns:o="urn:schemas-microsoft-com:office:office" xmlns:oel="http://schemas.microsoft.com/office/2019/extlst" xmlns:r="http://schemas.openxmlformats.org/officeDocument/2006/relationships" xmlns:m="http://schemas.openxmlformats.org/officeDocument/2006/math" xmlns:v="urn:schemas-microsoft-com:vml" xmlns:wp14="http://schemas.microsoft.com/office/word/2010/wordprocessingDrawing" xmlns:wp="http://schemas.openxmlformats.org/drawingml/2006/wordprocessingDrawing" xmlns:w10="urn:schemas-microsoft-com:office:word" xmlns:w="http://schemas.openxmlformats.org/wordprocessingml/2006/main" xmlns:w14="http://schemas.microsoft.com/office/word/2010/wordml" xmlns:w15="http://schemas.microsoft.com/office/word/2012/wordml" xmlns:w16cex="http://schemas.microsoft.com/office/word/2018/wordml/cex" xmlns:w16cid="http://schemas.microsoft.com/office/word/2016/wordml/cid" xmlns:w16="http://schemas.microsoft.com/office/word/2018/wordml" xmlns:w16du="http://schemas.microsoft.com/office/word/2023/wordml/word16du" xmlns:w16sdtdh="http://schemas.microsoft.com/office/word/2020/wordml/sdtdatahash" xmlns:w16sdtfl="http://schemas.microsoft.com/office/word/2024/wordml/sdtformatlock" xmlns:w16se="http://schemas.microsoft.com/office/word/2015/wordml/symex" xmlns:wpg="http://schemas.microsoft.com/office/word/2010/wordprocessingGroup" xmlns:wpi="http://schemas.microsoft.com/office/word/2010/wordprocessingInk" xmlns:wne="http://schemas.microsoft.com/office/word/2006/wordml" xmlns:wps="http://schemas.microsoft.com/office/word/2010/wordprocessingShape" mc:Ignorable="w14 w15 w16se w16cid w16 w16cex w16sdtdh w16sdtfl w16du wp14">
   <w:abstractNum w:abstractNumId="0" w15:restartNumberingAfterBreak="0">
     <w:nsid w:val="07E33382"/>
     <w:multiLevelType w:val="hybridMultilevel"/>
@@ -3835,6 +3507,119 @@
     </w:lvl>
   </w:abstractNum>
   <w:abstractNum w:abstractNumId="8" w15:restartNumberingAfterBreak="0">
+    <w:nsid w:val="415D4E94"/>
+    <w:multiLevelType w:val="hybridMultilevel"/>
+    <w:tmpl w:val="A2D4081E"/>
+    <w:lvl w:ilvl="0" w:tplc="041B0001">
+      <w:start w:val="1"/>
+      <w:numFmt w:val="bullet"/>
+      <w:lvlText w:val=""/>
+      <w:lvlJc w:val="left"/>
+      <w:pPr>
+        <w:ind w:left="720" w:hanging="360"/>
+      </w:pPr>
+      <w:rPr>
+        <w:rFonts w:ascii="Symbol" w:hAnsi="Symbol" w:hint="default"/>
+      </w:rPr>
+    </w:lvl>
+    <w:lvl w:ilvl="1" w:tplc="041B0003" w:tentative="1">
+      <w:start w:val="1"/>
+      <w:numFmt w:val="bullet"/>
+      <w:lvlText w:val="o"/>
+      <w:lvlJc w:val="left"/>
+      <w:pPr>
+        <w:ind w:left="1440" w:hanging="360"/>
+      </w:pPr>
+      <w:rPr>
+        <w:rFonts w:ascii="Courier New" w:hAnsi="Courier New" w:cs="Courier New" w:hint="default"/>
+      </w:rPr>
+    </w:lvl>
+    <w:lvl w:ilvl="2" w:tplc="041B0005" w:tentative="1">
+      <w:start w:val="1"/>
+      <w:numFmt w:val="bullet"/>
+      <w:lvlText w:val=""/>
+      <w:lvlJc w:val="left"/>
+      <w:pPr>
+        <w:ind w:left="2160" w:hanging="360"/>
+      </w:pPr>
+      <w:rPr>
+        <w:rFonts w:ascii="Wingdings" w:hAnsi="Wingdings" w:hint="default"/>
+      </w:rPr>
+    </w:lvl>
+    <w:lvl w:ilvl="3" w:tplc="041B0001" w:tentative="1">
+      <w:start w:val="1"/>
+      <w:numFmt w:val="bullet"/>
+      <w:lvlText w:val=""/>
+      <w:lvlJc w:val="left"/>
+      <w:pPr>
+        <w:ind w:left="2880" w:hanging="360"/>
+      </w:pPr>
+      <w:rPr>
+        <w:rFonts w:ascii="Symbol" w:hAnsi="Symbol" w:hint="default"/>
+      </w:rPr>
+    </w:lvl>
+    <w:lvl w:ilvl="4" w:tplc="041B0003" w:tentative="1">
+      <w:start w:val="1"/>
+      <w:numFmt w:val="bullet"/>
+      <w:lvlText w:val="o"/>
+      <w:lvlJc w:val="left"/>
+      <w:pPr>
+        <w:ind w:left="3600" w:hanging="360"/>
+      </w:pPr>
+      <w:rPr>
+        <w:rFonts w:ascii="Courier New" w:hAnsi="Courier New" w:cs="Courier New" w:hint="default"/>
+      </w:rPr>
+    </w:lvl>
+    <w:lvl w:ilvl="5" w:tplc="041B0005" w:tentative="1">
+      <w:start w:val="1"/>
+      <w:numFmt w:val="bullet"/>
+      <w:lvlText w:val=""/>
+      <w:lvlJc w:val="left"/>
+      <w:pPr>
+        <w:ind w:left="4320" w:hanging="360"/>
+      </w:pPr>
+      <w:rPr>
+        <w:rFonts w:ascii="Wingdings" w:hAnsi="Wingdings" w:hint="default"/>
+      </w:rPr>
+    </w:lvl>
+    <w:lvl w:ilvl="6" w:tplc="041B0001" w:tentative="1">
+      <w:start w:val="1"/>
+      <w:numFmt w:val="bullet"/>
+      <w:lvlText w:val=""/>
+      <w:lvlJc w:val="left"/>
+      <w:pPr>
+        <w:ind w:left="5040" w:hanging="360"/>
+      </w:pPr>
+      <w:rPr>
+        <w:rFonts w:ascii="Symbol" w:hAnsi="Symbol" w:hint="default"/>
+      </w:rPr>
+    </w:lvl>
+    <w:lvl w:ilvl="7" w:tplc="041B0003" w:tentative="1">
+      <w:start w:val="1"/>
+      <w:numFmt w:val="bullet"/>
+      <w:lvlText w:val="o"/>
+      <w:lvlJc w:val="left"/>
+      <w:pPr>
+        <w:ind w:left="5760" w:hanging="360"/>
+      </w:pPr>
+      <w:rPr>
+        <w:rFonts w:ascii="Courier New" w:hAnsi="Courier New" w:cs="Courier New" w:hint="default"/>
+      </w:rPr>
+    </w:lvl>
+    <w:lvl w:ilvl="8" w:tplc="041B0005" w:tentative="1">
+      <w:start w:val="1"/>
+      <w:numFmt w:val="bullet"/>
+      <w:lvlText w:val=""/>
+      <w:lvlJc w:val="left"/>
+      <w:pPr>
+        <w:ind w:left="6480" w:hanging="360"/>
+      </w:pPr>
+      <w:rPr>
+        <w:rFonts w:ascii="Wingdings" w:hAnsi="Wingdings" w:hint="default"/>
+      </w:rPr>
+    </w:lvl>
+  </w:abstractNum>
+  <w:abstractNum w:abstractNumId="9" w15:restartNumberingAfterBreak="0">
     <w:nsid w:val="4B8458CF"/>
     <w:multiLevelType w:val="multilevel"/>
     <w:tmpl w:val="73DC3FAC"/>
@@ -3983,7 +3768,7 @@
       </w:rPr>
     </w:lvl>
   </w:abstractNum>
-  <w:abstractNum w:abstractNumId="9" w15:restartNumberingAfterBreak="0">
+  <w:abstractNum w:abstractNumId="10" w15:restartNumberingAfterBreak="0">
     <w:nsid w:val="6BBC5EF9"/>
     <w:multiLevelType w:val="hybridMultilevel"/>
     <w:tmpl w:val="9EA8FDC4"/>
@@ -4096,7 +3881,7 @@
       </w:rPr>
     </w:lvl>
   </w:abstractNum>
-  <w:abstractNum w:abstractNumId="10" w15:restartNumberingAfterBreak="0">
+  <w:abstractNum w:abstractNumId="11" w15:restartNumberingAfterBreak="0">
     <w:nsid w:val="76821C1E"/>
     <w:multiLevelType w:val="multilevel"/>
     <w:tmpl w:val="E4482EB0"/>
@@ -4210,13 +3995,13 @@
     </w:lvl>
   </w:abstractNum>
   <w:num w:numId="1" w16cid:durableId="1136025288">
+    <w:abstractNumId w:val="11"/>
+  </w:num>
+  <w:num w:numId="2" w16cid:durableId="1841388899">
     <w:abstractNumId w:val="10"/>
   </w:num>
-  <w:num w:numId="2" w16cid:durableId="1841388899">
+  <w:num w:numId="3" w16cid:durableId="469371809">
     <w:abstractNumId w:val="9"/>
-  </w:num>
-  <w:num w:numId="3" w16cid:durableId="469371809">
-    <w:abstractNumId w:val="8"/>
   </w:num>
   <w:num w:numId="4" w16cid:durableId="369114355">
     <w:abstractNumId w:val="3"/>
@@ -4242,11 +4027,14 @@
   <w:num w:numId="11" w16cid:durableId="1595629861">
     <w:abstractNumId w:val="1"/>
   </w:num>
+  <w:num w:numId="12" w16cid:durableId="1544295179">
+    <w:abstractNumId w:val="8"/>
+  </w:num>
 </w:numbering>
 </file>
 
 <file path=word/styles.xml><?xml version="1.0" encoding="utf-8"?>
-<w:styles xmlns:mc="http://schemas.openxmlformats.org/markup-compatibility/2006" xmlns:r="http://schemas.openxmlformats.org/officeDocument/2006/relationships" xmlns:w="http://schemas.openxmlformats.org/wordprocessingml/2006/main" xmlns:w14="http://schemas.microsoft.com/office/word/2010/wordml" xmlns:w15="http://schemas.microsoft.com/office/word/2012/wordml" xmlns:w16cex="http://schemas.microsoft.com/office/word/2018/wordml/cex" xmlns:w16cid="http://schemas.microsoft.com/office/word/2016/wordml/cid" xmlns:w16="http://schemas.microsoft.com/office/word/2018/wordml" xmlns:w16sdtdh="http://schemas.microsoft.com/office/word/2020/wordml/sdtdatahash" xmlns:w16sdtfl="http://schemas.microsoft.com/office/word/2024/wordml/sdtformatlock" xmlns:w16se="http://schemas.microsoft.com/office/word/2015/wordml/symex" xmlns:w16du="http://schemas.microsoft.com/office/word/2023/wordml/word16du" mc:Ignorable="w14 w15 w16se w16cid w16 w16cex w16sdtdh w16sdtfl w16du">
+<w:styles xmlns:mc="http://schemas.openxmlformats.org/markup-compatibility/2006" xmlns:r="http://schemas.openxmlformats.org/officeDocument/2006/relationships" xmlns:w="http://schemas.openxmlformats.org/wordprocessingml/2006/main" xmlns:w14="http://schemas.microsoft.com/office/word/2010/wordml" xmlns:w15="http://schemas.microsoft.com/office/word/2012/wordml" xmlns:w16cex="http://schemas.microsoft.com/office/word/2018/wordml/cex" xmlns:w16cid="http://schemas.microsoft.com/office/word/2016/wordml/cid" xmlns:w16="http://schemas.microsoft.com/office/word/2018/wordml" xmlns:w16du="http://schemas.microsoft.com/office/word/2023/wordml/word16du" xmlns:w16sdtdh="http://schemas.microsoft.com/office/word/2020/wordml/sdtdatahash" xmlns:w16sdtfl="http://schemas.microsoft.com/office/word/2024/wordml/sdtformatlock" xmlns:w16se="http://schemas.microsoft.com/office/word/2015/wordml/symex" mc:Ignorable="w14 w15 w16se w16cid w16 w16cex w16sdtdh w16sdtfl w16du">
   <w:docDefaults>
     <w:rPrDefault>
       <w:rPr>
@@ -4700,7 +4488,6 @@
   <w:style w:type="character" w:default="1" w:styleId="DefaultParagraphFont">
     <w:name w:val="Default Paragraph Font"/>
     <w:uiPriority w:val="1"/>
-    <w:semiHidden/>
     <w:unhideWhenUsed/>
   </w:style>
   <w:style w:type="table" w:default="1" w:styleId="TableNormal">

--- a/dokumentacia.docx
+++ b/dokumentacia.docx
@@ -951,6 +951,60 @@
         <w:spacing w:before="120" w:after="0"/>
       </w:pPr>
       <w:r>
+        <w:rPr>
+          <w:noProof/>
+        </w:rPr>
+        <w:drawing>
+          <wp:anchor distT="0" distB="0" distL="114300" distR="114300" simplePos="0" relativeHeight="251659264" behindDoc="1" locked="0" layoutInCell="1" allowOverlap="1" wp14:anchorId="387C6014" wp14:editId="1541111C">
+            <wp:simplePos x="0" y="0"/>
+            <wp:positionH relativeFrom="page">
+              <wp:align>center</wp:align>
+            </wp:positionH>
+            <wp:positionV relativeFrom="page">
+              <wp:posOffset>2707005</wp:posOffset>
+            </wp:positionV>
+            <wp:extent cx="2962275" cy="571500"/>
+            <wp:effectExtent l="0" t="0" r="9525" b="0"/>
+            <wp:wrapTopAndBottom/>
+            <wp:docPr id="627523184" name="drawing"/>
+            <wp:cNvGraphicFramePr>
+              <a:graphicFrameLocks xmlns:a="http://schemas.openxmlformats.org/drawingml/2006/main" noChangeAspect="1"/>
+            </wp:cNvGraphicFramePr>
+            <a:graphic xmlns:a="http://schemas.openxmlformats.org/drawingml/2006/main">
+              <a:graphicData uri="http://schemas.openxmlformats.org/drawingml/2006/picture">
+                <pic:pic xmlns:pic="http://schemas.openxmlformats.org/drawingml/2006/picture">
+                  <pic:nvPicPr>
+                    <pic:cNvPr id="627523184" name="Picture 627523184"/>
+                    <pic:cNvPicPr/>
+                  </pic:nvPicPr>
+                  <pic:blipFill>
+                    <a:blip r:embed="rId10">
+                      <a:extLst>
+                        <a:ext uri="{28A0092B-C50C-407E-A947-70E740481C1C}">
+                          <a14:useLocalDpi xmlns:a14="http://schemas.microsoft.com/office/drawing/2010/main" val="0"/>
+                        </a:ext>
+                      </a:extLst>
+                    </a:blip>
+                    <a:stretch>
+                      <a:fillRect/>
+                    </a:stretch>
+                  </pic:blipFill>
+                  <pic:spPr>
+                    <a:xfrm>
+                      <a:off x="0" y="0"/>
+                      <a:ext cx="2962275" cy="571500"/>
+                    </a:xfrm>
+                    <a:prstGeom prst="rect">
+                      <a:avLst/>
+                    </a:prstGeom>
+                  </pic:spPr>
+                </pic:pic>
+              </a:graphicData>
+            </a:graphic>
+          </wp:anchor>
+        </w:drawing>
+      </w:r>
+      <w:r>
         <w:t xml:space="preserve">V ľavej hornej časti obrazovky sa nachádzajú indikátory </w:t>
       </w:r>
       <w:r>
@@ -981,8 +1035,44 @@
         <w:t>Lives</w:t>
       </w:r>
       <w:r>
-        <w:t>. Indikátor Score zobrazuje aktuálne dosiahnuté skóre, Level označuje úroveň hry a Lives informuje o počte zostávajúcich životov.</w:t>
-      </w:r>
+        <w:t>. Indikátor Score zobrazuje aktuálne dosiahnuté skóre</w:t>
+      </w:r>
+      <w:r>
+        <w:t xml:space="preserve">, </w:t>
+      </w:r>
+      <w:r>
+        <w:t>Level označuje úroveň hry a Lives informuje o počte zostávajúcich životov.</w:t>
+      </w:r>
+    </w:p>
+    <w:p>
+      <w:pPr>
+        <w:pStyle w:val="SPpopisobrazku"/>
+      </w:pPr>
+      <w:r>
+        <w:t xml:space="preserve">Obrázok </w:t>
+      </w:r>
+      <w:r>
+        <w:t>2: I</w:t>
+      </w:r>
+      <w:r>
+        <w:t xml:space="preserve">ndikátory </w:t>
+      </w:r>
+      <w:proofErr w:type="spellStart"/>
+      <w:r>
+        <w:t>Score</w:t>
+      </w:r>
+      <w:proofErr w:type="spellEnd"/>
+      <w:r>
+        <w:t xml:space="preserve">, </w:t>
+      </w:r>
+      <w:r>
+        <w:t xml:space="preserve">Level a </w:t>
+      </w:r>
+      <w:proofErr w:type="spellStart"/>
+      <w:r>
+        <w:t>Lives</w:t>
+      </w:r>
+      <w:proofErr w:type="spellEnd"/>
     </w:p>
     <w:p>
       <w:pPr>
@@ -994,6 +1084,60 @@
         <w:spacing w:before="120" w:after="0"/>
       </w:pPr>
       <w:r>
+        <w:rPr>
+          <w:noProof/>
+        </w:rPr>
+        <w:drawing>
+          <wp:anchor distT="0" distB="0" distL="114300" distR="114300" simplePos="0" relativeHeight="251660288" behindDoc="0" locked="0" layoutInCell="1" allowOverlap="1" wp14:anchorId="43F82AD4" wp14:editId="2AC1E033">
+            <wp:simplePos x="0" y="0"/>
+            <wp:positionH relativeFrom="page">
+              <wp:align>center</wp:align>
+            </wp:positionH>
+            <wp:positionV relativeFrom="page">
+              <wp:posOffset>4208780</wp:posOffset>
+            </wp:positionV>
+            <wp:extent cx="2143125" cy="390525"/>
+            <wp:effectExtent l="0" t="0" r="9525" b="9525"/>
+            <wp:wrapTopAndBottom/>
+            <wp:docPr id="1371711051" name="drawing"/>
+            <wp:cNvGraphicFramePr>
+              <a:graphicFrameLocks xmlns:a="http://schemas.openxmlformats.org/drawingml/2006/main" noChangeAspect="1"/>
+            </wp:cNvGraphicFramePr>
+            <a:graphic xmlns:a="http://schemas.openxmlformats.org/drawingml/2006/main">
+              <a:graphicData uri="http://schemas.openxmlformats.org/drawingml/2006/picture">
+                <pic:pic xmlns:pic="http://schemas.openxmlformats.org/drawingml/2006/picture">
+                  <pic:nvPicPr>
+                    <pic:cNvPr id="1371711051" name="Picture 1371711051"/>
+                    <pic:cNvPicPr/>
+                  </pic:nvPicPr>
+                  <pic:blipFill>
+                    <a:blip r:embed="rId11">
+                      <a:extLst>
+                        <a:ext uri="{28A0092B-C50C-407E-A947-70E740481C1C}">
+                          <a14:useLocalDpi xmlns:a14="http://schemas.microsoft.com/office/drawing/2010/main" val="0"/>
+                        </a:ext>
+                      </a:extLst>
+                    </a:blip>
+                    <a:stretch>
+                      <a:fillRect/>
+                    </a:stretch>
+                  </pic:blipFill>
+                  <pic:spPr>
+                    <a:xfrm>
+                      <a:off x="0" y="0"/>
+                      <a:ext cx="2143125" cy="390525"/>
+                    </a:xfrm>
+                    <a:prstGeom prst="rect">
+                      <a:avLst/>
+                    </a:prstGeom>
+                  </pic:spPr>
+                </pic:pic>
+              </a:graphicData>
+            </a:graphic>
+          </wp:anchor>
+        </w:drawing>
+      </w:r>
+      <w:r>
         <w:t xml:space="preserve">Tlačidlo </w:t>
       </w:r>
       <w:r>
@@ -1036,6 +1180,37 @@
       <w:r>
         <w:t>. Pomocou týchto tlačidiel môže používateľ začať novú hru a následne spustiť jej priebeh.</w:t>
       </w:r>
+    </w:p>
+    <w:p>
+      <w:pPr>
+        <w:pStyle w:val="SPpopisobrazku"/>
+      </w:pPr>
+      <w:r>
+        <w:t xml:space="preserve">Obrázok </w:t>
+      </w:r>
+      <w:r>
+        <w:t>3</w:t>
+      </w:r>
+      <w:r>
+        <w:t>:</w:t>
+      </w:r>
+      <w:r>
+        <w:t xml:space="preserve"> </w:t>
+      </w:r>
+      <w:r>
+        <w:t>Tlačidl</w:t>
+      </w:r>
+      <w:r>
+        <w:t xml:space="preserve">á </w:t>
+      </w:r>
+      <w:r>
+        <w:t xml:space="preserve">New a </w:t>
+      </w:r>
+      <w:proofErr w:type="spellStart"/>
+      <w:r>
+        <w:t>Play</w:t>
+      </w:r>
+      <w:proofErr w:type="spellEnd"/>
     </w:p>
     <w:p>
       <w:pPr>
@@ -1047,8 +1222,63 @@
         <w:spacing w:before="120" w:after="0"/>
       </w:pPr>
       <w:r>
+        <w:rPr>
+          <w:noProof/>
+        </w:rPr>
+        <w:drawing>
+          <wp:anchor distT="0" distB="0" distL="114300" distR="114300" simplePos="0" relativeHeight="251661312" behindDoc="1" locked="0" layoutInCell="1" allowOverlap="1" wp14:anchorId="13F51E07" wp14:editId="60B7D14E">
+            <wp:simplePos x="0" y="0"/>
+            <wp:positionH relativeFrom="page">
+              <wp:align>center</wp:align>
+            </wp:positionH>
+            <wp:positionV relativeFrom="margin">
+              <wp:posOffset>4766310</wp:posOffset>
+            </wp:positionV>
+            <wp:extent cx="2962275" cy="495300"/>
+            <wp:effectExtent l="0" t="0" r="9525" b="0"/>
+            <wp:wrapTopAndBottom/>
+            <wp:docPr id="1194342315" name="drawing"/>
+            <wp:cNvGraphicFramePr>
+              <a:graphicFrameLocks xmlns:a="http://schemas.openxmlformats.org/drawingml/2006/main" noChangeAspect="1"/>
+            </wp:cNvGraphicFramePr>
+            <a:graphic xmlns:a="http://schemas.openxmlformats.org/drawingml/2006/main">
+              <a:graphicData uri="http://schemas.openxmlformats.org/drawingml/2006/picture">
+                <pic:pic xmlns:pic="http://schemas.openxmlformats.org/drawingml/2006/picture">
+                  <pic:nvPicPr>
+                    <pic:cNvPr id="1194342315" name="Picture 1194342315"/>
+                    <pic:cNvPicPr/>
+                  </pic:nvPicPr>
+                  <pic:blipFill>
+                    <a:blip r:embed="rId12">
+                      <a:extLst>
+                        <a:ext uri="{28A0092B-C50C-407E-A947-70E740481C1C}">
+                          <a14:useLocalDpi xmlns:a14="http://schemas.microsoft.com/office/drawing/2010/main" val="0"/>
+                        </a:ext>
+                      </a:extLst>
+                    </a:blip>
+                    <a:stretch>
+                      <a:fillRect/>
+                    </a:stretch>
+                  </pic:blipFill>
+                  <pic:spPr>
+                    <a:xfrm>
+                      <a:off x="0" y="0"/>
+                      <a:ext cx="2962275" cy="495300"/>
+                    </a:xfrm>
+                    <a:prstGeom prst="rect">
+                      <a:avLst/>
+                    </a:prstGeom>
+                  </pic:spPr>
+                </pic:pic>
+              </a:graphicData>
+            </a:graphic>
+          </wp:anchor>
+        </w:drawing>
+      </w:r>
+      <w:r>
         <w:t xml:space="preserve">Nastavenie </w:t>
       </w:r>
+      <w:proofErr w:type="spellStart"/>
       <w:r>
         <w:rPr>
           <w:b/>
@@ -1056,9 +1286,35 @@
         </w:rPr>
         <w:t>Difficulty</w:t>
       </w:r>
+      <w:proofErr w:type="spellEnd"/>
       <w:r>
         <w:t xml:space="preserve"> umožňuje meniť náročnosť a rýchlosť hry. Zvýšením jeho hodnoty sa hra viditeľne zrýchli, zatiaľ čo znížením hodnoty sa jej priebeh spomalí. Používateľ si tak môže prispôsobiť rýchlosť hry podľa svojich preferencií.</w:t>
       </w:r>
+    </w:p>
+    <w:p>
+      <w:pPr>
+        <w:pStyle w:val="SPpopisobrazku"/>
+      </w:pPr>
+      <w:r>
+        <w:t xml:space="preserve">Obrázok </w:t>
+      </w:r>
+      <w:r>
+        <w:t>4</w:t>
+      </w:r>
+      <w:r>
+        <w:t>:</w:t>
+      </w:r>
+      <w:r>
+        <w:t xml:space="preserve"> </w:t>
+      </w:r>
+      <w:r>
+        <w:t xml:space="preserve">Nastavenie </w:t>
+      </w:r>
+      <w:proofErr w:type="spellStart"/>
+      <w:r>
+        <w:t>Difficulty</w:t>
+      </w:r>
+      <w:proofErr w:type="spellEnd"/>
     </w:p>
     <w:p>
       <w:pPr>
@@ -1070,6 +1326,60 @@
         <w:spacing w:before="120" w:after="0"/>
       </w:pPr>
       <w:r>
+        <w:rPr>
+          <w:noProof/>
+        </w:rPr>
+        <w:drawing>
+          <wp:anchor distT="0" distB="0" distL="114300" distR="114300" simplePos="0" relativeHeight="251662336" behindDoc="1" locked="0" layoutInCell="1" allowOverlap="1" wp14:anchorId="3D02FE49" wp14:editId="36713442">
+            <wp:simplePos x="0" y="0"/>
+            <wp:positionH relativeFrom="page">
+              <wp:align>center</wp:align>
+            </wp:positionH>
+            <wp:positionV relativeFrom="page">
+              <wp:posOffset>7143750</wp:posOffset>
+            </wp:positionV>
+            <wp:extent cx="1704975" cy="752475"/>
+            <wp:effectExtent l="0" t="0" r="9525" b="9525"/>
+            <wp:wrapTopAndBottom/>
+            <wp:docPr id="260217635" name="drawing"/>
+            <wp:cNvGraphicFramePr>
+              <a:graphicFrameLocks xmlns:a="http://schemas.openxmlformats.org/drawingml/2006/main" noChangeAspect="1"/>
+            </wp:cNvGraphicFramePr>
+            <a:graphic xmlns:a="http://schemas.openxmlformats.org/drawingml/2006/main">
+              <a:graphicData uri="http://schemas.openxmlformats.org/drawingml/2006/picture">
+                <pic:pic xmlns:pic="http://schemas.openxmlformats.org/drawingml/2006/picture">
+                  <pic:nvPicPr>
+                    <pic:cNvPr id="260217635" name="Picture 260217635"/>
+                    <pic:cNvPicPr/>
+                  </pic:nvPicPr>
+                  <pic:blipFill>
+                    <a:blip r:embed="rId13">
+                      <a:extLst>
+                        <a:ext uri="{28A0092B-C50C-407E-A947-70E740481C1C}">
+                          <a14:useLocalDpi xmlns:a14="http://schemas.microsoft.com/office/drawing/2010/main" val="0"/>
+                        </a:ext>
+                      </a:extLst>
+                    </a:blip>
+                    <a:stretch>
+                      <a:fillRect/>
+                    </a:stretch>
+                  </pic:blipFill>
+                  <pic:spPr>
+                    <a:xfrm>
+                      <a:off x="0" y="0"/>
+                      <a:ext cx="1704975" cy="752475"/>
+                    </a:xfrm>
+                    <a:prstGeom prst="rect">
+                      <a:avLst/>
+                    </a:prstGeom>
+                  </pic:spPr>
+                </pic:pic>
+              </a:graphicData>
+            </a:graphic>
+          </wp:anchor>
+        </w:drawing>
+      </w:r>
+      <w:r>
         <w:t xml:space="preserve">Pac-Man sa ovláda pomocou smerových tlačidiel v ľavej dolnej časti obrazovky. Tlačidlo </w:t>
       </w:r>
       <w:r>
@@ -1151,6 +1461,29 @@
       </w:r>
       <w:r>
         <w:t>.</w:t>
+      </w:r>
+    </w:p>
+    <w:p>
+      <w:pPr>
+        <w:pStyle w:val="SPpopisobrazku"/>
+      </w:pPr>
+      <w:r>
+        <w:t xml:space="preserve">Obrázok </w:t>
+      </w:r>
+      <w:r>
+        <w:t>5</w:t>
+      </w:r>
+      <w:r>
+        <w:t>:</w:t>
+      </w:r>
+      <w:r>
+        <w:t xml:space="preserve"> </w:t>
+      </w:r>
+      <w:r>
+        <w:t xml:space="preserve">Tlačidlá </w:t>
+      </w:r>
+      <w:r>
+        <w:t>pohybu</w:t>
       </w:r>
     </w:p>
     <w:p>
@@ -1163,7 +1496,69 @@
         <w:spacing w:before="120" w:after="0"/>
       </w:pPr>
       <w:r>
-        <w:t xml:space="preserve">Prostredie NetLogo obsahuje aj nastavenie </w:t>
+        <w:rPr>
+          <w:noProof/>
+        </w:rPr>
+        <w:drawing>
+          <wp:anchor distT="0" distB="0" distL="114300" distR="114300" simplePos="0" relativeHeight="251663360" behindDoc="0" locked="0" layoutInCell="1" allowOverlap="1" wp14:anchorId="263B69A8" wp14:editId="45B53F7B">
+            <wp:simplePos x="0" y="0"/>
+            <wp:positionH relativeFrom="page">
+              <wp:align>center</wp:align>
+            </wp:positionH>
+            <wp:positionV relativeFrom="paragraph">
+              <wp:posOffset>833755</wp:posOffset>
+            </wp:positionV>
+            <wp:extent cx="2200582" cy="533474"/>
+            <wp:effectExtent l="0" t="0" r="9525" b="0"/>
+            <wp:wrapTopAndBottom/>
+            <wp:docPr id="849697134" name="drawing"/>
+            <wp:cNvGraphicFramePr>
+              <a:graphicFrameLocks xmlns:a="http://schemas.openxmlformats.org/drawingml/2006/main" noChangeAspect="1"/>
+            </wp:cNvGraphicFramePr>
+            <a:graphic xmlns:a="http://schemas.openxmlformats.org/drawingml/2006/main">
+              <a:graphicData uri="http://schemas.openxmlformats.org/drawingml/2006/picture">
+                <pic:pic xmlns:pic="http://schemas.openxmlformats.org/drawingml/2006/picture">
+                  <pic:nvPicPr>
+                    <pic:cNvPr id="849697134" name="Picture 849697134"/>
+                    <pic:cNvPicPr/>
+                  </pic:nvPicPr>
+                  <pic:blipFill>
+                    <a:blip r:embed="rId14">
+                      <a:extLst>
+                        <a:ext uri="{28A0092B-C50C-407E-A947-70E740481C1C}">
+                          <a14:useLocalDpi xmlns:a14="http://schemas.microsoft.com/office/drawing/2010/main" val="0"/>
+                        </a:ext>
+                      </a:extLst>
+                    </a:blip>
+                    <a:stretch>
+                      <a:fillRect/>
+                    </a:stretch>
+                  </pic:blipFill>
+                  <pic:spPr>
+                    <a:xfrm>
+                      <a:off x="0" y="0"/>
+                      <a:ext cx="2200582" cy="533474"/>
+                    </a:xfrm>
+                    <a:prstGeom prst="rect">
+                      <a:avLst/>
+                    </a:prstGeom>
+                  </pic:spPr>
+                </pic:pic>
+              </a:graphicData>
+            </a:graphic>
+          </wp:anchor>
+        </w:drawing>
+      </w:r>
+      <w:r>
+        <w:t xml:space="preserve">Prostredie </w:t>
+      </w:r>
+      <w:proofErr w:type="spellStart"/>
+      <w:r>
+        <w:t>NetLogo</w:t>
+      </w:r>
+      <w:proofErr w:type="spellEnd"/>
+      <w:r>
+        <w:t xml:space="preserve"> obsahuje aj nastavenie </w:t>
       </w:r>
       <w:r>
         <w:rPr>
@@ -1177,14 +1572,34 @@
       </w:r>
     </w:p>
     <w:p>
+      <w:pPr>
+        <w:pStyle w:val="SPpopisobrazku"/>
+      </w:pPr>
+      <w:r>
+        <w:t xml:space="preserve">Obrázok </w:t>
+      </w:r>
+      <w:r>
+        <w:t>6</w:t>
+      </w:r>
+      <w:r>
+        <w:t>:</w:t>
+      </w:r>
+      <w:r>
+        <w:t xml:space="preserve"> </w:t>
+      </w:r>
+      <w:r>
+        <w:t xml:space="preserve">Nastavenie Model </w:t>
+      </w:r>
+      <w:proofErr w:type="spellStart"/>
+      <w:r>
+        <w:t>Speed</w:t>
+      </w:r>
+      <w:proofErr w:type="spellEnd"/>
+    </w:p>
+    <w:p>
       <w:r>
         <w:br w:type="page"/>
       </w:r>
-    </w:p>
-    <w:p>
-      <w:pPr>
-        <w:pStyle w:val="SPnadpis"/>
-      </w:pPr>
       <w:r>
         <w:lastRenderedPageBreak/>
         <w:t>Ciele projektu</w:t>
@@ -2337,8 +2752,8 @@
       </w:r>
     </w:p>
     <w:sectPr>
-      <w:headerReference w:type="default" r:id="rId10"/>
-      <w:footerReference w:type="default" r:id="rId11"/>
+      <w:headerReference w:type="default" r:id="rId15"/>
+      <w:footerReference w:type="default" r:id="rId16"/>
       <w:pgSz w:w="11910" w:h="16840"/>
       <w:pgMar w:top="400" w:right="1275" w:bottom="280" w:left="566" w:header="708" w:footer="708" w:gutter="0"/>
       <w:cols w:space="708"/>
@@ -4488,6 +4903,7 @@
   <w:style w:type="character" w:default="1" w:styleId="DefaultParagraphFont">
     <w:name w:val="Default Paragraph Font"/>
     <w:uiPriority w:val="1"/>
+    <w:semiHidden/>
     <w:unhideWhenUsed/>
   </w:style>
   <w:style w:type="table" w:default="1" w:styleId="TableNormal">
